--- a/插件详细手册/8.物体/解谜设计-简易魔塔.docx
+++ b/插件详细手册/8.物体/解谜设计-简易魔塔.docx
@@ -1,6 +1,6 @@
 
 <file path=word/document.xml><?xml version="1.0" encoding="utf-8"?>
-<w:document xmlns:wpc="http://schemas.microsoft.com/office/word/2010/wordprocessingCanvas" xmlns:cx="http://schemas.microsoft.com/office/drawing/2014/chartex" xmlns:cx1="http://schemas.microsoft.com/office/drawing/2015/9/8/chartex" xmlns:cx2="http://schemas.microsoft.com/office/drawing/2015/10/21/chartex" xmlns:cx3="http://schemas.microsoft.com/office/drawing/2016/5/9/chartex" xmlns:cx4="http://schemas.microsoft.com/office/drawing/2016/5/10/chartex" xmlns:cx5="http://schemas.microsoft.com/office/drawing/2016/5/11/chartex" xmlns:cx6="http://schemas.microsoft.com/office/drawing/2016/5/12/chartex" xmlns:cx7="http://schemas.microsoft.com/office/drawing/2016/5/13/chartex" xmlns:cx8="http://schemas.microsoft.com/office/drawing/2016/5/14/chartex" xmlns:mc="http://schemas.openxmlformats.org/markup-compatibility/2006" xmlns:aink="http://schemas.microsoft.com/office/drawing/2016/ink" xmlns:am3d="http://schemas.microsoft.com/office/drawing/2017/model3d" xmlns:o="urn:schemas-microsoft-com:office:office" xmlns:oel="http://schemas.microsoft.com/office/2019/extlst" xmlns:r="http://schemas.openxmlformats.org/officeDocument/2006/relationships" xmlns:m="http://schemas.openxmlformats.org/officeDocument/2006/math" xmlns:v="urn:schemas-microsoft-com:vml" xmlns:wp14="http://schemas.microsoft.com/office/word/2010/wordprocessingDrawing" xmlns:wp="http://schemas.openxmlformats.org/drawingml/2006/wordprocessingDrawing" xmlns:w10="urn:schemas-microsoft-com:office:word" xmlns:w="http://schemas.openxmlformats.org/wordprocessingml/2006/main" xmlns:w14="http://schemas.microsoft.com/office/word/2010/wordml" xmlns:w15="http://schemas.microsoft.com/office/word/2012/wordml" xmlns:w16cex="http://schemas.microsoft.com/office/word/2018/wordml/cex" xmlns:w16cid="http://schemas.microsoft.com/office/word/2016/wordml/cid" xmlns:w16="http://schemas.microsoft.com/office/word/2018/wordml" xmlns:w16du="http://schemas.microsoft.com/office/word/2023/wordml/word16du" xmlns:w16sdtdh="http://schemas.microsoft.com/office/word/2020/wordml/sdtdatahash" xmlns:w16se="http://schemas.microsoft.com/office/word/2015/wordml/symex" xmlns:wpg="http://schemas.microsoft.com/office/word/2010/wordprocessingGroup" xmlns:wpi="http://schemas.microsoft.com/office/word/2010/wordprocessingInk" xmlns:wne="http://schemas.microsoft.com/office/word/2006/wordml" xmlns:wps="http://schemas.microsoft.com/office/word/2010/wordprocessingShape" mc:Ignorable="w14 w15 w16se w16cid w16 w16cex w16sdtdh w16du wp14">
+<w:document xmlns:wpc="http://schemas.microsoft.com/office/word/2010/wordprocessingCanvas" xmlns:cx="http://schemas.microsoft.com/office/drawing/2014/chartex" xmlns:cx1="http://schemas.microsoft.com/office/drawing/2015/9/8/chartex" xmlns:cx2="http://schemas.microsoft.com/office/drawing/2015/10/21/chartex" xmlns:cx3="http://schemas.microsoft.com/office/drawing/2016/5/9/chartex" xmlns:cx4="http://schemas.microsoft.com/office/drawing/2016/5/10/chartex" xmlns:cx5="http://schemas.microsoft.com/office/drawing/2016/5/11/chartex" xmlns:cx6="http://schemas.microsoft.com/office/drawing/2016/5/12/chartex" xmlns:cx7="http://schemas.microsoft.com/office/drawing/2016/5/13/chartex" xmlns:cx8="http://schemas.microsoft.com/office/drawing/2016/5/14/chartex" xmlns:mc="http://schemas.openxmlformats.org/markup-compatibility/2006" xmlns:aink="http://schemas.microsoft.com/office/drawing/2016/ink" xmlns:am3d="http://schemas.microsoft.com/office/drawing/2017/model3d" xmlns:o="urn:schemas-microsoft-com:office:office" xmlns:oel="http://schemas.microsoft.com/office/2019/extlst" xmlns:r="http://schemas.openxmlformats.org/officeDocument/2006/relationships" xmlns:m="http://schemas.openxmlformats.org/officeDocument/2006/math" xmlns:v="urn:schemas-microsoft-com:vml" xmlns:wp14="http://schemas.microsoft.com/office/word/2010/wordprocessingDrawing" xmlns:wp="http://schemas.openxmlformats.org/drawingml/2006/wordprocessingDrawing" xmlns:w10="urn:schemas-microsoft-com:office:word" xmlns:w="http://schemas.openxmlformats.org/wordprocessingml/2006/main" xmlns:w14="http://schemas.microsoft.com/office/word/2010/wordml" xmlns:w15="http://schemas.microsoft.com/office/word/2012/wordml" xmlns:w16cex="http://schemas.microsoft.com/office/word/2018/wordml/cex" xmlns:w16cid="http://schemas.microsoft.com/office/word/2016/wordml/cid" xmlns:w16="http://schemas.microsoft.com/office/word/2018/wordml" xmlns:w16du="http://schemas.microsoft.com/office/word/2023/wordml/word16du" xmlns:w16sdtdh="http://schemas.microsoft.com/office/word/2020/wordml/sdtdatahash" xmlns:w16sdtfl="http://schemas.microsoft.com/office/word/2024/wordml/sdtformatlock" xmlns:w16se="http://schemas.microsoft.com/office/word/2015/wordml/symex" xmlns:wpg="http://schemas.microsoft.com/office/word/2010/wordprocessingGroup" xmlns:wpi="http://schemas.microsoft.com/office/word/2010/wordprocessingInk" xmlns:wne="http://schemas.microsoft.com/office/word/2006/wordml" xmlns:wps="http://schemas.microsoft.com/office/word/2010/wordprocessingShape" mc:Ignorable="w14 w15 w16se w16cid w16 w16cex w16sdtdh w16sdtfl w16du wp14">
   <w:body>
     <w:p>
       <w:pPr>
@@ -95,6 +95,7 @@
       <w:pPr>
         <w:widowControl/>
         <w:adjustRightInd w:val="0"/>
+        <w:snapToGrid w:val="0"/>
         <w:jc w:val="center"/>
         <w:rPr>
           <w:rFonts w:ascii="Tahoma" w:eastAsia="微软雅黑" w:hAnsi="Tahoma"/>
@@ -104,11 +105,10 @@
       </w:pPr>
       <w:r>
         <w:rPr>
-          <w:rFonts w:ascii="宋体" w:eastAsia="宋体" w:hAnsi="宋体" w:cs="宋体"/>
+          <w:rFonts w:ascii="Tahoma" w:eastAsia="微软雅黑" w:hAnsi="Tahoma"/>
           <w:noProof/>
           <w:kern w:val="0"/>
-          <w:sz w:val="24"/>
-          <w:szCs w:val="24"/>
+          <w:sz w:val="22"/>
         </w:rPr>
         <w:drawing>
           <wp:inline distT="0" distB="0" distL="0" distR="0" wp14:anchorId="7C468117" wp14:editId="4FCB1871">
@@ -192,27 +192,27 @@
     <w:p>
       <w:pPr>
         <w:widowControl/>
-        <w:jc w:val="left"/>
-        <w:rPr>
-          <w:rFonts w:ascii="宋体" w:eastAsia="宋体" w:hAnsi="宋体" w:cs="宋体" w:hint="eastAsia"/>
-          <w:kern w:val="0"/>
-          <w:sz w:val="24"/>
-          <w:szCs w:val="24"/>
-        </w:rPr>
-      </w:pPr>
-      <w:r>
-        <w:rPr>
-          <w:rFonts w:ascii="宋体" w:eastAsia="宋体" w:hAnsi="宋体" w:cs="宋体"/>
+        <w:adjustRightInd w:val="0"/>
+        <w:snapToGrid w:val="0"/>
+        <w:jc w:val="center"/>
+        <w:rPr>
+          <w:rFonts w:ascii="Tahoma" w:eastAsia="微软雅黑" w:hAnsi="Tahoma"/>
+          <w:kern w:val="0"/>
+          <w:sz w:val="22"/>
+        </w:rPr>
+      </w:pPr>
+      <w:r>
+        <w:rPr>
+          <w:rFonts w:ascii="Tahoma" w:eastAsia="微软雅黑" w:hAnsi="Tahoma" w:hint="eastAsia"/>
           <w:noProof/>
           <w:kern w:val="0"/>
-          <w:sz w:val="24"/>
-          <w:szCs w:val="24"/>
+          <w:sz w:val="22"/>
         </w:rPr>
         <w:drawing>
-          <wp:inline distT="0" distB="0" distL="0" distR="0" wp14:anchorId="5F8C9F1D" wp14:editId="5D654543">
-            <wp:extent cx="5274310" cy="3456305"/>
-            <wp:effectExtent l="0" t="0" r="2540" b="0"/>
-            <wp:docPr id="1461867632" name="图片 1"/>
+          <wp:inline distT="0" distB="0" distL="0" distR="0" wp14:anchorId="1235AC49" wp14:editId="4905780D">
+            <wp:extent cx="4572000" cy="2563975"/>
+            <wp:effectExtent l="0" t="0" r="0" b="8255"/>
+            <wp:docPr id="1264091754" name="图片 23"/>
             <wp:cNvGraphicFramePr>
               <a:graphicFrameLocks xmlns:a="http://schemas.openxmlformats.org/drawingml/2006/main" noChangeAspect="1"/>
             </wp:cNvGraphicFramePr>
@@ -220,7 +220,7 @@
               <a:graphicData uri="http://schemas.openxmlformats.org/drawingml/2006/picture">
                 <pic:pic xmlns:pic="http://schemas.openxmlformats.org/drawingml/2006/picture">
                   <pic:nvPicPr>
-                    <pic:cNvPr id="0" name="Picture 1"/>
+                    <pic:cNvPr id="0" name="Picture 45"/>
                     <pic:cNvPicPr>
                       <a:picLocks noChangeAspect="1" noChangeArrowheads="1"/>
                     </pic:cNvPicPr>
@@ -241,7 +241,7 @@
                   <pic:spPr bwMode="auto">
                     <a:xfrm>
                       <a:off x="0" y="0"/>
-                      <a:ext cx="5274310" cy="3456305"/>
+                      <a:ext cx="4579048" cy="2567928"/>
                     </a:xfrm>
                     <a:prstGeom prst="rect">
                       <a:avLst/>
@@ -261,6 +261,75 @@
     <w:p>
       <w:pPr>
         <w:widowControl/>
+        <w:adjustRightInd w:val="0"/>
+        <w:snapToGrid w:val="0"/>
+        <w:jc w:val="center"/>
+        <w:rPr>
+          <w:rFonts w:ascii="Tahoma" w:eastAsia="微软雅黑" w:hAnsi="Tahoma"/>
+          <w:kern w:val="0"/>
+          <w:sz w:val="22"/>
+        </w:rPr>
+      </w:pPr>
+      <w:r>
+        <w:rPr>
+          <w:rFonts w:ascii="Tahoma" w:eastAsia="微软雅黑" w:hAnsi="Tahoma" w:hint="eastAsia"/>
+          <w:noProof/>
+          <w:kern w:val="0"/>
+          <w:sz w:val="22"/>
+        </w:rPr>
+        <w:drawing>
+          <wp:inline distT="0" distB="0" distL="0" distR="0" wp14:anchorId="7C313C52" wp14:editId="7D3DF334">
+            <wp:extent cx="4572000" cy="1673904"/>
+            <wp:effectExtent l="0" t="0" r="0" b="2540"/>
+            <wp:docPr id="1049103408" name="图片 24"/>
+            <wp:cNvGraphicFramePr>
+              <a:graphicFrameLocks xmlns:a="http://schemas.openxmlformats.org/drawingml/2006/main" noChangeAspect="1"/>
+            </wp:cNvGraphicFramePr>
+            <a:graphic xmlns:a="http://schemas.openxmlformats.org/drawingml/2006/main">
+              <a:graphicData uri="http://schemas.openxmlformats.org/drawingml/2006/picture">
+                <pic:pic xmlns:pic="http://schemas.openxmlformats.org/drawingml/2006/picture">
+                  <pic:nvPicPr>
+                    <pic:cNvPr id="0" name="Picture 47"/>
+                    <pic:cNvPicPr>
+                      <a:picLocks noChangeAspect="1" noChangeArrowheads="1"/>
+                    </pic:cNvPicPr>
+                  </pic:nvPicPr>
+                  <pic:blipFill>
+                    <a:blip r:embed="rId9">
+                      <a:extLst>
+                        <a:ext uri="{28A0092B-C50C-407E-A947-70E740481C1C}">
+                          <a14:useLocalDpi xmlns:a14="http://schemas.microsoft.com/office/drawing/2010/main" val="0"/>
+                        </a:ext>
+                      </a:extLst>
+                    </a:blip>
+                    <a:srcRect/>
+                    <a:stretch>
+                      <a:fillRect/>
+                    </a:stretch>
+                  </pic:blipFill>
+                  <pic:spPr bwMode="auto">
+                    <a:xfrm>
+                      <a:off x="0" y="0"/>
+                      <a:ext cx="4580710" cy="1677093"/>
+                    </a:xfrm>
+                    <a:prstGeom prst="rect">
+                      <a:avLst/>
+                    </a:prstGeom>
+                    <a:noFill/>
+                    <a:ln>
+                      <a:noFill/>
+                    </a:ln>
+                  </pic:spPr>
+                </pic:pic>
+              </a:graphicData>
+            </a:graphic>
+          </wp:inline>
+        </w:drawing>
+      </w:r>
+    </w:p>
+    <w:p>
+      <w:pPr>
+        <w:widowControl/>
         <w:snapToGrid w:val="0"/>
         <w:jc w:val="left"/>
         <w:rPr>
@@ -562,21 +631,230 @@
     </w:p>
     <w:p>
       <w:pPr>
-        <w:widowControl/>
+        <w:pStyle w:val="3"/>
+        <w:rPr>
+          <w:rFonts w:hint="eastAsia"/>
+        </w:rPr>
+      </w:pPr>
+      <w:bookmarkStart w:id="0" w:name="_基础工程示例"/>
+      <w:bookmarkEnd w:id="0"/>
+      <w:r>
+        <w:rPr>
+          <w:rFonts w:hint="eastAsia"/>
+        </w:rPr>
+        <w:t>基础工程示例</w:t>
+      </w:r>
+    </w:p>
+    <w:p>
+      <w:pPr>
+        <w:widowControl/>
+        <w:adjustRightInd w:val="0"/>
+        <w:snapToGrid w:val="0"/>
         <w:jc w:val="left"/>
         <w:rPr>
-          <w:rFonts w:ascii="宋体" w:eastAsia="宋体" w:hAnsi="宋体" w:cs="宋体" w:hint="eastAsia"/>
-          <w:kern w:val="0"/>
-          <w:sz w:val="24"/>
-          <w:szCs w:val="24"/>
-        </w:rPr>
-      </w:pPr>
-      <w:r>
-        <w:rPr>
-          <w:rFonts w:ascii="宋体" w:eastAsia="宋体" w:hAnsi="宋体" w:cs="宋体"/>
-          <w:kern w:val="0"/>
-          <w:sz w:val="24"/>
-          <w:szCs w:val="24"/>
+          <w:rFonts w:ascii="Tahoma" w:eastAsia="微软雅黑" w:hAnsi="Tahoma"/>
+          <w:kern w:val="0"/>
+          <w:sz w:val="22"/>
+        </w:rPr>
+      </w:pPr>
+      <w:r>
+        <w:rPr>
+          <w:rFonts w:ascii="Tahoma" w:eastAsia="微软雅黑" w:hAnsi="Tahoma" w:hint="eastAsia"/>
+          <w:kern w:val="0"/>
+          <w:sz w:val="22"/>
+        </w:rPr>
+        <w:t>考虑到示例工程中的插件太多了，群友单独拿出来会遇到各种问题。</w:t>
+      </w:r>
+    </w:p>
+    <w:p>
+      <w:pPr>
+        <w:widowControl/>
+        <w:adjustRightInd w:val="0"/>
+        <w:snapToGrid w:val="0"/>
+        <w:spacing w:after="200"/>
+        <w:jc w:val="left"/>
+        <w:rPr>
+          <w:rFonts w:ascii="Tahoma" w:eastAsia="微软雅黑" w:hAnsi="Tahoma"/>
+          <w:kern w:val="0"/>
+          <w:sz w:val="22"/>
+        </w:rPr>
+      </w:pPr>
+      <w:r>
+        <w:rPr>
+          <w:rFonts w:ascii="Tahoma" w:eastAsia="微软雅黑" w:hAnsi="Tahoma" w:hint="eastAsia"/>
+          <w:kern w:val="0"/>
+          <w:sz w:val="22"/>
+        </w:rPr>
+        <w:t>这里我建立了单独的解谜设计工程，并放入了集合中，方便熟悉用法。</w:t>
+      </w:r>
+    </w:p>
+    <w:tbl>
+      <w:tblPr>
+        <w:tblStyle w:val="af"/>
+        <w:tblW w:w="0" w:type="auto"/>
+        <w:shd w:val="clear" w:color="auto" w:fill="DEEAF6" w:themeFill="accent1" w:themeFillTint="33"/>
+        <w:tblLook w:val="04A0" w:firstRow="1" w:lastRow="0" w:firstColumn="1" w:lastColumn="0" w:noHBand="0" w:noVBand="1"/>
+      </w:tblPr>
+      <w:tblGrid>
+        <w:gridCol w:w="8522"/>
+      </w:tblGrid>
+      <w:tr>
+        <w:tc>
+          <w:tcPr>
+            <w:tcW w:w="8522" w:type="dxa"/>
+            <w:shd w:val="clear" w:color="auto" w:fill="DEEAF6" w:themeFill="accent1" w:themeFillTint="33"/>
+          </w:tcPr>
+          <w:p>
+            <w:pPr>
+              <w:widowControl/>
+              <w:adjustRightInd w:val="0"/>
+              <w:snapToGrid w:val="0"/>
+              <w:jc w:val="left"/>
+              <w:rPr>
+                <w:rFonts w:ascii="Tahoma" w:eastAsia="微软雅黑" w:hAnsi="Tahoma"/>
+                <w:kern w:val="0"/>
+                <w:sz w:val="22"/>
+              </w:rPr>
+            </w:pPr>
+            <w:r>
+              <w:rPr>
+                <w:rFonts w:ascii="Tahoma" w:eastAsia="微软雅黑" w:hAnsi="Tahoma" w:hint="eastAsia"/>
+                <w:kern w:val="0"/>
+                <w:sz w:val="22"/>
+              </w:rPr>
+              <w:t>小型示例工程集合</w:t>
+            </w:r>
+          </w:p>
+          <w:p>
+            <w:pPr>
+              <w:widowControl/>
+              <w:adjustRightInd w:val="0"/>
+              <w:snapToGrid w:val="0"/>
+              <w:jc w:val="left"/>
+              <w:rPr>
+                <w:rFonts w:ascii="Tahoma" w:eastAsia="微软雅黑" w:hAnsi="Tahoma"/>
+                <w:kern w:val="0"/>
+                <w:sz w:val="22"/>
+              </w:rPr>
+            </w:pPr>
+            <w:r>
+              <w:rPr>
+                <w:rFonts w:ascii="Tahoma" w:eastAsia="微软雅黑" w:hAnsi="Tahoma" w:hint="eastAsia"/>
+                <w:kern w:val="0"/>
+                <w:sz w:val="22"/>
+              </w:rPr>
+              <w:t>链接</w:t>
+            </w:r>
+            <w:r>
+              <w:rPr>
+                <w:rFonts w:ascii="Tahoma" w:eastAsia="微软雅黑" w:hAnsi="Tahoma" w:hint="eastAsia"/>
+                <w:kern w:val="0"/>
+                <w:sz w:val="22"/>
+              </w:rPr>
+              <w:t xml:space="preserve">: </w:t>
+            </w:r>
+            <w:hyperlink r:id="rId10" w:history="1">
+              <w:r>
+                <w:rPr>
+                  <w:rStyle w:val="a4"/>
+                  <w:rFonts w:ascii="Tahoma" w:eastAsia="微软雅黑" w:hAnsi="Tahoma" w:hint="eastAsia"/>
+                  <w:kern w:val="0"/>
+                  <w:sz w:val="22"/>
+                </w:rPr>
+                <w:t>https://pan.baidu.com/s/1Z60Fht7alAGZymWOle68PQ</w:t>
+              </w:r>
+            </w:hyperlink>
+            <w:r>
+              <w:rPr>
+                <w:rFonts w:ascii="Tahoma" w:eastAsia="微软雅黑" w:hAnsi="Tahoma" w:hint="eastAsia"/>
+                <w:kern w:val="0"/>
+                <w:sz w:val="22"/>
+              </w:rPr>
+              <w:t xml:space="preserve"> </w:t>
+            </w:r>
+          </w:p>
+          <w:p>
+            <w:pPr>
+              <w:widowControl/>
+              <w:adjustRightInd w:val="0"/>
+              <w:snapToGrid w:val="0"/>
+              <w:jc w:val="left"/>
+              <w:rPr>
+                <w:rFonts w:ascii="Tahoma" w:eastAsia="微软雅黑" w:hAnsi="Tahoma"/>
+                <w:kern w:val="0"/>
+                <w:sz w:val="22"/>
+              </w:rPr>
+            </w:pPr>
+            <w:r>
+              <w:rPr>
+                <w:rFonts w:ascii="Tahoma" w:eastAsia="微软雅黑" w:hAnsi="Tahoma" w:hint="eastAsia"/>
+                <w:kern w:val="0"/>
+                <w:sz w:val="22"/>
+              </w:rPr>
+              <w:t>提取码</w:t>
+            </w:r>
+            <w:r>
+              <w:rPr>
+                <w:rFonts w:ascii="Tahoma" w:eastAsia="微软雅黑" w:hAnsi="Tahoma" w:hint="eastAsia"/>
+                <w:kern w:val="0"/>
+                <w:sz w:val="22"/>
+              </w:rPr>
+              <w:t xml:space="preserve">: 3r5e </w:t>
+            </w:r>
+          </w:p>
+        </w:tc>
+      </w:tr>
+    </w:tbl>
+    <w:p>
+      <w:pPr>
+        <w:widowControl/>
+        <w:adjustRightInd w:val="0"/>
+        <w:jc w:val="left"/>
+        <w:rPr>
+          <w:rFonts w:ascii="Tahoma" w:eastAsia="微软雅黑" w:hAnsi="Tahoma"/>
+          <w:kern w:val="0"/>
+          <w:sz w:val="22"/>
+        </w:rPr>
+      </w:pPr>
+      <w:r>
+        <w:rPr>
+          <w:rFonts w:ascii="Tahoma" w:eastAsia="微软雅黑" w:hAnsi="Tahoma" w:hint="eastAsia"/>
+          <w:kern w:val="0"/>
+          <w:sz w:val="22"/>
+        </w:rPr>
+        <w:t>另外，示例中的插件一直在更新，而打包工程中的插件不一定会同步更新哦。</w:t>
+      </w:r>
+    </w:p>
+    <w:p>
+      <w:pPr>
+        <w:widowControl/>
+        <w:adjustRightInd w:val="0"/>
+        <w:snapToGrid w:val="0"/>
+        <w:jc w:val="left"/>
+        <w:rPr>
+          <w:rFonts w:ascii="Tahoma" w:eastAsia="微软雅黑" w:hAnsi="Tahoma"/>
+          <w:kern w:val="0"/>
+          <w:sz w:val="22"/>
+        </w:rPr>
+      </w:pPr>
+    </w:p>
+    <w:p>
+      <w:pPr>
+        <w:widowControl/>
+        <w:adjustRightInd w:val="0"/>
+        <w:snapToGrid w:val="0"/>
+        <w:jc w:val="left"/>
+        <w:rPr>
+          <w:rFonts w:ascii="Tahoma" w:eastAsia="微软雅黑" w:hAnsi="Tahoma"/>
+          <w:kern w:val="0"/>
+          <w:sz w:val="22"/>
+        </w:rPr>
+      </w:pPr>
+      <w:r>
+        <w:rPr>
+          <w:rFonts w:ascii="Tahoma" w:eastAsia="微软雅黑" w:hAnsi="Tahoma" w:hint="eastAsia"/>
+          <w:kern w:val="0"/>
+          <w:sz w:val="22"/>
         </w:rPr>
         <w:br w:type="page"/>
       </w:r>
@@ -830,7 +1108,7 @@
                     </pic:cNvPicPr>
                   </pic:nvPicPr>
                   <pic:blipFill>
-                    <a:blip r:embed="rId9">
+                    <a:blip r:embed="rId11">
                       <a:extLst>
                         <a:ext uri="{28A0092B-C50C-407E-A947-70E740481C1C}">
                           <a14:useLocalDpi xmlns:a14="http://schemas.microsoft.com/office/drawing/2010/main" val="0"/>
@@ -1022,6 +1300,7 @@
         <w:widowControl/>
         <w:adjustRightInd w:val="0"/>
         <w:snapToGrid w:val="0"/>
+        <w:ind w:firstLineChars="200" w:firstLine="440"/>
         <w:jc w:val="left"/>
         <w:rPr>
           <w:rFonts w:ascii="Tahoma" w:eastAsia="微软雅黑" w:hAnsi="Tahoma"/>
@@ -1374,27 +1653,118 @@
     <w:p>
       <w:pPr>
         <w:widowControl/>
+        <w:adjustRightInd w:val="0"/>
+        <w:snapToGrid w:val="0"/>
+        <w:jc w:val="left"/>
+        <w:rPr>
+          <w:rFonts w:ascii="Tahoma" w:eastAsia="微软雅黑" w:hAnsi="Tahoma"/>
+          <w:kern w:val="0"/>
+          <w:sz w:val="22"/>
+        </w:rPr>
+      </w:pPr>
+      <w:r>
+        <w:rPr>
+          <w:rFonts w:ascii="Tahoma" w:eastAsia="微软雅黑" w:hAnsi="Tahoma" w:hint="eastAsia"/>
+          <w:kern w:val="0"/>
+          <w:sz w:val="22"/>
+        </w:rPr>
+        <w:t>（</w:t>
+      </w:r>
+      <w:r>
+        <w:rPr>
+          <w:rFonts w:ascii="Tahoma" w:eastAsia="微软雅黑" w:hAnsi="Tahoma" w:hint="eastAsia"/>
+          <w:kern w:val="0"/>
+          <w:sz w:val="22"/>
+        </w:rPr>
+        <w:t>公共事件“</w:t>
+      </w:r>
+      <w:r>
+        <w:rPr>
+          <w:rFonts w:ascii="Tahoma" w:eastAsia="微软雅黑" w:hAnsi="Tahoma" w:hint="eastAsia"/>
+          <w:kern w:val="0"/>
+          <w:sz w:val="22"/>
+        </w:rPr>
+        <w:t>UI</w:t>
+      </w:r>
+      <w:r>
+        <w:rPr>
+          <w:rFonts w:ascii="Tahoma" w:eastAsia="微软雅黑" w:hAnsi="Tahoma" w:hint="eastAsia"/>
+          <w:kern w:val="0"/>
+          <w:sz w:val="22"/>
+        </w:rPr>
+        <w:t>主题</w:t>
+      </w:r>
+      <w:r>
+        <w:rPr>
+          <w:rFonts w:ascii="Tahoma" w:eastAsia="微软雅黑" w:hAnsi="Tahoma" w:hint="eastAsia"/>
+          <w:kern w:val="0"/>
+          <w:sz w:val="22"/>
+        </w:rPr>
+        <w:t>”的</w:t>
+      </w:r>
+      <w:r>
+        <w:rPr>
+          <w:rFonts w:ascii="Tahoma" w:eastAsia="微软雅黑" w:hAnsi="Tahoma" w:hint="eastAsia"/>
+          <w:kern w:val="0"/>
+          <w:sz w:val="22"/>
+        </w:rPr>
+        <w:t>具体配置见后面的“插件</w:t>
+      </w:r>
+      <w:r>
+        <w:rPr>
+          <w:rFonts w:ascii="Tahoma" w:eastAsia="微软雅黑" w:hAnsi="Tahoma" w:hint="eastAsia"/>
+          <w:kern w:val="0"/>
+          <w:sz w:val="22"/>
+        </w:rPr>
+        <w:t>-</w:t>
+      </w:r>
+      <w:r>
+        <w:rPr>
+          <w:rFonts w:ascii="Tahoma" w:eastAsia="微软雅黑" w:hAnsi="Tahoma" w:hint="eastAsia"/>
+          <w:kern w:val="0"/>
+          <w:sz w:val="22"/>
+        </w:rPr>
+        <w:t>参数数字”“插件</w:t>
+      </w:r>
+      <w:r>
+        <w:rPr>
+          <w:rFonts w:ascii="Tahoma" w:eastAsia="微软雅黑" w:hAnsi="Tahoma" w:hint="eastAsia"/>
+          <w:kern w:val="0"/>
+          <w:sz w:val="22"/>
+        </w:rPr>
+        <w:t>-</w:t>
+      </w:r>
+      <w:r>
+        <w:rPr>
+          <w:rFonts w:ascii="Tahoma" w:eastAsia="微软雅黑" w:hAnsi="Tahoma" w:hint="eastAsia"/>
+          <w:kern w:val="0"/>
+          <w:sz w:val="22"/>
+        </w:rPr>
+        <w:t>高级变量框”）</w:t>
+      </w:r>
+    </w:p>
+    <w:p>
+      <w:pPr>
+        <w:widowControl/>
+        <w:adjustRightInd w:val="0"/>
+        <w:snapToGrid w:val="0"/>
         <w:jc w:val="center"/>
         <w:rPr>
-          <w:rFonts w:ascii="宋体" w:eastAsia="宋体" w:hAnsi="宋体" w:cs="宋体" w:hint="eastAsia"/>
-          <w:kern w:val="0"/>
-          <w:sz w:val="24"/>
-          <w:szCs w:val="24"/>
-        </w:rPr>
-      </w:pPr>
-      <w:r>
-        <w:rPr>
-          <w:rFonts w:ascii="宋体" w:eastAsia="宋体" w:hAnsi="宋体" w:cs="宋体"/>
+          <w:rFonts w:ascii="Tahoma" w:eastAsia="微软雅黑" w:hAnsi="Tahoma"/>
+          <w:kern w:val="0"/>
+          <w:sz w:val="22"/>
+        </w:rPr>
+      </w:pPr>
+      <w:r>
+        <w:rPr>
+          <w:rFonts w:hint="eastAsia"/>
           <w:noProof/>
-          <w:kern w:val="0"/>
-          <w:sz w:val="24"/>
-          <w:szCs w:val="24"/>
         </w:rPr>
         <w:drawing>
-          <wp:inline distT="0" distB="0" distL="0" distR="0" wp14:anchorId="0CBFEFAE" wp14:editId="71BC883A">
-            <wp:extent cx="2331720" cy="2970917"/>
-            <wp:effectExtent l="0" t="0" r="0" b="1270"/>
-            <wp:docPr id="4" name="图片 4"/>
+          <wp:inline distT="0" distB="0" distL="0" distR="0" wp14:anchorId="079BBF7C" wp14:editId="352356C1">
+            <wp:extent cx="1965960" cy="1477450"/>
+            <wp:effectExtent l="0" t="0" r="0" b="8890"/>
+            <wp:docPr id="734138854" name="图片 7"/>
             <wp:cNvGraphicFramePr>
               <a:graphicFrameLocks xmlns:a="http://schemas.openxmlformats.org/drawingml/2006/main" noChangeAspect="1"/>
             </wp:cNvGraphicFramePr>
@@ -1402,362 +1772,7 @@
               <a:graphicData uri="http://schemas.openxmlformats.org/drawingml/2006/picture">
                 <pic:pic xmlns:pic="http://schemas.openxmlformats.org/drawingml/2006/picture">
                   <pic:nvPicPr>
-                    <pic:cNvPr id="0" name="Picture 1"/>
-                    <pic:cNvPicPr>
-                      <a:picLocks noChangeAspect="1" noChangeArrowheads="1"/>
-                    </pic:cNvPicPr>
-                  </pic:nvPicPr>
-                  <pic:blipFill>
-                    <a:blip r:embed="rId10">
-                      <a:extLst>
-                        <a:ext uri="{28A0092B-C50C-407E-A947-70E740481C1C}">
-                          <a14:useLocalDpi xmlns:a14="http://schemas.microsoft.com/office/drawing/2010/main" val="0"/>
-                        </a:ext>
-                      </a:extLst>
-                    </a:blip>
-                    <a:srcRect/>
-                    <a:stretch>
-                      <a:fillRect/>
-                    </a:stretch>
-                  </pic:blipFill>
-                  <pic:spPr bwMode="auto">
-                    <a:xfrm>
-                      <a:off x="0" y="0"/>
-                      <a:ext cx="2335681" cy="2975964"/>
-                    </a:xfrm>
-                    <a:prstGeom prst="rect">
-                      <a:avLst/>
-                    </a:prstGeom>
-                    <a:noFill/>
-                    <a:ln>
-                      <a:noFill/>
-                    </a:ln>
-                  </pic:spPr>
-                </pic:pic>
-              </a:graphicData>
-            </a:graphic>
-          </wp:inline>
-        </w:drawing>
-      </w:r>
-    </w:p>
-    <w:p>
-      <w:pPr>
-        <w:widowControl/>
-        <w:rPr>
-          <w:rFonts w:ascii="宋体" w:eastAsia="宋体" w:hAnsi="宋体" w:cs="宋体" w:hint="eastAsia"/>
-          <w:kern w:val="0"/>
-          <w:sz w:val="24"/>
-          <w:szCs w:val="24"/>
-        </w:rPr>
-      </w:pPr>
-    </w:p>
-    <w:p>
-      <w:pPr>
-        <w:pStyle w:val="4"/>
-        <w:snapToGrid w:val="0"/>
-        <w:rPr>
-          <w:rFonts w:hint="eastAsia"/>
-        </w:rPr>
-      </w:pPr>
-      <w:r>
-        <w:t>4</w:t>
-      </w:r>
-      <w:r>
-        <w:rPr>
-          <w:rFonts w:hint="eastAsia"/>
-        </w:rPr>
-        <w:t>）插件配置</w:t>
-      </w:r>
-    </w:p>
-    <w:p>
-      <w:pPr>
-        <w:widowControl/>
-        <w:adjustRightInd w:val="0"/>
-        <w:snapToGrid w:val="0"/>
-        <w:jc w:val="left"/>
-        <w:rPr>
-          <w:rFonts w:ascii="Tahoma" w:eastAsia="微软雅黑" w:hAnsi="Tahoma"/>
-          <w:kern w:val="0"/>
-          <w:sz w:val="22"/>
-        </w:rPr>
-      </w:pPr>
-      <w:proofErr w:type="gramStart"/>
-      <w:r>
-        <w:rPr>
-          <w:rFonts w:ascii="Tahoma" w:eastAsia="微软雅黑" w:hAnsi="Tahoma" w:hint="eastAsia"/>
-          <w:kern w:val="0"/>
-          <w:sz w:val="22"/>
-        </w:rPr>
-        <w:t>简易魔塔</w:t>
-      </w:r>
-      <w:r>
-        <w:rPr>
-          <w:rFonts w:ascii="Tahoma" w:eastAsia="微软雅黑" w:hAnsi="Tahoma" w:hint="eastAsia"/>
-          <w:kern w:val="0"/>
-          <w:sz w:val="22"/>
-        </w:rPr>
-        <w:t>空</w:t>
-      </w:r>
-      <w:proofErr w:type="gramEnd"/>
-      <w:r>
-        <w:rPr>
-          <w:rFonts w:ascii="Tahoma" w:eastAsia="微软雅黑" w:hAnsi="Tahoma" w:hint="eastAsia"/>
-          <w:kern w:val="0"/>
-          <w:sz w:val="22"/>
-        </w:rPr>
-        <w:t>出来的部分，需要设计</w:t>
-      </w:r>
-      <w:proofErr w:type="gramStart"/>
-      <w:r>
-        <w:rPr>
-          <w:rFonts w:ascii="Tahoma" w:eastAsia="微软雅黑" w:hAnsi="Tahoma" w:hint="eastAsia"/>
-          <w:kern w:val="0"/>
-          <w:sz w:val="22"/>
-        </w:rPr>
-        <w:t>简易魔塔的</w:t>
-      </w:r>
-      <w:proofErr w:type="gramEnd"/>
-      <w:r>
-        <w:rPr>
-          <w:rFonts w:ascii="Tahoma" w:eastAsia="微软雅黑" w:hAnsi="Tahoma" w:hint="eastAsia"/>
-          <w:kern w:val="0"/>
-          <w:sz w:val="22"/>
-        </w:rPr>
-        <w:t>UI</w:t>
-      </w:r>
-      <w:r>
-        <w:rPr>
-          <w:rFonts w:ascii="Tahoma" w:eastAsia="微软雅黑" w:hAnsi="Tahoma" w:hint="eastAsia"/>
-          <w:kern w:val="0"/>
-          <w:sz w:val="22"/>
-        </w:rPr>
-        <w:t>菜单。</w:t>
-      </w:r>
-    </w:p>
-    <w:p>
-      <w:pPr>
-        <w:widowControl/>
-        <w:adjustRightInd w:val="0"/>
-        <w:snapToGrid w:val="0"/>
-        <w:jc w:val="left"/>
-        <w:rPr>
-          <w:rFonts w:ascii="Tahoma" w:eastAsia="微软雅黑" w:hAnsi="Tahoma"/>
-          <w:kern w:val="0"/>
-          <w:sz w:val="22"/>
-        </w:rPr>
-      </w:pPr>
-      <w:r>
-        <w:rPr>
-          <w:rFonts w:ascii="Tahoma" w:eastAsia="微软雅黑" w:hAnsi="Tahoma" w:hint="eastAsia"/>
-          <w:kern w:val="0"/>
-          <w:sz w:val="22"/>
-        </w:rPr>
-        <w:t>详细可以去看看</w:t>
-      </w:r>
-      <w:r>
-        <w:rPr>
-          <w:rFonts w:ascii="Tahoma" w:eastAsia="微软雅黑" w:hAnsi="Tahoma" w:hint="eastAsia"/>
-          <w:kern w:val="0"/>
-          <w:sz w:val="22"/>
-        </w:rPr>
-        <w:t xml:space="preserve"> </w:t>
-      </w:r>
-      <w:proofErr w:type="gramStart"/>
-      <w:r>
-        <w:rPr>
-          <w:rFonts w:ascii="Tahoma" w:eastAsia="微软雅黑" w:hAnsi="Tahoma"/>
-          <w:kern w:val="0"/>
-          <w:sz w:val="22"/>
-        </w:rPr>
-        <w:t>”</w:t>
-      </w:r>
-      <w:proofErr w:type="gramEnd"/>
-      <w:r>
-        <w:rPr>
-          <w:rFonts w:ascii="Tahoma" w:eastAsia="微软雅黑" w:hAnsi="Tahoma"/>
-          <w:color w:val="0070C0"/>
-          <w:kern w:val="0"/>
-          <w:sz w:val="22"/>
-        </w:rPr>
-        <w:t xml:space="preserve">13.UI </w:t>
-      </w:r>
-      <w:r>
-        <w:rPr>
-          <w:rFonts w:ascii="Tahoma" w:eastAsia="微软雅黑" w:hAnsi="Tahoma" w:hint="eastAsia"/>
-          <w:color w:val="0070C0"/>
-          <w:kern w:val="0"/>
-          <w:sz w:val="22"/>
-        </w:rPr>
-        <w:t>&gt;</w:t>
-      </w:r>
-      <w:r>
-        <w:rPr>
-          <w:rFonts w:ascii="Tahoma" w:eastAsia="微软雅黑" w:hAnsi="Tahoma"/>
-          <w:color w:val="0070C0"/>
-          <w:kern w:val="0"/>
-          <w:sz w:val="22"/>
-        </w:rPr>
-        <w:t xml:space="preserve"> </w:t>
-      </w:r>
-      <w:r>
-        <w:rPr>
-          <w:rFonts w:ascii="Tahoma" w:eastAsia="微软雅黑" w:hAnsi="Tahoma" w:hint="eastAsia"/>
-          <w:color w:val="0070C0"/>
-          <w:kern w:val="0"/>
-          <w:sz w:val="22"/>
-        </w:rPr>
-        <w:t>关于高级变量固定框</w:t>
-      </w:r>
-      <w:r>
-        <w:rPr>
-          <w:rFonts w:ascii="Tahoma" w:eastAsia="微软雅黑" w:hAnsi="Tahoma"/>
-          <w:color w:val="0070C0"/>
-          <w:kern w:val="0"/>
-          <w:sz w:val="22"/>
-        </w:rPr>
-        <w:t>.docx</w:t>
-      </w:r>
-      <w:proofErr w:type="gramStart"/>
-      <w:r>
-        <w:rPr>
-          <w:rFonts w:ascii="Tahoma" w:eastAsia="微软雅黑" w:hAnsi="Tahoma"/>
-          <w:kern w:val="0"/>
-          <w:sz w:val="22"/>
-        </w:rPr>
-        <w:t>”</w:t>
-      </w:r>
-      <w:proofErr w:type="gramEnd"/>
-      <w:r>
-        <w:rPr>
-          <w:rFonts w:ascii="Tahoma" w:eastAsia="微软雅黑" w:hAnsi="Tahoma"/>
-          <w:kern w:val="0"/>
-          <w:sz w:val="22"/>
-        </w:rPr>
-        <w:t xml:space="preserve"> </w:t>
-      </w:r>
-      <w:r>
-        <w:rPr>
-          <w:rFonts w:ascii="Tahoma" w:eastAsia="微软雅黑" w:hAnsi="Tahoma" w:hint="eastAsia"/>
-          <w:kern w:val="0"/>
-          <w:sz w:val="22"/>
-        </w:rPr>
-        <w:t>中的</w:t>
-      </w:r>
-      <w:r>
-        <w:rPr>
-          <w:rFonts w:ascii="Tahoma" w:eastAsia="微软雅黑" w:hAnsi="Tahoma" w:hint="eastAsia"/>
-          <w:kern w:val="0"/>
-          <w:sz w:val="22"/>
-        </w:rPr>
-        <w:t xml:space="preserve"> </w:t>
-      </w:r>
-      <w:r>
-        <w:rPr>
-          <w:rFonts w:ascii="Tahoma" w:eastAsia="微软雅黑" w:hAnsi="Tahoma" w:hint="eastAsia"/>
-          <w:kern w:val="0"/>
-          <w:sz w:val="22"/>
-        </w:rPr>
-        <w:t>简易</w:t>
-      </w:r>
-      <w:proofErr w:type="gramStart"/>
-      <w:r>
-        <w:rPr>
-          <w:rFonts w:ascii="Tahoma" w:eastAsia="微软雅黑" w:hAnsi="Tahoma" w:hint="eastAsia"/>
-          <w:kern w:val="0"/>
-          <w:sz w:val="22"/>
-        </w:rPr>
-        <w:t>魔塔设计</w:t>
-      </w:r>
-      <w:proofErr w:type="gramEnd"/>
-      <w:r>
-        <w:rPr>
-          <w:rFonts w:ascii="Tahoma" w:eastAsia="微软雅黑" w:hAnsi="Tahoma" w:hint="eastAsia"/>
-          <w:kern w:val="0"/>
-          <w:sz w:val="22"/>
-        </w:rPr>
-        <w:t xml:space="preserve"> </w:t>
-      </w:r>
-      <w:r>
-        <w:rPr>
-          <w:rFonts w:ascii="Tahoma" w:eastAsia="微软雅黑" w:hAnsi="Tahoma" w:hint="eastAsia"/>
-          <w:kern w:val="0"/>
-          <w:sz w:val="22"/>
-        </w:rPr>
-        <w:t>章节。</w:t>
-      </w:r>
-    </w:p>
-    <w:p>
-      <w:pPr>
-        <w:widowControl/>
-        <w:jc w:val="center"/>
-        <w:rPr>
-          <w:rFonts w:ascii="宋体" w:eastAsia="宋体" w:hAnsi="宋体" w:cs="宋体" w:hint="eastAsia"/>
-          <w:kern w:val="0"/>
-          <w:sz w:val="24"/>
-          <w:szCs w:val="24"/>
-        </w:rPr>
-      </w:pPr>
-      <w:r>
-        <w:rPr>
-          <w:noProof/>
-        </w:rPr>
-        <w:drawing>
-          <wp:inline distT="0" distB="0" distL="0" distR="0" wp14:anchorId="5AAB01C3" wp14:editId="4B6D4AFA">
-            <wp:extent cx="1598311" cy="2520950"/>
-            <wp:effectExtent l="0" t="0" r="1905" b="0"/>
-            <wp:docPr id="131" name="图片 131"/>
-            <wp:cNvGraphicFramePr>
-              <a:graphicFrameLocks xmlns:a="http://schemas.openxmlformats.org/drawingml/2006/main" noChangeAspect="1"/>
-            </wp:cNvGraphicFramePr>
-            <a:graphic xmlns:a="http://schemas.openxmlformats.org/drawingml/2006/main">
-              <a:graphicData uri="http://schemas.openxmlformats.org/drawingml/2006/picture">
-                <pic:pic xmlns:pic="http://schemas.openxmlformats.org/drawingml/2006/picture">
-                  <pic:nvPicPr>
-                    <pic:cNvPr id="1" name=""/>
-                    <pic:cNvPicPr/>
-                  </pic:nvPicPr>
-                  <pic:blipFill>
-                    <a:blip r:embed="rId11"/>
-                    <a:stretch>
-                      <a:fillRect/>
-                    </a:stretch>
-                  </pic:blipFill>
-                  <pic:spPr>
-                    <a:xfrm>
-                      <a:off x="0" y="0"/>
-                      <a:ext cx="1607559" cy="2535537"/>
-                    </a:xfrm>
-                    <a:prstGeom prst="rect">
-                      <a:avLst/>
-                    </a:prstGeom>
-                  </pic:spPr>
-                </pic:pic>
-              </a:graphicData>
-            </a:graphic>
-          </wp:inline>
-        </w:drawing>
-      </w:r>
-      <w:r>
-        <w:rPr>
-          <w:rFonts w:ascii="宋体" w:eastAsia="宋体" w:hAnsi="宋体" w:cs="宋体"/>
-          <w:noProof/>
-          <w:kern w:val="0"/>
-          <w:sz w:val="24"/>
-          <w:szCs w:val="24"/>
-        </w:rPr>
-        <w:drawing>
-          <wp:inline distT="0" distB="0" distL="0" distR="0" wp14:anchorId="4099A408" wp14:editId="61C4427C">
-            <wp:extent cx="3360372" cy="1863052"/>
-            <wp:effectExtent l="0" t="0" r="0" b="4445"/>
-            <wp:docPr id="15" name="图片 15"/>
-            <wp:cNvGraphicFramePr>
-              <a:graphicFrameLocks xmlns:a="http://schemas.openxmlformats.org/drawingml/2006/main" noChangeAspect="1"/>
-            </wp:cNvGraphicFramePr>
-            <a:graphic xmlns:a="http://schemas.openxmlformats.org/drawingml/2006/main">
-              <a:graphicData uri="http://schemas.openxmlformats.org/drawingml/2006/picture">
-                <pic:pic xmlns:pic="http://schemas.openxmlformats.org/drawingml/2006/picture">
-                  <pic:nvPicPr>
-                    <pic:cNvPr id="0" name="Picture 1"/>
+                    <pic:cNvPr id="0" name="Picture 13"/>
                     <pic:cNvPicPr>
                       <a:picLocks noChangeAspect="1" noChangeArrowheads="1"/>
                     </pic:cNvPicPr>
@@ -1778,7 +1793,7 @@
                   <pic:spPr bwMode="auto">
                     <a:xfrm>
                       <a:off x="0" y="0"/>
-                      <a:ext cx="3367263" cy="1866872"/>
+                      <a:ext cx="1975404" cy="1484547"/>
                     </a:xfrm>
                     <a:prstGeom prst="rect">
                       <a:avLst/>
@@ -1798,6 +1813,50 @@
     <w:p>
       <w:pPr>
         <w:widowControl/>
+        <w:rPr>
+          <w:rFonts w:ascii="宋体" w:eastAsia="宋体" w:hAnsi="宋体" w:cs="宋体" w:hint="eastAsia"/>
+          <w:kern w:val="0"/>
+          <w:sz w:val="24"/>
+          <w:szCs w:val="24"/>
+        </w:rPr>
+      </w:pPr>
+    </w:p>
+    <w:p>
+      <w:pPr>
+        <w:pStyle w:val="4"/>
+        <w:snapToGrid w:val="0"/>
+        <w:rPr>
+          <w:rFonts w:hint="eastAsia"/>
+        </w:rPr>
+      </w:pPr>
+      <w:r>
+        <w:rPr>
+          <w:rFonts w:hint="eastAsia"/>
+        </w:rPr>
+        <w:t>4</w:t>
+      </w:r>
+      <w:r>
+        <w:rPr>
+          <w:rFonts w:hint="eastAsia"/>
+        </w:rPr>
+        <w:t>）</w:t>
+      </w:r>
+      <w:r>
+        <w:rPr>
+          <w:rFonts w:hint="eastAsia"/>
+        </w:rPr>
+        <w:t>开关</w:t>
+      </w:r>
+      <w:r>
+        <w:rPr>
+          <w:rFonts w:hint="eastAsia"/>
+        </w:rPr>
+        <w:t>和变量</w:t>
+      </w:r>
+    </w:p>
+    <w:p>
+      <w:pPr>
+        <w:widowControl/>
         <w:adjustRightInd w:val="0"/>
         <w:snapToGrid w:val="0"/>
         <w:jc w:val="left"/>
@@ -1807,43 +1866,61 @@
           <w:sz w:val="22"/>
         </w:rPr>
       </w:pPr>
-    </w:p>
-    <w:p>
-      <w:pPr>
-        <w:widowControl/>
-        <w:jc w:val="left"/>
-        <w:rPr>
-          <w:rFonts w:ascii="Tahoma" w:eastAsia="微软雅黑" w:hAnsi="Tahoma"/>
-          <w:kern w:val="0"/>
-          <w:sz w:val="22"/>
-        </w:rPr>
-      </w:pPr>
-      <w:r>
-        <w:rPr>
-          <w:rFonts w:ascii="Tahoma" w:eastAsia="微软雅黑" w:hAnsi="Tahoma"/>
-          <w:kern w:val="0"/>
-          <w:sz w:val="22"/>
-        </w:rPr>
-        <w:br w:type="page"/>
-      </w:r>
-    </w:p>
-    <w:p>
-      <w:pPr>
-        <w:pStyle w:val="4"/>
-        <w:snapToGrid w:val="0"/>
-        <w:rPr>
-          <w:rFonts w:hint="eastAsia"/>
-        </w:rPr>
-      </w:pPr>
-      <w:r>
-        <w:lastRenderedPageBreak/>
-        <w:t>5</w:t>
-      </w:r>
-      <w:r>
-        <w:rPr>
-          <w:rFonts w:hint="eastAsia"/>
-        </w:rPr>
-        <w:t>）准备的资源</w:t>
+      <w:r>
+        <w:rPr>
+          <w:rFonts w:ascii="Tahoma" w:eastAsia="微软雅黑" w:hAnsi="Tahoma" w:hint="eastAsia"/>
+          <w:kern w:val="0"/>
+          <w:sz w:val="22"/>
+        </w:rPr>
+        <w:t>这里用到了</w:t>
+      </w:r>
+      <w:r>
+        <w:rPr>
+          <w:rFonts w:ascii="Tahoma" w:eastAsia="微软雅黑" w:hAnsi="Tahoma" w:hint="eastAsia"/>
+          <w:kern w:val="0"/>
+          <w:sz w:val="22"/>
+        </w:rPr>
+        <w:t xml:space="preserve"> </w:t>
+      </w:r>
+      <w:r>
+        <w:rPr>
+          <w:rFonts w:ascii="Tahoma" w:eastAsia="微软雅黑" w:hAnsi="Tahoma" w:hint="eastAsia"/>
+          <w:kern w:val="0"/>
+          <w:sz w:val="22"/>
+        </w:rPr>
+        <w:t>变量</w:t>
+      </w:r>
+      <w:r>
+        <w:rPr>
+          <w:rFonts w:ascii="Tahoma" w:eastAsia="微软雅黑" w:hAnsi="Tahoma" w:hint="eastAsia"/>
+          <w:kern w:val="0"/>
+          <w:sz w:val="22"/>
+        </w:rPr>
+        <w:t>58</w:t>
+      </w:r>
+      <w:r>
+        <w:rPr>
+          <w:rFonts w:ascii="Tahoma" w:eastAsia="微软雅黑" w:hAnsi="Tahoma" w:hint="eastAsia"/>
+          <w:kern w:val="0"/>
+          <w:sz w:val="22"/>
+        </w:rPr>
+        <w:t>、变量</w:t>
+      </w:r>
+      <w:r>
+        <w:rPr>
+          <w:rFonts w:ascii="Tahoma" w:eastAsia="微软雅黑" w:hAnsi="Tahoma" w:hint="eastAsia"/>
+          <w:kern w:val="0"/>
+          <w:sz w:val="22"/>
+        </w:rPr>
+        <w:t xml:space="preserve">59 </w:t>
+      </w:r>
+      <w:r>
+        <w:rPr>
+          <w:rFonts w:ascii="Tahoma" w:eastAsia="微软雅黑" w:hAnsi="Tahoma" w:hint="eastAsia"/>
+          <w:kern w:val="0"/>
+          <w:sz w:val="22"/>
+        </w:rPr>
+        <w:t>，开关没有用到。</w:t>
       </w:r>
     </w:p>
     <w:p>
@@ -1851,81 +1928,6 @@
         <w:widowControl/>
         <w:adjustRightInd w:val="0"/>
         <w:snapToGrid w:val="0"/>
-        <w:jc w:val="left"/>
-        <w:rPr>
-          <w:rFonts w:ascii="Tahoma" w:eastAsia="微软雅黑" w:hAnsi="Tahoma"/>
-          <w:kern w:val="0"/>
-          <w:sz w:val="22"/>
-        </w:rPr>
-      </w:pPr>
-      <w:proofErr w:type="gramStart"/>
-      <w:r>
-        <w:rPr>
-          <w:rFonts w:ascii="Tahoma" w:eastAsia="微软雅黑" w:hAnsi="Tahoma" w:hint="eastAsia"/>
-          <w:kern w:val="0"/>
-          <w:sz w:val="22"/>
-        </w:rPr>
-        <w:t>简易魔塔</w:t>
-      </w:r>
-      <w:r>
-        <w:rPr>
-          <w:rFonts w:ascii="Tahoma" w:eastAsia="微软雅黑" w:hAnsi="Tahoma" w:hint="eastAsia"/>
-          <w:kern w:val="0"/>
-          <w:sz w:val="22"/>
-        </w:rPr>
-        <w:t>解谜中</w:t>
-      </w:r>
-      <w:proofErr w:type="gramEnd"/>
-      <w:r>
-        <w:rPr>
-          <w:rFonts w:ascii="Tahoma" w:eastAsia="微软雅黑" w:hAnsi="Tahoma" w:hint="eastAsia"/>
-          <w:kern w:val="0"/>
-          <w:sz w:val="22"/>
-        </w:rPr>
-        <w:t>，有一些专门适配画</w:t>
-      </w:r>
-      <w:proofErr w:type="gramStart"/>
-      <w:r>
-        <w:rPr>
-          <w:rFonts w:ascii="Tahoma" w:eastAsia="微软雅黑" w:hAnsi="Tahoma" w:hint="eastAsia"/>
-          <w:kern w:val="0"/>
-          <w:sz w:val="22"/>
-        </w:rPr>
-        <w:t>的魔塔资源</w:t>
-      </w:r>
-      <w:proofErr w:type="gramEnd"/>
-      <w:r>
-        <w:rPr>
-          <w:rFonts w:ascii="Tahoma" w:eastAsia="微软雅黑" w:hAnsi="Tahoma" w:hint="eastAsia"/>
-          <w:kern w:val="0"/>
-          <w:sz w:val="22"/>
-        </w:rPr>
-        <w:t>，你可以在</w:t>
-      </w:r>
-      <w:proofErr w:type="spellStart"/>
-      <w:r>
-        <w:rPr>
-          <w:rFonts w:ascii="Tahoma" w:eastAsia="微软雅黑" w:hAnsi="Tahoma" w:hint="eastAsia"/>
-          <w:kern w:val="0"/>
-          <w:sz w:val="22"/>
-        </w:rPr>
-        <w:t>img</w:t>
-      </w:r>
-      <w:proofErr w:type="spellEnd"/>
-      <w:r>
-        <w:rPr>
-          <w:rFonts w:ascii="Tahoma" w:eastAsia="微软雅黑" w:hAnsi="Tahoma" w:hint="eastAsia"/>
-          <w:kern w:val="0"/>
-          <w:sz w:val="22"/>
-        </w:rPr>
-        <w:t>文件夹中搜索找到。</w:t>
-      </w:r>
-    </w:p>
-    <w:p>
-      <w:pPr>
-        <w:widowControl/>
-        <w:adjustRightInd w:val="0"/>
-        <w:snapToGrid w:val="0"/>
         <w:jc w:val="center"/>
         <w:rPr>
           <w:rFonts w:ascii="Tahoma" w:eastAsia="微软雅黑" w:hAnsi="Tahoma"/>
@@ -1935,16 +1937,16 @@
       </w:pPr>
       <w:r>
         <w:rPr>
-          <w:rFonts w:ascii="Tahoma" w:eastAsia="微软雅黑" w:hAnsi="Tahoma"/>
+          <w:rFonts w:ascii="Tahoma" w:eastAsia="微软雅黑" w:hAnsi="Tahoma" w:hint="eastAsia"/>
           <w:noProof/>
           <w:kern w:val="0"/>
           <w:sz w:val="22"/>
         </w:rPr>
         <w:drawing>
-          <wp:inline distT="0" distB="0" distL="0" distR="0" wp14:anchorId="6B96D5ED" wp14:editId="0B3DAA5B">
-            <wp:extent cx="4794250" cy="2335364"/>
-            <wp:effectExtent l="19050" t="19050" r="25400" b="27305"/>
-            <wp:docPr id="5" name="图片 5"/>
+          <wp:inline distT="0" distB="0" distL="0" distR="0" wp14:anchorId="2C6B9224" wp14:editId="0661A72F">
+            <wp:extent cx="2166929" cy="2788920"/>
+            <wp:effectExtent l="0" t="0" r="5080" b="0"/>
+            <wp:docPr id="1514317910" name="图片 6"/>
             <wp:cNvGraphicFramePr>
               <a:graphicFrameLocks xmlns:a="http://schemas.openxmlformats.org/drawingml/2006/main" noChangeAspect="1"/>
             </wp:cNvGraphicFramePr>
@@ -1952,7 +1954,7 @@
               <a:graphicData uri="http://schemas.openxmlformats.org/drawingml/2006/picture">
                 <pic:pic xmlns:pic="http://schemas.openxmlformats.org/drawingml/2006/picture">
                   <pic:nvPicPr>
-                    <pic:cNvPr id="0" name="Picture 7"/>
+                    <pic:cNvPr id="0" name="Picture 11"/>
                     <pic:cNvPicPr>
                       <a:picLocks noChangeAspect="1" noChangeArrowheads="1"/>
                     </pic:cNvPicPr>
@@ -1973,16 +1975,14 @@
                   <pic:spPr bwMode="auto">
                     <a:xfrm>
                       <a:off x="0" y="0"/>
-                      <a:ext cx="4802055" cy="2339166"/>
+                      <a:ext cx="2174260" cy="2798355"/>
                     </a:xfrm>
                     <a:prstGeom prst="rect">
                       <a:avLst/>
                     </a:prstGeom>
                     <a:noFill/>
-                    <a:ln w="12700">
-                      <a:solidFill>
-                        <a:schemeClr val="tx1"/>
-                      </a:solidFill>
+                    <a:ln>
+                      <a:noFill/>
                     </a:ln>
                   </pic:spPr>
                 </pic:pic>
@@ -1997,6 +1997,45 @@
         <w:widowControl/>
         <w:adjustRightInd w:val="0"/>
         <w:snapToGrid w:val="0"/>
+        <w:rPr>
+          <w:rFonts w:ascii="Tahoma" w:eastAsia="微软雅黑" w:hAnsi="Tahoma"/>
+          <w:kern w:val="0"/>
+          <w:sz w:val="22"/>
+        </w:rPr>
+      </w:pPr>
+    </w:p>
+    <w:p>
+      <w:pPr>
+        <w:pStyle w:val="4"/>
+        <w:snapToGrid w:val="0"/>
+        <w:rPr>
+          <w:rFonts w:hint="eastAsia"/>
+        </w:rPr>
+      </w:pPr>
+      <w:r>
+        <w:rPr>
+          <w:rFonts w:hint="eastAsia"/>
+        </w:rPr>
+        <w:t>5</w:t>
+      </w:r>
+      <w:r>
+        <w:rPr>
+          <w:rFonts w:hint="eastAsia"/>
+        </w:rPr>
+        <w:t>）</w:t>
+      </w:r>
+      <w:r>
+        <w:rPr>
+          <w:rFonts w:hint="eastAsia"/>
+        </w:rPr>
+        <w:t>图标设置</w:t>
+      </w:r>
+    </w:p>
+    <w:p>
+      <w:pPr>
+        <w:widowControl/>
+        <w:adjustRightInd w:val="0"/>
+        <w:snapToGrid w:val="0"/>
         <w:jc w:val="left"/>
         <w:rPr>
           <w:rFonts w:ascii="Tahoma" w:eastAsia="微软雅黑" w:hAnsi="Tahoma"/>
@@ -2010,7 +2049,59 @@
           <w:kern w:val="0"/>
           <w:sz w:val="22"/>
         </w:rPr>
-        <w:t>并且，魔塔中的道具、图标等，需要自己定义。</w:t>
+        <w:t>该游戏中用到了物品，并且使用了窗口字符</w:t>
+      </w:r>
+      <w:r>
+        <w:rPr>
+          <w:rFonts w:ascii="Tahoma" w:eastAsia="微软雅黑" w:hAnsi="Tahoma" w:hint="eastAsia"/>
+          <w:kern w:val="0"/>
+          <w:sz w:val="22"/>
+        </w:rPr>
+        <w:t xml:space="preserve"> </w:t>
+      </w:r>
+      <w:proofErr w:type="gramStart"/>
+      <w:r>
+        <w:rPr>
+          <w:rFonts w:ascii="Tahoma" w:eastAsia="微软雅黑" w:hAnsi="Tahoma"/>
+          <w:kern w:val="0"/>
+          <w:sz w:val="22"/>
+        </w:rPr>
+        <w:t>”</w:t>
+      </w:r>
+      <w:proofErr w:type="gramEnd"/>
+      <w:r>
+        <w:rPr>
+          <w:rFonts w:ascii="Tahoma" w:eastAsia="微软雅黑" w:hAnsi="Tahoma" w:hint="eastAsia"/>
+          <w:kern w:val="0"/>
+          <w:sz w:val="22"/>
+        </w:rPr>
+        <w:t>\i[]</w:t>
+      </w:r>
+      <w:proofErr w:type="gramStart"/>
+      <w:r>
+        <w:rPr>
+          <w:rFonts w:ascii="Tahoma" w:eastAsia="微软雅黑" w:hAnsi="Tahoma"/>
+          <w:kern w:val="0"/>
+          <w:sz w:val="22"/>
+        </w:rPr>
+        <w:t>”</w:t>
+      </w:r>
+      <w:proofErr w:type="gramEnd"/>
+      <w:r>
+        <w:rPr>
+          <w:rFonts w:ascii="Tahoma" w:eastAsia="微软雅黑" w:hAnsi="Tahoma" w:hint="eastAsia"/>
+          <w:kern w:val="0"/>
+          <w:sz w:val="22"/>
+        </w:rPr>
+        <w:t xml:space="preserve"> </w:t>
+      </w:r>
+      <w:r>
+        <w:rPr>
+          <w:rFonts w:ascii="Tahoma" w:eastAsia="微软雅黑" w:hAnsi="Tahoma" w:hint="eastAsia"/>
+          <w:kern w:val="0"/>
+          <w:sz w:val="22"/>
+        </w:rPr>
+        <w:t>来描述图标，</w:t>
       </w:r>
     </w:p>
     <w:p>
@@ -2018,6 +2109,43 @@
         <w:widowControl/>
         <w:adjustRightInd w:val="0"/>
         <w:snapToGrid w:val="0"/>
+        <w:jc w:val="left"/>
+        <w:rPr>
+          <w:rFonts w:ascii="Tahoma" w:eastAsia="微软雅黑" w:hAnsi="Tahoma"/>
+          <w:kern w:val="0"/>
+          <w:sz w:val="22"/>
+        </w:rPr>
+      </w:pPr>
+      <w:r>
+        <w:rPr>
+          <w:rFonts w:ascii="Tahoma" w:eastAsia="微软雅黑" w:hAnsi="Tahoma" w:hint="eastAsia"/>
+          <w:kern w:val="0"/>
+          <w:sz w:val="22"/>
+        </w:rPr>
+        <w:t>所以这里只保留了必要的图标。（图标的位置与图标</w:t>
+      </w:r>
+      <w:r>
+        <w:rPr>
+          <w:rFonts w:ascii="Tahoma" w:eastAsia="微软雅黑" w:hAnsi="Tahoma" w:hint="eastAsia"/>
+          <w:kern w:val="0"/>
+          <w:sz w:val="22"/>
+        </w:rPr>
+        <w:t>id</w:t>
+      </w:r>
+      <w:r>
+        <w:rPr>
+          <w:rFonts w:ascii="Tahoma" w:eastAsia="微软雅黑" w:hAnsi="Tahoma" w:hint="eastAsia"/>
+          <w:kern w:val="0"/>
+          <w:sz w:val="22"/>
+        </w:rPr>
+        <w:t>相关，所以画的很空）</w:t>
+      </w:r>
+    </w:p>
+    <w:p>
+      <w:pPr>
+        <w:widowControl/>
+        <w:adjustRightInd w:val="0"/>
+        <w:snapToGrid w:val="0"/>
         <w:jc w:val="center"/>
         <w:rPr>
           <w:rFonts w:ascii="Tahoma" w:eastAsia="微软雅黑" w:hAnsi="Tahoma"/>
@@ -2027,10 +2155,317 @@
       </w:pPr>
       <w:r>
         <w:rPr>
+          <w:rFonts w:hint="eastAsia"/>
           <w:noProof/>
         </w:rPr>
         <w:drawing>
-          <wp:inline distT="0" distB="0" distL="0" distR="0" wp14:anchorId="6FA871FB" wp14:editId="62C28283">
+          <wp:inline distT="0" distB="0" distL="0" distR="0" wp14:anchorId="6F3B9379" wp14:editId="06D182FB">
+            <wp:extent cx="1432560" cy="1524000"/>
+            <wp:effectExtent l="0" t="0" r="0" b="0"/>
+            <wp:docPr id="1601809272" name="图片 3"/>
+            <wp:cNvGraphicFramePr>
+              <a:graphicFrameLocks xmlns:a="http://schemas.openxmlformats.org/drawingml/2006/main" noChangeAspect="1"/>
+            </wp:cNvGraphicFramePr>
+            <a:graphic xmlns:a="http://schemas.openxmlformats.org/drawingml/2006/main">
+              <a:graphicData uri="http://schemas.openxmlformats.org/drawingml/2006/picture">
+                <pic:pic xmlns:pic="http://schemas.openxmlformats.org/drawingml/2006/picture">
+                  <pic:nvPicPr>
+                    <pic:cNvPr id="0" name="Picture 5"/>
+                    <pic:cNvPicPr>
+                      <a:picLocks noChangeAspect="1" noChangeArrowheads="1"/>
+                    </pic:cNvPicPr>
+                  </pic:nvPicPr>
+                  <pic:blipFill>
+                    <a:blip r:embed="rId14">
+                      <a:extLst>
+                        <a:ext uri="{28A0092B-C50C-407E-A947-70E740481C1C}">
+                          <a14:useLocalDpi xmlns:a14="http://schemas.microsoft.com/office/drawing/2010/main" val="0"/>
+                        </a:ext>
+                      </a:extLst>
+                    </a:blip>
+                    <a:srcRect/>
+                    <a:stretch>
+                      <a:fillRect/>
+                    </a:stretch>
+                  </pic:blipFill>
+                  <pic:spPr bwMode="auto">
+                    <a:xfrm>
+                      <a:off x="0" y="0"/>
+                      <a:ext cx="1432560" cy="1524000"/>
+                    </a:xfrm>
+                    <a:prstGeom prst="rect">
+                      <a:avLst/>
+                    </a:prstGeom>
+                    <a:noFill/>
+                    <a:ln>
+                      <a:noFill/>
+                    </a:ln>
+                  </pic:spPr>
+                </pic:pic>
+              </a:graphicData>
+            </a:graphic>
+          </wp:inline>
+        </w:drawing>
+      </w:r>
+      <w:r>
+        <w:rPr>
+          <w:rFonts w:hint="eastAsia"/>
+          <w:noProof/>
+        </w:rPr>
+        <w:drawing>
+          <wp:inline distT="0" distB="0" distL="0" distR="0" wp14:anchorId="5D48EE74" wp14:editId="33E838FA">
+            <wp:extent cx="1454785" cy="1551771"/>
+            <wp:effectExtent l="0" t="0" r="0" b="0"/>
+            <wp:docPr id="1423071154" name="图片 4"/>
+            <wp:cNvGraphicFramePr>
+              <a:graphicFrameLocks xmlns:a="http://schemas.openxmlformats.org/drawingml/2006/main" noChangeAspect="1"/>
+            </wp:cNvGraphicFramePr>
+            <a:graphic xmlns:a="http://schemas.openxmlformats.org/drawingml/2006/main">
+              <a:graphicData uri="http://schemas.openxmlformats.org/drawingml/2006/picture">
+                <pic:pic xmlns:pic="http://schemas.openxmlformats.org/drawingml/2006/picture">
+                  <pic:nvPicPr>
+                    <pic:cNvPr id="0" name="Picture 7"/>
+                    <pic:cNvPicPr>
+                      <a:picLocks noChangeAspect="1" noChangeArrowheads="1"/>
+                    </pic:cNvPicPr>
+                  </pic:nvPicPr>
+                  <pic:blipFill>
+                    <a:blip r:embed="rId15">
+                      <a:extLst>
+                        <a:ext uri="{28A0092B-C50C-407E-A947-70E740481C1C}">
+                          <a14:useLocalDpi xmlns:a14="http://schemas.microsoft.com/office/drawing/2010/main" val="0"/>
+                        </a:ext>
+                      </a:extLst>
+                    </a:blip>
+                    <a:srcRect/>
+                    <a:stretch>
+                      <a:fillRect/>
+                    </a:stretch>
+                  </pic:blipFill>
+                  <pic:spPr bwMode="auto">
+                    <a:xfrm>
+                      <a:off x="0" y="0"/>
+                      <a:ext cx="1458008" cy="1555209"/>
+                    </a:xfrm>
+                    <a:prstGeom prst="rect">
+                      <a:avLst/>
+                    </a:prstGeom>
+                    <a:noFill/>
+                    <a:ln>
+                      <a:noFill/>
+                    </a:ln>
+                  </pic:spPr>
+                </pic:pic>
+              </a:graphicData>
+            </a:graphic>
+          </wp:inline>
+        </w:drawing>
+      </w:r>
+    </w:p>
+    <w:p>
+      <w:pPr>
+        <w:widowControl/>
+        <w:adjustRightInd w:val="0"/>
+        <w:snapToGrid w:val="0"/>
+        <w:jc w:val="left"/>
+        <w:rPr>
+          <w:rFonts w:ascii="Tahoma" w:eastAsia="微软雅黑" w:hAnsi="Tahoma"/>
+          <w:kern w:val="0"/>
+          <w:sz w:val="22"/>
+        </w:rPr>
+      </w:pPr>
+    </w:p>
+    <w:p>
+      <w:pPr>
+        <w:pStyle w:val="4"/>
+        <w:snapToGrid w:val="0"/>
+        <w:rPr>
+          <w:rFonts w:hint="eastAsia"/>
+        </w:rPr>
+      </w:pPr>
+      <w:r>
+        <w:rPr>
+          <w:rFonts w:hint="eastAsia"/>
+        </w:rPr>
+        <w:t>6</w:t>
+      </w:r>
+      <w:r>
+        <w:rPr>
+          <w:rFonts w:hint="eastAsia"/>
+        </w:rPr>
+        <w:t>）</w:t>
+      </w:r>
+      <w:r>
+        <w:rPr>
+          <w:rFonts w:hint="eastAsia"/>
+        </w:rPr>
+        <w:t>物品</w:t>
+      </w:r>
+      <w:r>
+        <w:rPr>
+          <w:rFonts w:hint="eastAsia"/>
+        </w:rPr>
+        <w:t>设置</w:t>
+      </w:r>
+    </w:p>
+    <w:p>
+      <w:pPr>
+        <w:widowControl/>
+        <w:adjustRightInd w:val="0"/>
+        <w:snapToGrid w:val="0"/>
+        <w:jc w:val="left"/>
+        <w:rPr>
+          <w:rFonts w:ascii="Tahoma" w:eastAsia="微软雅黑" w:hAnsi="Tahoma"/>
+          <w:kern w:val="0"/>
+          <w:sz w:val="22"/>
+        </w:rPr>
+      </w:pPr>
+      <w:r>
+        <w:rPr>
+          <w:rFonts w:ascii="Tahoma" w:eastAsia="微软雅黑" w:hAnsi="Tahoma" w:hint="eastAsia"/>
+          <w:kern w:val="0"/>
+          <w:sz w:val="22"/>
+        </w:rPr>
+        <w:t>简易</w:t>
+      </w:r>
+      <w:proofErr w:type="gramStart"/>
+      <w:r>
+        <w:rPr>
+          <w:rFonts w:ascii="Tahoma" w:eastAsia="微软雅黑" w:hAnsi="Tahoma" w:hint="eastAsia"/>
+          <w:kern w:val="0"/>
+          <w:sz w:val="22"/>
+        </w:rPr>
+        <w:t>魔</w:t>
+      </w:r>
+      <w:proofErr w:type="gramEnd"/>
+      <w:r>
+        <w:rPr>
+          <w:rFonts w:ascii="Tahoma" w:eastAsia="微软雅黑" w:hAnsi="Tahoma" w:hint="eastAsia"/>
+          <w:kern w:val="0"/>
+          <w:sz w:val="22"/>
+        </w:rPr>
+        <w:t>塔中的道具、图标等，需要自己定义。</w:t>
+      </w:r>
+    </w:p>
+    <w:p>
+      <w:pPr>
+        <w:widowControl/>
+        <w:adjustRightInd w:val="0"/>
+        <w:snapToGrid w:val="0"/>
+        <w:jc w:val="left"/>
+        <w:rPr>
+          <w:rFonts w:ascii="Tahoma" w:eastAsia="微软雅黑" w:hAnsi="Tahoma"/>
+          <w:kern w:val="0"/>
+          <w:sz w:val="22"/>
+        </w:rPr>
+      </w:pPr>
+      <w:r>
+        <w:rPr>
+          <w:rFonts w:ascii="Tahoma" w:eastAsia="微软雅黑" w:hAnsi="Tahoma" w:hint="eastAsia"/>
+          <w:kern w:val="0"/>
+          <w:sz w:val="22"/>
+        </w:rPr>
+        <w:t>这里固定使用了</w:t>
+      </w:r>
+      <w:r>
+        <w:rPr>
+          <w:rFonts w:ascii="Tahoma" w:eastAsia="微软雅黑" w:hAnsi="Tahoma" w:hint="eastAsia"/>
+          <w:kern w:val="0"/>
+          <w:sz w:val="22"/>
+        </w:rPr>
+        <w:t xml:space="preserve"> </w:t>
+      </w:r>
+      <w:r>
+        <w:rPr>
+          <w:rFonts w:ascii="Tahoma" w:eastAsia="微软雅黑" w:hAnsi="Tahoma" w:hint="eastAsia"/>
+          <w:kern w:val="0"/>
+          <w:sz w:val="22"/>
+        </w:rPr>
+        <w:t>物品</w:t>
+      </w:r>
+      <w:r>
+        <w:rPr>
+          <w:rFonts w:ascii="Tahoma" w:eastAsia="微软雅黑" w:hAnsi="Tahoma" w:hint="eastAsia"/>
+          <w:kern w:val="0"/>
+          <w:sz w:val="22"/>
+        </w:rPr>
+        <w:t>113</w:t>
+      </w:r>
+      <w:r>
+        <w:rPr>
+          <w:rFonts w:ascii="Tahoma" w:eastAsia="微软雅黑" w:hAnsi="Tahoma" w:hint="eastAsia"/>
+          <w:kern w:val="0"/>
+          <w:sz w:val="22"/>
+        </w:rPr>
+        <w:t>、</w:t>
+      </w:r>
+      <w:r>
+        <w:rPr>
+          <w:rFonts w:ascii="Tahoma" w:eastAsia="微软雅黑" w:hAnsi="Tahoma" w:hint="eastAsia"/>
+          <w:kern w:val="0"/>
+          <w:sz w:val="22"/>
+        </w:rPr>
+        <w:t>114</w:t>
+      </w:r>
+      <w:r>
+        <w:rPr>
+          <w:rFonts w:ascii="Tahoma" w:eastAsia="微软雅黑" w:hAnsi="Tahoma" w:hint="eastAsia"/>
+          <w:kern w:val="0"/>
+          <w:sz w:val="22"/>
+        </w:rPr>
+        <w:t>、</w:t>
+      </w:r>
+      <w:r>
+        <w:rPr>
+          <w:rFonts w:ascii="Tahoma" w:eastAsia="微软雅黑" w:hAnsi="Tahoma" w:hint="eastAsia"/>
+          <w:kern w:val="0"/>
+          <w:sz w:val="22"/>
+        </w:rPr>
+        <w:t>115</w:t>
+      </w:r>
+      <w:r>
+        <w:rPr>
+          <w:rFonts w:ascii="Tahoma" w:eastAsia="微软雅黑" w:hAnsi="Tahoma" w:hint="eastAsia"/>
+          <w:kern w:val="0"/>
+          <w:sz w:val="22"/>
+        </w:rPr>
+        <w:t>、</w:t>
+      </w:r>
+      <w:r>
+        <w:rPr>
+          <w:rFonts w:ascii="Tahoma" w:eastAsia="微软雅黑" w:hAnsi="Tahoma" w:hint="eastAsia"/>
+          <w:kern w:val="0"/>
+          <w:sz w:val="22"/>
+        </w:rPr>
+        <w:t>116</w:t>
+      </w:r>
+      <w:r>
+        <w:rPr>
+          <w:rFonts w:ascii="Tahoma" w:eastAsia="微软雅黑" w:hAnsi="Tahoma" w:hint="eastAsia"/>
+          <w:kern w:val="0"/>
+          <w:sz w:val="22"/>
+        </w:rPr>
+        <w:t>。</w:t>
+      </w:r>
+    </w:p>
+    <w:p>
+      <w:pPr>
+        <w:widowControl/>
+        <w:adjustRightInd w:val="0"/>
+        <w:snapToGrid w:val="0"/>
+        <w:jc w:val="center"/>
+        <w:rPr>
+          <w:rFonts w:ascii="Tahoma" w:eastAsia="微软雅黑" w:hAnsi="Tahoma"/>
+          <w:kern w:val="0"/>
+          <w:sz w:val="22"/>
+        </w:rPr>
+      </w:pPr>
+      <w:r>
+        <w:rPr>
+          <w:noProof/>
+        </w:rPr>
+        <w:drawing>
+          <wp:inline distT="0" distB="0" distL="0" distR="0" wp14:anchorId="2EE5D1EC" wp14:editId="76B7228E">
             <wp:extent cx="2316480" cy="1544227"/>
             <wp:effectExtent l="19050" t="19050" r="26670" b="18415"/>
             <wp:docPr id="17" name="图片 17"/>
@@ -2047,7 +2482,7 @@
                     </pic:cNvPicPr>
                   </pic:nvPicPr>
                   <pic:blipFill>
-                    <a:blip r:embed="rId14" cstate="print">
+                    <a:blip r:embed="rId16" cstate="print">
                       <a:extLst>
                         <a:ext uri="{28A0092B-C50C-407E-A947-70E740481C1C}">
                           <a14:useLocalDpi xmlns:a14="http://schemas.microsoft.com/office/drawing/2010/main" val="0"/>
@@ -2080,6 +2515,60 @@
           </wp:inline>
         </w:drawing>
       </w:r>
+      <w:r>
+        <w:rPr>
+          <w:rFonts w:hint="eastAsia"/>
+          <w:noProof/>
+        </w:rPr>
+        <w:drawing>
+          <wp:inline distT="0" distB="0" distL="0" distR="0" wp14:anchorId="532F8E7D" wp14:editId="5FBA9F4D">
+            <wp:extent cx="2026920" cy="1488800"/>
+            <wp:effectExtent l="0" t="0" r="0" b="0"/>
+            <wp:docPr id="1140931155" name="图片 5"/>
+            <wp:cNvGraphicFramePr>
+              <a:graphicFrameLocks xmlns:a="http://schemas.openxmlformats.org/drawingml/2006/main" noChangeAspect="1"/>
+            </wp:cNvGraphicFramePr>
+            <a:graphic xmlns:a="http://schemas.openxmlformats.org/drawingml/2006/main">
+              <a:graphicData uri="http://schemas.openxmlformats.org/drawingml/2006/picture">
+                <pic:pic xmlns:pic="http://schemas.openxmlformats.org/drawingml/2006/picture">
+                  <pic:nvPicPr>
+                    <pic:cNvPr id="0" name="Picture 9"/>
+                    <pic:cNvPicPr>
+                      <a:picLocks noChangeAspect="1" noChangeArrowheads="1"/>
+                    </pic:cNvPicPr>
+                  </pic:nvPicPr>
+                  <pic:blipFill>
+                    <a:blip r:embed="rId17">
+                      <a:extLst>
+                        <a:ext uri="{28A0092B-C50C-407E-A947-70E740481C1C}">
+                          <a14:useLocalDpi xmlns:a14="http://schemas.microsoft.com/office/drawing/2010/main" val="0"/>
+                        </a:ext>
+                      </a:extLst>
+                    </a:blip>
+                    <a:srcRect/>
+                    <a:stretch>
+                      <a:fillRect/>
+                    </a:stretch>
+                  </pic:blipFill>
+                  <pic:spPr bwMode="auto">
+                    <a:xfrm>
+                      <a:off x="0" y="0"/>
+                      <a:ext cx="2031534" cy="1492189"/>
+                    </a:xfrm>
+                    <a:prstGeom prst="rect">
+                      <a:avLst/>
+                    </a:prstGeom>
+                    <a:noFill/>
+                    <a:ln>
+                      <a:noFill/>
+                    </a:ln>
+                  </pic:spPr>
+                </pic:pic>
+              </a:graphicData>
+            </a:graphic>
+          </wp:inline>
+        </w:drawing>
+      </w:r>
     </w:p>
     <w:p>
       <w:pPr>
@@ -2101,7 +2590,7 @@
           <w:szCs w:val="24"/>
         </w:rPr>
         <w:drawing>
-          <wp:inline distT="0" distB="0" distL="0" distR="0" wp14:anchorId="7A8F5757" wp14:editId="71B40758">
+          <wp:inline distT="0" distB="0" distL="0" distR="0" wp14:anchorId="10301158" wp14:editId="1F1624E7">
             <wp:extent cx="3886200" cy="1562100"/>
             <wp:effectExtent l="0" t="0" r="0" b="0"/>
             <wp:docPr id="16" name="图片 16"/>
@@ -2118,7 +2607,7 @@
                     </pic:cNvPicPr>
                   </pic:nvPicPr>
                   <pic:blipFill>
-                    <a:blip r:embed="rId15">
+                    <a:blip r:embed="rId18">
                       <a:extLst>
                         <a:ext uri="{28A0092B-C50C-407E-A947-70E740481C1C}">
                           <a14:useLocalDpi xmlns:a14="http://schemas.microsoft.com/office/drawing/2010/main" val="0"/>
@@ -2153,8 +2642,65 @@
     <w:p>
       <w:pPr>
         <w:widowControl/>
+        <w:jc w:val="left"/>
+        <w:rPr>
+          <w:rFonts w:ascii="Tahoma" w:eastAsia="微软雅黑" w:hAnsi="Tahoma"/>
+          <w:kern w:val="0"/>
+          <w:sz w:val="22"/>
+        </w:rPr>
+      </w:pPr>
+    </w:p>
+    <w:p>
+      <w:pPr>
+        <w:pStyle w:val="4"/>
+        <w:snapToGrid w:val="0"/>
+        <w:rPr>
+          <w:rFonts w:hint="eastAsia"/>
+        </w:rPr>
+      </w:pPr>
+      <w:r>
+        <w:rPr>
+          <w:rFonts w:hint="eastAsia"/>
+        </w:rPr>
+        <w:t>7</w:t>
+      </w:r>
+      <w:r>
+        <w:rPr>
+          <w:rFonts w:hint="eastAsia"/>
+        </w:rPr>
+        <w:t>）</w:t>
+      </w:r>
+      <w:r>
+        <w:rPr>
+          <w:rFonts w:hint="eastAsia"/>
+        </w:rPr>
+        <w:t>动画设置</w:t>
+      </w:r>
+    </w:p>
+    <w:p>
+      <w:pPr>
+        <w:widowControl/>
         <w:adjustRightInd w:val="0"/>
         <w:snapToGrid w:val="0"/>
+        <w:jc w:val="left"/>
+        <w:rPr>
+          <w:rFonts w:ascii="Tahoma" w:eastAsia="微软雅黑" w:hAnsi="Tahoma"/>
+          <w:kern w:val="0"/>
+          <w:sz w:val="22"/>
+        </w:rPr>
+      </w:pPr>
+      <w:r>
+        <w:rPr>
+          <w:rFonts w:ascii="Tahoma" w:eastAsia="微软雅黑" w:hAnsi="Tahoma" w:hint="eastAsia"/>
+          <w:kern w:val="0"/>
+          <w:sz w:val="22"/>
+        </w:rPr>
+        <w:t>量子妹遭遇敌人时，会播放战斗动画。</w:t>
+      </w:r>
+    </w:p>
+    <w:p>
+      <w:pPr>
+        <w:widowControl/>
         <w:jc w:val="center"/>
         <w:rPr>
           <w:rFonts w:ascii="Tahoma" w:eastAsia="微软雅黑" w:hAnsi="Tahoma"/>
@@ -2162,6 +2708,60 @@
           <w:sz w:val="22"/>
         </w:rPr>
       </w:pPr>
+      <w:r>
+        <w:rPr>
+          <w:rFonts w:hint="eastAsia"/>
+          <w:noProof/>
+        </w:rPr>
+        <w:drawing>
+          <wp:inline distT="0" distB="0" distL="0" distR="0" wp14:anchorId="2AE27E83" wp14:editId="670CDEC3">
+            <wp:extent cx="2745350" cy="2933700"/>
+            <wp:effectExtent l="0" t="0" r="0" b="0"/>
+            <wp:docPr id="2085580735" name="图片 9"/>
+            <wp:cNvGraphicFramePr>
+              <a:graphicFrameLocks xmlns:a="http://schemas.openxmlformats.org/drawingml/2006/main" noChangeAspect="1"/>
+            </wp:cNvGraphicFramePr>
+            <a:graphic xmlns:a="http://schemas.openxmlformats.org/drawingml/2006/main">
+              <a:graphicData uri="http://schemas.openxmlformats.org/drawingml/2006/picture">
+                <pic:pic xmlns:pic="http://schemas.openxmlformats.org/drawingml/2006/picture">
+                  <pic:nvPicPr>
+                    <pic:cNvPr id="0" name="Picture 17"/>
+                    <pic:cNvPicPr>
+                      <a:picLocks noChangeAspect="1" noChangeArrowheads="1"/>
+                    </pic:cNvPicPr>
+                  </pic:nvPicPr>
+                  <pic:blipFill>
+                    <a:blip r:embed="rId19">
+                      <a:extLst>
+                        <a:ext uri="{28A0092B-C50C-407E-A947-70E740481C1C}">
+                          <a14:useLocalDpi xmlns:a14="http://schemas.microsoft.com/office/drawing/2010/main" val="0"/>
+                        </a:ext>
+                      </a:extLst>
+                    </a:blip>
+                    <a:srcRect/>
+                    <a:stretch>
+                      <a:fillRect/>
+                    </a:stretch>
+                  </pic:blipFill>
+                  <pic:spPr bwMode="auto">
+                    <a:xfrm>
+                      <a:off x="0" y="0"/>
+                      <a:ext cx="2745865" cy="2934250"/>
+                    </a:xfrm>
+                    <a:prstGeom prst="rect">
+                      <a:avLst/>
+                    </a:prstGeom>
+                    <a:noFill/>
+                    <a:ln>
+                      <a:noFill/>
+                    </a:ln>
+                  </pic:spPr>
+                </pic:pic>
+              </a:graphicData>
+            </a:graphic>
+          </wp:inline>
+        </w:drawing>
+      </w:r>
     </w:p>
     <w:p>
       <w:pPr>
@@ -2169,17 +2769,1823 @@
         <w:jc w:val="left"/>
         <w:rPr>
           <w:rFonts w:ascii="Tahoma" w:eastAsia="微软雅黑" w:hAnsi="Tahoma"/>
-          <w:b/>
-          <w:bCs/>
-          <w:kern w:val="0"/>
-          <w:sz w:val="22"/>
-        </w:rPr>
-      </w:pPr>
-      <w:r>
-        <w:rPr>
-          <w:rFonts w:ascii="Tahoma" w:eastAsia="微软雅黑" w:hAnsi="Tahoma"/>
-          <w:b/>
-          <w:bCs/>
+          <w:kern w:val="0"/>
+          <w:sz w:val="22"/>
+        </w:rPr>
+      </w:pPr>
+      <w:r>
+        <w:rPr>
+          <w:rFonts w:ascii="Tahoma" w:eastAsia="微软雅黑" w:hAnsi="Tahoma"/>
+          <w:kern w:val="0"/>
+          <w:sz w:val="22"/>
+        </w:rPr>
+        <w:br w:type="page"/>
+      </w:r>
+    </w:p>
+    <w:p>
+      <w:pPr>
+        <w:pStyle w:val="4"/>
+        <w:snapToGrid w:val="0"/>
+        <w:rPr>
+          <w:rFonts w:hint="eastAsia"/>
+        </w:rPr>
+      </w:pPr>
+      <w:r>
+        <w:rPr>
+          <w:rFonts w:hint="eastAsia"/>
+        </w:rPr>
+        <w:lastRenderedPageBreak/>
+        <w:t>8</w:t>
+      </w:r>
+      <w:r>
+        <w:rPr>
+          <w:rFonts w:hint="eastAsia"/>
+        </w:rPr>
+        <w:t>）</w:t>
+      </w:r>
+      <w:r>
+        <w:rPr>
+          <w:rFonts w:hint="eastAsia"/>
+        </w:rPr>
+        <w:t>插件-参数数字</w:t>
+      </w:r>
+    </w:p>
+    <w:p>
+      <w:pPr>
+        <w:widowControl/>
+        <w:adjustRightInd w:val="0"/>
+        <w:snapToGrid w:val="0"/>
+        <w:jc w:val="left"/>
+        <w:rPr>
+          <w:rFonts w:ascii="Tahoma" w:eastAsia="微软雅黑" w:hAnsi="Tahoma"/>
+          <w:kern w:val="0"/>
+          <w:sz w:val="22"/>
+        </w:rPr>
+      </w:pPr>
+      <w:proofErr w:type="gramStart"/>
+      <w:r>
+        <w:rPr>
+          <w:rFonts w:ascii="Tahoma" w:eastAsia="微软雅黑" w:hAnsi="Tahoma" w:hint="eastAsia"/>
+          <w:kern w:val="0"/>
+          <w:sz w:val="22"/>
+        </w:rPr>
+        <w:t>简易魔塔</w:t>
+      </w:r>
+      <w:r>
+        <w:rPr>
+          <w:rFonts w:ascii="Tahoma" w:eastAsia="微软雅黑" w:hAnsi="Tahoma" w:hint="eastAsia"/>
+          <w:kern w:val="0"/>
+          <w:sz w:val="22"/>
+        </w:rPr>
+        <w:t>解谜中</w:t>
+      </w:r>
+      <w:proofErr w:type="gramEnd"/>
+      <w:r>
+        <w:rPr>
+          <w:rFonts w:ascii="Tahoma" w:eastAsia="微软雅黑" w:hAnsi="Tahoma" w:hint="eastAsia"/>
+          <w:kern w:val="0"/>
+          <w:sz w:val="22"/>
+        </w:rPr>
+        <w:t>，</w:t>
+      </w:r>
+      <w:r>
+        <w:rPr>
+          <w:rFonts w:ascii="Tahoma" w:eastAsia="微软雅黑" w:hAnsi="Tahoma" w:hint="eastAsia"/>
+          <w:kern w:val="0"/>
+          <w:sz w:val="22"/>
+        </w:rPr>
+        <w:t>有两个地方用到了参数数字的样式。</w:t>
+      </w:r>
+    </w:p>
+    <w:p>
+      <w:pPr>
+        <w:widowControl/>
+        <w:adjustRightInd w:val="0"/>
+        <w:snapToGrid w:val="0"/>
+        <w:jc w:val="left"/>
+        <w:rPr>
+          <w:rFonts w:ascii="Tahoma" w:eastAsia="微软雅黑" w:hAnsi="Tahoma"/>
+          <w:kern w:val="0"/>
+          <w:sz w:val="22"/>
+        </w:rPr>
+      </w:pPr>
+      <w:r>
+        <w:rPr>
+          <w:rFonts w:ascii="Tahoma" w:eastAsia="微软雅黑" w:hAnsi="Tahoma" w:hint="eastAsia"/>
+          <w:kern w:val="0"/>
+          <w:sz w:val="22"/>
+        </w:rPr>
+        <w:t>》地图临时漂浮参数数字（</w:t>
+      </w:r>
+      <w:r>
+        <w:rPr>
+          <w:rFonts w:ascii="Tahoma" w:eastAsia="微软雅黑" w:hAnsi="Tahoma" w:hint="eastAsia"/>
+          <w:kern w:val="0"/>
+          <w:sz w:val="22"/>
+        </w:rPr>
+        <w:t>回复时</w:t>
+      </w:r>
+      <w:r>
+        <w:rPr>
+          <w:rFonts w:ascii="Tahoma" w:eastAsia="微软雅黑" w:hAnsi="Tahoma" w:hint="eastAsia"/>
+          <w:kern w:val="0"/>
+          <w:sz w:val="22"/>
+        </w:rPr>
+        <w:t>+1</w:t>
+      </w:r>
+      <w:r>
+        <w:rPr>
+          <w:rFonts w:ascii="Tahoma" w:eastAsia="微软雅黑" w:hAnsi="Tahoma" w:hint="eastAsia"/>
+          <w:kern w:val="0"/>
+          <w:sz w:val="22"/>
+        </w:rPr>
+        <w:t>被打时</w:t>
+      </w:r>
+      <w:r>
+        <w:rPr>
+          <w:rFonts w:ascii="Tahoma" w:eastAsia="微软雅黑" w:hAnsi="Tahoma" w:hint="eastAsia"/>
+          <w:kern w:val="0"/>
+          <w:sz w:val="22"/>
+        </w:rPr>
+        <w:t>-1</w:t>
+      </w:r>
+      <w:r>
+        <w:rPr>
+          <w:rFonts w:ascii="Tahoma" w:eastAsia="微软雅黑" w:hAnsi="Tahoma" w:hint="eastAsia"/>
+          <w:kern w:val="0"/>
+          <w:sz w:val="22"/>
+        </w:rPr>
+        <w:t>的数字效果）</w:t>
+      </w:r>
+    </w:p>
+    <w:p>
+      <w:pPr>
+        <w:widowControl/>
+        <w:adjustRightInd w:val="0"/>
+        <w:snapToGrid w:val="0"/>
+        <w:jc w:val="left"/>
+        <w:rPr>
+          <w:rFonts w:ascii="Tahoma" w:eastAsia="微软雅黑" w:hAnsi="Tahoma"/>
+          <w:kern w:val="0"/>
+          <w:sz w:val="22"/>
+        </w:rPr>
+      </w:pPr>
+      <w:r>
+        <w:rPr>
+          <w:rFonts w:ascii="Tahoma" w:eastAsia="微软雅黑" w:hAnsi="Tahoma" w:hint="eastAsia"/>
+          <w:kern w:val="0"/>
+          <w:sz w:val="22"/>
+        </w:rPr>
+        <w:t>》高级变量固定框（进入游戏后，右侧的</w:t>
+      </w:r>
+      <w:r>
+        <w:rPr>
+          <w:rFonts w:ascii="Tahoma" w:eastAsia="微软雅黑" w:hAnsi="Tahoma" w:hint="eastAsia"/>
+          <w:kern w:val="0"/>
+          <w:sz w:val="22"/>
+        </w:rPr>
+        <w:t>UI</w:t>
+      </w:r>
+      <w:r>
+        <w:rPr>
+          <w:rFonts w:ascii="Tahoma" w:eastAsia="微软雅黑" w:hAnsi="Tahoma" w:hint="eastAsia"/>
+          <w:kern w:val="0"/>
+          <w:sz w:val="22"/>
+        </w:rPr>
+        <w:t>展示板）</w:t>
+      </w:r>
+    </w:p>
+    <w:p>
+      <w:pPr>
+        <w:widowControl/>
+        <w:adjustRightInd w:val="0"/>
+        <w:snapToGrid w:val="0"/>
+        <w:jc w:val="center"/>
+        <w:rPr>
+          <w:rFonts w:ascii="Tahoma" w:eastAsia="微软雅黑" w:hAnsi="Tahoma"/>
+          <w:kern w:val="0"/>
+          <w:sz w:val="22"/>
+        </w:rPr>
+      </w:pPr>
+      <w:r>
+        <w:rPr>
+          <w:rFonts w:hint="eastAsia"/>
+          <w:noProof/>
+        </w:rPr>
+        <w:drawing>
+          <wp:inline distT="0" distB="0" distL="0" distR="0" wp14:anchorId="418E54E2" wp14:editId="1F8C91B8">
+            <wp:extent cx="4149090" cy="1591999"/>
+            <wp:effectExtent l="19050" t="19050" r="22860" b="27305"/>
+            <wp:docPr id="254477629" name="图片 17"/>
+            <wp:cNvGraphicFramePr>
+              <a:graphicFrameLocks xmlns:a="http://schemas.openxmlformats.org/drawingml/2006/main" noChangeAspect="1"/>
+            </wp:cNvGraphicFramePr>
+            <a:graphic xmlns:a="http://schemas.openxmlformats.org/drawingml/2006/main">
+              <a:graphicData uri="http://schemas.openxmlformats.org/drawingml/2006/picture">
+                <pic:pic xmlns:pic="http://schemas.openxmlformats.org/drawingml/2006/picture">
+                  <pic:nvPicPr>
+                    <pic:cNvPr id="0" name="Picture 33"/>
+                    <pic:cNvPicPr>
+                      <a:picLocks noChangeAspect="1" noChangeArrowheads="1"/>
+                    </pic:cNvPicPr>
+                  </pic:nvPicPr>
+                  <pic:blipFill>
+                    <a:blip r:embed="rId20">
+                      <a:extLst>
+                        <a:ext uri="{28A0092B-C50C-407E-A947-70E740481C1C}">
+                          <a14:useLocalDpi xmlns:a14="http://schemas.microsoft.com/office/drawing/2010/main" val="0"/>
+                        </a:ext>
+                      </a:extLst>
+                    </a:blip>
+                    <a:srcRect/>
+                    <a:stretch>
+                      <a:fillRect/>
+                    </a:stretch>
+                  </pic:blipFill>
+                  <pic:spPr bwMode="auto">
+                    <a:xfrm>
+                      <a:off x="0" y="0"/>
+                      <a:ext cx="4162393" cy="1597103"/>
+                    </a:xfrm>
+                    <a:prstGeom prst="rect">
+                      <a:avLst/>
+                    </a:prstGeom>
+                    <a:noFill/>
+                    <a:ln w="9525">
+                      <a:solidFill>
+                        <a:schemeClr val="tx1"/>
+                      </a:solidFill>
+                    </a:ln>
+                  </pic:spPr>
+                </pic:pic>
+              </a:graphicData>
+            </a:graphic>
+          </wp:inline>
+        </w:drawing>
+      </w:r>
+    </w:p>
+    <w:p>
+      <w:pPr>
+        <w:widowControl/>
+        <w:adjustRightInd w:val="0"/>
+        <w:snapToGrid w:val="0"/>
+        <w:jc w:val="center"/>
+        <w:rPr>
+          <w:rFonts w:ascii="Tahoma" w:eastAsia="微软雅黑" w:hAnsi="Tahoma"/>
+          <w:kern w:val="0"/>
+          <w:sz w:val="22"/>
+        </w:rPr>
+      </w:pPr>
+      <w:r>
+        <w:rPr>
+          <w:rFonts w:hint="eastAsia"/>
+          <w:noProof/>
+        </w:rPr>
+        <w:drawing>
+          <wp:inline distT="0" distB="0" distL="0" distR="0" wp14:anchorId="6BB6330D" wp14:editId="6F565784">
+            <wp:extent cx="3771900" cy="2728103"/>
+            <wp:effectExtent l="0" t="0" r="0" b="0"/>
+            <wp:docPr id="2075938187" name="图片 15"/>
+            <wp:cNvGraphicFramePr>
+              <a:graphicFrameLocks xmlns:a="http://schemas.openxmlformats.org/drawingml/2006/main" noChangeAspect="1"/>
+            </wp:cNvGraphicFramePr>
+            <a:graphic xmlns:a="http://schemas.openxmlformats.org/drawingml/2006/main">
+              <a:graphicData uri="http://schemas.openxmlformats.org/drawingml/2006/picture">
+                <pic:pic xmlns:pic="http://schemas.openxmlformats.org/drawingml/2006/picture">
+                  <pic:nvPicPr>
+                    <pic:cNvPr id="0" name="Picture 29"/>
+                    <pic:cNvPicPr>
+                      <a:picLocks noChangeAspect="1" noChangeArrowheads="1"/>
+                    </pic:cNvPicPr>
+                  </pic:nvPicPr>
+                  <pic:blipFill>
+                    <a:blip r:embed="rId21">
+                      <a:extLst>
+                        <a:ext uri="{28A0092B-C50C-407E-A947-70E740481C1C}">
+                          <a14:useLocalDpi xmlns:a14="http://schemas.microsoft.com/office/drawing/2010/main" val="0"/>
+                        </a:ext>
+                      </a:extLst>
+                    </a:blip>
+                    <a:srcRect/>
+                    <a:stretch>
+                      <a:fillRect/>
+                    </a:stretch>
+                  </pic:blipFill>
+                  <pic:spPr bwMode="auto">
+                    <a:xfrm>
+                      <a:off x="0" y="0"/>
+                      <a:ext cx="3782140" cy="2735509"/>
+                    </a:xfrm>
+                    <a:prstGeom prst="rect">
+                      <a:avLst/>
+                    </a:prstGeom>
+                    <a:noFill/>
+                    <a:ln>
+                      <a:noFill/>
+                    </a:ln>
+                  </pic:spPr>
+                </pic:pic>
+              </a:graphicData>
+            </a:graphic>
+          </wp:inline>
+        </w:drawing>
+      </w:r>
+    </w:p>
+    <w:p>
+      <w:pPr>
+        <w:widowControl/>
+        <w:adjustRightInd w:val="0"/>
+        <w:snapToGrid w:val="0"/>
+        <w:rPr>
+          <w:rFonts w:ascii="Tahoma" w:eastAsia="微软雅黑" w:hAnsi="Tahoma"/>
+          <w:kern w:val="0"/>
+          <w:sz w:val="22"/>
+        </w:rPr>
+      </w:pPr>
+    </w:p>
+    <w:p>
+      <w:pPr>
+        <w:pStyle w:val="4"/>
+        <w:snapToGrid w:val="0"/>
+        <w:rPr>
+          <w:rFonts w:hint="eastAsia"/>
+        </w:rPr>
+      </w:pPr>
+      <w:r>
+        <w:rPr>
+          <w:rFonts w:hint="eastAsia"/>
+        </w:rPr>
+        <w:t>9</w:t>
+      </w:r>
+      <w:r>
+        <w:rPr>
+          <w:rFonts w:hint="eastAsia"/>
+        </w:rPr>
+        <w:t>）</w:t>
+      </w:r>
+      <w:r>
+        <w:rPr>
+          <w:rFonts w:hint="eastAsia"/>
+        </w:rPr>
+        <w:t>插件-地图临时漂浮参数数字</w:t>
+      </w:r>
+    </w:p>
+    <w:p>
+      <w:pPr>
+        <w:widowControl/>
+        <w:adjustRightInd w:val="0"/>
+        <w:snapToGrid w:val="0"/>
+        <w:rPr>
+          <w:rFonts w:ascii="Tahoma" w:eastAsia="微软雅黑" w:hAnsi="Tahoma"/>
+          <w:kern w:val="0"/>
+          <w:sz w:val="22"/>
+        </w:rPr>
+      </w:pPr>
+      <w:r>
+        <w:rPr>
+          <w:rFonts w:ascii="Tahoma" w:eastAsia="微软雅黑" w:hAnsi="Tahoma" w:hint="eastAsia"/>
+          <w:kern w:val="0"/>
+          <w:sz w:val="22"/>
+        </w:rPr>
+        <w:t>该插件主要用于</w:t>
+      </w:r>
+      <w:r>
+        <w:rPr>
+          <w:rFonts w:ascii="Tahoma" w:eastAsia="微软雅黑" w:hAnsi="Tahoma" w:hint="eastAsia"/>
+          <w:kern w:val="0"/>
+          <w:sz w:val="22"/>
+        </w:rPr>
+        <w:t xml:space="preserve"> </w:t>
+      </w:r>
+      <w:r>
+        <w:rPr>
+          <w:rFonts w:ascii="Tahoma" w:eastAsia="微软雅黑" w:hAnsi="Tahoma" w:hint="eastAsia"/>
+          <w:kern w:val="0"/>
+          <w:sz w:val="22"/>
+        </w:rPr>
+        <w:t>回复时</w:t>
+      </w:r>
+      <w:r>
+        <w:rPr>
+          <w:rFonts w:ascii="Tahoma" w:eastAsia="微软雅黑" w:hAnsi="Tahoma" w:hint="eastAsia"/>
+          <w:kern w:val="0"/>
+          <w:sz w:val="22"/>
+        </w:rPr>
+        <w:t>+1</w:t>
+      </w:r>
+      <w:r>
+        <w:rPr>
+          <w:rFonts w:ascii="Tahoma" w:eastAsia="微软雅黑" w:hAnsi="Tahoma" w:hint="eastAsia"/>
+          <w:kern w:val="0"/>
+          <w:sz w:val="22"/>
+        </w:rPr>
+        <w:t>被打时</w:t>
+      </w:r>
+      <w:r>
+        <w:rPr>
+          <w:rFonts w:ascii="Tahoma" w:eastAsia="微软雅黑" w:hAnsi="Tahoma" w:hint="eastAsia"/>
+          <w:kern w:val="0"/>
+          <w:sz w:val="22"/>
+        </w:rPr>
+        <w:t xml:space="preserve">-1 </w:t>
+      </w:r>
+      <w:r>
+        <w:rPr>
+          <w:rFonts w:ascii="Tahoma" w:eastAsia="微软雅黑" w:hAnsi="Tahoma" w:hint="eastAsia"/>
+          <w:kern w:val="0"/>
+          <w:sz w:val="22"/>
+        </w:rPr>
+        <w:t>的数字效果。</w:t>
+      </w:r>
+    </w:p>
+    <w:p>
+      <w:pPr>
+        <w:widowControl/>
+        <w:adjustRightInd w:val="0"/>
+        <w:snapToGrid w:val="0"/>
+        <w:jc w:val="center"/>
+        <w:rPr>
+          <w:rFonts w:ascii="Tahoma" w:eastAsia="微软雅黑" w:hAnsi="Tahoma"/>
+          <w:kern w:val="0"/>
+          <w:sz w:val="22"/>
+        </w:rPr>
+      </w:pPr>
+      <w:r>
+        <w:rPr>
+          <w:rFonts w:hint="eastAsia"/>
+          <w:noProof/>
+        </w:rPr>
+        <w:drawing>
+          <wp:inline distT="0" distB="0" distL="0" distR="0" wp14:anchorId="1C39E28F" wp14:editId="295EDA54">
+            <wp:extent cx="4091940" cy="1442788"/>
+            <wp:effectExtent l="0" t="0" r="3810" b="5080"/>
+            <wp:docPr id="1407908788" name="图片 14"/>
+            <wp:cNvGraphicFramePr>
+              <a:graphicFrameLocks xmlns:a="http://schemas.openxmlformats.org/drawingml/2006/main" noChangeAspect="1"/>
+            </wp:cNvGraphicFramePr>
+            <a:graphic xmlns:a="http://schemas.openxmlformats.org/drawingml/2006/main">
+              <a:graphicData uri="http://schemas.openxmlformats.org/drawingml/2006/picture">
+                <pic:pic xmlns:pic="http://schemas.openxmlformats.org/drawingml/2006/picture">
+                  <pic:nvPicPr>
+                    <pic:cNvPr id="0" name="Picture 27"/>
+                    <pic:cNvPicPr>
+                      <a:picLocks noChangeAspect="1" noChangeArrowheads="1"/>
+                    </pic:cNvPicPr>
+                  </pic:nvPicPr>
+                  <pic:blipFill>
+                    <a:blip r:embed="rId22">
+                      <a:extLst>
+                        <a:ext uri="{28A0092B-C50C-407E-A947-70E740481C1C}">
+                          <a14:useLocalDpi xmlns:a14="http://schemas.microsoft.com/office/drawing/2010/main" val="0"/>
+                        </a:ext>
+                      </a:extLst>
+                    </a:blip>
+                    <a:srcRect/>
+                    <a:stretch>
+                      <a:fillRect/>
+                    </a:stretch>
+                  </pic:blipFill>
+                  <pic:spPr bwMode="auto">
+                    <a:xfrm>
+                      <a:off x="0" y="0"/>
+                      <a:ext cx="4093948" cy="1443496"/>
+                    </a:xfrm>
+                    <a:prstGeom prst="rect">
+                      <a:avLst/>
+                    </a:prstGeom>
+                    <a:noFill/>
+                    <a:ln>
+                      <a:noFill/>
+                    </a:ln>
+                  </pic:spPr>
+                </pic:pic>
+              </a:graphicData>
+            </a:graphic>
+          </wp:inline>
+        </w:drawing>
+      </w:r>
+    </w:p>
+    <w:p>
+      <w:pPr>
+        <w:widowControl/>
+        <w:jc w:val="left"/>
+        <w:rPr>
+          <w:rFonts w:ascii="Tahoma" w:eastAsia="微软雅黑" w:hAnsi="Tahoma"/>
+          <w:kern w:val="0"/>
+          <w:sz w:val="22"/>
+        </w:rPr>
+      </w:pPr>
+      <w:r>
+        <w:rPr>
+          <w:rFonts w:ascii="Tahoma" w:eastAsia="微软雅黑" w:hAnsi="Tahoma"/>
+          <w:kern w:val="0"/>
+          <w:sz w:val="22"/>
+        </w:rPr>
+        <w:br w:type="page"/>
+      </w:r>
+    </w:p>
+    <w:p>
+      <w:pPr>
+        <w:pStyle w:val="4"/>
+        <w:snapToGrid w:val="0"/>
+        <w:rPr>
+          <w:rFonts w:hint="eastAsia"/>
+        </w:rPr>
+      </w:pPr>
+      <w:r>
+        <w:rPr>
+          <w:rFonts w:hint="eastAsia"/>
+        </w:rPr>
+        <w:lastRenderedPageBreak/>
+        <w:t>10</w:t>
+      </w:r>
+      <w:r>
+        <w:rPr>
+          <w:rFonts w:hint="eastAsia"/>
+        </w:rPr>
+        <w:t>）插件</w:t>
+      </w:r>
+      <w:r>
+        <w:rPr>
+          <w:rFonts w:hint="eastAsia"/>
+        </w:rPr>
+        <w:t>-</w:t>
+      </w:r>
+      <w:r>
+        <w:rPr>
+          <w:rFonts w:ascii="Tahoma" w:hAnsi="Tahoma" w:hint="eastAsia"/>
+          <w:kern w:val="0"/>
+        </w:rPr>
+        <w:t>高级变量</w:t>
+      </w:r>
+      <w:r>
+        <w:rPr>
+          <w:rFonts w:ascii="Tahoma" w:hAnsi="Tahoma" w:hint="eastAsia"/>
+          <w:kern w:val="0"/>
+        </w:rPr>
+        <w:t>固定</w:t>
+      </w:r>
+      <w:r>
+        <w:rPr>
+          <w:rFonts w:ascii="Tahoma" w:hAnsi="Tahoma" w:hint="eastAsia"/>
+          <w:kern w:val="0"/>
+        </w:rPr>
+        <w:t>框</w:t>
+      </w:r>
+    </w:p>
+    <w:p>
+      <w:pPr>
+        <w:widowControl/>
+        <w:adjustRightInd w:val="0"/>
+        <w:snapToGrid w:val="0"/>
+        <w:jc w:val="left"/>
+        <w:rPr>
+          <w:rFonts w:ascii="Tahoma" w:eastAsia="微软雅黑" w:hAnsi="Tahoma"/>
+          <w:kern w:val="0"/>
+          <w:sz w:val="22"/>
+        </w:rPr>
+      </w:pPr>
+      <w:r>
+        <w:rPr>
+          <w:rFonts w:ascii="Tahoma" w:eastAsia="微软雅黑" w:hAnsi="Tahoma" w:hint="eastAsia"/>
+          <w:kern w:val="0"/>
+          <w:sz w:val="22"/>
+        </w:rPr>
+        <w:t>该插件主要用于</w:t>
+      </w:r>
+      <w:r>
+        <w:rPr>
+          <w:rFonts w:ascii="Tahoma" w:eastAsia="微软雅黑" w:hAnsi="Tahoma" w:hint="eastAsia"/>
+          <w:kern w:val="0"/>
+          <w:sz w:val="22"/>
+        </w:rPr>
+        <w:t>设计</w:t>
+      </w:r>
+      <w:proofErr w:type="gramStart"/>
+      <w:r>
+        <w:rPr>
+          <w:rFonts w:ascii="Tahoma" w:eastAsia="微软雅黑" w:hAnsi="Tahoma" w:hint="eastAsia"/>
+          <w:kern w:val="0"/>
+          <w:sz w:val="22"/>
+        </w:rPr>
+        <w:t>简易魔塔的</w:t>
+      </w:r>
+      <w:proofErr w:type="gramEnd"/>
+      <w:r>
+        <w:rPr>
+          <w:rFonts w:ascii="Tahoma" w:eastAsia="微软雅黑" w:hAnsi="Tahoma" w:hint="eastAsia"/>
+          <w:kern w:val="0"/>
+          <w:sz w:val="22"/>
+        </w:rPr>
+        <w:t>UI</w:t>
+      </w:r>
+      <w:r>
+        <w:rPr>
+          <w:rFonts w:ascii="Tahoma" w:eastAsia="微软雅黑" w:hAnsi="Tahoma" w:hint="eastAsia"/>
+          <w:kern w:val="0"/>
+          <w:sz w:val="22"/>
+        </w:rPr>
+        <w:t>菜单。</w:t>
+      </w:r>
+    </w:p>
+    <w:p>
+      <w:pPr>
+        <w:widowControl/>
+        <w:adjustRightInd w:val="0"/>
+        <w:snapToGrid w:val="0"/>
+        <w:jc w:val="center"/>
+        <w:rPr>
+          <w:rFonts w:ascii="Tahoma" w:eastAsia="微软雅黑" w:hAnsi="Tahoma"/>
+          <w:kern w:val="0"/>
+          <w:sz w:val="22"/>
+        </w:rPr>
+      </w:pPr>
+      <w:r>
+        <w:rPr>
+          <w:rFonts w:hint="eastAsia"/>
+          <w:noProof/>
+        </w:rPr>
+        <w:drawing>
+          <wp:inline distT="0" distB="0" distL="0" distR="0" wp14:anchorId="63976CAA" wp14:editId="0B5FA6B2">
+            <wp:extent cx="4141470" cy="1482871"/>
+            <wp:effectExtent l="19050" t="19050" r="11430" b="22225"/>
+            <wp:docPr id="2074705308" name="图片 13"/>
+            <wp:cNvGraphicFramePr>
+              <a:graphicFrameLocks xmlns:a="http://schemas.openxmlformats.org/drawingml/2006/main" noChangeAspect="1"/>
+            </wp:cNvGraphicFramePr>
+            <a:graphic xmlns:a="http://schemas.openxmlformats.org/drawingml/2006/main">
+              <a:graphicData uri="http://schemas.openxmlformats.org/drawingml/2006/picture">
+                <pic:pic xmlns:pic="http://schemas.openxmlformats.org/drawingml/2006/picture">
+                  <pic:nvPicPr>
+                    <pic:cNvPr id="0" name="Picture 25"/>
+                    <pic:cNvPicPr>
+                      <a:picLocks noChangeAspect="1" noChangeArrowheads="1"/>
+                    </pic:cNvPicPr>
+                  </pic:nvPicPr>
+                  <pic:blipFill>
+                    <a:blip r:embed="rId23">
+                      <a:extLst>
+                        <a:ext uri="{28A0092B-C50C-407E-A947-70E740481C1C}">
+                          <a14:useLocalDpi xmlns:a14="http://schemas.microsoft.com/office/drawing/2010/main" val="0"/>
+                        </a:ext>
+                      </a:extLst>
+                    </a:blip>
+                    <a:srcRect/>
+                    <a:stretch>
+                      <a:fillRect/>
+                    </a:stretch>
+                  </pic:blipFill>
+                  <pic:spPr bwMode="auto">
+                    <a:xfrm>
+                      <a:off x="0" y="0"/>
+                      <a:ext cx="4147858" cy="1485158"/>
+                    </a:xfrm>
+                    <a:prstGeom prst="rect">
+                      <a:avLst/>
+                    </a:prstGeom>
+                    <a:noFill/>
+                    <a:ln w="9525">
+                      <a:solidFill>
+                        <a:schemeClr val="tx1"/>
+                      </a:solidFill>
+                    </a:ln>
+                  </pic:spPr>
+                </pic:pic>
+              </a:graphicData>
+            </a:graphic>
+          </wp:inline>
+        </w:drawing>
+      </w:r>
+    </w:p>
+    <w:p>
+      <w:pPr>
+        <w:widowControl/>
+        <w:adjustRightInd w:val="0"/>
+        <w:snapToGrid w:val="0"/>
+        <w:jc w:val="left"/>
+        <w:rPr>
+          <w:rFonts w:ascii="Tahoma" w:eastAsia="微软雅黑" w:hAnsi="Tahoma"/>
+          <w:kern w:val="0"/>
+          <w:sz w:val="22"/>
+        </w:rPr>
+      </w:pPr>
+      <w:r>
+        <w:rPr>
+          <w:rFonts w:ascii="Tahoma" w:eastAsia="微软雅黑" w:hAnsi="Tahoma" w:hint="eastAsia"/>
+          <w:kern w:val="0"/>
+          <w:sz w:val="22"/>
+        </w:rPr>
+        <w:t>UI</w:t>
+      </w:r>
+      <w:r>
+        <w:rPr>
+          <w:rFonts w:ascii="Tahoma" w:eastAsia="微软雅黑" w:hAnsi="Tahoma" w:hint="eastAsia"/>
+          <w:kern w:val="0"/>
+          <w:sz w:val="22"/>
+        </w:rPr>
+        <w:t>具体设计在</w:t>
+      </w:r>
+      <w:r>
+        <w:rPr>
+          <w:rFonts w:ascii="Tahoma" w:eastAsia="微软雅黑" w:hAnsi="Tahoma" w:hint="eastAsia"/>
+          <w:kern w:val="0"/>
+          <w:sz w:val="22"/>
+        </w:rPr>
+        <w:t xml:space="preserve"> </w:t>
+      </w:r>
+      <w:proofErr w:type="gramStart"/>
+      <w:r>
+        <w:rPr>
+          <w:rFonts w:ascii="Tahoma" w:eastAsia="微软雅黑" w:hAnsi="Tahoma"/>
+          <w:kern w:val="0"/>
+          <w:sz w:val="22"/>
+        </w:rPr>
+        <w:t>”</w:t>
+      </w:r>
+      <w:proofErr w:type="gramEnd"/>
+      <w:r>
+        <w:rPr>
+          <w:rFonts w:ascii="Tahoma" w:eastAsia="微软雅黑" w:hAnsi="Tahoma"/>
+          <w:color w:val="0070C0"/>
+          <w:kern w:val="0"/>
+          <w:sz w:val="22"/>
+        </w:rPr>
+        <w:t xml:space="preserve">13.UI </w:t>
+      </w:r>
+      <w:r>
+        <w:rPr>
+          <w:rFonts w:ascii="Tahoma" w:eastAsia="微软雅黑" w:hAnsi="Tahoma" w:hint="eastAsia"/>
+          <w:color w:val="0070C0"/>
+          <w:kern w:val="0"/>
+          <w:sz w:val="22"/>
+        </w:rPr>
+        <w:t>&gt;</w:t>
+      </w:r>
+      <w:r>
+        <w:rPr>
+          <w:rFonts w:ascii="Tahoma" w:eastAsia="微软雅黑" w:hAnsi="Tahoma"/>
+          <w:color w:val="0070C0"/>
+          <w:kern w:val="0"/>
+          <w:sz w:val="22"/>
+        </w:rPr>
+        <w:t xml:space="preserve"> </w:t>
+      </w:r>
+      <w:r>
+        <w:rPr>
+          <w:rFonts w:ascii="Tahoma" w:eastAsia="微软雅黑" w:hAnsi="Tahoma" w:hint="eastAsia"/>
+          <w:color w:val="0070C0"/>
+          <w:kern w:val="0"/>
+          <w:sz w:val="22"/>
+        </w:rPr>
+        <w:t>关于高级变量固定框</w:t>
+      </w:r>
+      <w:r>
+        <w:rPr>
+          <w:rFonts w:ascii="Tahoma" w:eastAsia="微软雅黑" w:hAnsi="Tahoma"/>
+          <w:color w:val="0070C0"/>
+          <w:kern w:val="0"/>
+          <w:sz w:val="22"/>
+        </w:rPr>
+        <w:t>.docx</w:t>
+      </w:r>
+      <w:proofErr w:type="gramStart"/>
+      <w:r>
+        <w:rPr>
+          <w:rFonts w:ascii="Tahoma" w:eastAsia="微软雅黑" w:hAnsi="Tahoma"/>
+          <w:kern w:val="0"/>
+          <w:sz w:val="22"/>
+        </w:rPr>
+        <w:t>”</w:t>
+      </w:r>
+      <w:proofErr w:type="gramEnd"/>
+      <w:r>
+        <w:rPr>
+          <w:rFonts w:ascii="Tahoma" w:eastAsia="微软雅黑" w:hAnsi="Tahoma"/>
+          <w:kern w:val="0"/>
+          <w:sz w:val="22"/>
+        </w:rPr>
+        <w:t xml:space="preserve"> </w:t>
+      </w:r>
+      <w:r>
+        <w:rPr>
+          <w:rFonts w:ascii="Tahoma" w:eastAsia="微软雅黑" w:hAnsi="Tahoma" w:hint="eastAsia"/>
+          <w:kern w:val="0"/>
+          <w:sz w:val="22"/>
+        </w:rPr>
+        <w:t>中的</w:t>
+      </w:r>
+      <w:r>
+        <w:rPr>
+          <w:rFonts w:ascii="Tahoma" w:eastAsia="微软雅黑" w:hAnsi="Tahoma" w:hint="eastAsia"/>
+          <w:kern w:val="0"/>
+          <w:sz w:val="22"/>
+        </w:rPr>
+        <w:t xml:space="preserve"> </w:t>
+      </w:r>
+      <w:r>
+        <w:rPr>
+          <w:rFonts w:ascii="Tahoma" w:eastAsia="微软雅黑" w:hAnsi="Tahoma" w:hint="eastAsia"/>
+          <w:kern w:val="0"/>
+          <w:sz w:val="22"/>
+        </w:rPr>
+        <w:t>简易</w:t>
+      </w:r>
+      <w:proofErr w:type="gramStart"/>
+      <w:r>
+        <w:rPr>
+          <w:rFonts w:ascii="Tahoma" w:eastAsia="微软雅黑" w:hAnsi="Tahoma" w:hint="eastAsia"/>
+          <w:kern w:val="0"/>
+          <w:sz w:val="22"/>
+        </w:rPr>
+        <w:t>魔塔设计</w:t>
+      </w:r>
+      <w:proofErr w:type="gramEnd"/>
+      <w:r>
+        <w:rPr>
+          <w:rFonts w:ascii="Tahoma" w:eastAsia="微软雅黑" w:hAnsi="Tahoma" w:hint="eastAsia"/>
+          <w:kern w:val="0"/>
+          <w:sz w:val="22"/>
+        </w:rPr>
+        <w:t xml:space="preserve"> </w:t>
+      </w:r>
+      <w:r>
+        <w:rPr>
+          <w:rFonts w:ascii="Tahoma" w:eastAsia="微软雅黑" w:hAnsi="Tahoma" w:hint="eastAsia"/>
+          <w:kern w:val="0"/>
+          <w:sz w:val="22"/>
+        </w:rPr>
+        <w:t>章节</w:t>
+      </w:r>
+      <w:r>
+        <w:rPr>
+          <w:rFonts w:ascii="Tahoma" w:eastAsia="微软雅黑" w:hAnsi="Tahoma" w:hint="eastAsia"/>
+          <w:kern w:val="0"/>
+          <w:sz w:val="22"/>
+        </w:rPr>
+        <w:t>有讲解，</w:t>
+      </w:r>
+    </w:p>
+    <w:p>
+      <w:pPr>
+        <w:widowControl/>
+        <w:adjustRightInd w:val="0"/>
+        <w:snapToGrid w:val="0"/>
+        <w:jc w:val="left"/>
+        <w:rPr>
+          <w:rFonts w:ascii="Tahoma" w:eastAsia="微软雅黑" w:hAnsi="Tahoma"/>
+          <w:kern w:val="0"/>
+          <w:sz w:val="22"/>
+        </w:rPr>
+      </w:pPr>
+      <w:r>
+        <w:rPr>
+          <w:rFonts w:ascii="Tahoma" w:eastAsia="微软雅黑" w:hAnsi="Tahoma" w:hint="eastAsia"/>
+          <w:kern w:val="0"/>
+          <w:sz w:val="22"/>
+        </w:rPr>
+        <w:t>如果需要设计，可以去看看文档</w:t>
+      </w:r>
+      <w:r>
+        <w:rPr>
+          <w:rFonts w:ascii="Tahoma" w:eastAsia="微软雅黑" w:hAnsi="Tahoma" w:hint="eastAsia"/>
+          <w:kern w:val="0"/>
+          <w:sz w:val="22"/>
+        </w:rPr>
+        <w:t>。</w:t>
+      </w:r>
+    </w:p>
+    <w:p>
+      <w:pPr>
+        <w:widowControl/>
+        <w:jc w:val="center"/>
+        <w:rPr>
+          <w:rFonts w:ascii="宋体" w:eastAsia="宋体" w:hAnsi="宋体" w:cs="宋体" w:hint="eastAsia"/>
+          <w:kern w:val="0"/>
+          <w:sz w:val="24"/>
+          <w:szCs w:val="24"/>
+        </w:rPr>
+      </w:pPr>
+      <w:r>
+        <w:rPr>
+          <w:noProof/>
+        </w:rPr>
+        <w:drawing>
+          <wp:inline distT="0" distB="0" distL="0" distR="0" wp14:anchorId="6E5D032F" wp14:editId="01500F8C">
+            <wp:extent cx="1598311" cy="2520950"/>
+            <wp:effectExtent l="0" t="0" r="1905" b="0"/>
+            <wp:docPr id="131" name="图片 131"/>
+            <wp:cNvGraphicFramePr>
+              <a:graphicFrameLocks xmlns:a="http://schemas.openxmlformats.org/drawingml/2006/main" noChangeAspect="1"/>
+            </wp:cNvGraphicFramePr>
+            <a:graphic xmlns:a="http://schemas.openxmlformats.org/drawingml/2006/main">
+              <a:graphicData uri="http://schemas.openxmlformats.org/drawingml/2006/picture">
+                <pic:pic xmlns:pic="http://schemas.openxmlformats.org/drawingml/2006/picture">
+                  <pic:nvPicPr>
+                    <pic:cNvPr id="1" name=""/>
+                    <pic:cNvPicPr/>
+                  </pic:nvPicPr>
+                  <pic:blipFill>
+                    <a:blip r:embed="rId24"/>
+                    <a:stretch>
+                      <a:fillRect/>
+                    </a:stretch>
+                  </pic:blipFill>
+                  <pic:spPr>
+                    <a:xfrm>
+                      <a:off x="0" y="0"/>
+                      <a:ext cx="1607559" cy="2535537"/>
+                    </a:xfrm>
+                    <a:prstGeom prst="rect">
+                      <a:avLst/>
+                    </a:prstGeom>
+                  </pic:spPr>
+                </pic:pic>
+              </a:graphicData>
+            </a:graphic>
+          </wp:inline>
+        </w:drawing>
+      </w:r>
+      <w:r>
+        <w:rPr>
+          <w:rFonts w:ascii="宋体" w:eastAsia="宋体" w:hAnsi="宋体" w:cs="宋体"/>
+          <w:noProof/>
+          <w:kern w:val="0"/>
+          <w:sz w:val="24"/>
+          <w:szCs w:val="24"/>
+        </w:rPr>
+        <w:drawing>
+          <wp:inline distT="0" distB="0" distL="0" distR="0" wp14:anchorId="77712FDE" wp14:editId="4C4658D3">
+            <wp:extent cx="3360372" cy="1863052"/>
+            <wp:effectExtent l="0" t="0" r="0" b="4445"/>
+            <wp:docPr id="15" name="图片 15"/>
+            <wp:cNvGraphicFramePr>
+              <a:graphicFrameLocks xmlns:a="http://schemas.openxmlformats.org/drawingml/2006/main" noChangeAspect="1"/>
+            </wp:cNvGraphicFramePr>
+            <a:graphic xmlns:a="http://schemas.openxmlformats.org/drawingml/2006/main">
+              <a:graphicData uri="http://schemas.openxmlformats.org/drawingml/2006/picture">
+                <pic:pic xmlns:pic="http://schemas.openxmlformats.org/drawingml/2006/picture">
+                  <pic:nvPicPr>
+                    <pic:cNvPr id="0" name="Picture 1"/>
+                    <pic:cNvPicPr>
+                      <a:picLocks noChangeAspect="1" noChangeArrowheads="1"/>
+                    </pic:cNvPicPr>
+                  </pic:nvPicPr>
+                  <pic:blipFill>
+                    <a:blip r:embed="rId25">
+                      <a:extLst>
+                        <a:ext uri="{28A0092B-C50C-407E-A947-70E740481C1C}">
+                          <a14:useLocalDpi xmlns:a14="http://schemas.microsoft.com/office/drawing/2010/main" val="0"/>
+                        </a:ext>
+                      </a:extLst>
+                    </a:blip>
+                    <a:srcRect/>
+                    <a:stretch>
+                      <a:fillRect/>
+                    </a:stretch>
+                  </pic:blipFill>
+                  <pic:spPr bwMode="auto">
+                    <a:xfrm>
+                      <a:off x="0" y="0"/>
+                      <a:ext cx="3367263" cy="1866872"/>
+                    </a:xfrm>
+                    <a:prstGeom prst="rect">
+                      <a:avLst/>
+                    </a:prstGeom>
+                    <a:noFill/>
+                    <a:ln>
+                      <a:noFill/>
+                    </a:ln>
+                  </pic:spPr>
+                </pic:pic>
+              </a:graphicData>
+            </a:graphic>
+          </wp:inline>
+        </w:drawing>
+      </w:r>
+    </w:p>
+    <w:p>
+      <w:pPr>
+        <w:widowControl/>
+        <w:adjustRightInd w:val="0"/>
+        <w:snapToGrid w:val="0"/>
+        <w:rPr>
+          <w:rFonts w:ascii="Tahoma" w:eastAsia="微软雅黑" w:hAnsi="Tahoma"/>
+          <w:kern w:val="0"/>
+          <w:sz w:val="22"/>
+        </w:rPr>
+      </w:pPr>
+    </w:p>
+    <w:p>
+      <w:pPr>
+        <w:pStyle w:val="4"/>
+        <w:snapToGrid w:val="0"/>
+        <w:rPr>
+          <w:rFonts w:hint="eastAsia"/>
+        </w:rPr>
+      </w:pPr>
+      <w:r>
+        <w:rPr>
+          <w:rFonts w:hint="eastAsia"/>
+        </w:rPr>
+        <w:t>11</w:t>
+      </w:r>
+      <w:r>
+        <w:rPr>
+          <w:rFonts w:hint="eastAsia"/>
+        </w:rPr>
+        <w:t>）插件</w:t>
+      </w:r>
+      <w:r>
+        <w:rPr>
+          <w:rFonts w:hint="eastAsia"/>
+        </w:rPr>
+        <w:t>-</w:t>
+      </w:r>
+      <w:r>
+        <w:rPr>
+          <w:rFonts w:ascii="Tahoma" w:hAnsi="Tahoma" w:hint="eastAsia"/>
+          <w:kern w:val="0"/>
+        </w:rPr>
+        <w:t>多层行走图魔法圈</w:t>
+      </w:r>
+    </w:p>
+    <w:p>
+      <w:pPr>
+        <w:widowControl/>
+        <w:adjustRightInd w:val="0"/>
+        <w:snapToGrid w:val="0"/>
+        <w:rPr>
+          <w:rFonts w:ascii="Tahoma" w:eastAsia="微软雅黑" w:hAnsi="Tahoma"/>
+          <w:kern w:val="0"/>
+          <w:sz w:val="22"/>
+        </w:rPr>
+      </w:pPr>
+      <w:r>
+        <w:rPr>
+          <w:rFonts w:ascii="Tahoma" w:eastAsia="微软雅黑" w:hAnsi="Tahoma" w:hint="eastAsia"/>
+          <w:kern w:val="0"/>
+          <w:sz w:val="22"/>
+        </w:rPr>
+        <w:t>该插件用于指示量子</w:t>
+      </w:r>
+      <w:proofErr w:type="gramStart"/>
+      <w:r>
+        <w:rPr>
+          <w:rFonts w:ascii="Tahoma" w:eastAsia="微软雅黑" w:hAnsi="Tahoma" w:hint="eastAsia"/>
+          <w:kern w:val="0"/>
+          <w:sz w:val="22"/>
+        </w:rPr>
+        <w:t>妹所在</w:t>
+      </w:r>
+      <w:proofErr w:type="gramEnd"/>
+      <w:r>
+        <w:rPr>
+          <w:rFonts w:ascii="Tahoma" w:eastAsia="微软雅黑" w:hAnsi="Tahoma" w:hint="eastAsia"/>
+          <w:kern w:val="0"/>
+          <w:sz w:val="22"/>
+        </w:rPr>
+        <w:t>位置，</w:t>
+      </w:r>
+    </w:p>
+    <w:p>
+      <w:pPr>
+        <w:widowControl/>
+        <w:adjustRightInd w:val="0"/>
+        <w:snapToGrid w:val="0"/>
+        <w:rPr>
+          <w:rFonts w:ascii="Tahoma" w:eastAsia="微软雅黑" w:hAnsi="Tahoma"/>
+          <w:kern w:val="0"/>
+          <w:sz w:val="22"/>
+        </w:rPr>
+      </w:pPr>
+      <w:r>
+        <w:rPr>
+          <w:rFonts w:ascii="Tahoma" w:eastAsia="微软雅黑" w:hAnsi="Tahoma" w:hint="eastAsia"/>
+          <w:kern w:val="0"/>
+          <w:sz w:val="22"/>
+        </w:rPr>
+        <w:t>以防玩家找不到量子妹的位置。</w:t>
+      </w:r>
+    </w:p>
+    <w:p>
+      <w:pPr>
+        <w:widowControl/>
+        <w:adjustRightInd w:val="0"/>
+        <w:snapToGrid w:val="0"/>
+        <w:jc w:val="center"/>
+        <w:rPr>
+          <w:rFonts w:ascii="Tahoma" w:eastAsia="微软雅黑" w:hAnsi="Tahoma"/>
+          <w:kern w:val="0"/>
+          <w:sz w:val="22"/>
+        </w:rPr>
+      </w:pPr>
+      <w:r>
+        <w:rPr>
+          <w:rFonts w:hint="eastAsia"/>
+          <w:noProof/>
+        </w:rPr>
+        <w:drawing>
+          <wp:inline distT="0" distB="0" distL="0" distR="0" wp14:anchorId="14A3F6AB" wp14:editId="7A4347DF">
+            <wp:extent cx="2948940" cy="993039"/>
+            <wp:effectExtent l="19050" t="19050" r="22860" b="17145"/>
+            <wp:docPr id="1741897248" name="图片 21"/>
+            <wp:cNvGraphicFramePr>
+              <a:graphicFrameLocks xmlns:a="http://schemas.openxmlformats.org/drawingml/2006/main" noChangeAspect="1"/>
+            </wp:cNvGraphicFramePr>
+            <a:graphic xmlns:a="http://schemas.openxmlformats.org/drawingml/2006/main">
+              <a:graphicData uri="http://schemas.openxmlformats.org/drawingml/2006/picture">
+                <pic:pic xmlns:pic="http://schemas.openxmlformats.org/drawingml/2006/picture">
+                  <pic:nvPicPr>
+                    <pic:cNvPr id="0" name="Picture 41"/>
+                    <pic:cNvPicPr>
+                      <a:picLocks noChangeAspect="1" noChangeArrowheads="1"/>
+                    </pic:cNvPicPr>
+                  </pic:nvPicPr>
+                  <pic:blipFill>
+                    <a:blip r:embed="rId26">
+                      <a:extLst>
+                        <a:ext uri="{28A0092B-C50C-407E-A947-70E740481C1C}">
+                          <a14:useLocalDpi xmlns:a14="http://schemas.microsoft.com/office/drawing/2010/main" val="0"/>
+                        </a:ext>
+                      </a:extLst>
+                    </a:blip>
+                    <a:srcRect/>
+                    <a:stretch>
+                      <a:fillRect/>
+                    </a:stretch>
+                  </pic:blipFill>
+                  <pic:spPr bwMode="auto">
+                    <a:xfrm>
+                      <a:off x="0" y="0"/>
+                      <a:ext cx="2961900" cy="997403"/>
+                    </a:xfrm>
+                    <a:prstGeom prst="rect">
+                      <a:avLst/>
+                    </a:prstGeom>
+                    <a:noFill/>
+                    <a:ln w="9525">
+                      <a:solidFill>
+                        <a:schemeClr val="tx1"/>
+                      </a:solidFill>
+                    </a:ln>
+                  </pic:spPr>
+                </pic:pic>
+              </a:graphicData>
+            </a:graphic>
+          </wp:inline>
+        </w:drawing>
+      </w:r>
+    </w:p>
+    <w:p>
+      <w:pPr>
+        <w:widowControl/>
+        <w:adjustRightInd w:val="0"/>
+        <w:snapToGrid w:val="0"/>
+        <w:jc w:val="center"/>
+        <w:rPr>
+          <w:rFonts w:ascii="Tahoma" w:eastAsia="微软雅黑" w:hAnsi="Tahoma"/>
+          <w:kern w:val="0"/>
+          <w:sz w:val="22"/>
+        </w:rPr>
+      </w:pPr>
+      <w:r>
+        <w:rPr>
+          <w:rFonts w:hint="eastAsia"/>
+          <w:noProof/>
+        </w:rPr>
+        <w:drawing>
+          <wp:inline distT="0" distB="0" distL="0" distR="0" wp14:anchorId="594CE555" wp14:editId="4FB8BC7D">
+            <wp:extent cx="2042160" cy="1299097"/>
+            <wp:effectExtent l="0" t="0" r="0" b="0"/>
+            <wp:docPr id="161609359" name="图片 22"/>
+            <wp:cNvGraphicFramePr>
+              <a:graphicFrameLocks xmlns:a="http://schemas.openxmlformats.org/drawingml/2006/main" noChangeAspect="1"/>
+            </wp:cNvGraphicFramePr>
+            <a:graphic xmlns:a="http://schemas.openxmlformats.org/drawingml/2006/main">
+              <a:graphicData uri="http://schemas.openxmlformats.org/drawingml/2006/picture">
+                <pic:pic xmlns:pic="http://schemas.openxmlformats.org/drawingml/2006/picture">
+                  <pic:nvPicPr>
+                    <pic:cNvPr id="0" name="Picture 43"/>
+                    <pic:cNvPicPr>
+                      <a:picLocks noChangeAspect="1" noChangeArrowheads="1"/>
+                    </pic:cNvPicPr>
+                  </pic:nvPicPr>
+                  <pic:blipFill>
+                    <a:blip r:embed="rId27">
+                      <a:extLst>
+                        <a:ext uri="{28A0092B-C50C-407E-A947-70E740481C1C}">
+                          <a14:useLocalDpi xmlns:a14="http://schemas.microsoft.com/office/drawing/2010/main" val="0"/>
+                        </a:ext>
+                      </a:extLst>
+                    </a:blip>
+                    <a:srcRect/>
+                    <a:stretch>
+                      <a:fillRect/>
+                    </a:stretch>
+                  </pic:blipFill>
+                  <pic:spPr bwMode="auto">
+                    <a:xfrm>
+                      <a:off x="0" y="0"/>
+                      <a:ext cx="2047515" cy="1302503"/>
+                    </a:xfrm>
+                    <a:prstGeom prst="rect">
+                      <a:avLst/>
+                    </a:prstGeom>
+                    <a:noFill/>
+                    <a:ln>
+                      <a:noFill/>
+                    </a:ln>
+                  </pic:spPr>
+                </pic:pic>
+              </a:graphicData>
+            </a:graphic>
+          </wp:inline>
+        </w:drawing>
+      </w:r>
+    </w:p>
+    <w:p>
+      <w:pPr>
+        <w:widowControl/>
+        <w:jc w:val="left"/>
+        <w:rPr>
+          <w:rFonts w:ascii="Tahoma" w:eastAsia="微软雅黑" w:hAnsi="Tahoma"/>
+          <w:kern w:val="0"/>
+          <w:sz w:val="22"/>
+        </w:rPr>
+      </w:pPr>
+      <w:r>
+        <w:rPr>
+          <w:rFonts w:ascii="Tahoma" w:eastAsia="微软雅黑" w:hAnsi="Tahoma"/>
+          <w:kern w:val="0"/>
+          <w:sz w:val="22"/>
+        </w:rPr>
+        <w:br w:type="page"/>
+      </w:r>
+    </w:p>
+    <w:p>
+      <w:pPr>
+        <w:pStyle w:val="4"/>
+        <w:snapToGrid w:val="0"/>
+        <w:rPr>
+          <w:rFonts w:hint="eastAsia"/>
+        </w:rPr>
+      </w:pPr>
+      <w:r>
+        <w:rPr>
+          <w:rFonts w:hint="eastAsia"/>
+        </w:rPr>
+        <w:lastRenderedPageBreak/>
+        <w:t>12</w:t>
+      </w:r>
+      <w:r>
+        <w:rPr>
+          <w:rFonts w:hint="eastAsia"/>
+        </w:rPr>
+        <w:t>）插件</w:t>
+      </w:r>
+      <w:r>
+        <w:rPr>
+          <w:rFonts w:hint="eastAsia"/>
+        </w:rPr>
+        <w:t>-</w:t>
+      </w:r>
+      <w:r>
+        <w:rPr>
+          <w:rFonts w:ascii="Tahoma" w:hAnsi="Tahoma" w:hint="eastAsia"/>
+          <w:kern w:val="0"/>
+        </w:rPr>
+        <w:t>事件复制器</w:t>
+      </w:r>
+    </w:p>
+    <w:p>
+      <w:pPr>
+        <w:widowControl/>
+        <w:adjustRightInd w:val="0"/>
+        <w:snapToGrid w:val="0"/>
+        <w:jc w:val="left"/>
+        <w:rPr>
+          <w:rFonts w:ascii="Tahoma" w:eastAsia="微软雅黑" w:hAnsi="Tahoma"/>
+          <w:kern w:val="0"/>
+          <w:sz w:val="22"/>
+        </w:rPr>
+      </w:pPr>
+      <w:r>
+        <w:rPr>
+          <w:rFonts w:ascii="Tahoma" w:eastAsia="微软雅黑" w:hAnsi="Tahoma" w:hint="eastAsia"/>
+          <w:kern w:val="0"/>
+          <w:sz w:val="22"/>
+        </w:rPr>
+        <w:t>该解谜在关卡完成后，弹出奖励，用到了事件复制器。</w:t>
+      </w:r>
+    </w:p>
+    <w:p>
+      <w:pPr>
+        <w:widowControl/>
+        <w:adjustRightInd w:val="0"/>
+        <w:snapToGrid w:val="0"/>
+        <w:jc w:val="left"/>
+        <w:rPr>
+          <w:rFonts w:ascii="Tahoma" w:eastAsia="微软雅黑" w:hAnsi="Tahoma"/>
+          <w:kern w:val="0"/>
+          <w:sz w:val="22"/>
+        </w:rPr>
+      </w:pPr>
+      <w:r>
+        <w:rPr>
+          <w:rFonts w:ascii="Tahoma" w:eastAsia="微软雅黑" w:hAnsi="Tahoma" w:hint="eastAsia"/>
+          <w:kern w:val="0"/>
+          <w:sz w:val="22"/>
+        </w:rPr>
+        <w:t>复制</w:t>
+      </w:r>
+      <w:r>
+        <w:rPr>
+          <w:rFonts w:ascii="Tahoma" w:eastAsia="微软雅黑" w:hAnsi="Tahoma" w:hint="eastAsia"/>
+          <w:kern w:val="0"/>
+          <w:sz w:val="22"/>
+        </w:rPr>
+        <w:t xml:space="preserve"> </w:t>
+      </w:r>
+      <w:r>
+        <w:rPr>
+          <w:rFonts w:ascii="Tahoma" w:eastAsia="微软雅黑" w:hAnsi="Tahoma" w:hint="eastAsia"/>
+          <w:kern w:val="0"/>
+          <w:sz w:val="22"/>
+        </w:rPr>
+        <w:t>模板管理层</w:t>
+      </w:r>
+      <w:r>
+        <w:rPr>
+          <w:rFonts w:ascii="Tahoma" w:eastAsia="微软雅黑" w:hAnsi="Tahoma" w:hint="eastAsia"/>
+          <w:kern w:val="0"/>
+          <w:sz w:val="22"/>
+        </w:rPr>
+        <w:t xml:space="preserve"> </w:t>
+      </w:r>
+      <w:r>
+        <w:rPr>
+          <w:rFonts w:ascii="Tahoma" w:eastAsia="微软雅黑" w:hAnsi="Tahoma" w:hint="eastAsia"/>
+          <w:kern w:val="0"/>
+          <w:sz w:val="22"/>
+        </w:rPr>
+        <w:t>的下图的水晶。</w:t>
+      </w:r>
+    </w:p>
+    <w:p>
+      <w:pPr>
+        <w:widowControl/>
+        <w:adjustRightInd w:val="0"/>
+        <w:snapToGrid w:val="0"/>
+        <w:jc w:val="left"/>
+        <w:rPr>
+          <w:rFonts w:ascii="Tahoma" w:eastAsia="微软雅黑" w:hAnsi="Tahoma"/>
+          <w:kern w:val="0"/>
+          <w:sz w:val="22"/>
+        </w:rPr>
+      </w:pPr>
+      <w:r>
+        <w:rPr>
+          <w:rFonts w:ascii="Tahoma" w:eastAsia="微软雅黑" w:hAnsi="Tahoma" w:hint="eastAsia"/>
+          <w:kern w:val="0"/>
+          <w:sz w:val="22"/>
+        </w:rPr>
+        <w:t>注意，模板管理层的地图</w:t>
+      </w:r>
+      <w:r>
+        <w:rPr>
+          <w:rFonts w:ascii="Tahoma" w:eastAsia="微软雅黑" w:hAnsi="Tahoma" w:hint="eastAsia"/>
+          <w:kern w:val="0"/>
+          <w:sz w:val="22"/>
+        </w:rPr>
+        <w:t>id</w:t>
+      </w:r>
+      <w:r>
+        <w:rPr>
+          <w:rFonts w:ascii="Tahoma" w:eastAsia="微软雅黑" w:hAnsi="Tahoma" w:hint="eastAsia"/>
+          <w:kern w:val="0"/>
+          <w:sz w:val="22"/>
+        </w:rPr>
+        <w:t>有变化，事件</w:t>
+      </w:r>
+      <w:proofErr w:type="gramStart"/>
+      <w:r>
+        <w:rPr>
+          <w:rFonts w:ascii="Tahoma" w:eastAsia="微软雅黑" w:hAnsi="Tahoma" w:hint="eastAsia"/>
+          <w:kern w:val="0"/>
+          <w:sz w:val="22"/>
+        </w:rPr>
+        <w:t>复制器</w:t>
+      </w:r>
+      <w:proofErr w:type="gramEnd"/>
+      <w:r>
+        <w:rPr>
+          <w:rFonts w:ascii="Tahoma" w:eastAsia="微软雅黑" w:hAnsi="Tahoma" w:hint="eastAsia"/>
+          <w:kern w:val="0"/>
+          <w:sz w:val="22"/>
+        </w:rPr>
+        <w:t>的指令需要修改地图</w:t>
+      </w:r>
+      <w:r>
+        <w:rPr>
+          <w:rFonts w:ascii="Tahoma" w:eastAsia="微软雅黑" w:hAnsi="Tahoma" w:hint="eastAsia"/>
+          <w:kern w:val="0"/>
+          <w:sz w:val="22"/>
+        </w:rPr>
+        <w:t>id</w:t>
+      </w:r>
+      <w:r>
+        <w:rPr>
+          <w:rFonts w:ascii="Tahoma" w:eastAsia="微软雅黑" w:hAnsi="Tahoma" w:hint="eastAsia"/>
+          <w:kern w:val="0"/>
+          <w:sz w:val="22"/>
+        </w:rPr>
+        <w:t>的值。</w:t>
+      </w:r>
+    </w:p>
+    <w:p>
+      <w:pPr>
+        <w:widowControl/>
+        <w:jc w:val="center"/>
+        <w:rPr>
+          <w:rFonts w:ascii="Tahoma" w:eastAsia="微软雅黑" w:hAnsi="Tahoma" w:hint="eastAsia"/>
+          <w:kern w:val="0"/>
+          <w:sz w:val="22"/>
+        </w:rPr>
+      </w:pPr>
+      <w:r>
+        <w:rPr>
+          <w:rFonts w:hint="eastAsia"/>
+          <w:noProof/>
+        </w:rPr>
+        <w:drawing>
+          <wp:inline distT="0" distB="0" distL="0" distR="0" wp14:anchorId="6DB11FCE" wp14:editId="3F1E2363">
+            <wp:extent cx="1798320" cy="868680"/>
+            <wp:effectExtent l="0" t="0" r="0" b="7620"/>
+            <wp:docPr id="55982140" name="图片 1"/>
+            <wp:cNvGraphicFramePr>
+              <a:graphicFrameLocks xmlns:a="http://schemas.openxmlformats.org/drawingml/2006/main" noChangeAspect="1"/>
+            </wp:cNvGraphicFramePr>
+            <a:graphic xmlns:a="http://schemas.openxmlformats.org/drawingml/2006/main">
+              <a:graphicData uri="http://schemas.openxmlformats.org/drawingml/2006/picture">
+                <pic:pic xmlns:pic="http://schemas.openxmlformats.org/drawingml/2006/picture">
+                  <pic:nvPicPr>
+                    <pic:cNvPr id="0" name="Picture 3"/>
+                    <pic:cNvPicPr>
+                      <a:picLocks noChangeAspect="1" noChangeArrowheads="1"/>
+                    </pic:cNvPicPr>
+                  </pic:nvPicPr>
+                  <pic:blipFill>
+                    <a:blip r:embed="rId28">
+                      <a:extLst>
+                        <a:ext uri="{28A0092B-C50C-407E-A947-70E740481C1C}">
+                          <a14:useLocalDpi xmlns:a14="http://schemas.microsoft.com/office/drawing/2010/main" val="0"/>
+                        </a:ext>
+                      </a:extLst>
+                    </a:blip>
+                    <a:srcRect/>
+                    <a:stretch>
+                      <a:fillRect/>
+                    </a:stretch>
+                  </pic:blipFill>
+                  <pic:spPr bwMode="auto">
+                    <a:xfrm>
+                      <a:off x="0" y="0"/>
+                      <a:ext cx="1798320" cy="868680"/>
+                    </a:xfrm>
+                    <a:prstGeom prst="rect">
+                      <a:avLst/>
+                    </a:prstGeom>
+                    <a:noFill/>
+                    <a:ln>
+                      <a:noFill/>
+                    </a:ln>
+                  </pic:spPr>
+                </pic:pic>
+              </a:graphicData>
+            </a:graphic>
+          </wp:inline>
+        </w:drawing>
+      </w:r>
+    </w:p>
+    <w:p>
+      <w:pPr>
+        <w:widowControl/>
+        <w:jc w:val="left"/>
+        <w:rPr>
+          <w:rFonts w:ascii="Tahoma" w:eastAsia="微软雅黑" w:hAnsi="Tahoma"/>
+          <w:kern w:val="0"/>
+          <w:sz w:val="22"/>
+        </w:rPr>
+      </w:pPr>
+    </w:p>
+    <w:p>
+      <w:pPr>
+        <w:pStyle w:val="4"/>
+        <w:snapToGrid w:val="0"/>
+        <w:rPr>
+          <w:rFonts w:hint="eastAsia"/>
+        </w:rPr>
+      </w:pPr>
+      <w:r>
+        <w:rPr>
+          <w:rFonts w:hint="eastAsia"/>
+        </w:rPr>
+        <w:t>1</w:t>
+      </w:r>
+      <w:r>
+        <w:rPr>
+          <w:rFonts w:hint="eastAsia"/>
+        </w:rPr>
+        <w:t>3</w:t>
+      </w:r>
+      <w:r>
+        <w:rPr>
+          <w:rFonts w:hint="eastAsia"/>
+        </w:rPr>
+        <w:t>）插件</w:t>
+      </w:r>
+      <w:r>
+        <w:rPr>
+          <w:rFonts w:hint="eastAsia"/>
+        </w:rPr>
+        <w:t>-</w:t>
+      </w:r>
+      <w:r>
+        <w:rPr>
+          <w:rFonts w:ascii="Tahoma" w:hAnsi="Tahoma"/>
+          <w:kern w:val="0"/>
+        </w:rPr>
+        <w:t>主菜单选项按钮管理器</w:t>
+      </w:r>
+    </w:p>
+    <w:p>
+      <w:pPr>
+        <w:widowControl/>
+        <w:adjustRightInd w:val="0"/>
+        <w:snapToGrid w:val="0"/>
+        <w:rPr>
+          <w:rFonts w:ascii="Tahoma" w:eastAsia="微软雅黑" w:hAnsi="Tahoma"/>
+          <w:kern w:val="0"/>
+          <w:sz w:val="22"/>
+        </w:rPr>
+      </w:pPr>
+      <w:r>
+        <w:rPr>
+          <w:rFonts w:ascii="Tahoma" w:eastAsia="微软雅黑" w:hAnsi="Tahoma" w:hint="eastAsia"/>
+          <w:kern w:val="0"/>
+          <w:sz w:val="22"/>
+        </w:rPr>
+        <w:t>该插件用于防止</w:t>
+      </w:r>
+      <w:proofErr w:type="gramStart"/>
+      <w:r>
+        <w:rPr>
+          <w:rFonts w:ascii="Tahoma" w:eastAsia="微软雅黑" w:hAnsi="Tahoma" w:hint="eastAsia"/>
+          <w:kern w:val="0"/>
+          <w:sz w:val="22"/>
+        </w:rPr>
+        <w:t>玩家卡关</w:t>
+      </w:r>
+      <w:proofErr w:type="gramEnd"/>
+      <w:r>
+        <w:rPr>
+          <w:rFonts w:ascii="Tahoma" w:eastAsia="微软雅黑" w:hAnsi="Tahoma" w:hint="eastAsia"/>
+          <w:kern w:val="0"/>
+          <w:sz w:val="22"/>
+        </w:rPr>
+        <w:t>而设置，</w:t>
+      </w:r>
+    </w:p>
+    <w:p>
+      <w:pPr>
+        <w:widowControl/>
+        <w:adjustRightInd w:val="0"/>
+        <w:snapToGrid w:val="0"/>
+        <w:spacing w:after="200"/>
+        <w:rPr>
+          <w:rFonts w:ascii="Tahoma" w:eastAsia="微软雅黑" w:hAnsi="Tahoma"/>
+          <w:kern w:val="0"/>
+          <w:sz w:val="22"/>
+        </w:rPr>
+      </w:pPr>
+      <w:r>
+        <w:rPr>
+          <w:rFonts w:ascii="Tahoma" w:eastAsia="微软雅黑" w:hAnsi="Tahoma" w:hint="eastAsia"/>
+          <w:kern w:val="0"/>
+          <w:sz w:val="22"/>
+        </w:rPr>
+        <w:t>虽然简易</w:t>
+      </w:r>
+      <w:proofErr w:type="gramStart"/>
+      <w:r>
+        <w:rPr>
+          <w:rFonts w:ascii="Tahoma" w:eastAsia="微软雅黑" w:hAnsi="Tahoma" w:hint="eastAsia"/>
+          <w:kern w:val="0"/>
+          <w:sz w:val="22"/>
+        </w:rPr>
+        <w:t>魔</w:t>
+      </w:r>
+      <w:proofErr w:type="gramEnd"/>
+      <w:r>
+        <w:rPr>
+          <w:rFonts w:ascii="Tahoma" w:eastAsia="微软雅黑" w:hAnsi="Tahoma" w:hint="eastAsia"/>
+          <w:kern w:val="0"/>
+          <w:sz w:val="22"/>
+        </w:rPr>
+        <w:t>塔中不</w:t>
+      </w:r>
+      <w:r>
+        <w:rPr>
+          <w:rFonts w:ascii="Tahoma" w:eastAsia="微软雅黑" w:hAnsi="Tahoma" w:hint="eastAsia"/>
+          <w:kern w:val="0"/>
+          <w:sz w:val="22"/>
+        </w:rPr>
+        <w:t>太</w:t>
+      </w:r>
+      <w:r>
+        <w:rPr>
+          <w:rFonts w:ascii="Tahoma" w:eastAsia="微软雅黑" w:hAnsi="Tahoma" w:hint="eastAsia"/>
+          <w:kern w:val="0"/>
+          <w:sz w:val="22"/>
+        </w:rPr>
+        <w:t>可能</w:t>
+      </w:r>
+      <w:proofErr w:type="gramStart"/>
+      <w:r>
+        <w:rPr>
+          <w:rFonts w:ascii="Tahoma" w:eastAsia="微软雅黑" w:hAnsi="Tahoma" w:hint="eastAsia"/>
+          <w:kern w:val="0"/>
+          <w:sz w:val="22"/>
+        </w:rPr>
+        <w:t>存在卡关</w:t>
+      </w:r>
+      <w:proofErr w:type="gramEnd"/>
+      <w:r>
+        <w:rPr>
+          <w:rFonts w:ascii="Tahoma" w:eastAsia="微软雅黑" w:hAnsi="Tahoma" w:hint="eastAsia"/>
+          <w:kern w:val="0"/>
+          <w:sz w:val="22"/>
+        </w:rPr>
+        <w:t>，但就怕</w:t>
+      </w:r>
+      <w:r>
+        <w:rPr>
+          <w:rFonts w:ascii="Tahoma" w:eastAsia="微软雅黑" w:hAnsi="Tahoma" w:hint="eastAsia"/>
+          <w:kern w:val="0"/>
+          <w:sz w:val="22"/>
+        </w:rPr>
+        <w:t>玩家</w:t>
+      </w:r>
+      <w:r>
+        <w:rPr>
+          <w:rFonts w:ascii="Tahoma" w:eastAsia="微软雅黑" w:hAnsi="Tahoma" w:hint="eastAsia"/>
+          <w:kern w:val="0"/>
+          <w:sz w:val="22"/>
+        </w:rPr>
+        <w:t>出现意外情况。</w:t>
+      </w:r>
+    </w:p>
+    <w:p>
+      <w:pPr>
+        <w:widowControl/>
+        <w:adjustRightInd w:val="0"/>
+        <w:snapToGrid w:val="0"/>
+        <w:rPr>
+          <w:rFonts w:ascii="Tahoma" w:eastAsia="微软雅黑" w:hAnsi="Tahoma"/>
+          <w:kern w:val="0"/>
+          <w:sz w:val="22"/>
+        </w:rPr>
+      </w:pPr>
+      <w:r>
+        <w:rPr>
+          <w:rFonts w:ascii="Tahoma" w:eastAsia="微软雅黑" w:hAnsi="Tahoma" w:hint="eastAsia"/>
+          <w:kern w:val="0"/>
+          <w:sz w:val="22"/>
+        </w:rPr>
+        <w:t>此外</w:t>
+      </w:r>
+      <w:r>
+        <w:rPr>
+          <w:rFonts w:ascii="Tahoma" w:eastAsia="微软雅黑" w:hAnsi="Tahoma" w:hint="eastAsia"/>
+          <w:kern w:val="0"/>
+          <w:sz w:val="22"/>
+        </w:rPr>
+        <w:t>，</w:t>
+      </w:r>
+      <w:r>
+        <w:rPr>
+          <w:rFonts w:ascii="Tahoma" w:eastAsia="微软雅黑" w:hAnsi="Tahoma" w:hint="eastAsia"/>
+          <w:kern w:val="0"/>
+          <w:sz w:val="22"/>
+        </w:rPr>
+        <w:t xml:space="preserve"> </w:t>
+      </w:r>
+      <w:hyperlink w:anchor="_基础工程示例" w:history="1">
+        <w:r>
+          <w:rPr>
+            <w:rStyle w:val="a4"/>
+            <w:rFonts w:ascii="Tahoma" w:eastAsia="微软雅黑" w:hAnsi="Tahoma" w:hint="eastAsia"/>
+            <w:kern w:val="0"/>
+            <w:sz w:val="22"/>
+          </w:rPr>
+          <w:t>基础工程示例</w:t>
+        </w:r>
+      </w:hyperlink>
+      <w:r>
+        <w:rPr>
+          <w:rFonts w:ascii="Tahoma" w:eastAsia="微软雅黑" w:hAnsi="Tahoma" w:hint="eastAsia"/>
+          <w:kern w:val="0"/>
+          <w:sz w:val="22"/>
+        </w:rPr>
+        <w:t xml:space="preserve"> </w:t>
+      </w:r>
+      <w:r>
+        <w:rPr>
+          <w:rFonts w:ascii="Tahoma" w:eastAsia="微软雅黑" w:hAnsi="Tahoma" w:hint="eastAsia"/>
+          <w:kern w:val="0"/>
+          <w:sz w:val="22"/>
+        </w:rPr>
+        <w:t>中</w:t>
+      </w:r>
+      <w:r>
+        <w:rPr>
+          <w:rFonts w:ascii="Tahoma" w:eastAsia="微软雅黑" w:hAnsi="Tahoma" w:hint="eastAsia"/>
+          <w:kern w:val="0"/>
+          <w:sz w:val="22"/>
+        </w:rPr>
+        <w:t>没有加</w:t>
+      </w:r>
+      <w:r>
+        <w:rPr>
+          <w:rFonts w:ascii="Tahoma" w:eastAsia="微软雅黑" w:hAnsi="Tahoma" w:hint="eastAsia"/>
+          <w:kern w:val="0"/>
+          <w:sz w:val="22"/>
+        </w:rPr>
+        <w:t>这个插件。</w:t>
+      </w:r>
+    </w:p>
+    <w:p>
+      <w:pPr>
+        <w:widowControl/>
+        <w:adjustRightInd w:val="0"/>
+        <w:snapToGrid w:val="0"/>
+        <w:rPr>
+          <w:rFonts w:ascii="Tahoma" w:eastAsia="微软雅黑" w:hAnsi="Tahoma"/>
+          <w:kern w:val="0"/>
+          <w:sz w:val="22"/>
+        </w:rPr>
+      </w:pPr>
+      <w:r>
+        <w:rPr>
+          <w:rFonts w:ascii="Tahoma" w:eastAsia="微软雅黑" w:hAnsi="Tahoma" w:hint="eastAsia"/>
+          <w:kern w:val="0"/>
+          <w:sz w:val="22"/>
+        </w:rPr>
+        <w:t>（本来这个小游戏就加了特别多的插件了，要加</w:t>
+      </w:r>
+      <w:proofErr w:type="gramStart"/>
+      <w:r>
+        <w:rPr>
+          <w:rFonts w:ascii="Tahoma" w:eastAsia="微软雅黑" w:hAnsi="Tahoma" w:hint="eastAsia"/>
+          <w:kern w:val="0"/>
+          <w:sz w:val="22"/>
+        </w:rPr>
+        <w:t>防卡关</w:t>
+      </w:r>
+      <w:proofErr w:type="gramEnd"/>
+      <w:r>
+        <w:rPr>
+          <w:rFonts w:ascii="Tahoma" w:eastAsia="微软雅黑" w:hAnsi="Tahoma" w:hint="eastAsia"/>
+          <w:kern w:val="0"/>
+          <w:sz w:val="22"/>
+        </w:rPr>
+        <w:t>功能，又要关联很多核心…）</w:t>
+      </w:r>
+    </w:p>
+    <w:p>
+      <w:pPr>
+        <w:widowControl/>
+        <w:jc w:val="left"/>
+        <w:rPr>
+          <w:rFonts w:ascii="Tahoma" w:eastAsia="微软雅黑" w:hAnsi="Tahoma"/>
+          <w:kern w:val="0"/>
+          <w:sz w:val="22"/>
+        </w:rPr>
+      </w:pPr>
+    </w:p>
+    <w:p>
+      <w:pPr>
+        <w:widowControl/>
+        <w:jc w:val="left"/>
+        <w:rPr>
+          <w:rFonts w:ascii="Tahoma" w:eastAsia="微软雅黑" w:hAnsi="Tahoma"/>
+          <w:kern w:val="0"/>
+          <w:sz w:val="22"/>
+        </w:rPr>
+      </w:pPr>
+      <w:r>
+        <w:rPr>
+          <w:rFonts w:ascii="Tahoma" w:eastAsia="微软雅黑" w:hAnsi="Tahoma"/>
           <w:kern w:val="0"/>
           <w:sz w:val="22"/>
         </w:rPr>
@@ -2616,7 +5022,7 @@
                     </pic:cNvPicPr>
                   </pic:nvPicPr>
                   <pic:blipFill>
-                    <a:blip r:embed="rId16">
+                    <a:blip r:embed="rId29">
                       <a:extLst>
                         <a:ext uri="{28A0092B-C50C-407E-A947-70E740481C1C}">
                           <a14:useLocalDpi xmlns:a14="http://schemas.microsoft.com/office/drawing/2010/main" val="0"/>
@@ -2669,7 +5075,7 @@
           <w:rFonts w:hint="eastAsia"/>
         </w:rPr>
       </w:pPr>
-      <w:bookmarkStart w:id="0" w:name="_Hlk74556982"/>
+      <w:bookmarkStart w:id="1" w:name="_Hlk74556982"/>
       <w:r>
         <w:t>3</w:t>
       </w:r>
@@ -2722,7 +5128,7 @@
         <w:t>禁炸弹。（可选）</w:t>
       </w:r>
     </w:p>
-    <w:bookmarkEnd w:id="0"/>
+    <w:bookmarkEnd w:id="1"/>
     <w:p>
       <w:pPr>
         <w:widowControl/>
@@ -2802,7 +5208,6 @@
           <w:sz w:val="22"/>
         </w:rPr>
       </w:pPr>
-      <w:proofErr w:type="spellStart"/>
       <w:r>
         <w:rPr>
           <w:rFonts w:ascii="Tahoma" w:eastAsia="微软雅黑" w:hAnsi="Tahoma"/>
@@ -2811,7 +5216,6 @@
         </w:rPr>
         <w:t>Drill_WindowMenuButton</w:t>
       </w:r>
-      <w:proofErr w:type="spellEnd"/>
       <w:r>
         <w:rPr>
           <w:rFonts w:ascii="Tahoma" w:eastAsia="微软雅黑" w:hAnsi="Tahoma"/>
@@ -2996,7 +5400,7 @@
                     </pic:cNvPicPr>
                   </pic:nvPicPr>
                   <pic:blipFill>
-                    <a:blip r:embed="rId17">
+                    <a:blip r:embed="rId30">
                       <a:extLst>
                         <a:ext uri="{28A0092B-C50C-407E-A947-70E740481C1C}">
                           <a14:useLocalDpi xmlns:a14="http://schemas.microsoft.com/office/drawing/2010/main" val="0"/>
@@ -3578,7 +5982,6 @@
         </w:rPr>
         <w:t>的</w:t>
       </w:r>
-      <w:proofErr w:type="spellStart"/>
       <w:r>
         <w:rPr>
           <w:rFonts w:ascii="Tahoma" w:eastAsia="微软雅黑" w:hAnsi="Tahoma" w:hint="eastAsia"/>
@@ -3587,7 +5990,6 @@
         </w:rPr>
         <w:t>ui</w:t>
       </w:r>
-      <w:proofErr w:type="spellEnd"/>
       <w:r>
         <w:rPr>
           <w:rFonts w:ascii="Tahoma" w:eastAsia="微软雅黑" w:hAnsi="Tahoma" w:hint="eastAsia"/>
@@ -3637,7 +6039,7 @@
                     </pic:cNvPicPr>
                   </pic:nvPicPr>
                   <pic:blipFill>
-                    <a:blip r:embed="rId18" cstate="print">
+                    <a:blip r:embed="rId31" cstate="print">
                       <a:extLst>
                         <a:ext uri="{28A0092B-C50C-407E-A947-70E740481C1C}">
                           <a14:useLocalDpi xmlns:a14="http://schemas.microsoft.com/office/drawing/2010/main" val="0"/>
@@ -3698,7 +6100,7 @@
                     </pic:cNvPicPr>
                   </pic:nvPicPr>
                   <pic:blipFill>
-                    <a:blip r:embed="rId19" cstate="print">
+                    <a:blip r:embed="rId32" cstate="print">
                       <a:extLst>
                         <a:ext uri="{28A0092B-C50C-407E-A947-70E740481C1C}">
                           <a14:useLocalDpi xmlns:a14="http://schemas.microsoft.com/office/drawing/2010/main" val="0"/>
@@ -3771,7 +6173,6 @@
         </w:rPr>
         <w:t xml:space="preserve"> </w:t>
       </w:r>
-      <w:proofErr w:type="spellStart"/>
       <w:r>
         <w:rPr>
           <w:rFonts w:ascii="Tahoma" w:eastAsia="微软雅黑" w:hAnsi="Tahoma" w:hint="eastAsia"/>
@@ -3780,7 +6181,6 @@
         </w:rPr>
         <w:t>MakoMakoPanic</w:t>
       </w:r>
-      <w:proofErr w:type="spellEnd"/>
       <w:r>
         <w:rPr>
           <w:rFonts w:ascii="Tahoma" w:eastAsia="微软雅黑" w:hAnsi="Tahoma" w:hint="eastAsia"/>
@@ -3829,7 +6229,7 @@
           <w:sz w:val="22"/>
         </w:rPr>
       </w:pPr>
-      <w:hyperlink r:id="rId20" w:history="1">
+      <w:hyperlink r:id="rId33" w:history="1">
         <w:r>
           <w:rPr>
             <w:rStyle w:val="a4"/>
@@ -3877,7 +6277,6 @@
         </w:rPr>
         <w:t>但是这个</w:t>
       </w:r>
-      <w:proofErr w:type="spellStart"/>
       <w:r>
         <w:rPr>
           <w:rFonts w:ascii="Tahoma" w:eastAsia="微软雅黑" w:hAnsi="Tahoma" w:hint="eastAsia"/>
@@ -3886,7 +6285,6 @@
         </w:rPr>
         <w:t>ui</w:t>
       </w:r>
-      <w:proofErr w:type="spellEnd"/>
       <w:r>
         <w:rPr>
           <w:rFonts w:ascii="Tahoma" w:eastAsia="微软雅黑" w:hAnsi="Tahoma" w:hint="eastAsia"/>
@@ -3971,7 +6369,6 @@
         </w:rPr>
         <w:t>专门设计图中的类似</w:t>
       </w:r>
-      <w:proofErr w:type="spellStart"/>
       <w:r>
         <w:rPr>
           <w:rFonts w:ascii="Tahoma" w:eastAsia="微软雅黑" w:hAnsi="Tahoma" w:hint="eastAsia"/>
@@ -3980,7 +6377,6 @@
         </w:rPr>
         <w:t>ui</w:t>
       </w:r>
-      <w:proofErr w:type="spellEnd"/>
       <w:r>
         <w:rPr>
           <w:rFonts w:ascii="Tahoma" w:eastAsia="微软雅黑" w:hAnsi="Tahoma" w:hint="eastAsia"/>
@@ -4011,7 +6407,6 @@
         </w:rPr>
         <w:t>（</w:t>
       </w:r>
-      <w:proofErr w:type="spellStart"/>
       <w:r>
         <w:rPr>
           <w:rFonts w:ascii="Tahoma" w:eastAsia="微软雅黑" w:hAnsi="Tahoma" w:hint="eastAsia"/>
@@ -4021,7 +6416,6 @@
         </w:rPr>
         <w:t>ui</w:t>
       </w:r>
-      <w:proofErr w:type="spellEnd"/>
       <w:r>
         <w:rPr>
           <w:rFonts w:ascii="Tahoma" w:eastAsia="微软雅黑" w:hAnsi="Tahoma" w:hint="eastAsia"/>
@@ -4058,7 +6452,7 @@
         <w:snapToGrid w:val="0"/>
         <w:jc w:val="left"/>
         <w:rPr>
-          <w:rFonts w:ascii="Tahoma" w:eastAsia="微软雅黑" w:hAnsi="Tahoma" w:hint="eastAsia"/>
+          <w:rFonts w:ascii="Tahoma" w:eastAsia="微软雅黑" w:hAnsi="Tahoma"/>
           <w:kern w:val="0"/>
           <w:sz w:val="22"/>
         </w:rPr>
@@ -4211,7 +6605,6 @@
         </w:rPr>
         <w:t>这部分空间一定要提前规划好，</w:t>
       </w:r>
-      <w:proofErr w:type="spellStart"/>
       <w:r>
         <w:rPr>
           <w:rFonts w:ascii="Tahoma" w:eastAsia="微软雅黑" w:hAnsi="Tahoma" w:hint="eastAsia"/>
@@ -4220,7 +6613,6 @@
         </w:rPr>
         <w:t>ui</w:t>
       </w:r>
-      <w:proofErr w:type="spellEnd"/>
       <w:r>
         <w:rPr>
           <w:rFonts w:ascii="Tahoma" w:eastAsia="微软雅黑" w:hAnsi="Tahoma" w:hint="eastAsia"/>
@@ -4369,7 +6761,6 @@
         </w:rPr>
         <w:t>下图的</w:t>
       </w:r>
-      <w:proofErr w:type="spellStart"/>
       <w:r>
         <w:rPr>
           <w:rFonts w:ascii="Tahoma" w:eastAsia="微软雅黑" w:hAnsi="Tahoma" w:hint="eastAsia"/>
@@ -4378,7 +6769,6 @@
         </w:rPr>
         <w:t>ui</w:t>
       </w:r>
-      <w:proofErr w:type="spellEnd"/>
       <w:r>
         <w:rPr>
           <w:rFonts w:ascii="Tahoma" w:eastAsia="微软雅黑" w:hAnsi="Tahoma" w:hint="eastAsia"/>
@@ -4629,7 +7019,7 @@
                     </pic:cNvPicPr>
                   </pic:nvPicPr>
                   <pic:blipFill>
-                    <a:blip r:embed="rId21" cstate="print">
+                    <a:blip r:embed="rId34" cstate="print">
                       <a:extLst>
                         <a:ext uri="{28A0092B-C50C-407E-A947-70E740481C1C}">
                           <a14:useLocalDpi xmlns:a14="http://schemas.microsoft.com/office/drawing/2010/main" val="0"/>
@@ -4742,7 +7132,7 @@
                 <w:szCs w:val="24"/>
               </w:rPr>
               <w:drawing>
-                <wp:inline distT="0" distB="0" distL="0" distR="0" wp14:anchorId="41F64845" wp14:editId="5CDE99E3">
+                <wp:inline distT="0" distB="0" distL="0" distR="0" wp14:anchorId="41F64845" wp14:editId="7D746E44">
                   <wp:extent cx="1691640" cy="1727442"/>
                   <wp:effectExtent l="0" t="0" r="3810" b="6350"/>
                   <wp:docPr id="14" name="图片 14"/>
@@ -4759,7 +7149,7 @@
                           </pic:cNvPicPr>
                         </pic:nvPicPr>
                         <pic:blipFill>
-                          <a:blip r:embed="rId22" cstate="print">
+                          <a:blip r:embed="rId35" cstate="print">
                             <a:extLst>
                               <a:ext uri="{28A0092B-C50C-407E-A947-70E740481C1C}">
                                 <a14:useLocalDpi xmlns:a14="http://schemas.microsoft.com/office/drawing/2010/main" val="0"/>
@@ -5198,7 +7588,7 @@
                     </pic:cNvPicPr>
                   </pic:nvPicPr>
                   <pic:blipFill>
-                    <a:blip r:embed="rId23">
+                    <a:blip r:embed="rId36">
                       <a:extLst>
                         <a:ext uri="{28A0092B-C50C-407E-A947-70E740481C1C}">
                           <a14:useLocalDpi xmlns:a14="http://schemas.microsoft.com/office/drawing/2010/main" val="0"/>
@@ -5383,7 +7773,7 @@
                     </pic:cNvPicPr>
                   </pic:nvPicPr>
                   <pic:blipFill>
-                    <a:blip r:embed="rId24">
+                    <a:blip r:embed="rId37">
                       <a:extLst>
                         <a:ext uri="{28A0092B-C50C-407E-A947-70E740481C1C}">
                           <a14:useLocalDpi xmlns:a14="http://schemas.microsoft.com/office/drawing/2010/main" val="0"/>
@@ -5566,7 +7956,7 @@
                     </pic:cNvPicPr>
                   </pic:nvPicPr>
                   <pic:blipFill>
-                    <a:blip r:embed="rId25">
+                    <a:blip r:embed="rId38">
                       <a:extLst>
                         <a:ext uri="{28A0092B-C50C-407E-A947-70E740481C1C}">
                           <a14:useLocalDpi xmlns:a14="http://schemas.microsoft.com/office/drawing/2010/main" val="0"/>
@@ -5730,7 +8120,7 @@
                     </pic:cNvPicPr>
                   </pic:nvPicPr>
                   <pic:blipFill>
-                    <a:blip r:embed="rId26">
+                    <a:blip r:embed="rId39">
                       <a:extLst>
                         <a:ext uri="{28A0092B-C50C-407E-A947-70E740481C1C}">
                           <a14:useLocalDpi xmlns:a14="http://schemas.microsoft.com/office/drawing/2010/main" val="0"/>
@@ -5873,7 +8263,7 @@
                     </pic:cNvPicPr>
                   </pic:nvPicPr>
                   <pic:blipFill>
-                    <a:blip r:embed="rId27">
+                    <a:blip r:embed="rId40">
                       <a:extLst>
                         <a:ext uri="{28A0092B-C50C-407E-A947-70E740481C1C}">
                           <a14:useLocalDpi xmlns:a14="http://schemas.microsoft.com/office/drawing/2010/main" val="0"/>
@@ -6054,7 +8444,7 @@
                     </pic:cNvPicPr>
                   </pic:nvPicPr>
                   <pic:blipFill>
-                    <a:blip r:embed="rId28">
+                    <a:blip r:embed="rId41">
                       <a:extLst>
                         <a:ext uri="{28A0092B-C50C-407E-A947-70E740481C1C}">
                           <a14:useLocalDpi xmlns:a14="http://schemas.microsoft.com/office/drawing/2010/main" val="0"/>
@@ -6191,7 +8581,7 @@
                     </pic:cNvPicPr>
                   </pic:nvPicPr>
                   <pic:blipFill>
-                    <a:blip r:embed="rId29">
+                    <a:blip r:embed="rId42">
                       <a:extLst>
                         <a:ext uri="{28A0092B-C50C-407E-A947-70E740481C1C}">
                           <a14:useLocalDpi xmlns:a14="http://schemas.microsoft.com/office/drawing/2010/main" val="0"/>
@@ -6444,7 +8834,7 @@
                     </pic:cNvPicPr>
                   </pic:nvPicPr>
                   <pic:blipFill>
-                    <a:blip r:embed="rId30">
+                    <a:blip r:embed="rId43">
                       <a:extLst>
                         <a:ext uri="{28A0092B-C50C-407E-A947-70E740481C1C}">
                           <a14:useLocalDpi xmlns:a14="http://schemas.microsoft.com/office/drawing/2010/main" val="0"/>
@@ -6682,7 +9072,7 @@
                     </pic:cNvPicPr>
                   </pic:nvPicPr>
                   <pic:blipFill>
-                    <a:blip r:embed="rId31">
+                    <a:blip r:embed="rId44">
                       <a:extLst>
                         <a:ext uri="{28A0092B-C50C-407E-A947-70E740481C1C}">
                           <a14:useLocalDpi xmlns:a14="http://schemas.microsoft.com/office/drawing/2010/main" val="0"/>
@@ -6937,7 +9327,7 @@
                     </pic:cNvPicPr>
                   </pic:nvPicPr>
                   <pic:blipFill>
-                    <a:blip r:embed="rId32">
+                    <a:blip r:embed="rId45">
                       <a:extLst>
                         <a:ext uri="{28A0092B-C50C-407E-A947-70E740481C1C}">
                           <a14:useLocalDpi xmlns:a14="http://schemas.microsoft.com/office/drawing/2010/main" val="0"/>
@@ -7024,7 +9414,7 @@
                     </pic:cNvPicPr>
                   </pic:nvPicPr>
                   <pic:blipFill>
-                    <a:blip r:embed="rId33">
+                    <a:blip r:embed="rId46">
                       <a:extLst>
                         <a:ext uri="{28A0092B-C50C-407E-A947-70E740481C1C}">
                           <a14:useLocalDpi xmlns:a14="http://schemas.microsoft.com/office/drawing/2010/main" val="0"/>
@@ -7215,7 +9605,7 @@
                     </pic:cNvPicPr>
                   </pic:nvPicPr>
                   <pic:blipFill>
-                    <a:blip r:embed="rId34">
+                    <a:blip r:embed="rId47">
                       <a:extLst>
                         <a:ext uri="{28A0092B-C50C-407E-A947-70E740481C1C}">
                           <a14:useLocalDpi xmlns:a14="http://schemas.microsoft.com/office/drawing/2010/main" val="0"/>
@@ -7272,7 +9662,7 @@
                     </pic:cNvPicPr>
                   </pic:nvPicPr>
                   <pic:blipFill>
-                    <a:blip r:embed="rId35">
+                    <a:blip r:embed="rId48">
                       <a:extLst>
                         <a:ext uri="{28A0092B-C50C-407E-A947-70E740481C1C}">
                           <a14:useLocalDpi xmlns:a14="http://schemas.microsoft.com/office/drawing/2010/main" val="0"/>
@@ -7381,7 +9771,7 @@
                     </pic:cNvPicPr>
                   </pic:nvPicPr>
                   <pic:blipFill>
-                    <a:blip r:embed="rId36">
+                    <a:blip r:embed="rId49">
                       <a:extLst>
                         <a:ext uri="{28A0092B-C50C-407E-A947-70E740481C1C}">
                           <a14:useLocalDpi xmlns:a14="http://schemas.microsoft.com/office/drawing/2010/main" val="0"/>
@@ -7445,7 +9835,7 @@
                     </pic:cNvPicPr>
                   </pic:nvPicPr>
                   <pic:blipFill>
-                    <a:blip r:embed="rId37">
+                    <a:blip r:embed="rId50">
                       <a:extLst>
                         <a:ext uri="{28A0092B-C50C-407E-A947-70E740481C1C}">
                           <a14:useLocalDpi xmlns:a14="http://schemas.microsoft.com/office/drawing/2010/main" val="0"/>
@@ -7521,7 +9911,6 @@
           <w:sz w:val="22"/>
         </w:rPr>
       </w:pPr>
-      <w:proofErr w:type="spellStart"/>
       <w:r>
         <w:rPr>
           <w:rFonts w:ascii="Tahoma" w:eastAsia="微软雅黑" w:hAnsi="Tahoma"/>
@@ -7530,7 +9919,6 @@
         </w:rPr>
         <w:t>Drill_CoreOfGaugeNumber</w:t>
       </w:r>
-      <w:proofErr w:type="spellEnd"/>
       <w:r>
         <w:rPr>
           <w:rFonts w:ascii="Tahoma" w:eastAsia="微软雅黑" w:hAnsi="Tahoma"/>
@@ -7582,7 +9970,6 @@
           <w:sz w:val="22"/>
         </w:rPr>
       </w:pPr>
-      <w:proofErr w:type="spellStart"/>
       <w:r>
         <w:rPr>
           <w:rFonts w:ascii="Tahoma" w:eastAsia="微软雅黑" w:hAnsi="Tahoma"/>
@@ -7591,7 +9978,6 @@
         </w:rPr>
         <w:t>Drill_GaugeFloatingNum</w:t>
       </w:r>
-      <w:proofErr w:type="spellEnd"/>
       <w:r>
         <w:rPr>
           <w:rFonts w:ascii="Tahoma" w:eastAsia="微软雅黑" w:hAnsi="Tahoma"/>
@@ -7696,7 +10082,7 @@
                     </pic:cNvPicPr>
                   </pic:nvPicPr>
                   <pic:blipFill>
-                    <a:blip r:embed="rId38">
+                    <a:blip r:embed="rId51">
                       <a:extLst>
                         <a:ext uri="{28A0092B-C50C-407E-A947-70E740481C1C}">
                           <a14:useLocalDpi xmlns:a14="http://schemas.microsoft.com/office/drawing/2010/main" val="0"/>
@@ -7765,7 +10151,7 @@
                     </pic:cNvPicPr>
                   </pic:nvPicPr>
                   <pic:blipFill>
-                    <a:blip r:embed="rId39">
+                    <a:blip r:embed="rId52">
                       <a:extLst>
                         <a:ext uri="{28A0092B-C50C-407E-A947-70E740481C1C}">
                           <a14:useLocalDpi xmlns:a14="http://schemas.microsoft.com/office/drawing/2010/main" val="0"/>
@@ -8164,7 +10550,7 @@
           <w:szCs w:val="24"/>
         </w:rPr>
         <w:drawing>
-          <wp:inline distT="0" distB="0" distL="0" distR="0" wp14:anchorId="3DFAAD04" wp14:editId="1A30CABE">
+          <wp:inline distT="0" distB="0" distL="0" distR="0" wp14:anchorId="3DFAAD04" wp14:editId="384D02E2">
             <wp:extent cx="1546860" cy="1374276"/>
             <wp:effectExtent l="0" t="0" r="0" b="0"/>
             <wp:docPr id="8" name="图片 8"/>
@@ -8181,7 +10567,7 @@
                     </pic:cNvPicPr>
                   </pic:nvPicPr>
                   <pic:blipFill>
-                    <a:blip r:embed="rId40" cstate="print">
+                    <a:blip r:embed="rId53" cstate="print">
                       <a:extLst>
                         <a:ext uri="{28A0092B-C50C-407E-A947-70E740481C1C}">
                           <a14:useLocalDpi xmlns:a14="http://schemas.microsoft.com/office/drawing/2010/main" val="0"/>
@@ -8366,7 +10752,7 @@
                     </pic:cNvPicPr>
                   </pic:nvPicPr>
                   <pic:blipFill>
-                    <a:blip r:embed="rId41">
+                    <a:blip r:embed="rId54">
                       <a:extLst>
                         <a:ext uri="{28A0092B-C50C-407E-A947-70E740481C1C}">
                           <a14:useLocalDpi xmlns:a14="http://schemas.microsoft.com/office/drawing/2010/main" val="0"/>
@@ -8434,7 +10820,7 @@
                     </pic:cNvPicPr>
                   </pic:nvPicPr>
                   <pic:blipFill>
-                    <a:blip r:embed="rId42">
+                    <a:blip r:embed="rId55">
                       <a:extLst>
                         <a:ext uri="{28A0092B-C50C-407E-A947-70E740481C1C}">
                           <a14:useLocalDpi xmlns:a14="http://schemas.microsoft.com/office/drawing/2010/main" val="0"/>
@@ -8712,7 +11098,7 @@
                     </pic:cNvPicPr>
                   </pic:nvPicPr>
                   <pic:blipFill>
-                    <a:blip r:embed="rId43">
+                    <a:blip r:embed="rId56">
                       <a:extLst>
                         <a:ext uri="{28A0092B-C50C-407E-A947-70E740481C1C}">
                           <a14:useLocalDpi xmlns:a14="http://schemas.microsoft.com/office/drawing/2010/main" val="0"/>
@@ -8834,7 +11220,7 @@
                     </pic:cNvPicPr>
                   </pic:nvPicPr>
                   <pic:blipFill>
-                    <a:blip r:embed="rId44" cstate="print">
+                    <a:blip r:embed="rId57" cstate="print">
                       <a:extLst>
                         <a:ext uri="{28A0092B-C50C-407E-A947-70E740481C1C}">
                           <a14:useLocalDpi xmlns:a14="http://schemas.microsoft.com/office/drawing/2010/main" val="0"/>
@@ -8952,8 +11338,8 @@
           <w:rFonts w:hint="eastAsia"/>
         </w:rPr>
       </w:pPr>
-      <w:bookmarkStart w:id="1" w:name="_基础规律"/>
-      <w:bookmarkEnd w:id="1"/>
+      <w:bookmarkStart w:id="2" w:name="_基础规律"/>
+      <w:bookmarkEnd w:id="2"/>
       <w:proofErr w:type="gramStart"/>
       <w:r>
         <w:rPr>
@@ -8977,8 +11363,8 @@
           <w:rFonts w:hint="eastAsia"/>
         </w:rPr>
       </w:pPr>
-      <w:bookmarkStart w:id="2" w:name="_资源换算法"/>
-      <w:bookmarkEnd w:id="2"/>
+      <w:bookmarkStart w:id="3" w:name="_资源换算法"/>
+      <w:bookmarkEnd w:id="3"/>
       <w:r>
         <w:rPr>
           <w:rFonts w:hint="eastAsia"/>
@@ -9063,7 +11449,7 @@
                     </pic:cNvPicPr>
                   </pic:nvPicPr>
                   <pic:blipFill>
-                    <a:blip r:embed="rId45">
+                    <a:blip r:embed="rId58">
                       <a:extLst>
                         <a:ext uri="{28A0092B-C50C-407E-A947-70E740481C1C}">
                           <a14:useLocalDpi xmlns:a14="http://schemas.microsoft.com/office/drawing/2010/main" val="0"/>
@@ -9270,7 +11656,7 @@
                     </pic:cNvPicPr>
                   </pic:nvPicPr>
                   <pic:blipFill>
-                    <a:blip r:embed="rId46">
+                    <a:blip r:embed="rId59">
                       <a:extLst>
                         <a:ext uri="{28A0092B-C50C-407E-A947-70E740481C1C}">
                           <a14:useLocalDpi xmlns:a14="http://schemas.microsoft.com/office/drawing/2010/main" val="0"/>
@@ -9487,7 +11873,7 @@
                     </pic:cNvPicPr>
                   </pic:nvPicPr>
                   <pic:blipFill>
-                    <a:blip r:embed="rId47">
+                    <a:blip r:embed="rId60">
                       <a:extLst>
                         <a:ext uri="{28A0092B-C50C-407E-A947-70E740481C1C}">
                           <a14:useLocalDpi xmlns:a14="http://schemas.microsoft.com/office/drawing/2010/main" val="0"/>
@@ -9802,8 +12188,2180 @@
         </w:rPr>
       </w:pPr>
     </w:p>
+    <w:p>
+      <w:pPr>
+        <w:pStyle w:val="2"/>
+        <w:rPr>
+          <w:rFonts w:hint="eastAsia"/>
+        </w:rPr>
+      </w:pPr>
+      <w:r>
+        <w:rPr>
+          <w:rFonts w:hint="eastAsia"/>
+        </w:rPr>
+        <w:lastRenderedPageBreak/>
+        <w:t>常见问题（FAQ）</w:t>
+      </w:r>
+    </w:p>
+    <w:p>
+      <w:pPr>
+        <w:pStyle w:val="3"/>
+        <w:rPr>
+          <w:rFonts w:hint="eastAsia"/>
+        </w:rPr>
+      </w:pPr>
+      <w:r>
+        <w:rPr>
+          <w:rFonts w:hint="eastAsia"/>
+        </w:rPr>
+        <w:t>动画播放失败</w:t>
+      </w:r>
+    </w:p>
+    <w:tbl>
+      <w:tblPr>
+        <w:tblStyle w:val="af"/>
+        <w:tblW w:w="8789" w:type="dxa"/>
+        <w:tblInd w:w="-176" w:type="dxa"/>
+        <w:tblBorders>
+          <w:top w:val="single" w:sz="4" w:space="0" w:color="D9D9D9" w:themeColor="background1" w:themeShade="D9"/>
+          <w:left w:val="none" w:sz="0" w:space="0" w:color="auto"/>
+          <w:bottom w:val="single" w:sz="4" w:space="0" w:color="D9D9D9" w:themeColor="background1" w:themeShade="D9"/>
+          <w:right w:val="none" w:sz="0" w:space="0" w:color="auto"/>
+          <w:insideH w:val="single" w:sz="4" w:space="0" w:color="D9D9D9" w:themeColor="background1" w:themeShade="D9"/>
+          <w:insideV w:val="none" w:sz="0" w:space="0" w:color="auto"/>
+        </w:tblBorders>
+        <w:tblLook w:val="04A0" w:firstRow="1" w:lastRow="0" w:firstColumn="1" w:lastColumn="0" w:noHBand="0" w:noVBand="1"/>
+      </w:tblPr>
+      <w:tblGrid>
+        <w:gridCol w:w="1418"/>
+        <w:gridCol w:w="7371"/>
+      </w:tblGrid>
+      <w:tr>
+        <w:tc>
+          <w:tcPr>
+            <w:tcW w:w="1418" w:type="dxa"/>
+          </w:tcPr>
+          <w:p>
+            <w:pPr>
+              <w:widowControl/>
+              <w:adjustRightInd w:val="0"/>
+              <w:snapToGrid w:val="0"/>
+              <w:spacing w:line="276" w:lineRule="auto"/>
+              <w:jc w:val="left"/>
+              <w:rPr>
+                <w:rFonts w:ascii="Tahoma" w:eastAsia="微软雅黑" w:hAnsi="Tahoma"/>
+                <w:kern w:val="0"/>
+                <w:sz w:val="22"/>
+              </w:rPr>
+            </w:pPr>
+            <w:r>
+              <w:rPr>
+                <w:rFonts w:ascii="Tahoma" w:eastAsia="微软雅黑" w:hAnsi="Tahoma" w:hint="eastAsia"/>
+                <w:b/>
+                <w:bCs/>
+                <w:kern w:val="0"/>
+                <w:sz w:val="22"/>
+              </w:rPr>
+              <w:t>问题名称</w:t>
+            </w:r>
+          </w:p>
+        </w:tc>
+        <w:tc>
+          <w:tcPr>
+            <w:tcW w:w="7371" w:type="dxa"/>
+          </w:tcPr>
+          <w:p>
+            <w:pPr>
+              <w:widowControl/>
+              <w:adjustRightInd w:val="0"/>
+              <w:snapToGrid w:val="0"/>
+              <w:spacing w:line="276" w:lineRule="auto"/>
+              <w:jc w:val="left"/>
+              <w:rPr>
+                <w:rFonts w:ascii="Tahoma" w:eastAsia="微软雅黑" w:hAnsi="Tahoma"/>
+                <w:kern w:val="0"/>
+                <w:sz w:val="22"/>
+              </w:rPr>
+            </w:pPr>
+            <w:r>
+              <w:rPr>
+                <w:rFonts w:ascii="Tahoma" w:eastAsia="微软雅黑" w:hAnsi="Tahoma" w:hint="eastAsia"/>
+                <w:kern w:val="0"/>
+                <w:sz w:val="22"/>
+              </w:rPr>
+              <w:t>动画播放失败</w:t>
+            </w:r>
+          </w:p>
+        </w:tc>
+      </w:tr>
+      <w:tr>
+        <w:tc>
+          <w:tcPr>
+            <w:tcW w:w="1418" w:type="dxa"/>
+          </w:tcPr>
+          <w:p>
+            <w:pPr>
+              <w:widowControl/>
+              <w:adjustRightInd w:val="0"/>
+              <w:snapToGrid w:val="0"/>
+              <w:spacing w:line="276" w:lineRule="auto"/>
+              <w:jc w:val="left"/>
+              <w:rPr>
+                <w:rFonts w:ascii="Tahoma" w:eastAsia="微软雅黑" w:hAnsi="Tahoma"/>
+                <w:b/>
+                <w:bCs/>
+                <w:kern w:val="0"/>
+                <w:sz w:val="22"/>
+              </w:rPr>
+            </w:pPr>
+            <w:r>
+              <w:rPr>
+                <w:rFonts w:ascii="Tahoma" w:eastAsia="微软雅黑" w:hAnsi="Tahoma" w:hint="eastAsia"/>
+                <w:b/>
+                <w:bCs/>
+                <w:kern w:val="0"/>
+                <w:sz w:val="22"/>
+              </w:rPr>
+              <w:t>问题图示</w:t>
+            </w:r>
+          </w:p>
+        </w:tc>
+        <w:tc>
+          <w:tcPr>
+            <w:tcW w:w="7371" w:type="dxa"/>
+          </w:tcPr>
+          <w:p>
+            <w:pPr>
+              <w:widowControl/>
+              <w:jc w:val="left"/>
+              <w:rPr>
+                <w:rFonts w:ascii="宋体" w:hAnsi="宋体" w:cs="宋体" w:hint="eastAsia"/>
+                <w:kern w:val="0"/>
+                <w:szCs w:val="24"/>
+              </w:rPr>
+            </w:pPr>
+            <w:r>
+              <w:rPr>
+                <w:noProof/>
+              </w:rPr>
+              <w:drawing>
+                <wp:inline distT="0" distB="0" distL="0" distR="0" wp14:anchorId="25F11B0B" wp14:editId="2C6527E6">
+                  <wp:extent cx="3879850" cy="647420"/>
+                  <wp:effectExtent l="0" t="0" r="6350" b="635"/>
+                  <wp:docPr id="1564543372" name="图片 1"/>
+                  <wp:cNvGraphicFramePr>
+                    <a:graphicFrameLocks xmlns:a="http://schemas.openxmlformats.org/drawingml/2006/main" noChangeAspect="1"/>
+                  </wp:cNvGraphicFramePr>
+                  <a:graphic xmlns:a="http://schemas.openxmlformats.org/drawingml/2006/main">
+                    <a:graphicData uri="http://schemas.openxmlformats.org/drawingml/2006/picture">
+                      <pic:pic xmlns:pic="http://schemas.openxmlformats.org/drawingml/2006/picture">
+                        <pic:nvPicPr>
+                          <pic:cNvPr id="1564543372" name=""/>
+                          <pic:cNvPicPr/>
+                        </pic:nvPicPr>
+                        <pic:blipFill>
+                          <a:blip r:embed="rId61"/>
+                          <a:stretch>
+                            <a:fillRect/>
+                          </a:stretch>
+                        </pic:blipFill>
+                        <pic:spPr>
+                          <a:xfrm>
+                            <a:off x="0" y="0"/>
+                            <a:ext cx="3902089" cy="651131"/>
+                          </a:xfrm>
+                          <a:prstGeom prst="rect">
+                            <a:avLst/>
+                          </a:prstGeom>
+                        </pic:spPr>
+                      </pic:pic>
+                    </a:graphicData>
+                  </a:graphic>
+                </wp:inline>
+              </w:drawing>
+            </w:r>
+          </w:p>
+        </w:tc>
+      </w:tr>
+      <w:tr>
+        <w:tc>
+          <w:tcPr>
+            <w:tcW w:w="1418" w:type="dxa"/>
+          </w:tcPr>
+          <w:p>
+            <w:pPr>
+              <w:widowControl/>
+              <w:adjustRightInd w:val="0"/>
+              <w:snapToGrid w:val="0"/>
+              <w:spacing w:line="276" w:lineRule="auto"/>
+              <w:jc w:val="left"/>
+              <w:rPr>
+                <w:rFonts w:ascii="Tahoma" w:eastAsia="微软雅黑" w:hAnsi="Tahoma"/>
+                <w:b/>
+                <w:bCs/>
+                <w:kern w:val="0"/>
+                <w:sz w:val="22"/>
+              </w:rPr>
+            </w:pPr>
+            <w:r>
+              <w:rPr>
+                <w:rFonts w:ascii="Tahoma" w:eastAsia="微软雅黑" w:hAnsi="Tahoma" w:hint="eastAsia"/>
+                <w:b/>
+                <w:bCs/>
+                <w:kern w:val="0"/>
+                <w:sz w:val="22"/>
+              </w:rPr>
+              <w:t>问题描述</w:t>
+            </w:r>
+          </w:p>
+        </w:tc>
+        <w:tc>
+          <w:tcPr>
+            <w:tcW w:w="7371" w:type="dxa"/>
+          </w:tcPr>
+          <w:p>
+            <w:pPr>
+              <w:widowControl/>
+              <w:adjustRightInd w:val="0"/>
+              <w:snapToGrid w:val="0"/>
+              <w:spacing w:line="276" w:lineRule="auto"/>
+              <w:jc w:val="left"/>
+              <w:rPr>
+                <w:rFonts w:ascii="Tahoma" w:eastAsia="微软雅黑" w:hAnsi="Tahoma"/>
+                <w:kern w:val="0"/>
+                <w:sz w:val="22"/>
+              </w:rPr>
+            </w:pPr>
+            <w:r>
+              <w:rPr>
+                <w:rFonts w:ascii="Tahoma" w:eastAsia="微软雅黑" w:hAnsi="Tahoma" w:hint="eastAsia"/>
+                <w:kern w:val="0"/>
+                <w:sz w:val="22"/>
+              </w:rPr>
+              <w:t>在遇到第一个小爱丽丝敌人后，出现了下面的报错。</w:t>
+            </w:r>
+          </w:p>
+        </w:tc>
+      </w:tr>
+      <w:tr>
+        <w:tc>
+          <w:tcPr>
+            <w:tcW w:w="1418" w:type="dxa"/>
+          </w:tcPr>
+          <w:p>
+            <w:pPr>
+              <w:widowControl/>
+              <w:adjustRightInd w:val="0"/>
+              <w:snapToGrid w:val="0"/>
+              <w:spacing w:line="276" w:lineRule="auto"/>
+              <w:jc w:val="left"/>
+              <w:rPr>
+                <w:rFonts w:ascii="Tahoma" w:eastAsia="微软雅黑" w:hAnsi="Tahoma"/>
+                <w:b/>
+                <w:bCs/>
+                <w:kern w:val="0"/>
+                <w:sz w:val="22"/>
+              </w:rPr>
+            </w:pPr>
+            <w:r>
+              <w:rPr>
+                <w:rFonts w:ascii="Tahoma" w:eastAsia="微软雅黑" w:hAnsi="Tahoma" w:hint="eastAsia"/>
+                <w:b/>
+                <w:bCs/>
+                <w:kern w:val="0"/>
+                <w:sz w:val="22"/>
+              </w:rPr>
+              <w:t>出现时机</w:t>
+            </w:r>
+          </w:p>
+        </w:tc>
+        <w:tc>
+          <w:tcPr>
+            <w:tcW w:w="7371" w:type="dxa"/>
+          </w:tcPr>
+          <w:p>
+            <w:pPr>
+              <w:widowControl/>
+              <w:adjustRightInd w:val="0"/>
+              <w:snapToGrid w:val="0"/>
+              <w:spacing w:line="276" w:lineRule="auto"/>
+              <w:jc w:val="left"/>
+              <w:rPr>
+                <w:rFonts w:ascii="Tahoma" w:eastAsia="微软雅黑" w:hAnsi="Tahoma"/>
+                <w:kern w:val="0"/>
+                <w:sz w:val="22"/>
+              </w:rPr>
+            </w:pPr>
+            <w:r>
+              <w:rPr>
+                <w:rFonts w:ascii="Tahoma" w:eastAsia="微软雅黑" w:hAnsi="Tahoma"/>
+                <w:kern w:val="0"/>
+                <w:sz w:val="22"/>
+              </w:rPr>
+              <w:t xml:space="preserve">&gt; </w:t>
+            </w:r>
+            <w:r>
+              <w:rPr>
+                <w:rFonts w:ascii="Tahoma" w:eastAsia="微软雅黑" w:hAnsi="Tahoma" w:hint="eastAsia"/>
+                <w:kern w:val="0"/>
+                <w:sz w:val="22"/>
+              </w:rPr>
+              <w:t>新</w:t>
+            </w:r>
+            <w:r>
+              <w:rPr>
+                <w:rFonts w:ascii="Tahoma" w:eastAsia="微软雅黑" w:hAnsi="Tahoma" w:hint="eastAsia"/>
+                <w:kern w:val="0"/>
+                <w:sz w:val="22"/>
+              </w:rPr>
+              <w:t>工程中出现。</w:t>
+            </w:r>
+          </w:p>
+        </w:tc>
+      </w:tr>
+      <w:tr>
+        <w:tc>
+          <w:tcPr>
+            <w:tcW w:w="1418" w:type="dxa"/>
+          </w:tcPr>
+          <w:p>
+            <w:pPr>
+              <w:widowControl/>
+              <w:adjustRightInd w:val="0"/>
+              <w:snapToGrid w:val="0"/>
+              <w:spacing w:line="276" w:lineRule="auto"/>
+              <w:jc w:val="left"/>
+              <w:rPr>
+                <w:rFonts w:ascii="Tahoma" w:eastAsia="微软雅黑" w:hAnsi="Tahoma"/>
+                <w:kern w:val="0"/>
+                <w:sz w:val="22"/>
+              </w:rPr>
+            </w:pPr>
+            <w:r>
+              <w:rPr>
+                <w:rFonts w:ascii="Tahoma" w:eastAsia="微软雅黑" w:hAnsi="Tahoma" w:hint="eastAsia"/>
+                <w:b/>
+                <w:bCs/>
+                <w:kern w:val="0"/>
+                <w:sz w:val="22"/>
+              </w:rPr>
+              <w:t>原理解析</w:t>
+            </w:r>
+          </w:p>
+        </w:tc>
+        <w:tc>
+          <w:tcPr>
+            <w:tcW w:w="7371" w:type="dxa"/>
+          </w:tcPr>
+          <w:p>
+            <w:pPr>
+              <w:widowControl/>
+              <w:adjustRightInd w:val="0"/>
+              <w:snapToGrid w:val="0"/>
+              <w:rPr>
+                <w:rFonts w:ascii="Tahoma" w:eastAsia="微软雅黑" w:hAnsi="Tahoma"/>
+                <w:kern w:val="0"/>
+                <w:sz w:val="22"/>
+              </w:rPr>
+            </w:pPr>
+            <w:r>
+              <w:rPr>
+                <w:rFonts w:ascii="Tahoma" w:eastAsia="微软雅黑" w:hAnsi="Tahoma" w:hint="eastAsia"/>
+                <w:kern w:val="0"/>
+                <w:sz w:val="22"/>
+              </w:rPr>
+              <w:t>作者</w:t>
+            </w:r>
+            <w:r>
+              <w:rPr>
+                <w:rFonts w:ascii="Tahoma" w:eastAsia="微软雅黑" w:hAnsi="Tahoma" w:hint="eastAsia"/>
+                <w:kern w:val="0"/>
+                <w:sz w:val="22"/>
+              </w:rPr>
+              <w:t>在设置小爱丽丝敌人事件时，会播放两个动画。</w:t>
+            </w:r>
+          </w:p>
+          <w:p>
+            <w:pPr>
+              <w:widowControl/>
+              <w:adjustRightInd w:val="0"/>
+              <w:snapToGrid w:val="0"/>
+              <w:rPr>
+                <w:rFonts w:ascii="Tahoma" w:eastAsia="微软雅黑" w:hAnsi="Tahoma"/>
+                <w:kern w:val="0"/>
+                <w:sz w:val="22"/>
+              </w:rPr>
+            </w:pPr>
+            <w:r>
+              <w:rPr>
+                <w:rFonts w:ascii="Tahoma" w:eastAsia="微软雅黑" w:hAnsi="Tahoma" w:hint="eastAsia"/>
+                <w:kern w:val="0"/>
+                <w:sz w:val="22"/>
+              </w:rPr>
+              <w:t>如果没有动画，会显示</w:t>
+            </w:r>
+            <w:proofErr w:type="gramStart"/>
+            <w:r>
+              <w:rPr>
+                <w:rFonts w:ascii="Tahoma" w:eastAsia="微软雅黑" w:hAnsi="Tahoma" w:hint="eastAsia"/>
+                <w:kern w:val="0"/>
+                <w:sz w:val="22"/>
+              </w:rPr>
+              <w:t>空或者</w:t>
+            </w:r>
+            <w:proofErr w:type="gramEnd"/>
+            <w:r>
+              <w:rPr>
+                <w:rFonts w:ascii="Tahoma" w:eastAsia="微软雅黑" w:hAnsi="Tahoma" w:hint="eastAsia"/>
+                <w:kern w:val="0"/>
+                <w:sz w:val="22"/>
+              </w:rPr>
+              <w:t>问号。</w:t>
+            </w:r>
+          </w:p>
+          <w:p>
+            <w:pPr>
+              <w:widowControl/>
+              <w:adjustRightInd w:val="0"/>
+              <w:snapToGrid w:val="0"/>
+              <w:rPr>
+                <w:rFonts w:ascii="Tahoma" w:eastAsia="微软雅黑" w:hAnsi="Tahoma"/>
+                <w:kern w:val="0"/>
+                <w:sz w:val="22"/>
+              </w:rPr>
+            </w:pPr>
+            <w:r>
+              <w:rPr>
+                <w:rFonts w:hint="eastAsia"/>
+                <w:noProof/>
+              </w:rPr>
+              <w:drawing>
+                <wp:inline distT="0" distB="0" distL="0" distR="0" wp14:anchorId="4DBA6940" wp14:editId="57435F42">
+                  <wp:extent cx="3749040" cy="819366"/>
+                  <wp:effectExtent l="0" t="0" r="3810" b="0"/>
+                  <wp:docPr id="513639692" name="图片 8"/>
+                  <wp:cNvGraphicFramePr>
+                    <a:graphicFrameLocks xmlns:a="http://schemas.openxmlformats.org/drawingml/2006/main" noChangeAspect="1"/>
+                  </wp:cNvGraphicFramePr>
+                  <a:graphic xmlns:a="http://schemas.openxmlformats.org/drawingml/2006/main">
+                    <a:graphicData uri="http://schemas.openxmlformats.org/drawingml/2006/picture">
+                      <pic:pic xmlns:pic="http://schemas.openxmlformats.org/drawingml/2006/picture">
+                        <pic:nvPicPr>
+                          <pic:cNvPr id="0" name="Picture 15"/>
+                          <pic:cNvPicPr>
+                            <a:picLocks noChangeAspect="1" noChangeArrowheads="1"/>
+                          </pic:cNvPicPr>
+                        </pic:nvPicPr>
+                        <pic:blipFill>
+                          <a:blip r:embed="rId62">
+                            <a:extLst>
+                              <a:ext uri="{28A0092B-C50C-407E-A947-70E740481C1C}">
+                                <a14:useLocalDpi xmlns:a14="http://schemas.microsoft.com/office/drawing/2010/main" val="0"/>
+                              </a:ext>
+                            </a:extLst>
+                          </a:blip>
+                          <a:srcRect/>
+                          <a:stretch>
+                            <a:fillRect/>
+                          </a:stretch>
+                        </pic:blipFill>
+                        <pic:spPr bwMode="auto">
+                          <a:xfrm>
+                            <a:off x="0" y="0"/>
+                            <a:ext cx="3756463" cy="820988"/>
+                          </a:xfrm>
+                          <a:prstGeom prst="rect">
+                            <a:avLst/>
+                          </a:prstGeom>
+                          <a:noFill/>
+                          <a:ln>
+                            <a:noFill/>
+                          </a:ln>
+                        </pic:spPr>
+                      </pic:pic>
+                    </a:graphicData>
+                  </a:graphic>
+                </wp:inline>
+              </w:drawing>
+            </w:r>
+          </w:p>
+        </w:tc>
+      </w:tr>
+      <w:tr>
+        <w:tc>
+          <w:tcPr>
+            <w:tcW w:w="1418" w:type="dxa"/>
+          </w:tcPr>
+          <w:p>
+            <w:pPr>
+              <w:widowControl/>
+              <w:adjustRightInd w:val="0"/>
+              <w:snapToGrid w:val="0"/>
+              <w:spacing w:line="276" w:lineRule="auto"/>
+              <w:jc w:val="left"/>
+              <w:rPr>
+                <w:rFonts w:ascii="Tahoma" w:eastAsia="微软雅黑" w:hAnsi="Tahoma"/>
+                <w:b/>
+                <w:bCs/>
+                <w:kern w:val="0"/>
+                <w:sz w:val="22"/>
+              </w:rPr>
+            </w:pPr>
+            <w:r>
+              <w:rPr>
+                <w:rFonts w:ascii="Tahoma" w:eastAsia="微软雅黑" w:hAnsi="Tahoma" w:hint="eastAsia"/>
+                <w:b/>
+                <w:bCs/>
+                <w:kern w:val="0"/>
+                <w:sz w:val="22"/>
+              </w:rPr>
+              <w:t>解决方案</w:t>
+            </w:r>
+          </w:p>
+        </w:tc>
+        <w:tc>
+          <w:tcPr>
+            <w:tcW w:w="7371" w:type="dxa"/>
+          </w:tcPr>
+          <w:p>
+            <w:pPr>
+              <w:widowControl/>
+              <w:adjustRightInd w:val="0"/>
+              <w:snapToGrid w:val="0"/>
+              <w:rPr>
+                <w:rFonts w:ascii="Tahoma" w:eastAsia="微软雅黑" w:hAnsi="Tahoma"/>
+                <w:kern w:val="0"/>
+                <w:sz w:val="22"/>
+              </w:rPr>
+            </w:pPr>
+            <w:r>
+              <w:rPr>
+                <w:rFonts w:ascii="Tahoma" w:eastAsia="微软雅黑" w:hAnsi="Tahoma" w:hint="eastAsia"/>
+                <w:kern w:val="0"/>
+                <w:sz w:val="22"/>
+              </w:rPr>
+              <w:t>添加</w:t>
+            </w:r>
+            <w:r>
+              <w:rPr>
+                <w:rFonts w:ascii="Tahoma" w:eastAsia="微软雅黑" w:hAnsi="Tahoma" w:hint="eastAsia"/>
+                <w:kern w:val="0"/>
+                <w:sz w:val="22"/>
+              </w:rPr>
+              <w:t>用到的两个动画效果即可；</w:t>
+            </w:r>
+          </w:p>
+          <w:p>
+            <w:pPr>
+              <w:widowControl/>
+              <w:adjustRightInd w:val="0"/>
+              <w:snapToGrid w:val="0"/>
+              <w:rPr>
+                <w:rFonts w:ascii="Tahoma" w:eastAsia="微软雅黑" w:hAnsi="Tahoma"/>
+                <w:kern w:val="0"/>
+                <w:sz w:val="22"/>
+              </w:rPr>
+            </w:pPr>
+            <w:r>
+              <w:rPr>
+                <w:rFonts w:ascii="Tahoma" w:eastAsia="微软雅黑" w:hAnsi="Tahoma" w:hint="eastAsia"/>
+                <w:kern w:val="0"/>
+                <w:sz w:val="22"/>
+              </w:rPr>
+              <w:t>或者改全部小爱丽丝敌人的事件指令。</w:t>
+            </w:r>
+          </w:p>
+          <w:p>
+            <w:pPr>
+              <w:widowControl/>
+              <w:adjustRightInd w:val="0"/>
+              <w:snapToGrid w:val="0"/>
+              <w:spacing w:line="276" w:lineRule="auto"/>
+              <w:jc w:val="left"/>
+              <w:rPr>
+                <w:rFonts w:ascii="Tahoma" w:eastAsia="微软雅黑" w:hAnsi="Tahoma"/>
+                <w:kern w:val="0"/>
+                <w:sz w:val="22"/>
+              </w:rPr>
+            </w:pPr>
+            <w:r>
+              <w:rPr>
+                <w:rFonts w:hint="eastAsia"/>
+                <w:noProof/>
+              </w:rPr>
+              <w:drawing>
+                <wp:inline distT="0" distB="0" distL="0" distR="0" wp14:anchorId="03D94DCF" wp14:editId="2A20C956">
+                  <wp:extent cx="2431351" cy="2598158"/>
+                  <wp:effectExtent l="0" t="0" r="7620" b="0"/>
+                  <wp:docPr id="800967028" name="图片 9"/>
+                  <wp:cNvGraphicFramePr>
+                    <a:graphicFrameLocks xmlns:a="http://schemas.openxmlformats.org/drawingml/2006/main" noChangeAspect="1"/>
+                  </wp:cNvGraphicFramePr>
+                  <a:graphic xmlns:a="http://schemas.openxmlformats.org/drawingml/2006/main">
+                    <a:graphicData uri="http://schemas.openxmlformats.org/drawingml/2006/picture">
+                      <pic:pic xmlns:pic="http://schemas.openxmlformats.org/drawingml/2006/picture">
+                        <pic:nvPicPr>
+                          <pic:cNvPr id="0" name="Picture 17"/>
+                          <pic:cNvPicPr>
+                            <a:picLocks noChangeAspect="1" noChangeArrowheads="1"/>
+                          </pic:cNvPicPr>
+                        </pic:nvPicPr>
+                        <pic:blipFill>
+                          <a:blip r:embed="rId19">
+                            <a:extLst>
+                              <a:ext uri="{28A0092B-C50C-407E-A947-70E740481C1C}">
+                                <a14:useLocalDpi xmlns:a14="http://schemas.microsoft.com/office/drawing/2010/main" val="0"/>
+                              </a:ext>
+                            </a:extLst>
+                          </a:blip>
+                          <a:srcRect/>
+                          <a:stretch>
+                            <a:fillRect/>
+                          </a:stretch>
+                        </pic:blipFill>
+                        <pic:spPr bwMode="auto">
+                          <a:xfrm>
+                            <a:off x="0" y="0"/>
+                            <a:ext cx="2434867" cy="2601915"/>
+                          </a:xfrm>
+                          <a:prstGeom prst="rect">
+                            <a:avLst/>
+                          </a:prstGeom>
+                          <a:noFill/>
+                          <a:ln>
+                            <a:noFill/>
+                          </a:ln>
+                        </pic:spPr>
+                      </pic:pic>
+                    </a:graphicData>
+                  </a:graphic>
+                </wp:inline>
+              </w:drawing>
+            </w:r>
+          </w:p>
+        </w:tc>
+      </w:tr>
+    </w:tbl>
+    <w:p>
+      <w:pPr>
+        <w:snapToGrid w:val="0"/>
+        <w:rPr>
+          <w:rFonts w:ascii="Tahoma" w:eastAsia="微软雅黑" w:hAnsi="Tahoma"/>
+          <w:kern w:val="0"/>
+          <w:sz w:val="22"/>
+        </w:rPr>
+      </w:pPr>
+    </w:p>
+    <w:p>
+      <w:pPr>
+        <w:snapToGrid w:val="0"/>
+        <w:rPr>
+          <w:rFonts w:ascii="Tahoma" w:eastAsia="微软雅黑" w:hAnsi="Tahoma"/>
+          <w:kern w:val="0"/>
+          <w:sz w:val="22"/>
+        </w:rPr>
+      </w:pPr>
+    </w:p>
+    <w:p>
+      <w:pPr>
+        <w:widowControl/>
+        <w:jc w:val="left"/>
+        <w:rPr>
+          <w:rFonts w:ascii="Tahoma" w:eastAsia="微软雅黑" w:hAnsi="Tahoma"/>
+          <w:kern w:val="0"/>
+          <w:sz w:val="22"/>
+        </w:rPr>
+      </w:pPr>
+      <w:r>
+        <w:rPr>
+          <w:rFonts w:ascii="Tahoma" w:eastAsia="微软雅黑" w:hAnsi="Tahoma"/>
+          <w:kern w:val="0"/>
+          <w:sz w:val="22"/>
+        </w:rPr>
+        <w:br w:type="page"/>
+      </w:r>
+    </w:p>
+    <w:p>
+      <w:pPr>
+        <w:pStyle w:val="3"/>
+        <w:rPr>
+          <w:rFonts w:hint="eastAsia"/>
+        </w:rPr>
+      </w:pPr>
+      <w:r>
+        <w:rPr>
+          <w:rFonts w:hint="eastAsia"/>
+        </w:rPr>
+        <w:lastRenderedPageBreak/>
+        <w:t>进入游戏后，没显示UI面板</w:t>
+      </w:r>
+    </w:p>
+    <w:tbl>
+      <w:tblPr>
+        <w:tblStyle w:val="af"/>
+        <w:tblW w:w="8789" w:type="dxa"/>
+        <w:tblInd w:w="-176" w:type="dxa"/>
+        <w:tblBorders>
+          <w:top w:val="single" w:sz="4" w:space="0" w:color="D9D9D9" w:themeColor="background1" w:themeShade="D9"/>
+          <w:left w:val="none" w:sz="0" w:space="0" w:color="auto"/>
+          <w:bottom w:val="single" w:sz="4" w:space="0" w:color="D9D9D9" w:themeColor="background1" w:themeShade="D9"/>
+          <w:right w:val="none" w:sz="0" w:space="0" w:color="auto"/>
+          <w:insideH w:val="single" w:sz="4" w:space="0" w:color="D9D9D9" w:themeColor="background1" w:themeShade="D9"/>
+          <w:insideV w:val="none" w:sz="0" w:space="0" w:color="auto"/>
+        </w:tblBorders>
+        <w:tblLook w:val="04A0" w:firstRow="1" w:lastRow="0" w:firstColumn="1" w:lastColumn="0" w:noHBand="0" w:noVBand="1"/>
+      </w:tblPr>
+      <w:tblGrid>
+        <w:gridCol w:w="1418"/>
+        <w:gridCol w:w="7371"/>
+      </w:tblGrid>
+      <w:tr>
+        <w:tc>
+          <w:tcPr>
+            <w:tcW w:w="1418" w:type="dxa"/>
+          </w:tcPr>
+          <w:p>
+            <w:pPr>
+              <w:widowControl/>
+              <w:adjustRightInd w:val="0"/>
+              <w:snapToGrid w:val="0"/>
+              <w:spacing w:line="276" w:lineRule="auto"/>
+              <w:jc w:val="left"/>
+              <w:rPr>
+                <w:rFonts w:ascii="Tahoma" w:eastAsia="微软雅黑" w:hAnsi="Tahoma"/>
+                <w:kern w:val="0"/>
+                <w:sz w:val="22"/>
+              </w:rPr>
+            </w:pPr>
+            <w:r>
+              <w:rPr>
+                <w:rFonts w:ascii="Tahoma" w:eastAsia="微软雅黑" w:hAnsi="Tahoma" w:hint="eastAsia"/>
+                <w:b/>
+                <w:bCs/>
+                <w:kern w:val="0"/>
+                <w:sz w:val="22"/>
+              </w:rPr>
+              <w:t>问题名称</w:t>
+            </w:r>
+          </w:p>
+        </w:tc>
+        <w:tc>
+          <w:tcPr>
+            <w:tcW w:w="7371" w:type="dxa"/>
+          </w:tcPr>
+          <w:p>
+            <w:pPr>
+              <w:widowControl/>
+              <w:adjustRightInd w:val="0"/>
+              <w:snapToGrid w:val="0"/>
+              <w:spacing w:line="276" w:lineRule="auto"/>
+              <w:jc w:val="left"/>
+              <w:rPr>
+                <w:rFonts w:ascii="Tahoma" w:eastAsia="微软雅黑" w:hAnsi="Tahoma"/>
+                <w:kern w:val="0"/>
+                <w:sz w:val="22"/>
+              </w:rPr>
+            </w:pPr>
+            <w:r>
+              <w:rPr>
+                <w:rFonts w:ascii="Tahoma" w:eastAsia="微软雅黑" w:hAnsi="Tahoma" w:hint="eastAsia"/>
+                <w:kern w:val="0"/>
+                <w:sz w:val="22"/>
+              </w:rPr>
+              <w:t>进入游戏后，没显示</w:t>
+            </w:r>
+            <w:r>
+              <w:rPr>
+                <w:rFonts w:ascii="Tahoma" w:eastAsia="微软雅黑" w:hAnsi="Tahoma" w:hint="eastAsia"/>
+                <w:kern w:val="0"/>
+                <w:sz w:val="22"/>
+              </w:rPr>
+              <w:t>UI</w:t>
+            </w:r>
+            <w:r>
+              <w:rPr>
+                <w:rFonts w:ascii="Tahoma" w:eastAsia="微软雅黑" w:hAnsi="Tahoma" w:hint="eastAsia"/>
+                <w:kern w:val="0"/>
+                <w:sz w:val="22"/>
+              </w:rPr>
+              <w:t>面板</w:t>
+            </w:r>
+          </w:p>
+        </w:tc>
+      </w:tr>
+      <w:tr>
+        <w:tc>
+          <w:tcPr>
+            <w:tcW w:w="1418" w:type="dxa"/>
+          </w:tcPr>
+          <w:p>
+            <w:pPr>
+              <w:widowControl/>
+              <w:adjustRightInd w:val="0"/>
+              <w:snapToGrid w:val="0"/>
+              <w:spacing w:line="276" w:lineRule="auto"/>
+              <w:jc w:val="left"/>
+              <w:rPr>
+                <w:rFonts w:ascii="Tahoma" w:eastAsia="微软雅黑" w:hAnsi="Tahoma"/>
+                <w:b/>
+                <w:bCs/>
+                <w:kern w:val="0"/>
+                <w:sz w:val="22"/>
+              </w:rPr>
+            </w:pPr>
+            <w:r>
+              <w:rPr>
+                <w:rFonts w:ascii="Tahoma" w:eastAsia="微软雅黑" w:hAnsi="Tahoma" w:hint="eastAsia"/>
+                <w:b/>
+                <w:bCs/>
+                <w:kern w:val="0"/>
+                <w:sz w:val="22"/>
+              </w:rPr>
+              <w:t>问题图示</w:t>
+            </w:r>
+          </w:p>
+        </w:tc>
+        <w:tc>
+          <w:tcPr>
+            <w:tcW w:w="7371" w:type="dxa"/>
+          </w:tcPr>
+          <w:p>
+            <w:pPr>
+              <w:widowControl/>
+              <w:jc w:val="left"/>
+              <w:rPr>
+                <w:rFonts w:ascii="宋体" w:hAnsi="宋体" w:cs="宋体" w:hint="eastAsia"/>
+                <w:kern w:val="0"/>
+                <w:szCs w:val="24"/>
+              </w:rPr>
+            </w:pPr>
+            <w:r>
+              <w:rPr>
+                <w:rFonts w:hint="eastAsia"/>
+                <w:noProof/>
+              </w:rPr>
+              <w:drawing>
+                <wp:inline distT="0" distB="0" distL="0" distR="0" wp14:anchorId="32B99729" wp14:editId="17A2E200">
+                  <wp:extent cx="2508250" cy="2053467"/>
+                  <wp:effectExtent l="0" t="0" r="6350" b="4445"/>
+                  <wp:docPr id="1391374207" name="图片 10"/>
+                  <wp:cNvGraphicFramePr>
+                    <a:graphicFrameLocks xmlns:a="http://schemas.openxmlformats.org/drawingml/2006/main" noChangeAspect="1"/>
+                  </wp:cNvGraphicFramePr>
+                  <a:graphic xmlns:a="http://schemas.openxmlformats.org/drawingml/2006/main">
+                    <a:graphicData uri="http://schemas.openxmlformats.org/drawingml/2006/picture">
+                      <pic:pic xmlns:pic="http://schemas.openxmlformats.org/drawingml/2006/picture">
+                        <pic:nvPicPr>
+                          <pic:cNvPr id="0" name="Picture 19"/>
+                          <pic:cNvPicPr>
+                            <a:picLocks noChangeAspect="1" noChangeArrowheads="1"/>
+                          </pic:cNvPicPr>
+                        </pic:nvPicPr>
+                        <pic:blipFill>
+                          <a:blip r:embed="rId63" cstate="print">
+                            <a:extLst>
+                              <a:ext uri="{28A0092B-C50C-407E-A947-70E740481C1C}">
+                                <a14:useLocalDpi xmlns:a14="http://schemas.microsoft.com/office/drawing/2010/main" val="0"/>
+                              </a:ext>
+                            </a:extLst>
+                          </a:blip>
+                          <a:srcRect/>
+                          <a:stretch>
+                            <a:fillRect/>
+                          </a:stretch>
+                        </pic:blipFill>
+                        <pic:spPr bwMode="auto">
+                          <a:xfrm>
+                            <a:off x="0" y="0"/>
+                            <a:ext cx="2516710" cy="2060393"/>
+                          </a:xfrm>
+                          <a:prstGeom prst="rect">
+                            <a:avLst/>
+                          </a:prstGeom>
+                          <a:noFill/>
+                          <a:ln>
+                            <a:noFill/>
+                          </a:ln>
+                        </pic:spPr>
+                      </pic:pic>
+                    </a:graphicData>
+                  </a:graphic>
+                </wp:inline>
+              </w:drawing>
+            </w:r>
+          </w:p>
+        </w:tc>
+      </w:tr>
+      <w:tr>
+        <w:tc>
+          <w:tcPr>
+            <w:tcW w:w="1418" w:type="dxa"/>
+          </w:tcPr>
+          <w:p>
+            <w:pPr>
+              <w:widowControl/>
+              <w:adjustRightInd w:val="0"/>
+              <w:snapToGrid w:val="0"/>
+              <w:spacing w:line="276" w:lineRule="auto"/>
+              <w:jc w:val="left"/>
+              <w:rPr>
+                <w:rFonts w:ascii="Tahoma" w:eastAsia="微软雅黑" w:hAnsi="Tahoma"/>
+                <w:b/>
+                <w:bCs/>
+                <w:kern w:val="0"/>
+                <w:sz w:val="22"/>
+              </w:rPr>
+            </w:pPr>
+            <w:r>
+              <w:rPr>
+                <w:rFonts w:ascii="Tahoma" w:eastAsia="微软雅黑" w:hAnsi="Tahoma" w:hint="eastAsia"/>
+                <w:b/>
+                <w:bCs/>
+                <w:kern w:val="0"/>
+                <w:sz w:val="22"/>
+              </w:rPr>
+              <w:t>问题描述</w:t>
+            </w:r>
+          </w:p>
+        </w:tc>
+        <w:tc>
+          <w:tcPr>
+            <w:tcW w:w="7371" w:type="dxa"/>
+          </w:tcPr>
+          <w:p>
+            <w:pPr>
+              <w:widowControl/>
+              <w:adjustRightInd w:val="0"/>
+              <w:snapToGrid w:val="0"/>
+              <w:spacing w:line="276" w:lineRule="auto"/>
+              <w:jc w:val="left"/>
+              <w:rPr>
+                <w:rFonts w:ascii="Tahoma" w:eastAsia="微软雅黑" w:hAnsi="Tahoma"/>
+                <w:kern w:val="0"/>
+                <w:sz w:val="22"/>
+              </w:rPr>
+            </w:pPr>
+            <w:r>
+              <w:rPr>
+                <w:rFonts w:ascii="Tahoma" w:eastAsia="微软雅黑" w:hAnsi="Tahoma" w:hint="eastAsia"/>
+                <w:kern w:val="0"/>
+                <w:sz w:val="22"/>
+              </w:rPr>
+              <w:t>进入</w:t>
+            </w:r>
+            <w:proofErr w:type="gramStart"/>
+            <w:r>
+              <w:rPr>
+                <w:rFonts w:ascii="Tahoma" w:eastAsia="微软雅黑" w:hAnsi="Tahoma" w:hint="eastAsia"/>
+                <w:kern w:val="0"/>
+                <w:sz w:val="22"/>
+              </w:rPr>
+              <w:t>简易魔塔游戏</w:t>
+            </w:r>
+            <w:proofErr w:type="gramEnd"/>
+            <w:r>
+              <w:rPr>
+                <w:rFonts w:ascii="Tahoma" w:eastAsia="微软雅黑" w:hAnsi="Tahoma" w:hint="eastAsia"/>
+                <w:kern w:val="0"/>
+                <w:sz w:val="22"/>
+              </w:rPr>
+              <w:t>后，右侧是空的，没有显示</w:t>
+            </w:r>
+            <w:r>
+              <w:rPr>
+                <w:rFonts w:ascii="Tahoma" w:eastAsia="微软雅黑" w:hAnsi="Tahoma" w:hint="eastAsia"/>
+                <w:kern w:val="0"/>
+                <w:sz w:val="22"/>
+              </w:rPr>
+              <w:t>UI</w:t>
+            </w:r>
+            <w:r>
+              <w:rPr>
+                <w:rFonts w:ascii="Tahoma" w:eastAsia="微软雅黑" w:hAnsi="Tahoma" w:hint="eastAsia"/>
+                <w:kern w:val="0"/>
+                <w:sz w:val="22"/>
+              </w:rPr>
+              <w:t>面板。</w:t>
+            </w:r>
+          </w:p>
+        </w:tc>
+      </w:tr>
+      <w:tr>
+        <w:tc>
+          <w:tcPr>
+            <w:tcW w:w="1418" w:type="dxa"/>
+          </w:tcPr>
+          <w:p>
+            <w:pPr>
+              <w:widowControl/>
+              <w:adjustRightInd w:val="0"/>
+              <w:snapToGrid w:val="0"/>
+              <w:spacing w:line="276" w:lineRule="auto"/>
+              <w:jc w:val="left"/>
+              <w:rPr>
+                <w:rFonts w:ascii="Tahoma" w:eastAsia="微软雅黑" w:hAnsi="Tahoma"/>
+                <w:b/>
+                <w:bCs/>
+                <w:kern w:val="0"/>
+                <w:sz w:val="22"/>
+              </w:rPr>
+            </w:pPr>
+            <w:r>
+              <w:rPr>
+                <w:rFonts w:ascii="Tahoma" w:eastAsia="微软雅黑" w:hAnsi="Tahoma" w:hint="eastAsia"/>
+                <w:b/>
+                <w:bCs/>
+                <w:kern w:val="0"/>
+                <w:sz w:val="22"/>
+              </w:rPr>
+              <w:t>出现时机</w:t>
+            </w:r>
+          </w:p>
+        </w:tc>
+        <w:tc>
+          <w:tcPr>
+            <w:tcW w:w="7371" w:type="dxa"/>
+          </w:tcPr>
+          <w:p>
+            <w:pPr>
+              <w:widowControl/>
+              <w:adjustRightInd w:val="0"/>
+              <w:snapToGrid w:val="0"/>
+              <w:spacing w:line="276" w:lineRule="auto"/>
+              <w:jc w:val="left"/>
+              <w:rPr>
+                <w:rFonts w:ascii="Tahoma" w:eastAsia="微软雅黑" w:hAnsi="Tahoma"/>
+                <w:kern w:val="0"/>
+                <w:sz w:val="22"/>
+              </w:rPr>
+            </w:pPr>
+            <w:r>
+              <w:rPr>
+                <w:rFonts w:ascii="Tahoma" w:eastAsia="微软雅黑" w:hAnsi="Tahoma"/>
+                <w:kern w:val="0"/>
+                <w:sz w:val="22"/>
+              </w:rPr>
+              <w:t xml:space="preserve">&gt; </w:t>
+            </w:r>
+            <w:r>
+              <w:rPr>
+                <w:rFonts w:ascii="Tahoma" w:eastAsia="微软雅黑" w:hAnsi="Tahoma" w:hint="eastAsia"/>
+                <w:kern w:val="0"/>
+                <w:sz w:val="22"/>
+              </w:rPr>
+              <w:t>新工程中出现。</w:t>
+            </w:r>
+          </w:p>
+        </w:tc>
+      </w:tr>
+      <w:tr>
+        <w:tc>
+          <w:tcPr>
+            <w:tcW w:w="1418" w:type="dxa"/>
+          </w:tcPr>
+          <w:p>
+            <w:pPr>
+              <w:widowControl/>
+              <w:adjustRightInd w:val="0"/>
+              <w:snapToGrid w:val="0"/>
+              <w:spacing w:line="276" w:lineRule="auto"/>
+              <w:jc w:val="left"/>
+              <w:rPr>
+                <w:rFonts w:ascii="Tahoma" w:eastAsia="微软雅黑" w:hAnsi="Tahoma"/>
+                <w:kern w:val="0"/>
+                <w:sz w:val="22"/>
+              </w:rPr>
+            </w:pPr>
+            <w:r>
+              <w:rPr>
+                <w:rFonts w:ascii="Tahoma" w:eastAsia="微软雅黑" w:hAnsi="Tahoma" w:hint="eastAsia"/>
+                <w:b/>
+                <w:bCs/>
+                <w:kern w:val="0"/>
+                <w:sz w:val="22"/>
+              </w:rPr>
+              <w:t>原理解析</w:t>
+            </w:r>
+          </w:p>
+        </w:tc>
+        <w:tc>
+          <w:tcPr>
+            <w:tcW w:w="7371" w:type="dxa"/>
+          </w:tcPr>
+          <w:p>
+            <w:pPr>
+              <w:widowControl/>
+              <w:adjustRightInd w:val="0"/>
+              <w:snapToGrid w:val="0"/>
+              <w:rPr>
+                <w:rFonts w:ascii="Tahoma" w:eastAsia="微软雅黑" w:hAnsi="Tahoma"/>
+                <w:kern w:val="0"/>
+                <w:sz w:val="22"/>
+              </w:rPr>
+            </w:pPr>
+            <w:r>
+              <w:rPr>
+                <w:rFonts w:ascii="Tahoma" w:eastAsia="微软雅黑" w:hAnsi="Tahoma" w:hint="eastAsia"/>
+                <w:kern w:val="0"/>
+                <w:sz w:val="22"/>
+              </w:rPr>
+              <w:t>因为复制的新插件，不带</w:t>
+            </w:r>
+            <w:r>
+              <w:rPr>
+                <w:rFonts w:ascii="Tahoma" w:eastAsia="微软雅黑" w:hAnsi="Tahoma" w:hint="eastAsia"/>
+                <w:kern w:val="0"/>
+                <w:sz w:val="22"/>
+              </w:rPr>
+              <w:t>UI</w:t>
+            </w:r>
+            <w:r>
+              <w:rPr>
+                <w:rFonts w:ascii="Tahoma" w:eastAsia="微软雅黑" w:hAnsi="Tahoma" w:hint="eastAsia"/>
+                <w:kern w:val="0"/>
+                <w:sz w:val="22"/>
+              </w:rPr>
+              <w:t>配置。</w:t>
+            </w:r>
+          </w:p>
+          <w:p>
+            <w:pPr>
+              <w:widowControl/>
+              <w:adjustRightInd w:val="0"/>
+              <w:snapToGrid w:val="0"/>
+              <w:rPr>
+                <w:rFonts w:ascii="Tahoma" w:eastAsia="微软雅黑" w:hAnsi="Tahoma"/>
+                <w:kern w:val="0"/>
+                <w:sz w:val="22"/>
+              </w:rPr>
+            </w:pPr>
+            <w:r>
+              <w:rPr>
+                <w:rFonts w:ascii="Tahoma" w:eastAsia="微软雅黑" w:hAnsi="Tahoma" w:hint="eastAsia"/>
+                <w:kern w:val="0"/>
+                <w:sz w:val="22"/>
+              </w:rPr>
+              <w:t>复制后，没有任何</w:t>
+            </w:r>
+            <w:r>
+              <w:rPr>
+                <w:rFonts w:ascii="Tahoma" w:eastAsia="微软雅黑" w:hAnsi="Tahoma" w:hint="eastAsia"/>
+                <w:kern w:val="0"/>
+                <w:sz w:val="22"/>
+              </w:rPr>
+              <w:t>UI</w:t>
+            </w:r>
+            <w:r>
+              <w:rPr>
+                <w:rFonts w:ascii="Tahoma" w:eastAsia="微软雅黑" w:hAnsi="Tahoma" w:hint="eastAsia"/>
+                <w:kern w:val="0"/>
+                <w:sz w:val="22"/>
+              </w:rPr>
+              <w:t>显示</w:t>
+            </w:r>
+            <w:r>
+              <w:rPr>
+                <w:rFonts w:ascii="Tahoma" w:eastAsia="微软雅黑" w:hAnsi="Tahoma" w:hint="eastAsia"/>
+                <w:kern w:val="0"/>
+                <w:sz w:val="22"/>
+              </w:rPr>
+              <w:t>才是正常的</w:t>
+            </w:r>
+            <w:r>
+              <w:rPr>
+                <w:rFonts w:ascii="Tahoma" w:eastAsia="微软雅黑" w:hAnsi="Tahoma" w:hint="eastAsia"/>
+                <w:kern w:val="0"/>
+                <w:sz w:val="22"/>
+              </w:rPr>
+              <w:t>。</w:t>
+            </w:r>
+          </w:p>
+          <w:p>
+            <w:pPr>
+              <w:widowControl/>
+              <w:adjustRightInd w:val="0"/>
+              <w:snapToGrid w:val="0"/>
+              <w:rPr>
+                <w:rFonts w:ascii="Tahoma" w:eastAsia="微软雅黑" w:hAnsi="Tahoma"/>
+                <w:kern w:val="0"/>
+                <w:sz w:val="22"/>
+              </w:rPr>
+            </w:pPr>
+            <w:r>
+              <w:rPr>
+                <w:rFonts w:hint="eastAsia"/>
+                <w:noProof/>
+              </w:rPr>
+              <w:drawing>
+                <wp:inline distT="0" distB="0" distL="0" distR="0" wp14:anchorId="164127CE" wp14:editId="0C0D4C0C">
+                  <wp:extent cx="3352800" cy="2016685"/>
+                  <wp:effectExtent l="0" t="0" r="0" b="3175"/>
+                  <wp:docPr id="253497134" name="图片 11"/>
+                  <wp:cNvGraphicFramePr>
+                    <a:graphicFrameLocks xmlns:a="http://schemas.openxmlformats.org/drawingml/2006/main" noChangeAspect="1"/>
+                  </wp:cNvGraphicFramePr>
+                  <a:graphic xmlns:a="http://schemas.openxmlformats.org/drawingml/2006/main">
+                    <a:graphicData uri="http://schemas.openxmlformats.org/drawingml/2006/picture">
+                      <pic:pic xmlns:pic="http://schemas.openxmlformats.org/drawingml/2006/picture">
+                        <pic:nvPicPr>
+                          <pic:cNvPr id="0" name="Picture 21"/>
+                          <pic:cNvPicPr>
+                            <a:picLocks noChangeAspect="1" noChangeArrowheads="1"/>
+                          </pic:cNvPicPr>
+                        </pic:nvPicPr>
+                        <pic:blipFill>
+                          <a:blip r:embed="rId64" cstate="print">
+                            <a:extLst>
+                              <a:ext uri="{28A0092B-C50C-407E-A947-70E740481C1C}">
+                                <a14:useLocalDpi xmlns:a14="http://schemas.microsoft.com/office/drawing/2010/main" val="0"/>
+                              </a:ext>
+                            </a:extLst>
+                          </a:blip>
+                          <a:srcRect/>
+                          <a:stretch>
+                            <a:fillRect/>
+                          </a:stretch>
+                        </pic:blipFill>
+                        <pic:spPr bwMode="auto">
+                          <a:xfrm>
+                            <a:off x="0" y="0"/>
+                            <a:ext cx="3360902" cy="2021558"/>
+                          </a:xfrm>
+                          <a:prstGeom prst="rect">
+                            <a:avLst/>
+                          </a:prstGeom>
+                          <a:noFill/>
+                          <a:ln>
+                            <a:noFill/>
+                          </a:ln>
+                        </pic:spPr>
+                      </pic:pic>
+                    </a:graphicData>
+                  </a:graphic>
+                </wp:inline>
+              </w:drawing>
+            </w:r>
+          </w:p>
+        </w:tc>
+      </w:tr>
+      <w:tr>
+        <w:tc>
+          <w:tcPr>
+            <w:tcW w:w="1418" w:type="dxa"/>
+          </w:tcPr>
+          <w:p>
+            <w:pPr>
+              <w:widowControl/>
+              <w:adjustRightInd w:val="0"/>
+              <w:snapToGrid w:val="0"/>
+              <w:spacing w:line="276" w:lineRule="auto"/>
+              <w:jc w:val="left"/>
+              <w:rPr>
+                <w:rFonts w:ascii="Tahoma" w:eastAsia="微软雅黑" w:hAnsi="Tahoma"/>
+                <w:b/>
+                <w:bCs/>
+                <w:kern w:val="0"/>
+                <w:sz w:val="22"/>
+              </w:rPr>
+            </w:pPr>
+            <w:r>
+              <w:rPr>
+                <w:rFonts w:ascii="Tahoma" w:eastAsia="微软雅黑" w:hAnsi="Tahoma" w:hint="eastAsia"/>
+                <w:b/>
+                <w:bCs/>
+                <w:kern w:val="0"/>
+                <w:sz w:val="22"/>
+              </w:rPr>
+              <w:t>解决方案</w:t>
+            </w:r>
+          </w:p>
+        </w:tc>
+        <w:tc>
+          <w:tcPr>
+            <w:tcW w:w="7371" w:type="dxa"/>
+          </w:tcPr>
+          <w:p>
+            <w:pPr>
+              <w:widowControl/>
+              <w:adjustRightInd w:val="0"/>
+              <w:snapToGrid w:val="0"/>
+              <w:rPr>
+                <w:rFonts w:ascii="Tahoma" w:eastAsia="微软雅黑" w:hAnsi="Tahoma"/>
+                <w:kern w:val="0"/>
+                <w:sz w:val="22"/>
+              </w:rPr>
+            </w:pPr>
+            <w:r>
+              <w:rPr>
+                <w:rFonts w:ascii="Tahoma" w:eastAsia="微软雅黑" w:hAnsi="Tahoma" w:hint="eastAsia"/>
+                <w:kern w:val="0"/>
+                <w:sz w:val="22"/>
+              </w:rPr>
+              <w:t>单纯的高级变量固定框插件的配置问题。</w:t>
+            </w:r>
+          </w:p>
+          <w:p>
+            <w:pPr>
+              <w:widowControl/>
+              <w:adjustRightInd w:val="0"/>
+              <w:snapToGrid w:val="0"/>
+              <w:spacing w:line="276" w:lineRule="auto"/>
+              <w:jc w:val="left"/>
+              <w:rPr>
+                <w:rFonts w:ascii="Tahoma" w:eastAsia="微软雅黑" w:hAnsi="Tahoma"/>
+                <w:kern w:val="0"/>
+                <w:sz w:val="22"/>
+              </w:rPr>
+            </w:pPr>
+            <w:r>
+              <w:rPr>
+                <w:rFonts w:ascii="Tahoma" w:eastAsia="微软雅黑" w:hAnsi="Tahoma" w:hint="eastAsia"/>
+                <w:kern w:val="0"/>
+                <w:sz w:val="22"/>
+              </w:rPr>
+              <w:t>从示例中复制配置，以及</w:t>
+            </w:r>
+            <w:r>
+              <w:rPr>
+                <w:rFonts w:ascii="Tahoma" w:eastAsia="微软雅黑" w:hAnsi="Tahoma" w:hint="eastAsia"/>
+                <w:kern w:val="0"/>
+                <w:sz w:val="22"/>
+              </w:rPr>
+              <w:t>复制</w:t>
+            </w:r>
+            <w:r>
+              <w:rPr>
+                <w:rFonts w:ascii="Tahoma" w:eastAsia="微软雅黑" w:hAnsi="Tahoma" w:hint="eastAsia"/>
+                <w:kern w:val="0"/>
+                <w:sz w:val="22"/>
+              </w:rPr>
+              <w:t>对应的资源图片即可。</w:t>
+            </w:r>
+          </w:p>
+          <w:p>
+            <w:pPr>
+              <w:widowControl/>
+              <w:adjustRightInd w:val="0"/>
+              <w:snapToGrid w:val="0"/>
+              <w:spacing w:line="276" w:lineRule="auto"/>
+              <w:jc w:val="left"/>
+              <w:rPr>
+                <w:rFonts w:ascii="Tahoma" w:eastAsia="微软雅黑" w:hAnsi="Tahoma"/>
+                <w:kern w:val="0"/>
+                <w:sz w:val="22"/>
+              </w:rPr>
+            </w:pPr>
+            <w:r>
+              <w:rPr>
+                <w:rFonts w:ascii="Tahoma" w:eastAsia="微软雅黑" w:hAnsi="Tahoma" w:hint="eastAsia"/>
+                <w:kern w:val="0"/>
+                <w:sz w:val="22"/>
+              </w:rPr>
+              <w:t>（不显示</w:t>
+            </w:r>
+            <w:r>
+              <w:rPr>
+                <w:rFonts w:ascii="Tahoma" w:eastAsia="微软雅黑" w:hAnsi="Tahoma" w:hint="eastAsia"/>
+                <w:kern w:val="0"/>
+                <w:sz w:val="22"/>
+              </w:rPr>
+              <w:t>UI</w:t>
+            </w:r>
+            <w:r>
+              <w:rPr>
+                <w:rFonts w:ascii="Tahoma" w:eastAsia="微软雅黑" w:hAnsi="Tahoma" w:hint="eastAsia"/>
+                <w:kern w:val="0"/>
+                <w:sz w:val="22"/>
+              </w:rPr>
+              <w:t>面板，并不会影响游戏进程，但会影响玩家体验）</w:t>
+            </w:r>
+          </w:p>
+        </w:tc>
+      </w:tr>
+    </w:tbl>
+    <w:p>
+      <w:pPr>
+        <w:snapToGrid w:val="0"/>
+        <w:rPr>
+          <w:rFonts w:ascii="Tahoma" w:eastAsia="微软雅黑" w:hAnsi="Tahoma"/>
+          <w:kern w:val="0"/>
+          <w:sz w:val="22"/>
+        </w:rPr>
+      </w:pPr>
+    </w:p>
+    <w:p>
+      <w:pPr>
+        <w:snapToGrid w:val="0"/>
+        <w:rPr>
+          <w:rFonts w:ascii="Tahoma" w:eastAsia="微软雅黑" w:hAnsi="Tahoma"/>
+          <w:kern w:val="0"/>
+          <w:sz w:val="22"/>
+        </w:rPr>
+      </w:pPr>
+    </w:p>
+    <w:p>
+      <w:pPr>
+        <w:widowControl/>
+        <w:jc w:val="left"/>
+        <w:rPr>
+          <w:rFonts w:ascii="Tahoma" w:eastAsia="微软雅黑" w:hAnsi="Tahoma"/>
+          <w:kern w:val="0"/>
+          <w:sz w:val="22"/>
+        </w:rPr>
+      </w:pPr>
+      <w:r>
+        <w:rPr>
+          <w:rFonts w:ascii="Tahoma" w:eastAsia="微软雅黑" w:hAnsi="Tahoma"/>
+          <w:kern w:val="0"/>
+          <w:sz w:val="22"/>
+        </w:rPr>
+        <w:br w:type="page"/>
+      </w:r>
+    </w:p>
+    <w:p>
+      <w:pPr>
+        <w:pStyle w:val="3"/>
+        <w:rPr>
+          <w:rFonts w:hint="eastAsia"/>
+        </w:rPr>
+      </w:pPr>
+      <w:r>
+        <w:rPr>
+          <w:rFonts w:hint="eastAsia"/>
+        </w:rPr>
+        <w:lastRenderedPageBreak/>
+        <w:t>公共事件不执行</w:t>
+      </w:r>
+    </w:p>
+    <w:tbl>
+      <w:tblPr>
+        <w:tblStyle w:val="af"/>
+        <w:tblW w:w="8789" w:type="dxa"/>
+        <w:tblInd w:w="-176" w:type="dxa"/>
+        <w:tblBorders>
+          <w:top w:val="single" w:sz="4" w:space="0" w:color="D9D9D9" w:themeColor="background1" w:themeShade="D9"/>
+          <w:left w:val="none" w:sz="0" w:space="0" w:color="auto"/>
+          <w:bottom w:val="single" w:sz="4" w:space="0" w:color="D9D9D9" w:themeColor="background1" w:themeShade="D9"/>
+          <w:right w:val="none" w:sz="0" w:space="0" w:color="auto"/>
+          <w:insideH w:val="single" w:sz="4" w:space="0" w:color="D9D9D9" w:themeColor="background1" w:themeShade="D9"/>
+          <w:insideV w:val="none" w:sz="0" w:space="0" w:color="auto"/>
+        </w:tblBorders>
+        <w:tblLook w:val="04A0" w:firstRow="1" w:lastRow="0" w:firstColumn="1" w:lastColumn="0" w:noHBand="0" w:noVBand="1"/>
+      </w:tblPr>
+      <w:tblGrid>
+        <w:gridCol w:w="1418"/>
+        <w:gridCol w:w="7371"/>
+      </w:tblGrid>
+      <w:tr>
+        <w:tc>
+          <w:tcPr>
+            <w:tcW w:w="1418" w:type="dxa"/>
+          </w:tcPr>
+          <w:p>
+            <w:pPr>
+              <w:widowControl/>
+              <w:adjustRightInd w:val="0"/>
+              <w:snapToGrid w:val="0"/>
+              <w:spacing w:line="276" w:lineRule="auto"/>
+              <w:jc w:val="left"/>
+              <w:rPr>
+                <w:rFonts w:ascii="Tahoma" w:eastAsia="微软雅黑" w:hAnsi="Tahoma"/>
+                <w:kern w:val="0"/>
+                <w:sz w:val="22"/>
+              </w:rPr>
+            </w:pPr>
+            <w:r>
+              <w:rPr>
+                <w:rFonts w:ascii="Tahoma" w:eastAsia="微软雅黑" w:hAnsi="Tahoma" w:hint="eastAsia"/>
+                <w:b/>
+                <w:bCs/>
+                <w:kern w:val="0"/>
+                <w:sz w:val="22"/>
+              </w:rPr>
+              <w:t>问题名称</w:t>
+            </w:r>
+          </w:p>
+        </w:tc>
+        <w:tc>
+          <w:tcPr>
+            <w:tcW w:w="7371" w:type="dxa"/>
+          </w:tcPr>
+          <w:p>
+            <w:pPr>
+              <w:widowControl/>
+              <w:adjustRightInd w:val="0"/>
+              <w:snapToGrid w:val="0"/>
+              <w:spacing w:line="276" w:lineRule="auto"/>
+              <w:jc w:val="left"/>
+              <w:rPr>
+                <w:rFonts w:ascii="Tahoma" w:eastAsia="微软雅黑" w:hAnsi="Tahoma"/>
+                <w:kern w:val="0"/>
+                <w:sz w:val="22"/>
+              </w:rPr>
+            </w:pPr>
+            <w:r>
+              <w:rPr>
+                <w:rFonts w:ascii="Tahoma" w:eastAsia="微软雅黑" w:hAnsi="Tahoma" w:hint="eastAsia"/>
+                <w:kern w:val="0"/>
+                <w:sz w:val="22"/>
+              </w:rPr>
+              <w:t>公共事件不执行</w:t>
+            </w:r>
+          </w:p>
+        </w:tc>
+      </w:tr>
+      <w:tr>
+        <w:tc>
+          <w:tcPr>
+            <w:tcW w:w="1418" w:type="dxa"/>
+          </w:tcPr>
+          <w:p>
+            <w:pPr>
+              <w:widowControl/>
+              <w:adjustRightInd w:val="0"/>
+              <w:snapToGrid w:val="0"/>
+              <w:spacing w:line="276" w:lineRule="auto"/>
+              <w:jc w:val="left"/>
+              <w:rPr>
+                <w:rFonts w:ascii="Tahoma" w:eastAsia="微软雅黑" w:hAnsi="Tahoma"/>
+                <w:b/>
+                <w:bCs/>
+                <w:kern w:val="0"/>
+                <w:sz w:val="22"/>
+              </w:rPr>
+            </w:pPr>
+            <w:r>
+              <w:rPr>
+                <w:rFonts w:ascii="Tahoma" w:eastAsia="微软雅黑" w:hAnsi="Tahoma" w:hint="eastAsia"/>
+                <w:b/>
+                <w:bCs/>
+                <w:kern w:val="0"/>
+                <w:sz w:val="22"/>
+              </w:rPr>
+              <w:t>问题图示</w:t>
+            </w:r>
+          </w:p>
+        </w:tc>
+        <w:tc>
+          <w:tcPr>
+            <w:tcW w:w="7371" w:type="dxa"/>
+          </w:tcPr>
+          <w:p>
+            <w:pPr>
+              <w:widowControl/>
+              <w:jc w:val="left"/>
+              <w:rPr>
+                <w:rFonts w:ascii="宋体" w:hAnsi="宋体" w:cs="宋体" w:hint="eastAsia"/>
+                <w:kern w:val="0"/>
+                <w:szCs w:val="24"/>
+              </w:rPr>
+            </w:pPr>
+            <w:r>
+              <w:rPr>
+                <w:rFonts w:hint="eastAsia"/>
+                <w:noProof/>
+              </w:rPr>
+              <w:drawing>
+                <wp:inline distT="0" distB="0" distL="0" distR="0" wp14:anchorId="17240D35" wp14:editId="0E7EC249">
+                  <wp:extent cx="2933700" cy="2081775"/>
+                  <wp:effectExtent l="0" t="0" r="0" b="0"/>
+                  <wp:docPr id="85821045" name="图片 19"/>
+                  <wp:cNvGraphicFramePr>
+                    <a:graphicFrameLocks xmlns:a="http://schemas.openxmlformats.org/drawingml/2006/main" noChangeAspect="1"/>
+                  </wp:cNvGraphicFramePr>
+                  <a:graphic xmlns:a="http://schemas.openxmlformats.org/drawingml/2006/main">
+                    <a:graphicData uri="http://schemas.openxmlformats.org/drawingml/2006/picture">
+                      <pic:pic xmlns:pic="http://schemas.openxmlformats.org/drawingml/2006/picture">
+                        <pic:nvPicPr>
+                          <pic:cNvPr id="0" name="Picture 37"/>
+                          <pic:cNvPicPr>
+                            <a:picLocks noChangeAspect="1" noChangeArrowheads="1"/>
+                          </pic:cNvPicPr>
+                        </pic:nvPicPr>
+                        <pic:blipFill>
+                          <a:blip r:embed="rId65" cstate="print">
+                            <a:extLst>
+                              <a:ext uri="{28A0092B-C50C-407E-A947-70E740481C1C}">
+                                <a14:useLocalDpi xmlns:a14="http://schemas.microsoft.com/office/drawing/2010/main" val="0"/>
+                              </a:ext>
+                            </a:extLst>
+                          </a:blip>
+                          <a:srcRect/>
+                          <a:stretch>
+                            <a:fillRect/>
+                          </a:stretch>
+                        </pic:blipFill>
+                        <pic:spPr bwMode="auto">
+                          <a:xfrm>
+                            <a:off x="0" y="0"/>
+                            <a:ext cx="2944372" cy="2089348"/>
+                          </a:xfrm>
+                          <a:prstGeom prst="rect">
+                            <a:avLst/>
+                          </a:prstGeom>
+                          <a:noFill/>
+                          <a:ln>
+                            <a:noFill/>
+                          </a:ln>
+                        </pic:spPr>
+                      </pic:pic>
+                    </a:graphicData>
+                  </a:graphic>
+                </wp:inline>
+              </w:drawing>
+            </w:r>
+          </w:p>
+        </w:tc>
+      </w:tr>
+      <w:tr>
+        <w:tc>
+          <w:tcPr>
+            <w:tcW w:w="1418" w:type="dxa"/>
+          </w:tcPr>
+          <w:p>
+            <w:pPr>
+              <w:widowControl/>
+              <w:adjustRightInd w:val="0"/>
+              <w:snapToGrid w:val="0"/>
+              <w:spacing w:line="276" w:lineRule="auto"/>
+              <w:jc w:val="left"/>
+              <w:rPr>
+                <w:rFonts w:ascii="Tahoma" w:eastAsia="微软雅黑" w:hAnsi="Tahoma"/>
+                <w:b/>
+                <w:bCs/>
+                <w:kern w:val="0"/>
+                <w:sz w:val="22"/>
+              </w:rPr>
+            </w:pPr>
+            <w:r>
+              <w:rPr>
+                <w:rFonts w:ascii="Tahoma" w:eastAsia="微软雅黑" w:hAnsi="Tahoma" w:hint="eastAsia"/>
+                <w:b/>
+                <w:bCs/>
+                <w:kern w:val="0"/>
+                <w:sz w:val="22"/>
+              </w:rPr>
+              <w:t>问题描述</w:t>
+            </w:r>
+          </w:p>
+        </w:tc>
+        <w:tc>
+          <w:tcPr>
+            <w:tcW w:w="7371" w:type="dxa"/>
+          </w:tcPr>
+          <w:p>
+            <w:pPr>
+              <w:widowControl/>
+              <w:adjustRightInd w:val="0"/>
+              <w:snapToGrid w:val="0"/>
+              <w:spacing w:line="276" w:lineRule="auto"/>
+              <w:jc w:val="left"/>
+              <w:rPr>
+                <w:rFonts w:ascii="Tahoma" w:eastAsia="微软雅黑" w:hAnsi="Tahoma"/>
+                <w:kern w:val="0"/>
+                <w:sz w:val="22"/>
+              </w:rPr>
+            </w:pPr>
+            <w:r>
+              <w:rPr>
+                <w:rFonts w:ascii="Tahoma" w:eastAsia="微软雅黑" w:hAnsi="Tahoma" w:hint="eastAsia"/>
+                <w:kern w:val="0"/>
+                <w:sz w:val="22"/>
+              </w:rPr>
+              <w:t>进入游戏后，发现量子</w:t>
+            </w:r>
+            <w:proofErr w:type="gramStart"/>
+            <w:r>
+              <w:rPr>
+                <w:rFonts w:ascii="Tahoma" w:eastAsia="微软雅黑" w:hAnsi="Tahoma" w:hint="eastAsia"/>
+                <w:kern w:val="0"/>
+                <w:sz w:val="22"/>
+              </w:rPr>
+              <w:t>妹就是</w:t>
+            </w:r>
+            <w:proofErr w:type="gramEnd"/>
+            <w:r>
+              <w:rPr>
+                <w:rFonts w:ascii="Tahoma" w:eastAsia="微软雅黑" w:hAnsi="Tahoma" w:hint="eastAsia"/>
+                <w:kern w:val="0"/>
+                <w:sz w:val="22"/>
+              </w:rPr>
+              <w:t>0</w:t>
+            </w:r>
+            <w:r>
+              <w:rPr>
+                <w:rFonts w:ascii="Tahoma" w:eastAsia="微软雅黑" w:hAnsi="Tahoma" w:hint="eastAsia"/>
+                <w:kern w:val="0"/>
+                <w:sz w:val="22"/>
+              </w:rPr>
+              <w:t>血。</w:t>
+            </w:r>
+          </w:p>
+          <w:p>
+            <w:pPr>
+              <w:widowControl/>
+              <w:adjustRightInd w:val="0"/>
+              <w:snapToGrid w:val="0"/>
+              <w:spacing w:line="276" w:lineRule="auto"/>
+              <w:jc w:val="left"/>
+              <w:rPr>
+                <w:rFonts w:ascii="Tahoma" w:eastAsia="微软雅黑" w:hAnsi="Tahoma"/>
+                <w:kern w:val="0"/>
+                <w:sz w:val="22"/>
+              </w:rPr>
+            </w:pPr>
+            <w:r>
+              <w:rPr>
+                <w:rFonts w:ascii="Tahoma" w:eastAsia="微软雅黑" w:hAnsi="Tahoma" w:hint="eastAsia"/>
+                <w:kern w:val="0"/>
+                <w:sz w:val="22"/>
+              </w:rPr>
+              <w:t>遇到第一个敌人，就输了。</w:t>
+            </w:r>
+          </w:p>
+        </w:tc>
+      </w:tr>
+      <w:tr>
+        <w:tc>
+          <w:tcPr>
+            <w:tcW w:w="1418" w:type="dxa"/>
+          </w:tcPr>
+          <w:p>
+            <w:pPr>
+              <w:widowControl/>
+              <w:adjustRightInd w:val="0"/>
+              <w:snapToGrid w:val="0"/>
+              <w:spacing w:line="276" w:lineRule="auto"/>
+              <w:jc w:val="left"/>
+              <w:rPr>
+                <w:rFonts w:ascii="Tahoma" w:eastAsia="微软雅黑" w:hAnsi="Tahoma"/>
+                <w:b/>
+                <w:bCs/>
+                <w:kern w:val="0"/>
+                <w:sz w:val="22"/>
+              </w:rPr>
+            </w:pPr>
+            <w:r>
+              <w:rPr>
+                <w:rFonts w:ascii="Tahoma" w:eastAsia="微软雅黑" w:hAnsi="Tahoma" w:hint="eastAsia"/>
+                <w:b/>
+                <w:bCs/>
+                <w:kern w:val="0"/>
+                <w:sz w:val="22"/>
+              </w:rPr>
+              <w:t>出现时机</w:t>
+            </w:r>
+          </w:p>
+        </w:tc>
+        <w:tc>
+          <w:tcPr>
+            <w:tcW w:w="7371" w:type="dxa"/>
+          </w:tcPr>
+          <w:p>
+            <w:pPr>
+              <w:widowControl/>
+              <w:adjustRightInd w:val="0"/>
+              <w:snapToGrid w:val="0"/>
+              <w:spacing w:line="276" w:lineRule="auto"/>
+              <w:jc w:val="left"/>
+              <w:rPr>
+                <w:rFonts w:ascii="Tahoma" w:eastAsia="微软雅黑" w:hAnsi="Tahoma"/>
+                <w:kern w:val="0"/>
+                <w:sz w:val="22"/>
+              </w:rPr>
+            </w:pPr>
+            <w:r>
+              <w:rPr>
+                <w:rFonts w:ascii="Tahoma" w:eastAsia="微软雅黑" w:hAnsi="Tahoma"/>
+                <w:kern w:val="0"/>
+                <w:sz w:val="22"/>
+              </w:rPr>
+              <w:t xml:space="preserve">&gt; </w:t>
+            </w:r>
+            <w:r>
+              <w:rPr>
+                <w:rFonts w:ascii="Tahoma" w:eastAsia="微软雅黑" w:hAnsi="Tahoma" w:hint="eastAsia"/>
+                <w:kern w:val="0"/>
+                <w:sz w:val="22"/>
+              </w:rPr>
+              <w:t>新工程中出现。</w:t>
+            </w:r>
+          </w:p>
+        </w:tc>
+      </w:tr>
+      <w:tr>
+        <w:tc>
+          <w:tcPr>
+            <w:tcW w:w="1418" w:type="dxa"/>
+          </w:tcPr>
+          <w:p>
+            <w:pPr>
+              <w:widowControl/>
+              <w:adjustRightInd w:val="0"/>
+              <w:snapToGrid w:val="0"/>
+              <w:spacing w:line="276" w:lineRule="auto"/>
+              <w:jc w:val="left"/>
+              <w:rPr>
+                <w:rFonts w:ascii="Tahoma" w:eastAsia="微软雅黑" w:hAnsi="Tahoma"/>
+                <w:kern w:val="0"/>
+                <w:sz w:val="22"/>
+              </w:rPr>
+            </w:pPr>
+            <w:r>
+              <w:rPr>
+                <w:rFonts w:ascii="Tahoma" w:eastAsia="微软雅黑" w:hAnsi="Tahoma" w:hint="eastAsia"/>
+                <w:b/>
+                <w:bCs/>
+                <w:kern w:val="0"/>
+                <w:sz w:val="22"/>
+              </w:rPr>
+              <w:t>原理解析</w:t>
+            </w:r>
+          </w:p>
+        </w:tc>
+        <w:tc>
+          <w:tcPr>
+            <w:tcW w:w="7371" w:type="dxa"/>
+          </w:tcPr>
+          <w:p>
+            <w:pPr>
+              <w:widowControl/>
+              <w:adjustRightInd w:val="0"/>
+              <w:snapToGrid w:val="0"/>
+              <w:rPr>
+                <w:rFonts w:ascii="Tahoma" w:eastAsia="微软雅黑" w:hAnsi="Tahoma"/>
+                <w:kern w:val="0"/>
+                <w:sz w:val="22"/>
+              </w:rPr>
+            </w:pPr>
+            <w:r>
+              <w:rPr>
+                <w:rFonts w:ascii="Tahoma" w:eastAsia="微软雅黑" w:hAnsi="Tahoma" w:hint="eastAsia"/>
+                <w:kern w:val="0"/>
+                <w:sz w:val="22"/>
+              </w:rPr>
+              <w:t>因为</w:t>
+            </w:r>
+            <w:r>
+              <w:rPr>
+                <w:rFonts w:ascii="Tahoma" w:eastAsia="微软雅黑" w:hAnsi="Tahoma" w:hint="eastAsia"/>
+                <w:kern w:val="0"/>
+                <w:sz w:val="22"/>
+              </w:rPr>
+              <w:t>复制后，公共事件的</w:t>
+            </w:r>
+            <w:r>
+              <w:rPr>
+                <w:rFonts w:ascii="Tahoma" w:eastAsia="微软雅黑" w:hAnsi="Tahoma" w:hint="eastAsia"/>
+                <w:kern w:val="0"/>
+                <w:sz w:val="22"/>
+              </w:rPr>
+              <w:t>id</w:t>
+            </w:r>
+            <w:r>
+              <w:rPr>
+                <w:rFonts w:ascii="Tahoma" w:eastAsia="微软雅黑" w:hAnsi="Tahoma" w:hint="eastAsia"/>
+                <w:kern w:val="0"/>
+                <w:sz w:val="22"/>
+              </w:rPr>
+              <w:t>变了。</w:t>
+            </w:r>
+          </w:p>
+          <w:p>
+            <w:pPr>
+              <w:widowControl/>
+              <w:adjustRightInd w:val="0"/>
+              <w:snapToGrid w:val="0"/>
+              <w:rPr>
+                <w:rFonts w:ascii="Tahoma" w:eastAsia="微软雅黑" w:hAnsi="Tahoma"/>
+                <w:kern w:val="0"/>
+                <w:sz w:val="22"/>
+              </w:rPr>
+            </w:pPr>
+            <w:r>
+              <w:rPr>
+                <w:rFonts w:ascii="Tahoma" w:eastAsia="微软雅黑" w:hAnsi="Tahoma" w:hint="eastAsia"/>
+                <w:kern w:val="0"/>
+                <w:sz w:val="22"/>
+              </w:rPr>
+              <w:t>复制示例中的事件，仍然关联的是原来的公共事件。</w:t>
+            </w:r>
+          </w:p>
+          <w:p>
+            <w:pPr>
+              <w:widowControl/>
+              <w:adjustRightInd w:val="0"/>
+              <w:snapToGrid w:val="0"/>
+              <w:rPr>
+                <w:rFonts w:ascii="Tahoma" w:eastAsia="微软雅黑" w:hAnsi="Tahoma"/>
+                <w:kern w:val="0"/>
+                <w:sz w:val="22"/>
+              </w:rPr>
+            </w:pPr>
+            <w:r>
+              <w:rPr>
+                <w:rFonts w:ascii="Tahoma" w:eastAsia="微软雅黑" w:hAnsi="Tahoma" w:hint="eastAsia"/>
+                <w:kern w:val="0"/>
+                <w:sz w:val="22"/>
+              </w:rPr>
+              <w:t>找不到公共事件的时候，会出现问号。</w:t>
+            </w:r>
+          </w:p>
+          <w:p>
+            <w:pPr>
+              <w:widowControl/>
+              <w:adjustRightInd w:val="0"/>
+              <w:snapToGrid w:val="0"/>
+              <w:rPr>
+                <w:rFonts w:ascii="Tahoma" w:eastAsia="微软雅黑" w:hAnsi="Tahoma"/>
+                <w:kern w:val="0"/>
+                <w:sz w:val="22"/>
+              </w:rPr>
+            </w:pPr>
+            <w:r>
+              <w:rPr>
+                <w:rFonts w:ascii="Tahoma" w:eastAsia="微软雅黑" w:hAnsi="Tahoma" w:hint="eastAsia"/>
+                <w:kern w:val="0"/>
+                <w:sz w:val="22"/>
+              </w:rPr>
+              <w:t>（游戏中不会报错，只是什么都不会执行）</w:t>
+            </w:r>
+          </w:p>
+          <w:p>
+            <w:pPr>
+              <w:widowControl/>
+              <w:adjustRightInd w:val="0"/>
+              <w:snapToGrid w:val="0"/>
+              <w:rPr>
+                <w:rFonts w:ascii="Tahoma" w:eastAsia="微软雅黑" w:hAnsi="Tahoma"/>
+                <w:kern w:val="0"/>
+                <w:sz w:val="22"/>
+              </w:rPr>
+            </w:pPr>
+            <w:r>
+              <w:rPr>
+                <w:rFonts w:hint="eastAsia"/>
+                <w:noProof/>
+              </w:rPr>
+              <w:drawing>
+                <wp:inline distT="0" distB="0" distL="0" distR="0" wp14:anchorId="6B4B2386" wp14:editId="3BFB59F4">
+                  <wp:extent cx="3459480" cy="1267262"/>
+                  <wp:effectExtent l="0" t="0" r="7620" b="9525"/>
+                  <wp:docPr id="871812218" name="图片 18"/>
+                  <wp:cNvGraphicFramePr>
+                    <a:graphicFrameLocks xmlns:a="http://schemas.openxmlformats.org/drawingml/2006/main" noChangeAspect="1"/>
+                  </wp:cNvGraphicFramePr>
+                  <a:graphic xmlns:a="http://schemas.openxmlformats.org/drawingml/2006/main">
+                    <a:graphicData uri="http://schemas.openxmlformats.org/drawingml/2006/picture">
+                      <pic:pic xmlns:pic="http://schemas.openxmlformats.org/drawingml/2006/picture">
+                        <pic:nvPicPr>
+                          <pic:cNvPr id="0" name="Picture 35"/>
+                          <pic:cNvPicPr>
+                            <a:picLocks noChangeAspect="1" noChangeArrowheads="1"/>
+                          </pic:cNvPicPr>
+                        </pic:nvPicPr>
+                        <pic:blipFill>
+                          <a:blip r:embed="rId66">
+                            <a:extLst>
+                              <a:ext uri="{28A0092B-C50C-407E-A947-70E740481C1C}">
+                                <a14:useLocalDpi xmlns:a14="http://schemas.microsoft.com/office/drawing/2010/main" val="0"/>
+                              </a:ext>
+                            </a:extLst>
+                          </a:blip>
+                          <a:srcRect/>
+                          <a:stretch>
+                            <a:fillRect/>
+                          </a:stretch>
+                        </pic:blipFill>
+                        <pic:spPr bwMode="auto">
+                          <a:xfrm>
+                            <a:off x="0" y="0"/>
+                            <a:ext cx="3474003" cy="1272582"/>
+                          </a:xfrm>
+                          <a:prstGeom prst="rect">
+                            <a:avLst/>
+                          </a:prstGeom>
+                          <a:noFill/>
+                          <a:ln>
+                            <a:noFill/>
+                          </a:ln>
+                        </pic:spPr>
+                      </pic:pic>
+                    </a:graphicData>
+                  </a:graphic>
+                </wp:inline>
+              </w:drawing>
+            </w:r>
+          </w:p>
+        </w:tc>
+      </w:tr>
+      <w:tr>
+        <w:tc>
+          <w:tcPr>
+            <w:tcW w:w="1418" w:type="dxa"/>
+          </w:tcPr>
+          <w:p>
+            <w:pPr>
+              <w:widowControl/>
+              <w:adjustRightInd w:val="0"/>
+              <w:snapToGrid w:val="0"/>
+              <w:spacing w:line="276" w:lineRule="auto"/>
+              <w:jc w:val="left"/>
+              <w:rPr>
+                <w:rFonts w:ascii="Tahoma" w:eastAsia="微软雅黑" w:hAnsi="Tahoma"/>
+                <w:b/>
+                <w:bCs/>
+                <w:kern w:val="0"/>
+                <w:sz w:val="22"/>
+              </w:rPr>
+            </w:pPr>
+            <w:r>
+              <w:rPr>
+                <w:rFonts w:ascii="Tahoma" w:eastAsia="微软雅黑" w:hAnsi="Tahoma" w:hint="eastAsia"/>
+                <w:b/>
+                <w:bCs/>
+                <w:kern w:val="0"/>
+                <w:sz w:val="22"/>
+              </w:rPr>
+              <w:t>解决方案</w:t>
+            </w:r>
+          </w:p>
+        </w:tc>
+        <w:tc>
+          <w:tcPr>
+            <w:tcW w:w="7371" w:type="dxa"/>
+          </w:tcPr>
+          <w:p>
+            <w:pPr>
+              <w:widowControl/>
+              <w:adjustRightInd w:val="0"/>
+              <w:snapToGrid w:val="0"/>
+              <w:rPr>
+                <w:rFonts w:ascii="Tahoma" w:eastAsia="微软雅黑" w:hAnsi="Tahoma"/>
+                <w:kern w:val="0"/>
+                <w:sz w:val="22"/>
+              </w:rPr>
+            </w:pPr>
+            <w:r>
+              <w:rPr>
+                <w:rFonts w:ascii="Tahoma" w:eastAsia="微软雅黑" w:hAnsi="Tahoma" w:hint="eastAsia"/>
+                <w:kern w:val="0"/>
+                <w:sz w:val="22"/>
+              </w:rPr>
+              <w:t>你需要检查所有执行公共事件的指令，</w:t>
+            </w:r>
+          </w:p>
+          <w:p>
+            <w:pPr>
+              <w:widowControl/>
+              <w:adjustRightInd w:val="0"/>
+              <w:snapToGrid w:val="0"/>
+              <w:rPr>
+                <w:rFonts w:ascii="Tahoma" w:eastAsia="微软雅黑" w:hAnsi="Tahoma"/>
+                <w:kern w:val="0"/>
+                <w:sz w:val="22"/>
+              </w:rPr>
+            </w:pPr>
+            <w:r>
+              <w:rPr>
+                <w:rFonts w:ascii="Tahoma" w:eastAsia="微软雅黑" w:hAnsi="Tahoma" w:hint="eastAsia"/>
+                <w:kern w:val="0"/>
+                <w:sz w:val="22"/>
+              </w:rPr>
+              <w:t>然后换上对应新的公共事件。</w:t>
+            </w:r>
+          </w:p>
+          <w:p>
+            <w:pPr>
+              <w:widowControl/>
+              <w:adjustRightInd w:val="0"/>
+              <w:snapToGrid w:val="0"/>
+              <w:rPr>
+                <w:rFonts w:ascii="Tahoma" w:eastAsia="微软雅黑" w:hAnsi="Tahoma"/>
+                <w:kern w:val="0"/>
+                <w:sz w:val="22"/>
+              </w:rPr>
+            </w:pPr>
+            <w:r>
+              <w:rPr>
+                <w:rFonts w:hint="eastAsia"/>
+                <w:noProof/>
+              </w:rPr>
+              <w:drawing>
+                <wp:inline distT="0" distB="0" distL="0" distR="0" wp14:anchorId="2C748212" wp14:editId="372CE41A">
+                  <wp:extent cx="3459480" cy="1257300"/>
+                  <wp:effectExtent l="0" t="0" r="7620" b="0"/>
+                  <wp:docPr id="741086800" name="图片 20"/>
+                  <wp:cNvGraphicFramePr>
+                    <a:graphicFrameLocks xmlns:a="http://schemas.openxmlformats.org/drawingml/2006/main" noChangeAspect="1"/>
+                  </wp:cNvGraphicFramePr>
+                  <a:graphic xmlns:a="http://schemas.openxmlformats.org/drawingml/2006/main">
+                    <a:graphicData uri="http://schemas.openxmlformats.org/drawingml/2006/picture">
+                      <pic:pic xmlns:pic="http://schemas.openxmlformats.org/drawingml/2006/picture">
+                        <pic:nvPicPr>
+                          <pic:cNvPr id="0" name="Picture 39"/>
+                          <pic:cNvPicPr>
+                            <a:picLocks noChangeAspect="1" noChangeArrowheads="1"/>
+                          </pic:cNvPicPr>
+                        </pic:nvPicPr>
+                        <pic:blipFill>
+                          <a:blip r:embed="rId67">
+                            <a:extLst>
+                              <a:ext uri="{28A0092B-C50C-407E-A947-70E740481C1C}">
+                                <a14:useLocalDpi xmlns:a14="http://schemas.microsoft.com/office/drawing/2010/main" val="0"/>
+                              </a:ext>
+                            </a:extLst>
+                          </a:blip>
+                          <a:srcRect/>
+                          <a:stretch>
+                            <a:fillRect/>
+                          </a:stretch>
+                        </pic:blipFill>
+                        <pic:spPr bwMode="auto">
+                          <a:xfrm>
+                            <a:off x="0" y="0"/>
+                            <a:ext cx="3459480" cy="1257300"/>
+                          </a:xfrm>
+                          <a:prstGeom prst="rect">
+                            <a:avLst/>
+                          </a:prstGeom>
+                          <a:noFill/>
+                          <a:ln>
+                            <a:noFill/>
+                          </a:ln>
+                        </pic:spPr>
+                      </pic:pic>
+                    </a:graphicData>
+                  </a:graphic>
+                </wp:inline>
+              </w:drawing>
+            </w:r>
+          </w:p>
+        </w:tc>
+      </w:tr>
+    </w:tbl>
+    <w:p>
+      <w:pPr>
+        <w:snapToGrid w:val="0"/>
+        <w:rPr>
+          <w:rFonts w:ascii="Tahoma" w:eastAsia="微软雅黑" w:hAnsi="Tahoma"/>
+          <w:kern w:val="0"/>
+          <w:sz w:val="22"/>
+        </w:rPr>
+      </w:pPr>
+    </w:p>
+    <w:p>
+      <w:pPr>
+        <w:snapToGrid w:val="0"/>
+        <w:rPr>
+          <w:rFonts w:ascii="Tahoma" w:eastAsia="微软雅黑" w:hAnsi="Tahoma"/>
+          <w:kern w:val="0"/>
+          <w:sz w:val="22"/>
+        </w:rPr>
+      </w:pPr>
+    </w:p>
     <w:sectPr>
-      <w:headerReference w:type="default" r:id="rId48"/>
+      <w:headerReference w:type="default" r:id="rId68"/>
       <w:pgSz w:w="11906" w:h="16838"/>
       <w:pgMar w:top="1440" w:right="1800" w:bottom="1440" w:left="1800" w:header="851" w:footer="992" w:gutter="0"/>
       <w:cols w:space="425"/>
@@ -9814,7 +14372,7 @@
 </file>
 
 <file path=word/endnotes.xml><?xml version="1.0" encoding="utf-8"?>
-<w:endnotes xmlns:wpc="http://schemas.microsoft.com/office/word/2010/wordprocessingCanvas" xmlns:cx="http://schemas.microsoft.com/office/drawing/2014/chartex" xmlns:cx1="http://schemas.microsoft.com/office/drawing/2015/9/8/chartex" xmlns:cx2="http://schemas.microsoft.com/office/drawing/2015/10/21/chartex" xmlns:cx3="http://schemas.microsoft.com/office/drawing/2016/5/9/chartex" xmlns:cx4="http://schemas.microsoft.com/office/drawing/2016/5/10/chartex" xmlns:cx5="http://schemas.microsoft.com/office/drawing/2016/5/11/chartex" xmlns:cx6="http://schemas.microsoft.com/office/drawing/2016/5/12/chartex" xmlns:cx7="http://schemas.microsoft.com/office/drawing/2016/5/13/chartex" xmlns:cx8="http://schemas.microsoft.com/office/drawing/2016/5/14/chartex" xmlns:mc="http://schemas.openxmlformats.org/markup-compatibility/2006" xmlns:aink="http://schemas.microsoft.com/office/drawing/2016/ink" xmlns:am3d="http://schemas.microsoft.com/office/drawing/2017/model3d" xmlns:o="urn:schemas-microsoft-com:office:office" xmlns:oel="http://schemas.microsoft.com/office/2019/extlst" xmlns:r="http://schemas.openxmlformats.org/officeDocument/2006/relationships" xmlns:m="http://schemas.openxmlformats.org/officeDocument/2006/math" xmlns:v="urn:schemas-microsoft-com:vml" xmlns:wp14="http://schemas.microsoft.com/office/word/2010/wordprocessingDrawing" xmlns:wp="http://schemas.openxmlformats.org/drawingml/2006/wordprocessingDrawing" xmlns:w10="urn:schemas-microsoft-com:office:word" xmlns:w="http://schemas.openxmlformats.org/wordprocessingml/2006/main" xmlns:w14="http://schemas.microsoft.com/office/word/2010/wordml" xmlns:w15="http://schemas.microsoft.com/office/word/2012/wordml" xmlns:w16cex="http://schemas.microsoft.com/office/word/2018/wordml/cex" xmlns:w16cid="http://schemas.microsoft.com/office/word/2016/wordml/cid" xmlns:w16="http://schemas.microsoft.com/office/word/2018/wordml" xmlns:w16du="http://schemas.microsoft.com/office/word/2023/wordml/word16du" xmlns:w16sdtdh="http://schemas.microsoft.com/office/word/2020/wordml/sdtdatahash" xmlns:w16se="http://schemas.microsoft.com/office/word/2015/wordml/symex" xmlns:wpg="http://schemas.microsoft.com/office/word/2010/wordprocessingGroup" xmlns:wpi="http://schemas.microsoft.com/office/word/2010/wordprocessingInk" xmlns:wne="http://schemas.microsoft.com/office/word/2006/wordml" xmlns:wps="http://schemas.microsoft.com/office/word/2010/wordprocessingShape" mc:Ignorable="w14 w15 w16se w16cid w16 w16cex w16sdtdh w16du wp14">
+<w:endnotes xmlns:wpc="http://schemas.microsoft.com/office/word/2010/wordprocessingCanvas" xmlns:cx="http://schemas.microsoft.com/office/drawing/2014/chartex" xmlns:cx1="http://schemas.microsoft.com/office/drawing/2015/9/8/chartex" xmlns:cx2="http://schemas.microsoft.com/office/drawing/2015/10/21/chartex" xmlns:cx3="http://schemas.microsoft.com/office/drawing/2016/5/9/chartex" xmlns:cx4="http://schemas.microsoft.com/office/drawing/2016/5/10/chartex" xmlns:cx5="http://schemas.microsoft.com/office/drawing/2016/5/11/chartex" xmlns:cx6="http://schemas.microsoft.com/office/drawing/2016/5/12/chartex" xmlns:cx7="http://schemas.microsoft.com/office/drawing/2016/5/13/chartex" xmlns:cx8="http://schemas.microsoft.com/office/drawing/2016/5/14/chartex" xmlns:mc="http://schemas.openxmlformats.org/markup-compatibility/2006" xmlns:aink="http://schemas.microsoft.com/office/drawing/2016/ink" xmlns:am3d="http://schemas.microsoft.com/office/drawing/2017/model3d" xmlns:o="urn:schemas-microsoft-com:office:office" xmlns:oel="http://schemas.microsoft.com/office/2019/extlst" xmlns:r="http://schemas.openxmlformats.org/officeDocument/2006/relationships" xmlns:m="http://schemas.openxmlformats.org/officeDocument/2006/math" xmlns:v="urn:schemas-microsoft-com:vml" xmlns:wp14="http://schemas.microsoft.com/office/word/2010/wordprocessingDrawing" xmlns:wp="http://schemas.openxmlformats.org/drawingml/2006/wordprocessingDrawing" xmlns:w10="urn:schemas-microsoft-com:office:word" xmlns:w="http://schemas.openxmlformats.org/wordprocessingml/2006/main" xmlns:w14="http://schemas.microsoft.com/office/word/2010/wordml" xmlns:w15="http://schemas.microsoft.com/office/word/2012/wordml" xmlns:w16cex="http://schemas.microsoft.com/office/word/2018/wordml/cex" xmlns:w16cid="http://schemas.microsoft.com/office/word/2016/wordml/cid" xmlns:w16="http://schemas.microsoft.com/office/word/2018/wordml" xmlns:w16du="http://schemas.microsoft.com/office/word/2023/wordml/word16du" xmlns:w16sdtdh="http://schemas.microsoft.com/office/word/2020/wordml/sdtdatahash" xmlns:w16sdtfl="http://schemas.microsoft.com/office/word/2024/wordml/sdtformatlock" xmlns:w16se="http://schemas.microsoft.com/office/word/2015/wordml/symex" xmlns:wpg="http://schemas.microsoft.com/office/word/2010/wordprocessingGroup" xmlns:wpi="http://schemas.microsoft.com/office/word/2010/wordprocessingInk" xmlns:wne="http://schemas.microsoft.com/office/word/2006/wordml" xmlns:wps="http://schemas.microsoft.com/office/word/2010/wordprocessingShape" mc:Ignorable="w14 w15 w16se w16cid w16 w16cex w16sdtdh w16sdtfl w16du wp14">
   <w:endnote w:type="separator" w:id="-1">
     <w:p>
       <w:pPr>
@@ -9843,7 +14401,7 @@
 </file>
 
 <file path=word/footnotes.xml><?xml version="1.0" encoding="utf-8"?>
-<w:footnotes xmlns:wpc="http://schemas.microsoft.com/office/word/2010/wordprocessingCanvas" xmlns:cx="http://schemas.microsoft.com/office/drawing/2014/chartex" xmlns:cx1="http://schemas.microsoft.com/office/drawing/2015/9/8/chartex" xmlns:cx2="http://schemas.microsoft.com/office/drawing/2015/10/21/chartex" xmlns:cx3="http://schemas.microsoft.com/office/drawing/2016/5/9/chartex" xmlns:cx4="http://schemas.microsoft.com/office/drawing/2016/5/10/chartex" xmlns:cx5="http://schemas.microsoft.com/office/drawing/2016/5/11/chartex" xmlns:cx6="http://schemas.microsoft.com/office/drawing/2016/5/12/chartex" xmlns:cx7="http://schemas.microsoft.com/office/drawing/2016/5/13/chartex" xmlns:cx8="http://schemas.microsoft.com/office/drawing/2016/5/14/chartex" xmlns:mc="http://schemas.openxmlformats.org/markup-compatibility/2006" xmlns:aink="http://schemas.microsoft.com/office/drawing/2016/ink" xmlns:am3d="http://schemas.microsoft.com/office/drawing/2017/model3d" xmlns:o="urn:schemas-microsoft-com:office:office" xmlns:oel="http://schemas.microsoft.com/office/2019/extlst" xmlns:r="http://schemas.openxmlformats.org/officeDocument/2006/relationships" xmlns:m="http://schemas.openxmlformats.org/officeDocument/2006/math" xmlns:v="urn:schemas-microsoft-com:vml" xmlns:wp14="http://schemas.microsoft.com/office/word/2010/wordprocessingDrawing" xmlns:wp="http://schemas.openxmlformats.org/drawingml/2006/wordprocessingDrawing" xmlns:w10="urn:schemas-microsoft-com:office:word" xmlns:w="http://schemas.openxmlformats.org/wordprocessingml/2006/main" xmlns:w14="http://schemas.microsoft.com/office/word/2010/wordml" xmlns:w15="http://schemas.microsoft.com/office/word/2012/wordml" xmlns:w16cex="http://schemas.microsoft.com/office/word/2018/wordml/cex" xmlns:w16cid="http://schemas.microsoft.com/office/word/2016/wordml/cid" xmlns:w16="http://schemas.microsoft.com/office/word/2018/wordml" xmlns:w16du="http://schemas.microsoft.com/office/word/2023/wordml/word16du" xmlns:w16sdtdh="http://schemas.microsoft.com/office/word/2020/wordml/sdtdatahash" xmlns:w16se="http://schemas.microsoft.com/office/word/2015/wordml/symex" xmlns:wpg="http://schemas.microsoft.com/office/word/2010/wordprocessingGroup" xmlns:wpi="http://schemas.microsoft.com/office/word/2010/wordprocessingInk" xmlns:wne="http://schemas.microsoft.com/office/word/2006/wordml" xmlns:wps="http://schemas.microsoft.com/office/word/2010/wordprocessingShape" mc:Ignorable="w14 w15 w16se w16cid w16 w16cex w16sdtdh w16du wp14">
+<w:footnotes xmlns:wpc="http://schemas.microsoft.com/office/word/2010/wordprocessingCanvas" xmlns:cx="http://schemas.microsoft.com/office/drawing/2014/chartex" xmlns:cx1="http://schemas.microsoft.com/office/drawing/2015/9/8/chartex" xmlns:cx2="http://schemas.microsoft.com/office/drawing/2015/10/21/chartex" xmlns:cx3="http://schemas.microsoft.com/office/drawing/2016/5/9/chartex" xmlns:cx4="http://schemas.microsoft.com/office/drawing/2016/5/10/chartex" xmlns:cx5="http://schemas.microsoft.com/office/drawing/2016/5/11/chartex" xmlns:cx6="http://schemas.microsoft.com/office/drawing/2016/5/12/chartex" xmlns:cx7="http://schemas.microsoft.com/office/drawing/2016/5/13/chartex" xmlns:cx8="http://schemas.microsoft.com/office/drawing/2016/5/14/chartex" xmlns:mc="http://schemas.openxmlformats.org/markup-compatibility/2006" xmlns:aink="http://schemas.microsoft.com/office/drawing/2016/ink" xmlns:am3d="http://schemas.microsoft.com/office/drawing/2017/model3d" xmlns:o="urn:schemas-microsoft-com:office:office" xmlns:oel="http://schemas.microsoft.com/office/2019/extlst" xmlns:r="http://schemas.openxmlformats.org/officeDocument/2006/relationships" xmlns:m="http://schemas.openxmlformats.org/officeDocument/2006/math" xmlns:v="urn:schemas-microsoft-com:vml" xmlns:wp14="http://schemas.microsoft.com/office/word/2010/wordprocessingDrawing" xmlns:wp="http://schemas.openxmlformats.org/drawingml/2006/wordprocessingDrawing" xmlns:w10="urn:schemas-microsoft-com:office:word" xmlns:w="http://schemas.openxmlformats.org/wordprocessingml/2006/main" xmlns:w14="http://schemas.microsoft.com/office/word/2010/wordml" xmlns:w15="http://schemas.microsoft.com/office/word/2012/wordml" xmlns:w16cex="http://schemas.microsoft.com/office/word/2018/wordml/cex" xmlns:w16cid="http://schemas.microsoft.com/office/word/2016/wordml/cid" xmlns:w16="http://schemas.microsoft.com/office/word/2018/wordml" xmlns:w16du="http://schemas.microsoft.com/office/word/2023/wordml/word16du" xmlns:w16sdtdh="http://schemas.microsoft.com/office/word/2020/wordml/sdtdatahash" xmlns:w16sdtfl="http://schemas.microsoft.com/office/word/2024/wordml/sdtformatlock" xmlns:w16se="http://schemas.microsoft.com/office/word/2015/wordml/symex" xmlns:wpg="http://schemas.microsoft.com/office/word/2010/wordprocessingGroup" xmlns:wpi="http://schemas.microsoft.com/office/word/2010/wordprocessingInk" xmlns:wne="http://schemas.microsoft.com/office/word/2006/wordml" xmlns:wps="http://schemas.microsoft.com/office/word/2010/wordprocessingShape" mc:Ignorable="w14 w15 w16se w16cid w16 w16cex w16sdtdh w16sdtfl w16du wp14">
   <w:footnote w:type="separator" w:id="-1">
     <w:p>
       <w:pPr>
@@ -9872,7 +14430,7 @@
 </file>
 
 <file path=word/header1.xml><?xml version="1.0" encoding="utf-8"?>
-<w:hdr xmlns:wpc="http://schemas.microsoft.com/office/word/2010/wordprocessingCanvas" xmlns:cx="http://schemas.microsoft.com/office/drawing/2014/chartex" xmlns:cx1="http://schemas.microsoft.com/office/drawing/2015/9/8/chartex" xmlns:cx2="http://schemas.microsoft.com/office/drawing/2015/10/21/chartex" xmlns:cx3="http://schemas.microsoft.com/office/drawing/2016/5/9/chartex" xmlns:cx4="http://schemas.microsoft.com/office/drawing/2016/5/10/chartex" xmlns:cx5="http://schemas.microsoft.com/office/drawing/2016/5/11/chartex" xmlns:cx6="http://schemas.microsoft.com/office/drawing/2016/5/12/chartex" xmlns:cx7="http://schemas.microsoft.com/office/drawing/2016/5/13/chartex" xmlns:cx8="http://schemas.microsoft.com/office/drawing/2016/5/14/chartex" xmlns:mc="http://schemas.openxmlformats.org/markup-compatibility/2006" xmlns:aink="http://schemas.microsoft.com/office/drawing/2016/ink" xmlns:am3d="http://schemas.microsoft.com/office/drawing/2017/model3d" xmlns:o="urn:schemas-microsoft-com:office:office" xmlns:oel="http://schemas.microsoft.com/office/2019/extlst" xmlns:r="http://schemas.openxmlformats.org/officeDocument/2006/relationships" xmlns:m="http://schemas.openxmlformats.org/officeDocument/2006/math" xmlns:v="urn:schemas-microsoft-com:vml" xmlns:wp14="http://schemas.microsoft.com/office/word/2010/wordprocessingDrawing" xmlns:wp="http://schemas.openxmlformats.org/drawingml/2006/wordprocessingDrawing" xmlns:w10="urn:schemas-microsoft-com:office:word" xmlns:w="http://schemas.openxmlformats.org/wordprocessingml/2006/main" xmlns:w14="http://schemas.microsoft.com/office/word/2010/wordml" xmlns:w15="http://schemas.microsoft.com/office/word/2012/wordml" xmlns:w16cex="http://schemas.microsoft.com/office/word/2018/wordml/cex" xmlns:w16cid="http://schemas.microsoft.com/office/word/2016/wordml/cid" xmlns:w16="http://schemas.microsoft.com/office/word/2018/wordml" xmlns:w16du="http://schemas.microsoft.com/office/word/2023/wordml/word16du" xmlns:w16sdtdh="http://schemas.microsoft.com/office/word/2020/wordml/sdtdatahash" xmlns:w16se="http://schemas.microsoft.com/office/word/2015/wordml/symex" xmlns:wpg="http://schemas.microsoft.com/office/word/2010/wordprocessingGroup" xmlns:wpi="http://schemas.microsoft.com/office/word/2010/wordprocessingInk" xmlns:wne="http://schemas.microsoft.com/office/word/2006/wordml" xmlns:wps="http://schemas.microsoft.com/office/word/2010/wordprocessingShape" mc:Ignorable="w14 w15 w16se w16cid w16 w16cex w16sdtdh w16du wp14">
+<w:hdr xmlns:wpc="http://schemas.microsoft.com/office/word/2010/wordprocessingCanvas" xmlns:cx="http://schemas.microsoft.com/office/drawing/2014/chartex" xmlns:cx1="http://schemas.microsoft.com/office/drawing/2015/9/8/chartex" xmlns:cx2="http://schemas.microsoft.com/office/drawing/2015/10/21/chartex" xmlns:cx3="http://schemas.microsoft.com/office/drawing/2016/5/9/chartex" xmlns:cx4="http://schemas.microsoft.com/office/drawing/2016/5/10/chartex" xmlns:cx5="http://schemas.microsoft.com/office/drawing/2016/5/11/chartex" xmlns:cx6="http://schemas.microsoft.com/office/drawing/2016/5/12/chartex" xmlns:cx7="http://schemas.microsoft.com/office/drawing/2016/5/13/chartex" xmlns:cx8="http://schemas.microsoft.com/office/drawing/2016/5/14/chartex" xmlns:mc="http://schemas.openxmlformats.org/markup-compatibility/2006" xmlns:aink="http://schemas.microsoft.com/office/drawing/2016/ink" xmlns:am3d="http://schemas.microsoft.com/office/drawing/2017/model3d" xmlns:o="urn:schemas-microsoft-com:office:office" xmlns:oel="http://schemas.microsoft.com/office/2019/extlst" xmlns:r="http://schemas.openxmlformats.org/officeDocument/2006/relationships" xmlns:m="http://schemas.openxmlformats.org/officeDocument/2006/math" xmlns:v="urn:schemas-microsoft-com:vml" xmlns:wp14="http://schemas.microsoft.com/office/word/2010/wordprocessingDrawing" xmlns:wp="http://schemas.openxmlformats.org/drawingml/2006/wordprocessingDrawing" xmlns:w10="urn:schemas-microsoft-com:office:word" xmlns:w="http://schemas.openxmlformats.org/wordprocessingml/2006/main" xmlns:w14="http://schemas.microsoft.com/office/word/2010/wordml" xmlns:w15="http://schemas.microsoft.com/office/word/2012/wordml" xmlns:w16cex="http://schemas.microsoft.com/office/word/2018/wordml/cex" xmlns:w16cid="http://schemas.microsoft.com/office/word/2016/wordml/cid" xmlns:w16="http://schemas.microsoft.com/office/word/2018/wordml" xmlns:w16du="http://schemas.microsoft.com/office/word/2023/wordml/word16du" xmlns:w16sdtdh="http://schemas.microsoft.com/office/word/2020/wordml/sdtdatahash" xmlns:w16sdtfl="http://schemas.microsoft.com/office/word/2024/wordml/sdtformatlock" xmlns:w16se="http://schemas.microsoft.com/office/word/2015/wordml/symex" xmlns:wpg="http://schemas.microsoft.com/office/word/2010/wordprocessingGroup" xmlns:wpi="http://schemas.microsoft.com/office/word/2010/wordprocessingInk" xmlns:wne="http://schemas.microsoft.com/office/word/2006/wordml" xmlns:wps="http://schemas.microsoft.com/office/word/2010/wordprocessingShape" mc:Ignorable="w14 w15 w16se w16cid w16 w16cex w16sdtdh w16sdtfl w16du wp14">
   <w:p>
     <w:pPr>
       <w:jc w:val="center"/>
@@ -9970,7 +14528,6 @@
       </w:rPr>
       <w:t xml:space="preserve">   </w:t>
     </w:r>
-    <w:proofErr w:type="spellStart"/>
     <w:r>
       <w:rPr>
         <w:rFonts w:ascii="微软雅黑" w:eastAsia="微软雅黑" w:hAnsi="微软雅黑"/>
@@ -9978,13 +14535,12 @@
       </w:rPr>
       <w:t>drill_up</w:t>
     </w:r>
-    <w:proofErr w:type="spellEnd"/>
   </w:p>
 </w:hdr>
 </file>
 
 <file path=word/styles.xml><?xml version="1.0" encoding="utf-8"?>
-<w:styles xmlns:mc="http://schemas.openxmlformats.org/markup-compatibility/2006" xmlns:r="http://schemas.openxmlformats.org/officeDocument/2006/relationships" xmlns:w="http://schemas.openxmlformats.org/wordprocessingml/2006/main" xmlns:w14="http://schemas.microsoft.com/office/word/2010/wordml" xmlns:w15="http://schemas.microsoft.com/office/word/2012/wordml" xmlns:w16cex="http://schemas.microsoft.com/office/word/2018/wordml/cex" xmlns:w16cid="http://schemas.microsoft.com/office/word/2016/wordml/cid" xmlns:w16="http://schemas.microsoft.com/office/word/2018/wordml" xmlns:w16du="http://schemas.microsoft.com/office/word/2023/wordml/word16du" xmlns:w16sdtdh="http://schemas.microsoft.com/office/word/2020/wordml/sdtdatahash" xmlns:w16se="http://schemas.microsoft.com/office/word/2015/wordml/symex" mc:Ignorable="w14 w15 w16se w16cid w16 w16cex w16sdtdh w16du">
+<w:styles xmlns:mc="http://schemas.openxmlformats.org/markup-compatibility/2006" xmlns:r="http://schemas.openxmlformats.org/officeDocument/2006/relationships" xmlns:w="http://schemas.openxmlformats.org/wordprocessingml/2006/main" xmlns:w14="http://schemas.microsoft.com/office/word/2010/wordml" xmlns:w15="http://schemas.microsoft.com/office/word/2012/wordml" xmlns:w16cex="http://schemas.microsoft.com/office/word/2018/wordml/cex" xmlns:w16cid="http://schemas.microsoft.com/office/word/2016/wordml/cid" xmlns:w16="http://schemas.microsoft.com/office/word/2018/wordml" xmlns:w16du="http://schemas.microsoft.com/office/word/2023/wordml/word16du" xmlns:w16sdtdh="http://schemas.microsoft.com/office/word/2020/wordml/sdtdatahash" xmlns:w16sdtfl="http://schemas.microsoft.com/office/word/2024/wordml/sdtformatlock" xmlns:w16se="http://schemas.microsoft.com/office/word/2015/wordml/symex" mc:Ignorable="w14 w15 w16se w16cid w16 w16cex w16sdtdh w16sdtfl w16du">
   <w:docDefaults>
     <w:rPrDefault>
       <w:rPr>

--- a/插件详细手册/8.物体/解谜设计-简易魔塔.docx
+++ b/插件详细手册/8.物体/解谜设计-简易魔塔.docx
@@ -13,8 +13,20 @@
         <w:rPr>
           <w:rFonts w:hint="eastAsia"/>
         </w:rPr>
+        <w:t>===</w:t>
+      </w:r>
+      <w:r>
+        <w:rPr>
+          <w:rFonts w:hint="eastAsia"/>
+        </w:rPr>
         <w:t>概述</w:t>
       </w:r>
+      <w:r>
+        <w:rPr>
+          <w:rFonts w:hint="eastAsia"/>
+        </w:rPr>
+        <w:t>===</w:t>
+      </w:r>
     </w:p>
     <w:p>
       <w:pPr>
@@ -27,13 +39,7 @@
         <w:rPr>
           <w:rFonts w:hint="eastAsia"/>
         </w:rPr>
-        <w:t>基础</w:t>
-      </w:r>
-      <w:r>
-        <w:rPr>
-          <w:rFonts w:hint="eastAsia"/>
-        </w:rPr>
-        <w:t>插件</w:t>
+        <w:t>示例图</w:t>
       </w:r>
     </w:p>
     <w:p>
@@ -111,9 +117,9 @@
           <w:sz w:val="22"/>
         </w:rPr>
         <w:drawing>
-          <wp:inline distT="0" distB="0" distL="0" distR="0" wp14:anchorId="7C468117" wp14:editId="4FCB1871">
-            <wp:extent cx="2392680" cy="2258152"/>
-            <wp:effectExtent l="0" t="0" r="7620" b="8890"/>
+          <wp:inline distT="0" distB="0" distL="0" distR="0" wp14:anchorId="7C468117" wp14:editId="6F6D4B74">
+            <wp:extent cx="2887980" cy="2725603"/>
+            <wp:effectExtent l="0" t="0" r="7620" b="0"/>
             <wp:docPr id="1368945586" name="图片 1368945586"/>
             <wp:cNvGraphicFramePr>
               <a:graphicFrameLocks xmlns:a="http://schemas.openxmlformats.org/drawingml/2006/main" noChangeAspect="1"/>
@@ -128,7 +134,7 @@
                     </pic:cNvPicPr>
                   </pic:nvPicPr>
                   <pic:blipFill>
-                    <a:blip r:embed="rId7">
+                    <a:blip r:embed="rId7" cstate="print">
                       <a:extLst>
                         <a:ext uri="{28A0092B-C50C-407E-A947-70E740481C1C}">
                           <a14:useLocalDpi xmlns:a14="http://schemas.microsoft.com/office/drawing/2010/main" val="0"/>
@@ -143,7 +149,7 @@
                   <pic:spPr bwMode="auto">
                     <a:xfrm>
                       <a:off x="0" y="0"/>
-                      <a:ext cx="2401809" cy="2266767"/>
+                      <a:ext cx="2904756" cy="2741436"/>
                     </a:xfrm>
                     <a:prstGeom prst="rect">
                       <a:avLst/>
@@ -165,467 +171,22 @@
         <w:widowControl/>
         <w:adjustRightInd w:val="0"/>
         <w:snapToGrid w:val="0"/>
-        <w:jc w:val="left"/>
-        <w:rPr>
-          <w:rFonts w:ascii="Tahoma" w:eastAsia="微软雅黑" w:hAnsi="Tahoma"/>
-          <w:kern w:val="0"/>
-          <w:sz w:val="22"/>
-        </w:rPr>
-      </w:pPr>
-      <w:r>
-        <w:rPr>
-          <w:rFonts w:ascii="Tahoma" w:eastAsia="微软雅黑" w:hAnsi="Tahoma" w:hint="eastAsia"/>
-          <w:kern w:val="0"/>
-          <w:sz w:val="22"/>
-        </w:rPr>
-        <w:t>如果要从零开始设计，</w:t>
-      </w:r>
-      <w:r>
-        <w:rPr>
-          <w:rFonts w:ascii="Tahoma" w:eastAsia="微软雅黑" w:hAnsi="Tahoma" w:hint="eastAsia"/>
-          <w:kern w:val="0"/>
-          <w:sz w:val="22"/>
-        </w:rPr>
-        <w:t>需要下图的插件：</w:t>
-      </w:r>
+        <w:rPr>
+          <w:rFonts w:ascii="Tahoma" w:eastAsia="微软雅黑" w:hAnsi="Tahoma"/>
+          <w:kern w:val="0"/>
+          <w:sz w:val="22"/>
+        </w:rPr>
+      </w:pPr>
     </w:p>
     <w:p>
       <w:pPr>
         <w:widowControl/>
         <w:adjustRightInd w:val="0"/>
         <w:snapToGrid w:val="0"/>
-        <w:jc w:val="center"/>
-        <w:rPr>
-          <w:rFonts w:ascii="Tahoma" w:eastAsia="微软雅黑" w:hAnsi="Tahoma"/>
-          <w:kern w:val="0"/>
-          <w:sz w:val="22"/>
-        </w:rPr>
-      </w:pPr>
-      <w:r>
-        <w:rPr>
-          <w:rFonts w:ascii="Tahoma" w:eastAsia="微软雅黑" w:hAnsi="Tahoma" w:hint="eastAsia"/>
-          <w:noProof/>
-          <w:kern w:val="0"/>
-          <w:sz w:val="22"/>
-        </w:rPr>
-        <w:drawing>
-          <wp:inline distT="0" distB="0" distL="0" distR="0" wp14:anchorId="1235AC49" wp14:editId="4905780D">
-            <wp:extent cx="4572000" cy="2563975"/>
-            <wp:effectExtent l="0" t="0" r="0" b="8255"/>
-            <wp:docPr id="1264091754" name="图片 23"/>
-            <wp:cNvGraphicFramePr>
-              <a:graphicFrameLocks xmlns:a="http://schemas.openxmlformats.org/drawingml/2006/main" noChangeAspect="1"/>
-            </wp:cNvGraphicFramePr>
-            <a:graphic xmlns:a="http://schemas.openxmlformats.org/drawingml/2006/main">
-              <a:graphicData uri="http://schemas.openxmlformats.org/drawingml/2006/picture">
-                <pic:pic xmlns:pic="http://schemas.openxmlformats.org/drawingml/2006/picture">
-                  <pic:nvPicPr>
-                    <pic:cNvPr id="0" name="Picture 45"/>
-                    <pic:cNvPicPr>
-                      <a:picLocks noChangeAspect="1" noChangeArrowheads="1"/>
-                    </pic:cNvPicPr>
-                  </pic:nvPicPr>
-                  <pic:blipFill>
-                    <a:blip r:embed="rId8">
-                      <a:extLst>
-                        <a:ext uri="{28A0092B-C50C-407E-A947-70E740481C1C}">
-                          <a14:useLocalDpi xmlns:a14="http://schemas.microsoft.com/office/drawing/2010/main" val="0"/>
-                        </a:ext>
-                      </a:extLst>
-                    </a:blip>
-                    <a:srcRect/>
-                    <a:stretch>
-                      <a:fillRect/>
-                    </a:stretch>
-                  </pic:blipFill>
-                  <pic:spPr bwMode="auto">
-                    <a:xfrm>
-                      <a:off x="0" y="0"/>
-                      <a:ext cx="4579048" cy="2567928"/>
-                    </a:xfrm>
-                    <a:prstGeom prst="rect">
-                      <a:avLst/>
-                    </a:prstGeom>
-                    <a:noFill/>
-                    <a:ln>
-                      <a:noFill/>
-                    </a:ln>
-                  </pic:spPr>
-                </pic:pic>
-              </a:graphicData>
-            </a:graphic>
-          </wp:inline>
-        </w:drawing>
-      </w:r>
-    </w:p>
-    <w:p>
-      <w:pPr>
-        <w:widowControl/>
-        <w:adjustRightInd w:val="0"/>
-        <w:snapToGrid w:val="0"/>
-        <w:jc w:val="center"/>
-        <w:rPr>
-          <w:rFonts w:ascii="Tahoma" w:eastAsia="微软雅黑" w:hAnsi="Tahoma"/>
-          <w:kern w:val="0"/>
-          <w:sz w:val="22"/>
-        </w:rPr>
-      </w:pPr>
-      <w:r>
-        <w:rPr>
-          <w:rFonts w:ascii="Tahoma" w:eastAsia="微软雅黑" w:hAnsi="Tahoma" w:hint="eastAsia"/>
-          <w:noProof/>
-          <w:kern w:val="0"/>
-          <w:sz w:val="22"/>
-        </w:rPr>
-        <w:drawing>
-          <wp:inline distT="0" distB="0" distL="0" distR="0" wp14:anchorId="7C313C52" wp14:editId="7D3DF334">
-            <wp:extent cx="4572000" cy="1673904"/>
-            <wp:effectExtent l="0" t="0" r="0" b="2540"/>
-            <wp:docPr id="1049103408" name="图片 24"/>
-            <wp:cNvGraphicFramePr>
-              <a:graphicFrameLocks xmlns:a="http://schemas.openxmlformats.org/drawingml/2006/main" noChangeAspect="1"/>
-            </wp:cNvGraphicFramePr>
-            <a:graphic xmlns:a="http://schemas.openxmlformats.org/drawingml/2006/main">
-              <a:graphicData uri="http://schemas.openxmlformats.org/drawingml/2006/picture">
-                <pic:pic xmlns:pic="http://schemas.openxmlformats.org/drawingml/2006/picture">
-                  <pic:nvPicPr>
-                    <pic:cNvPr id="0" name="Picture 47"/>
-                    <pic:cNvPicPr>
-                      <a:picLocks noChangeAspect="1" noChangeArrowheads="1"/>
-                    </pic:cNvPicPr>
-                  </pic:nvPicPr>
-                  <pic:blipFill>
-                    <a:blip r:embed="rId9">
-                      <a:extLst>
-                        <a:ext uri="{28A0092B-C50C-407E-A947-70E740481C1C}">
-                          <a14:useLocalDpi xmlns:a14="http://schemas.microsoft.com/office/drawing/2010/main" val="0"/>
-                        </a:ext>
-                      </a:extLst>
-                    </a:blip>
-                    <a:srcRect/>
-                    <a:stretch>
-                      <a:fillRect/>
-                    </a:stretch>
-                  </pic:blipFill>
-                  <pic:spPr bwMode="auto">
-                    <a:xfrm>
-                      <a:off x="0" y="0"/>
-                      <a:ext cx="4580710" cy="1677093"/>
-                    </a:xfrm>
-                    <a:prstGeom prst="rect">
-                      <a:avLst/>
-                    </a:prstGeom>
-                    <a:noFill/>
-                    <a:ln>
-                      <a:noFill/>
-                    </a:ln>
-                  </pic:spPr>
-                </pic:pic>
-              </a:graphicData>
-            </a:graphic>
-          </wp:inline>
-        </w:drawing>
-      </w:r>
-    </w:p>
-    <w:p>
-      <w:pPr>
-        <w:widowControl/>
-        <w:snapToGrid w:val="0"/>
-        <w:jc w:val="left"/>
-        <w:rPr>
-          <w:rFonts w:ascii="Tahoma" w:eastAsia="微软雅黑" w:hAnsi="Tahoma"/>
-          <w:b/>
-          <w:bCs/>
-          <w:kern w:val="0"/>
-          <w:sz w:val="22"/>
-        </w:rPr>
-      </w:pPr>
-      <w:r>
-        <w:rPr>
-          <w:rFonts w:ascii="Tahoma" w:eastAsia="微软雅黑" w:hAnsi="Tahoma" w:hint="eastAsia"/>
-          <w:b/>
-          <w:bCs/>
-          <w:kern w:val="0"/>
-          <w:sz w:val="22"/>
-        </w:rPr>
-        <w:t>注意，该文档</w:t>
-      </w:r>
-      <w:r>
-        <w:rPr>
-          <w:rFonts w:ascii="Tahoma" w:eastAsia="微软雅黑" w:hAnsi="Tahoma" w:hint="eastAsia"/>
-          <w:b/>
-          <w:bCs/>
-          <w:kern w:val="0"/>
-          <w:sz w:val="22"/>
-        </w:rPr>
-        <w:t>只</w:t>
-      </w:r>
-      <w:r>
-        <w:rPr>
-          <w:rFonts w:ascii="Tahoma" w:eastAsia="微软雅黑" w:hAnsi="Tahoma" w:hint="eastAsia"/>
-          <w:b/>
-          <w:bCs/>
-          <w:kern w:val="0"/>
-          <w:sz w:val="22"/>
-        </w:rPr>
-        <w:t>详细说明</w:t>
-      </w:r>
-      <w:r>
-        <w:rPr>
-          <w:rFonts w:ascii="Tahoma" w:eastAsia="微软雅黑" w:hAnsi="Tahoma" w:hint="eastAsia"/>
-          <w:b/>
-          <w:bCs/>
-          <w:kern w:val="0"/>
-          <w:sz w:val="22"/>
-        </w:rPr>
-        <w:t xml:space="preserve"> </w:t>
-      </w:r>
-      <w:r>
-        <w:rPr>
-          <w:rFonts w:ascii="Tahoma" w:eastAsia="微软雅黑" w:hAnsi="Tahoma" w:hint="eastAsia"/>
-          <w:b/>
-          <w:bCs/>
-          <w:kern w:val="0"/>
-          <w:sz w:val="22"/>
-        </w:rPr>
-        <w:t>整体</w:t>
-      </w:r>
-      <w:r>
-        <w:rPr>
-          <w:rFonts w:ascii="Tahoma" w:eastAsia="微软雅黑" w:hAnsi="Tahoma" w:hint="eastAsia"/>
-          <w:b/>
-          <w:bCs/>
-          <w:kern w:val="0"/>
-          <w:sz w:val="22"/>
-        </w:rPr>
-        <w:t>设计</w:t>
-      </w:r>
-      <w:r>
-        <w:rPr>
-          <w:rFonts w:ascii="Tahoma" w:eastAsia="微软雅黑" w:hAnsi="Tahoma" w:hint="eastAsia"/>
-          <w:b/>
-          <w:bCs/>
-          <w:kern w:val="0"/>
-          <w:sz w:val="22"/>
-        </w:rPr>
-        <w:t>思路</w:t>
-      </w:r>
-      <w:r>
-        <w:rPr>
-          <w:rFonts w:ascii="Tahoma" w:eastAsia="微软雅黑" w:hAnsi="Tahoma" w:hint="eastAsia"/>
-          <w:b/>
-          <w:bCs/>
-          <w:kern w:val="0"/>
-          <w:sz w:val="22"/>
-        </w:rPr>
-        <w:t xml:space="preserve"> </w:t>
-      </w:r>
-      <w:r>
-        <w:rPr>
-          <w:rFonts w:ascii="Tahoma" w:eastAsia="微软雅黑" w:hAnsi="Tahoma" w:hint="eastAsia"/>
-          <w:b/>
-          <w:bCs/>
-          <w:kern w:val="0"/>
-          <w:sz w:val="22"/>
-        </w:rPr>
-        <w:t>和</w:t>
-      </w:r>
-      <w:r>
-        <w:rPr>
-          <w:rFonts w:ascii="Tahoma" w:eastAsia="微软雅黑" w:hAnsi="Tahoma" w:hint="eastAsia"/>
-          <w:b/>
-          <w:bCs/>
-          <w:kern w:val="0"/>
-          <w:sz w:val="22"/>
-        </w:rPr>
-        <w:t xml:space="preserve"> </w:t>
-      </w:r>
-      <w:r>
-        <w:rPr>
-          <w:rFonts w:ascii="Tahoma" w:eastAsia="微软雅黑" w:hAnsi="Tahoma" w:hint="eastAsia"/>
-          <w:b/>
-          <w:bCs/>
-          <w:kern w:val="0"/>
-          <w:sz w:val="22"/>
-        </w:rPr>
-        <w:t>解谜方法</w:t>
-      </w:r>
-      <w:r>
-        <w:rPr>
-          <w:rFonts w:ascii="Tahoma" w:eastAsia="微软雅黑" w:hAnsi="Tahoma" w:hint="eastAsia"/>
-          <w:b/>
-          <w:bCs/>
-          <w:kern w:val="0"/>
-          <w:sz w:val="22"/>
-        </w:rPr>
-        <w:t xml:space="preserve"> </w:t>
-      </w:r>
-      <w:r>
-        <w:rPr>
-          <w:rFonts w:ascii="Tahoma" w:eastAsia="微软雅黑" w:hAnsi="Tahoma" w:hint="eastAsia"/>
-          <w:b/>
-          <w:bCs/>
-          <w:kern w:val="0"/>
-          <w:sz w:val="22"/>
-        </w:rPr>
-        <w:t>。</w:t>
-      </w:r>
-    </w:p>
-    <w:p>
-      <w:pPr>
-        <w:widowControl/>
-        <w:snapToGrid w:val="0"/>
-        <w:jc w:val="left"/>
-        <w:rPr>
-          <w:rFonts w:ascii="Tahoma" w:eastAsia="微软雅黑" w:hAnsi="Tahoma"/>
-          <w:b/>
-          <w:bCs/>
-          <w:kern w:val="0"/>
-          <w:sz w:val="22"/>
-        </w:rPr>
-      </w:pPr>
-      <w:proofErr w:type="gramStart"/>
-      <w:r>
-        <w:rPr>
-          <w:rFonts w:ascii="Tahoma" w:eastAsia="微软雅黑" w:hAnsi="Tahoma" w:hint="eastAsia"/>
-          <w:b/>
-          <w:bCs/>
-          <w:kern w:val="0"/>
-          <w:sz w:val="22"/>
-        </w:rPr>
-        <w:t>简易魔塔</w:t>
-      </w:r>
-      <w:r>
-        <w:rPr>
-          <w:rFonts w:ascii="Tahoma" w:eastAsia="微软雅黑" w:hAnsi="Tahoma" w:hint="eastAsia"/>
-          <w:b/>
-          <w:bCs/>
-          <w:kern w:val="0"/>
-          <w:sz w:val="22"/>
-        </w:rPr>
-        <w:t>的</w:t>
-      </w:r>
-      <w:proofErr w:type="gramEnd"/>
-      <w:r>
-        <w:rPr>
-          <w:rFonts w:ascii="Tahoma" w:eastAsia="微软雅黑" w:hAnsi="Tahoma" w:hint="eastAsia"/>
-          <w:b/>
-          <w:bCs/>
-          <w:kern w:val="0"/>
-          <w:sz w:val="22"/>
-        </w:rPr>
-        <w:t>UI</w:t>
-      </w:r>
-      <w:r>
-        <w:rPr>
-          <w:rFonts w:ascii="Tahoma" w:eastAsia="微软雅黑" w:hAnsi="Tahoma" w:hint="eastAsia"/>
-          <w:b/>
-          <w:bCs/>
-          <w:kern w:val="0"/>
-          <w:sz w:val="22"/>
-        </w:rPr>
-        <w:t>面板设计</w:t>
-      </w:r>
-      <w:r>
-        <w:rPr>
-          <w:rFonts w:ascii="Tahoma" w:eastAsia="微软雅黑" w:hAnsi="Tahoma" w:hint="eastAsia"/>
-          <w:b/>
-          <w:bCs/>
-          <w:kern w:val="0"/>
-          <w:sz w:val="22"/>
-        </w:rPr>
-        <w:t>，可以去看看</w:t>
-      </w:r>
-      <w:r>
-        <w:rPr>
-          <w:rFonts w:ascii="Tahoma" w:eastAsia="微软雅黑" w:hAnsi="Tahoma" w:hint="eastAsia"/>
-          <w:b/>
-          <w:bCs/>
-          <w:kern w:val="0"/>
-          <w:sz w:val="22"/>
-        </w:rPr>
-        <w:t>文档“</w:t>
-      </w:r>
-      <w:r>
-        <w:rPr>
-          <w:rFonts w:ascii="Tahoma" w:eastAsia="微软雅黑" w:hAnsi="Tahoma"/>
-          <w:b/>
-          <w:bCs/>
-          <w:kern w:val="0"/>
-          <w:sz w:val="22"/>
-        </w:rPr>
-        <w:t>13.UI</w:t>
-      </w:r>
-      <w:r>
-        <w:rPr>
-          <w:rFonts w:ascii="Tahoma" w:eastAsia="微软雅黑" w:hAnsi="Tahoma" w:hint="eastAsia"/>
-          <w:b/>
-          <w:bCs/>
-          <w:kern w:val="0"/>
-          <w:sz w:val="22"/>
-        </w:rPr>
-        <w:t xml:space="preserve"> &gt;</w:t>
-      </w:r>
-      <w:r>
-        <w:rPr>
-          <w:rFonts w:ascii="Tahoma" w:eastAsia="微软雅黑" w:hAnsi="Tahoma"/>
-          <w:b/>
-          <w:bCs/>
-          <w:kern w:val="0"/>
-          <w:sz w:val="22"/>
-        </w:rPr>
-        <w:t xml:space="preserve"> </w:t>
-      </w:r>
-      <w:r>
-        <w:rPr>
-          <w:rFonts w:ascii="Tahoma" w:eastAsia="微软雅黑" w:hAnsi="Tahoma" w:hint="eastAsia"/>
-          <w:b/>
-          <w:bCs/>
-          <w:kern w:val="0"/>
-          <w:sz w:val="22"/>
-        </w:rPr>
-        <w:t>关于高级变量固定框</w:t>
-      </w:r>
-      <w:r>
-        <w:rPr>
-          <w:rFonts w:ascii="Tahoma" w:eastAsia="微软雅黑" w:hAnsi="Tahoma"/>
-          <w:b/>
-          <w:bCs/>
-          <w:kern w:val="0"/>
-          <w:sz w:val="22"/>
-        </w:rPr>
-        <w:t>.docx</w:t>
-      </w:r>
-      <w:r>
-        <w:rPr>
-          <w:rFonts w:ascii="Tahoma" w:eastAsia="微软雅黑" w:hAnsi="Tahoma" w:hint="eastAsia"/>
-          <w:b/>
-          <w:bCs/>
-          <w:kern w:val="0"/>
-          <w:sz w:val="22"/>
-        </w:rPr>
-        <w:t>”</w:t>
-      </w:r>
-      <w:r>
-        <w:rPr>
-          <w:rFonts w:ascii="Tahoma" w:eastAsia="微软雅黑" w:hAnsi="Tahoma" w:hint="eastAsia"/>
-          <w:b/>
-          <w:bCs/>
-          <w:kern w:val="0"/>
-          <w:sz w:val="22"/>
-        </w:rPr>
-        <w:t>。</w:t>
-      </w:r>
-    </w:p>
-    <w:p>
-      <w:pPr>
-        <w:widowControl/>
-        <w:jc w:val="left"/>
-        <w:rPr>
-          <w:rFonts w:ascii="宋体" w:eastAsia="宋体" w:hAnsi="宋体" w:cs="宋体" w:hint="eastAsia"/>
-          <w:kern w:val="0"/>
-          <w:sz w:val="24"/>
-          <w:szCs w:val="24"/>
+        <w:rPr>
+          <w:rFonts w:ascii="Tahoma" w:eastAsia="微软雅黑" w:hAnsi="Tahoma" w:hint="eastAsia"/>
+          <w:kern w:val="0"/>
+          <w:sz w:val="22"/>
         </w:rPr>
       </w:pPr>
     </w:p>
@@ -642,7 +203,13 @@
         <w:rPr>
           <w:rFonts w:hint="eastAsia"/>
         </w:rPr>
-        <w:t>基础工程示例</w:t>
+        <w:t>示例</w:t>
+      </w:r>
+      <w:r>
+        <w:rPr>
+          <w:rFonts w:hint="eastAsia"/>
+        </w:rPr>
+        <w:t>工程</w:t>
       </w:r>
     </w:p>
     <w:p>
@@ -753,7 +320,7 @@
               </w:rPr>
               <w:t xml:space="preserve">: </w:t>
             </w:r>
-            <w:hyperlink r:id="rId10" w:history="1">
+            <w:hyperlink r:id="rId8" w:history="1">
               <w:r>
                 <w:rPr>
                   <w:rStyle w:val="a4"/>
@@ -871,13 +438,634 @@
           <w:rFonts w:hint="eastAsia"/>
         </w:rPr>
         <w:lastRenderedPageBreak/>
-        <w:t>基础</w:t>
-      </w:r>
-      <w:r>
-        <w:rPr>
-          <w:rFonts w:hint="eastAsia"/>
-        </w:rPr>
-        <w:t>配置</w:t>
+        <w:t>灵感来源</w:t>
+      </w:r>
+    </w:p>
+    <w:p>
+      <w:pPr>
+        <w:snapToGrid w:val="0"/>
+        <w:rPr>
+          <w:rFonts w:ascii="Tahoma" w:eastAsia="微软雅黑" w:hAnsi="Tahoma"/>
+          <w:kern w:val="0"/>
+          <w:sz w:val="22"/>
+        </w:rPr>
+      </w:pPr>
+      <w:r>
+        <w:rPr>
+          <w:rFonts w:ascii="Tahoma" w:eastAsia="微软雅黑" w:hAnsi="Tahoma" w:hint="eastAsia"/>
+          <w:kern w:val="0"/>
+          <w:sz w:val="22"/>
+        </w:rPr>
+        <w:t>2023</w:t>
+      </w:r>
+      <w:r>
+        <w:rPr>
+          <w:rFonts w:ascii="Tahoma" w:eastAsia="微软雅黑" w:hAnsi="Tahoma" w:hint="eastAsia"/>
+          <w:kern w:val="0"/>
+          <w:sz w:val="22"/>
+        </w:rPr>
+        <w:t>年</w:t>
+      </w:r>
+      <w:r>
+        <w:rPr>
+          <w:rFonts w:ascii="Tahoma" w:eastAsia="微软雅黑" w:hAnsi="Tahoma" w:hint="eastAsia"/>
+          <w:kern w:val="0"/>
+          <w:sz w:val="22"/>
+        </w:rPr>
+        <w:t>1</w:t>
+      </w:r>
+      <w:r>
+        <w:rPr>
+          <w:rFonts w:ascii="Tahoma" w:eastAsia="微软雅黑" w:hAnsi="Tahoma" w:hint="eastAsia"/>
+          <w:kern w:val="0"/>
+          <w:sz w:val="22"/>
+        </w:rPr>
+        <w:t>月</w:t>
+      </w:r>
+      <w:r>
+        <w:rPr>
+          <w:rFonts w:ascii="Tahoma" w:eastAsia="微软雅黑" w:hAnsi="Tahoma" w:hint="eastAsia"/>
+          <w:kern w:val="0"/>
+          <w:sz w:val="22"/>
+        </w:rPr>
+        <w:t>21</w:t>
+      </w:r>
+      <w:r>
+        <w:rPr>
+          <w:rFonts w:ascii="Tahoma" w:eastAsia="微软雅黑" w:hAnsi="Tahoma" w:hint="eastAsia"/>
+          <w:kern w:val="0"/>
+          <w:sz w:val="22"/>
+        </w:rPr>
+        <w:t>日，除夕，作者我被一个老游戏风格的</w:t>
+      </w:r>
+      <w:r>
+        <w:rPr>
+          <w:rFonts w:ascii="Tahoma" w:eastAsia="微软雅黑" w:hAnsi="Tahoma" w:hint="eastAsia"/>
+          <w:kern w:val="0"/>
+          <w:sz w:val="22"/>
+        </w:rPr>
+        <w:t>ui</w:t>
+      </w:r>
+      <w:r>
+        <w:rPr>
+          <w:rFonts w:ascii="Tahoma" w:eastAsia="微软雅黑" w:hAnsi="Tahoma" w:hint="eastAsia"/>
+          <w:kern w:val="0"/>
+          <w:sz w:val="22"/>
+        </w:rPr>
+        <w:t>界面吸引了。</w:t>
+      </w:r>
+    </w:p>
+    <w:p>
+      <w:pPr>
+        <w:snapToGrid w:val="0"/>
+        <w:jc w:val="center"/>
+        <w:rPr>
+          <w:rFonts w:ascii="Tahoma" w:eastAsia="微软雅黑" w:hAnsi="Tahoma"/>
+          <w:kern w:val="0"/>
+          <w:sz w:val="22"/>
+        </w:rPr>
+      </w:pPr>
+      <w:r>
+        <w:rPr>
+          <w:rFonts w:ascii="Tahoma" w:eastAsia="微软雅黑" w:hAnsi="Tahoma" w:hint="eastAsia"/>
+          <w:kern w:val="0"/>
+          <w:sz w:val="22"/>
+        </w:rPr>
+        <w:t xml:space="preserve"> </w:t>
+      </w:r>
+      <w:r>
+        <w:rPr>
+          <w:noProof/>
+        </w:rPr>
+        <w:drawing>
+          <wp:inline distT="0" distB="0" distL="0" distR="0" wp14:anchorId="1296BB0C" wp14:editId="3B928683">
+            <wp:extent cx="2260053" cy="1684020"/>
+            <wp:effectExtent l="0" t="0" r="6985" b="0"/>
+            <wp:docPr id="1168186067" name="图片 3"/>
+            <wp:cNvGraphicFramePr>
+              <a:graphicFrameLocks xmlns:a="http://schemas.openxmlformats.org/drawingml/2006/main" noChangeAspect="1"/>
+            </wp:cNvGraphicFramePr>
+            <a:graphic xmlns:a="http://schemas.openxmlformats.org/drawingml/2006/main">
+              <a:graphicData uri="http://schemas.openxmlformats.org/drawingml/2006/picture">
+                <pic:pic xmlns:pic="http://schemas.openxmlformats.org/drawingml/2006/picture">
+                  <pic:nvPicPr>
+                    <pic:cNvPr id="0" name="Picture 5"/>
+                    <pic:cNvPicPr>
+                      <a:picLocks noChangeAspect="1" noChangeArrowheads="1"/>
+                    </pic:cNvPicPr>
+                  </pic:nvPicPr>
+                  <pic:blipFill>
+                    <a:blip r:embed="rId9" cstate="print">
+                      <a:extLst>
+                        <a:ext uri="{28A0092B-C50C-407E-A947-70E740481C1C}">
+                          <a14:useLocalDpi xmlns:a14="http://schemas.microsoft.com/office/drawing/2010/main" val="0"/>
+                        </a:ext>
+                      </a:extLst>
+                    </a:blip>
+                    <a:srcRect/>
+                    <a:stretch>
+                      <a:fillRect/>
+                    </a:stretch>
+                  </pic:blipFill>
+                  <pic:spPr bwMode="auto">
+                    <a:xfrm>
+                      <a:off x="0" y="0"/>
+                      <a:ext cx="2263243" cy="1686397"/>
+                    </a:xfrm>
+                    <a:prstGeom prst="rect">
+                      <a:avLst/>
+                    </a:prstGeom>
+                    <a:noFill/>
+                    <a:ln>
+                      <a:noFill/>
+                    </a:ln>
+                  </pic:spPr>
+                </pic:pic>
+              </a:graphicData>
+            </a:graphic>
+          </wp:inline>
+        </w:drawing>
+      </w:r>
+      <w:r>
+        <w:rPr>
+          <w:rFonts w:ascii="Tahoma" w:eastAsia="微软雅黑" w:hAnsi="Tahoma" w:hint="eastAsia"/>
+          <w:kern w:val="0"/>
+          <w:sz w:val="22"/>
+        </w:rPr>
+        <w:t xml:space="preserve"> </w:t>
+      </w:r>
+      <w:r>
+        <w:rPr>
+          <w:noProof/>
+        </w:rPr>
+        <w:drawing>
+          <wp:inline distT="0" distB="0" distL="0" distR="0" wp14:anchorId="7F3F308B" wp14:editId="36364659">
+            <wp:extent cx="2613660" cy="1681917"/>
+            <wp:effectExtent l="0" t="0" r="0" b="0"/>
+            <wp:docPr id="1251954664" name="图片 4"/>
+            <wp:cNvGraphicFramePr>
+              <a:graphicFrameLocks xmlns:a="http://schemas.openxmlformats.org/drawingml/2006/main" noChangeAspect="1"/>
+            </wp:cNvGraphicFramePr>
+            <a:graphic xmlns:a="http://schemas.openxmlformats.org/drawingml/2006/main">
+              <a:graphicData uri="http://schemas.openxmlformats.org/drawingml/2006/picture">
+                <pic:pic xmlns:pic="http://schemas.openxmlformats.org/drawingml/2006/picture">
+                  <pic:nvPicPr>
+                    <pic:cNvPr id="0" name="Picture 7"/>
+                    <pic:cNvPicPr>
+                      <a:picLocks noChangeAspect="1" noChangeArrowheads="1"/>
+                    </pic:cNvPicPr>
+                  </pic:nvPicPr>
+                  <pic:blipFill>
+                    <a:blip r:embed="rId10" cstate="print">
+                      <a:extLst>
+                        <a:ext uri="{28A0092B-C50C-407E-A947-70E740481C1C}">
+                          <a14:useLocalDpi xmlns:a14="http://schemas.microsoft.com/office/drawing/2010/main" val="0"/>
+                        </a:ext>
+                      </a:extLst>
+                    </a:blip>
+                    <a:srcRect/>
+                    <a:stretch>
+                      <a:fillRect/>
+                    </a:stretch>
+                  </pic:blipFill>
+                  <pic:spPr bwMode="auto">
+                    <a:xfrm>
+                      <a:off x="0" y="0"/>
+                      <a:ext cx="2627191" cy="1690624"/>
+                    </a:xfrm>
+                    <a:prstGeom prst="rect">
+                      <a:avLst/>
+                    </a:prstGeom>
+                    <a:noFill/>
+                    <a:ln>
+                      <a:noFill/>
+                    </a:ln>
+                  </pic:spPr>
+                </pic:pic>
+              </a:graphicData>
+            </a:graphic>
+          </wp:inline>
+        </w:drawing>
+      </w:r>
+    </w:p>
+    <w:p>
+      <w:pPr>
+        <w:snapToGrid w:val="0"/>
+        <w:rPr>
+          <w:rFonts w:ascii="Tahoma" w:eastAsia="微软雅黑" w:hAnsi="Tahoma"/>
+          <w:kern w:val="0"/>
+          <w:sz w:val="22"/>
+        </w:rPr>
+      </w:pPr>
+      <w:r>
+        <w:rPr>
+          <w:rFonts w:ascii="Tahoma" w:eastAsia="微软雅黑" w:hAnsi="Tahoma" w:hint="eastAsia"/>
+          <w:kern w:val="0"/>
+          <w:sz w:val="22"/>
+        </w:rPr>
+        <w:t>同人</w:t>
+      </w:r>
+      <w:r>
+        <w:rPr>
+          <w:rFonts w:ascii="Tahoma" w:eastAsia="微软雅黑" w:hAnsi="Tahoma" w:hint="eastAsia"/>
+          <w:kern w:val="0"/>
+          <w:sz w:val="22"/>
+        </w:rPr>
+        <w:t>act</w:t>
+      </w:r>
+      <w:r>
+        <w:rPr>
+          <w:rFonts w:ascii="Tahoma" w:eastAsia="微软雅黑" w:hAnsi="Tahoma" w:hint="eastAsia"/>
+          <w:kern w:val="0"/>
+          <w:sz w:val="22"/>
+        </w:rPr>
+        <w:t>游戏</w:t>
+      </w:r>
+      <w:r>
+        <w:rPr>
+          <w:rFonts w:ascii="Tahoma" w:eastAsia="微软雅黑" w:hAnsi="Tahoma" w:hint="eastAsia"/>
+          <w:kern w:val="0"/>
+          <w:sz w:val="22"/>
+        </w:rPr>
+        <w:t xml:space="preserve"> </w:t>
+      </w:r>
+      <w:r>
+        <w:rPr>
+          <w:rFonts w:ascii="Tahoma" w:eastAsia="微软雅黑" w:hAnsi="Tahoma" w:hint="eastAsia"/>
+          <w:kern w:val="0"/>
+          <w:sz w:val="22"/>
+        </w:rPr>
+        <w:t>MakoMakoPanic</w:t>
+      </w:r>
+      <w:r>
+        <w:rPr>
+          <w:rFonts w:ascii="Tahoma" w:eastAsia="微软雅黑" w:hAnsi="Tahoma" w:hint="eastAsia"/>
+          <w:kern w:val="0"/>
+          <w:sz w:val="22"/>
+        </w:rPr>
+        <w:t>（</w:t>
+      </w:r>
+      <w:proofErr w:type="gramStart"/>
+      <w:r>
+        <w:rPr>
+          <w:rFonts w:ascii="微软雅黑" w:eastAsia="微软雅黑" w:hAnsi="微软雅黑" w:hint="eastAsia"/>
+          <w:color w:val="18191C"/>
+          <w:sz w:val="23"/>
+          <w:szCs w:val="23"/>
+          <w:shd w:val="clear" w:color="auto" w:fill="FFFFFF"/>
+        </w:rPr>
+        <w:t>沢渡真琴</w:t>
+      </w:r>
+      <w:proofErr w:type="gramEnd"/>
+      <w:r>
+        <w:rPr>
+          <w:rFonts w:ascii="微软雅黑" w:eastAsia="微软雅黑" w:hAnsi="微软雅黑" w:hint="eastAsia"/>
+          <w:color w:val="18191C"/>
+          <w:sz w:val="23"/>
+          <w:szCs w:val="23"/>
+          <w:shd w:val="clear" w:color="auto" w:fill="FFFFFF"/>
+        </w:rPr>
+        <w:t>的冒险故事</w:t>
+      </w:r>
+      <w:r>
+        <w:rPr>
+          <w:rFonts w:ascii="Tahoma" w:eastAsia="微软雅黑" w:hAnsi="Tahoma" w:hint="eastAsia"/>
+          <w:kern w:val="0"/>
+          <w:sz w:val="22"/>
+        </w:rPr>
+        <w:t>）：</w:t>
+      </w:r>
+    </w:p>
+    <w:p>
+      <w:pPr>
+        <w:snapToGrid w:val="0"/>
+        <w:rPr>
+          <w:rFonts w:ascii="Tahoma" w:eastAsia="微软雅黑" w:hAnsi="Tahoma"/>
+          <w:kern w:val="0"/>
+          <w:sz w:val="22"/>
+        </w:rPr>
+      </w:pPr>
+      <w:hyperlink r:id="rId11" w:history="1">
+        <w:r>
+          <w:rPr>
+            <w:rStyle w:val="a4"/>
+            <w:rFonts w:ascii="Tahoma" w:eastAsia="微软雅黑" w:hAnsi="Tahoma" w:hint="eastAsia"/>
+            <w:kern w:val="0"/>
+            <w:sz w:val="22"/>
+          </w:rPr>
+          <w:t>https://www.bilibili.com/video/BV1bM4y1T7pW</w:t>
+        </w:r>
+      </w:hyperlink>
+      <w:r>
+        <w:rPr>
+          <w:rFonts w:ascii="Tahoma" w:eastAsia="微软雅黑" w:hAnsi="Tahoma" w:hint="eastAsia"/>
+          <w:kern w:val="0"/>
+          <w:sz w:val="22"/>
+        </w:rPr>
+        <w:t xml:space="preserve"> </w:t>
+      </w:r>
+    </w:p>
+    <w:p>
+      <w:pPr>
+        <w:widowControl/>
+        <w:snapToGrid w:val="0"/>
+        <w:spacing w:before="200"/>
+        <w:jc w:val="left"/>
+        <w:rPr>
+          <w:rFonts w:ascii="Tahoma" w:eastAsia="微软雅黑" w:hAnsi="Tahoma"/>
+          <w:kern w:val="0"/>
+          <w:sz w:val="22"/>
+        </w:rPr>
+      </w:pPr>
+      <w:r>
+        <w:rPr>
+          <w:rFonts w:ascii="Tahoma" w:eastAsia="微软雅黑" w:hAnsi="Tahoma" w:hint="eastAsia"/>
+          <w:kern w:val="0"/>
+          <w:sz w:val="22"/>
+        </w:rPr>
+        <w:t>虽然不能完全模仿游戏，但是这个</w:t>
+      </w:r>
+      <w:r>
+        <w:rPr>
+          <w:rFonts w:ascii="Tahoma" w:eastAsia="微软雅黑" w:hAnsi="Tahoma" w:hint="eastAsia"/>
+          <w:kern w:val="0"/>
+          <w:sz w:val="22"/>
+        </w:rPr>
+        <w:t>ui</w:t>
+      </w:r>
+      <w:r>
+        <w:rPr>
+          <w:rFonts w:ascii="Tahoma" w:eastAsia="微软雅黑" w:hAnsi="Tahoma" w:hint="eastAsia"/>
+          <w:kern w:val="0"/>
+          <w:sz w:val="22"/>
+        </w:rPr>
+        <w:t>风格，迫使我想开坑。</w:t>
+      </w:r>
+    </w:p>
+    <w:p>
+      <w:pPr>
+        <w:widowControl/>
+        <w:snapToGrid w:val="0"/>
+        <w:jc w:val="left"/>
+        <w:rPr>
+          <w:rFonts w:ascii="Tahoma" w:eastAsia="微软雅黑" w:hAnsi="Tahoma"/>
+          <w:kern w:val="0"/>
+          <w:sz w:val="22"/>
+        </w:rPr>
+      </w:pPr>
+      <w:r>
+        <w:rPr>
+          <w:rFonts w:ascii="Tahoma" w:eastAsia="微软雅黑" w:hAnsi="Tahoma" w:hint="eastAsia"/>
+          <w:kern w:val="0"/>
+          <w:sz w:val="22"/>
+        </w:rPr>
+        <w:t>于是我就</w:t>
+      </w:r>
+      <w:proofErr w:type="gramStart"/>
+      <w:r>
+        <w:rPr>
+          <w:rFonts w:ascii="Tahoma" w:eastAsia="微软雅黑" w:hAnsi="Tahoma" w:hint="eastAsia"/>
+          <w:kern w:val="0"/>
+          <w:sz w:val="22"/>
+        </w:rPr>
+        <w:t>以魔塔</w:t>
+      </w:r>
+      <w:proofErr w:type="gramEnd"/>
+      <w:r>
+        <w:rPr>
+          <w:rFonts w:ascii="Tahoma" w:eastAsia="微软雅黑" w:hAnsi="Tahoma" w:hint="eastAsia"/>
+          <w:kern w:val="0"/>
+          <w:sz w:val="22"/>
+        </w:rPr>
+        <w:t>游戏为灵感，</w:t>
+      </w:r>
+      <w:proofErr w:type="gramStart"/>
+      <w:r>
+        <w:rPr>
+          <w:rFonts w:ascii="Tahoma" w:eastAsia="微软雅黑" w:hAnsi="Tahoma" w:hint="eastAsia"/>
+          <w:kern w:val="0"/>
+          <w:sz w:val="22"/>
+        </w:rPr>
+        <w:t>开坑了</w:t>
+      </w:r>
+      <w:proofErr w:type="gramEnd"/>
+      <w:r>
+        <w:rPr>
+          <w:rFonts w:ascii="Tahoma" w:eastAsia="微软雅黑" w:hAnsi="Tahoma" w:hint="eastAsia"/>
+          <w:kern w:val="0"/>
+          <w:sz w:val="22"/>
+        </w:rPr>
+        <w:t>。</w:t>
+      </w:r>
+    </w:p>
+    <w:p>
+      <w:pPr>
+        <w:widowControl/>
+        <w:snapToGrid w:val="0"/>
+        <w:jc w:val="left"/>
+        <w:rPr>
+          <w:rFonts w:ascii="Tahoma" w:eastAsia="微软雅黑" w:hAnsi="Tahoma"/>
+          <w:kern w:val="0"/>
+          <w:sz w:val="22"/>
+        </w:rPr>
+      </w:pPr>
+      <w:r>
+        <w:rPr>
+          <w:rFonts w:ascii="Tahoma" w:eastAsia="微软雅黑" w:hAnsi="Tahoma" w:hint="eastAsia"/>
+          <w:kern w:val="0"/>
+          <w:sz w:val="22"/>
+        </w:rPr>
+        <w:t>专门设计图中的类似</w:t>
+      </w:r>
+      <w:r>
+        <w:rPr>
+          <w:rFonts w:ascii="Tahoma" w:eastAsia="微软雅黑" w:hAnsi="Tahoma" w:hint="eastAsia"/>
+          <w:kern w:val="0"/>
+          <w:sz w:val="22"/>
+        </w:rPr>
+        <w:t>ui</w:t>
+      </w:r>
+      <w:r>
+        <w:rPr>
+          <w:rFonts w:ascii="Tahoma" w:eastAsia="微软雅黑" w:hAnsi="Tahoma" w:hint="eastAsia"/>
+          <w:kern w:val="0"/>
+          <w:sz w:val="22"/>
+        </w:rPr>
+        <w:t>，以及简易商店。</w:t>
+      </w:r>
+    </w:p>
+    <w:p>
+      <w:pPr>
+        <w:widowControl/>
+        <w:snapToGrid w:val="0"/>
+        <w:jc w:val="left"/>
+        <w:rPr>
+          <w:rFonts w:ascii="Tahoma" w:eastAsia="微软雅黑" w:hAnsi="Tahoma"/>
+          <w:color w:val="A6A6A6" w:themeColor="background1" w:themeShade="A6"/>
+          <w:kern w:val="0"/>
+          <w:sz w:val="22"/>
+        </w:rPr>
+      </w:pPr>
+      <w:r>
+        <w:rPr>
+          <w:rFonts w:ascii="Tahoma" w:eastAsia="微软雅黑" w:hAnsi="Tahoma" w:hint="eastAsia"/>
+          <w:color w:val="A6A6A6" w:themeColor="background1" w:themeShade="A6"/>
+          <w:kern w:val="0"/>
+          <w:sz w:val="22"/>
+        </w:rPr>
+        <w:t>（</w:t>
+      </w:r>
+      <w:r>
+        <w:rPr>
+          <w:rFonts w:ascii="Tahoma" w:eastAsia="微软雅黑" w:hAnsi="Tahoma" w:hint="eastAsia"/>
+          <w:color w:val="A6A6A6" w:themeColor="background1" w:themeShade="A6"/>
+          <w:kern w:val="0"/>
+          <w:sz w:val="22"/>
+        </w:rPr>
+        <w:t>ui</w:t>
+      </w:r>
+      <w:r>
+        <w:rPr>
+          <w:rFonts w:ascii="Tahoma" w:eastAsia="微软雅黑" w:hAnsi="Tahoma" w:hint="eastAsia"/>
+          <w:color w:val="A6A6A6" w:themeColor="background1" w:themeShade="A6"/>
+          <w:kern w:val="0"/>
+          <w:sz w:val="22"/>
+        </w:rPr>
+        <w:t>完成后，我</w:t>
+      </w:r>
+      <w:proofErr w:type="gramStart"/>
+      <w:r>
+        <w:rPr>
+          <w:rFonts w:ascii="Tahoma" w:eastAsia="微软雅黑" w:hAnsi="Tahoma" w:hint="eastAsia"/>
+          <w:color w:val="A6A6A6" w:themeColor="background1" w:themeShade="A6"/>
+          <w:kern w:val="0"/>
+          <w:sz w:val="22"/>
+        </w:rPr>
+        <w:t>发现魔塔的</w:t>
+      </w:r>
+      <w:proofErr w:type="gramEnd"/>
+      <w:r>
+        <w:rPr>
+          <w:rFonts w:ascii="Tahoma" w:eastAsia="微软雅黑" w:hAnsi="Tahoma" w:hint="eastAsia"/>
+          <w:color w:val="A6A6A6" w:themeColor="background1" w:themeShade="A6"/>
+          <w:kern w:val="0"/>
+          <w:sz w:val="22"/>
+        </w:rPr>
+        <w:t>设计内容量一点都不小……算是为了一碟醋包了一顿饺子了）</w:t>
+      </w:r>
+    </w:p>
+    <w:p>
+      <w:pPr>
+        <w:widowControl/>
+        <w:snapToGrid w:val="0"/>
+        <w:jc w:val="left"/>
+        <w:rPr>
+          <w:rFonts w:ascii="Tahoma" w:eastAsia="微软雅黑" w:hAnsi="Tahoma"/>
+          <w:kern w:val="0"/>
+          <w:sz w:val="22"/>
+        </w:rPr>
+      </w:pPr>
+    </w:p>
+    <w:p>
+      <w:pPr>
+        <w:widowControl/>
+        <w:snapToGrid w:val="0"/>
+        <w:jc w:val="left"/>
+        <w:rPr>
+          <w:rFonts w:ascii="Tahoma" w:eastAsia="微软雅黑" w:hAnsi="Tahoma"/>
+          <w:kern w:val="0"/>
+          <w:sz w:val="22"/>
+        </w:rPr>
+      </w:pPr>
+      <w:r>
+        <w:rPr>
+          <w:rFonts w:ascii="Tahoma" w:eastAsia="微软雅黑" w:hAnsi="Tahoma"/>
+          <w:kern w:val="0"/>
+          <w:sz w:val="22"/>
+        </w:rPr>
+        <w:br w:type="page"/>
+      </w:r>
+    </w:p>
+    <w:p>
+      <w:pPr>
+        <w:pStyle w:val="2"/>
+        <w:rPr>
+          <w:rFonts w:hint="eastAsia"/>
+        </w:rPr>
+      </w:pPr>
+      <w:r>
+        <w:rPr>
+          <w:rFonts w:hint="eastAsia"/>
+        </w:rPr>
+        <w:lastRenderedPageBreak/>
+        <w:t>===</w:t>
+      </w:r>
+      <w:proofErr w:type="gramStart"/>
+      <w:r>
+        <w:rPr>
+          <w:rFonts w:hint="eastAsia"/>
+        </w:rPr>
+        <w:t>简易魔塔</w:t>
+      </w:r>
+      <w:proofErr w:type="gramEnd"/>
+      <w:r>
+        <w:rPr>
+          <w:rFonts w:hint="eastAsia"/>
+        </w:rPr>
+        <w:t xml:space="preserve"> </w:t>
+      </w:r>
+      <w:r>
+        <w:rPr>
+          <w:rFonts w:hint="eastAsia"/>
+        </w:rPr>
+        <w:t>-</w:t>
+      </w:r>
+      <w:r>
+        <w:rPr>
+          <w:rFonts w:hint="eastAsia"/>
+        </w:rPr>
+        <w:t xml:space="preserve"> 游戏===</w:t>
+      </w:r>
+    </w:p>
+    <w:p>
+      <w:pPr>
+        <w:pStyle w:val="3"/>
+        <w:rPr>
+          <w:rFonts w:hint="eastAsia"/>
+        </w:rPr>
+      </w:pPr>
+      <w:r>
+        <w:rPr>
+          <w:rFonts w:hint="eastAsia"/>
+        </w:rPr>
+        <w:t>游戏</w:t>
+      </w:r>
+      <w:r>
+        <w:rPr>
+          <w:rFonts w:hint="eastAsia"/>
+        </w:rPr>
+        <w:t>简介</w:t>
+      </w:r>
+    </w:p>
+    <w:p>
+      <w:pPr>
+        <w:pStyle w:val="4"/>
+        <w:snapToGrid w:val="0"/>
+        <w:rPr>
+          <w:rFonts w:hint="eastAsia"/>
+        </w:rPr>
+      </w:pPr>
+      <w:r>
+        <w:rPr>
+          <w:rFonts w:hint="eastAsia"/>
+        </w:rPr>
+        <w:t>1）</w:t>
+      </w:r>
+      <w:r>
+        <w:rPr>
+          <w:rFonts w:hint="eastAsia"/>
+        </w:rPr>
+        <w:t>游戏规则</w:t>
       </w:r>
     </w:p>
     <w:p>
@@ -898,8 +1086,195 @@
           <w:kern w:val="0"/>
           <w:sz w:val="22"/>
         </w:rPr>
-        <w:t>具体注意示例下面的地方：</w:t>
-      </w:r>
+        <w:t>简易</w:t>
+      </w:r>
+      <w:proofErr w:type="gramStart"/>
+      <w:r>
+        <w:rPr>
+          <w:rFonts w:ascii="Tahoma" w:eastAsia="微软雅黑" w:hAnsi="Tahoma" w:hint="eastAsia"/>
+          <w:kern w:val="0"/>
+          <w:sz w:val="22"/>
+        </w:rPr>
+        <w:t>魔塔使用</w:t>
+      </w:r>
+      <w:proofErr w:type="gramEnd"/>
+      <w:r>
+        <w:rPr>
+          <w:rFonts w:ascii="Tahoma" w:eastAsia="微软雅黑" w:hAnsi="Tahoma" w:hint="eastAsia"/>
+          <w:kern w:val="0"/>
+          <w:sz w:val="22"/>
+        </w:rPr>
+        <w:t>的是固定镜头视角</w:t>
+      </w:r>
+      <w:r>
+        <w:rPr>
+          <w:rFonts w:ascii="Tahoma" w:eastAsia="微软雅黑" w:hAnsi="Tahoma" w:hint="eastAsia"/>
+          <w:kern w:val="0"/>
+          <w:sz w:val="22"/>
+        </w:rPr>
+        <w:t>。</w:t>
+      </w:r>
+    </w:p>
+    <w:p>
+      <w:pPr>
+        <w:widowControl/>
+        <w:adjustRightInd w:val="0"/>
+        <w:snapToGrid w:val="0"/>
+        <w:jc w:val="left"/>
+        <w:rPr>
+          <w:rFonts w:ascii="Tahoma" w:eastAsia="微软雅黑" w:hAnsi="Tahoma"/>
+          <w:kern w:val="0"/>
+          <w:sz w:val="22"/>
+        </w:rPr>
+      </w:pPr>
+      <w:r>
+        <w:rPr>
+          <w:rFonts w:ascii="Tahoma" w:eastAsia="微软雅黑" w:hAnsi="Tahoma" w:hint="eastAsia"/>
+          <w:kern w:val="0"/>
+          <w:sz w:val="22"/>
+        </w:rPr>
+        <w:t>玩家在有限的地图内（</w:t>
+      </w:r>
+      <w:r>
+        <w:rPr>
+          <w:rFonts w:ascii="Tahoma" w:eastAsia="微软雅黑" w:hAnsi="Tahoma" w:hint="eastAsia"/>
+          <w:kern w:val="0"/>
+          <w:sz w:val="22"/>
+        </w:rPr>
+        <w:t>1</w:t>
+      </w:r>
+      <w:r>
+        <w:rPr>
+          <w:rFonts w:ascii="Tahoma" w:eastAsia="微软雅黑" w:hAnsi="Tahoma"/>
+          <w:kern w:val="0"/>
+          <w:sz w:val="22"/>
+        </w:rPr>
+        <w:t>3</w:t>
+      </w:r>
+      <w:r>
+        <w:rPr>
+          <w:rFonts w:ascii="Tahoma" w:eastAsia="微软雅黑" w:hAnsi="Tahoma" w:hint="eastAsia"/>
+          <w:kern w:val="0"/>
+          <w:sz w:val="22"/>
+        </w:rPr>
+        <w:t>x</w:t>
+      </w:r>
+      <w:r>
+        <w:rPr>
+          <w:rFonts w:ascii="Tahoma" w:eastAsia="微软雅黑" w:hAnsi="Tahoma"/>
+          <w:kern w:val="0"/>
+          <w:sz w:val="22"/>
+        </w:rPr>
+        <w:t>13</w:t>
+      </w:r>
+      <w:r>
+        <w:rPr>
+          <w:rFonts w:ascii="Tahoma" w:eastAsia="微软雅黑" w:hAnsi="Tahoma" w:hint="eastAsia"/>
+          <w:kern w:val="0"/>
+          <w:sz w:val="22"/>
+        </w:rPr>
+        <w:t>）进行解密探索，一共有</w:t>
+      </w:r>
+      <w:r>
+        <w:rPr>
+          <w:rFonts w:ascii="Tahoma" w:eastAsia="微软雅黑" w:hAnsi="Tahoma" w:hint="eastAsia"/>
+          <w:kern w:val="0"/>
+          <w:sz w:val="22"/>
+        </w:rPr>
+        <w:t>6</w:t>
+      </w:r>
+      <w:r>
+        <w:rPr>
+          <w:rFonts w:ascii="Tahoma" w:eastAsia="微软雅黑" w:hAnsi="Tahoma" w:hint="eastAsia"/>
+          <w:kern w:val="0"/>
+          <w:sz w:val="22"/>
+        </w:rPr>
+        <w:t>层。</w:t>
+      </w:r>
+    </w:p>
+    <w:p>
+      <w:pPr>
+        <w:widowControl/>
+        <w:adjustRightInd w:val="0"/>
+        <w:snapToGrid w:val="0"/>
+        <w:jc w:val="left"/>
+        <w:rPr>
+          <w:rFonts w:ascii="Tahoma" w:eastAsia="微软雅黑" w:hAnsi="Tahoma"/>
+          <w:kern w:val="0"/>
+          <w:sz w:val="22"/>
+        </w:rPr>
+      </w:pPr>
+      <w:r>
+        <w:rPr>
+          <w:rFonts w:ascii="Tahoma" w:eastAsia="微软雅黑" w:hAnsi="Tahoma" w:hint="eastAsia"/>
+          <w:kern w:val="0"/>
+          <w:sz w:val="22"/>
+        </w:rPr>
+        <w:t>玩家可以拾取红黄蓝钥匙，开启对应的红黄蓝门</w:t>
+      </w:r>
+      <w:r>
+        <w:rPr>
+          <w:rFonts w:ascii="Tahoma" w:eastAsia="微软雅黑" w:hAnsi="Tahoma" w:hint="eastAsia"/>
+          <w:kern w:val="0"/>
+          <w:sz w:val="22"/>
+        </w:rPr>
+        <w:t>。</w:t>
+      </w:r>
+    </w:p>
+    <w:p>
+      <w:pPr>
+        <w:widowControl/>
+        <w:adjustRightInd w:val="0"/>
+        <w:snapToGrid w:val="0"/>
+        <w:jc w:val="left"/>
+        <w:rPr>
+          <w:rFonts w:ascii="Tahoma" w:eastAsia="微软雅黑" w:hAnsi="Tahoma"/>
+          <w:kern w:val="0"/>
+          <w:sz w:val="22"/>
+        </w:rPr>
+      </w:pPr>
+      <w:r>
+        <w:rPr>
+          <w:rFonts w:ascii="Tahoma" w:eastAsia="微软雅黑" w:hAnsi="Tahoma" w:hint="eastAsia"/>
+          <w:kern w:val="0"/>
+          <w:sz w:val="22"/>
+        </w:rPr>
+        <w:t>玩家可以使用金币购买药水、钥匙。</w:t>
+      </w:r>
+    </w:p>
+    <w:p>
+      <w:pPr>
+        <w:widowControl/>
+        <w:adjustRightInd w:val="0"/>
+        <w:snapToGrid w:val="0"/>
+        <w:jc w:val="left"/>
+        <w:rPr>
+          <w:rFonts w:ascii="Tahoma" w:eastAsia="微软雅黑" w:hAnsi="Tahoma"/>
+          <w:kern w:val="0"/>
+          <w:sz w:val="22"/>
+        </w:rPr>
+      </w:pPr>
+      <w:r>
+        <w:rPr>
+          <w:rFonts w:ascii="Tahoma" w:eastAsia="微软雅黑" w:hAnsi="Tahoma" w:hint="eastAsia"/>
+          <w:kern w:val="0"/>
+          <w:sz w:val="22"/>
+        </w:rPr>
+        <w:t>生命值为零时，游戏失败，需要重新回到起始点，从头再来。</w:t>
+      </w:r>
+    </w:p>
+    <w:p>
+      <w:pPr>
+        <w:widowControl/>
+        <w:adjustRightInd w:val="0"/>
+        <w:snapToGrid w:val="0"/>
+        <w:jc w:val="left"/>
+        <w:rPr>
+          <w:rFonts w:ascii="Tahoma" w:eastAsia="微软雅黑" w:hAnsi="Tahoma"/>
+          <w:kern w:val="0"/>
+          <w:sz w:val="22"/>
+        </w:rPr>
+      </w:pPr>
     </w:p>
     <w:p>
       <w:pPr>
@@ -910,19 +1285,13 @@
         </w:rPr>
       </w:pPr>
       <w:r>
-        <w:t>1</w:t>
-      </w:r>
-      <w:r>
-        <w:rPr>
-          <w:rFonts w:hint="eastAsia"/>
-        </w:rPr>
-        <w:t>）</w:t>
-      </w:r>
-      <w:r>
-        <w:rPr>
-          <w:rFonts w:hint="eastAsia"/>
-        </w:rPr>
-        <w:t>地形设计</w:t>
+        <w:t>2</w:t>
+      </w:r>
+      <w:r>
+        <w:rPr>
+          <w:rFonts w:hint="eastAsia"/>
+        </w:rPr>
+        <w:t>）难度分配</w:t>
       </w:r>
     </w:p>
     <w:p>
@@ -944,7 +1313,7 @@
           <w:kern w:val="0"/>
           <w:sz w:val="22"/>
         </w:rPr>
-        <w:t>由于魔塔采用</w:t>
+        <w:t>由于魔塔是</w:t>
       </w:r>
       <w:proofErr w:type="gramEnd"/>
       <w:r>
@@ -953,65 +1322,15 @@
           <w:kern w:val="0"/>
           <w:sz w:val="22"/>
         </w:rPr>
-        <w:t>固定视角，因此地图</w:t>
-      </w:r>
-      <w:proofErr w:type="gramStart"/>
-      <w:r>
-        <w:rPr>
-          <w:rFonts w:ascii="Tahoma" w:eastAsia="微软雅黑" w:hAnsi="Tahoma" w:hint="eastAsia"/>
-          <w:kern w:val="0"/>
-          <w:sz w:val="22"/>
-        </w:rPr>
-        <w:t>图</w:t>
-      </w:r>
-      <w:proofErr w:type="gramEnd"/>
-      <w:r>
-        <w:rPr>
-          <w:rFonts w:ascii="Tahoma" w:eastAsia="微软雅黑" w:hAnsi="Tahoma" w:hint="eastAsia"/>
-          <w:kern w:val="0"/>
-          <w:sz w:val="22"/>
-        </w:rPr>
-        <w:t>块为</w:t>
-      </w:r>
-      <w:r>
-        <w:rPr>
-          <w:rFonts w:ascii="Tahoma" w:eastAsia="微软雅黑" w:hAnsi="Tahoma" w:hint="eastAsia"/>
-          <w:kern w:val="0"/>
-          <w:sz w:val="22"/>
-        </w:rPr>
-        <w:t xml:space="preserve"> </w:t>
-      </w:r>
-      <w:r>
-        <w:rPr>
-          <w:rFonts w:ascii="Tahoma" w:eastAsia="微软雅黑" w:hAnsi="Tahoma"/>
-          <w:kern w:val="0"/>
-          <w:sz w:val="22"/>
-        </w:rPr>
-        <w:t>13</w:t>
-      </w:r>
-      <w:r>
-        <w:rPr>
-          <w:rFonts w:ascii="Tahoma" w:eastAsia="微软雅黑" w:hAnsi="Tahoma" w:hint="eastAsia"/>
-          <w:kern w:val="0"/>
-          <w:sz w:val="22"/>
-        </w:rPr>
-        <w:t>x</w:t>
-      </w:r>
-      <w:r>
-        <w:rPr>
-          <w:rFonts w:ascii="Tahoma" w:eastAsia="微软雅黑" w:hAnsi="Tahoma"/>
-          <w:kern w:val="0"/>
-          <w:sz w:val="22"/>
-        </w:rPr>
-        <w:t xml:space="preserve">13 </w:t>
-      </w:r>
-      <w:r>
-        <w:rPr>
-          <w:rFonts w:ascii="Tahoma" w:eastAsia="微软雅黑" w:hAnsi="Tahoma" w:hint="eastAsia"/>
-          <w:kern w:val="0"/>
-          <w:sz w:val="22"/>
-        </w:rPr>
-        <w:t>的大小。</w:t>
+        <w:t>单线性闯关解谜，因此这里以玩家收集的金币数量，来划分最终奖励</w:t>
+      </w:r>
+      <w:r>
+        <w:rPr>
+          <w:rFonts w:ascii="Tahoma" w:eastAsia="微软雅黑" w:hAnsi="Tahoma" w:hint="eastAsia"/>
+          <w:kern w:val="0"/>
+          <w:sz w:val="22"/>
+        </w:rPr>
+        <w:t>。</w:t>
       </w:r>
     </w:p>
     <w:p>
@@ -1032,43 +1351,44 @@
           <w:kern w:val="0"/>
           <w:sz w:val="22"/>
         </w:rPr>
-        <w:t>（如果不限制大小，使用</w:t>
-      </w:r>
-      <w:proofErr w:type="gramStart"/>
-      <w:r>
-        <w:rPr>
-          <w:rFonts w:ascii="Tahoma" w:eastAsia="微软雅黑" w:hAnsi="Tahoma" w:hint="eastAsia"/>
-          <w:kern w:val="0"/>
-          <w:sz w:val="22"/>
-        </w:rPr>
-        <w:t>一</w:t>
-      </w:r>
-      <w:proofErr w:type="gramEnd"/>
-      <w:r>
-        <w:rPr>
-          <w:rFonts w:ascii="Tahoma" w:eastAsia="微软雅黑" w:hAnsi="Tahoma" w:hint="eastAsia"/>
-          <w:kern w:val="0"/>
-          <w:sz w:val="22"/>
-        </w:rPr>
-        <w:t>张大地图来</w:t>
-      </w:r>
-      <w:proofErr w:type="gramStart"/>
-      <w:r>
-        <w:rPr>
-          <w:rFonts w:ascii="Tahoma" w:eastAsia="微软雅黑" w:hAnsi="Tahoma" w:hint="eastAsia"/>
-          <w:kern w:val="0"/>
-          <w:sz w:val="22"/>
-        </w:rPr>
-        <w:t>设计魔塔的</w:t>
-      </w:r>
-      <w:proofErr w:type="gramEnd"/>
-      <w:r>
-        <w:rPr>
-          <w:rFonts w:ascii="Tahoma" w:eastAsia="微软雅黑" w:hAnsi="Tahoma" w:hint="eastAsia"/>
-          <w:kern w:val="0"/>
-          <w:sz w:val="22"/>
-        </w:rPr>
-        <w:t>一层，放置道具和怪物时会显得很空。）</w:t>
+        <w:t>普通难度即闯关全层；</w:t>
+      </w:r>
+    </w:p>
+    <w:p>
+      <w:pPr>
+        <w:widowControl/>
+        <w:adjustRightInd w:val="0"/>
+        <w:snapToGrid w:val="0"/>
+        <w:jc w:val="left"/>
+        <w:rPr>
+          <w:rFonts w:ascii="Tahoma" w:eastAsia="微软雅黑" w:hAnsi="Tahoma"/>
+          <w:kern w:val="0"/>
+          <w:sz w:val="22"/>
+        </w:rPr>
+      </w:pPr>
+      <w:r>
+        <w:rPr>
+          <w:rFonts w:ascii="Tahoma" w:eastAsia="微软雅黑" w:hAnsi="Tahoma" w:hint="eastAsia"/>
+          <w:kern w:val="0"/>
+          <w:sz w:val="22"/>
+        </w:rPr>
+        <w:t>挑战难度即在闯关全层的基础上，收集尽可能多的金币，</w:t>
+      </w:r>
+      <w:r>
+        <w:rPr>
+          <w:rFonts w:ascii="Tahoma" w:eastAsia="微软雅黑" w:hAnsi="Tahoma" w:hint="eastAsia"/>
+          <w:kern w:val="0"/>
+          <w:sz w:val="22"/>
+        </w:rPr>
+        <w:t>且</w:t>
+      </w:r>
+      <w:r>
+        <w:rPr>
+          <w:rFonts w:ascii="Tahoma" w:eastAsia="微软雅黑" w:hAnsi="Tahoma" w:hint="eastAsia"/>
+          <w:kern w:val="0"/>
+          <w:sz w:val="22"/>
+        </w:rPr>
+        <w:t>不消耗金币。</w:t>
       </w:r>
     </w:p>
     <w:p>
@@ -1091,7 +1411,2459 @@
           <w:szCs w:val="24"/>
         </w:rPr>
         <w:drawing>
-          <wp:inline distT="0" distB="0" distL="0" distR="0" wp14:anchorId="6C4B8DF8" wp14:editId="2A08AF6D">
+          <wp:inline distT="0" distB="0" distL="0" distR="0" wp14:anchorId="0522CA76" wp14:editId="608D7926">
+            <wp:extent cx="1844040" cy="940584"/>
+            <wp:effectExtent l="0" t="0" r="3810" b="0"/>
+            <wp:docPr id="11" name="图片 11"/>
+            <wp:cNvGraphicFramePr>
+              <a:graphicFrameLocks xmlns:a="http://schemas.openxmlformats.org/drawingml/2006/main" noChangeAspect="1"/>
+            </wp:cNvGraphicFramePr>
+            <a:graphic xmlns:a="http://schemas.openxmlformats.org/drawingml/2006/main">
+              <a:graphicData uri="http://schemas.openxmlformats.org/drawingml/2006/picture">
+                <pic:pic xmlns:pic="http://schemas.openxmlformats.org/drawingml/2006/picture">
+                  <pic:nvPicPr>
+                    <pic:cNvPr id="0" name="Picture 5"/>
+                    <pic:cNvPicPr>
+                      <a:picLocks noChangeAspect="1" noChangeArrowheads="1"/>
+                    </pic:cNvPicPr>
+                  </pic:nvPicPr>
+                  <pic:blipFill>
+                    <a:blip r:embed="rId12">
+                      <a:extLst>
+                        <a:ext uri="{28A0092B-C50C-407E-A947-70E740481C1C}">
+                          <a14:useLocalDpi xmlns:a14="http://schemas.microsoft.com/office/drawing/2010/main" val="0"/>
+                        </a:ext>
+                      </a:extLst>
+                    </a:blip>
+                    <a:srcRect/>
+                    <a:stretch>
+                      <a:fillRect/>
+                    </a:stretch>
+                  </pic:blipFill>
+                  <pic:spPr bwMode="auto">
+                    <a:xfrm>
+                      <a:off x="0" y="0"/>
+                      <a:ext cx="1863656" cy="950590"/>
+                    </a:xfrm>
+                    <a:prstGeom prst="rect">
+                      <a:avLst/>
+                    </a:prstGeom>
+                    <a:noFill/>
+                    <a:ln>
+                      <a:noFill/>
+                    </a:ln>
+                  </pic:spPr>
+                </pic:pic>
+              </a:graphicData>
+            </a:graphic>
+          </wp:inline>
+        </w:drawing>
+      </w:r>
+    </w:p>
+    <w:p>
+      <w:pPr>
+        <w:widowControl/>
+        <w:adjustRightInd w:val="0"/>
+        <w:snapToGrid w:val="0"/>
+        <w:jc w:val="left"/>
+        <w:rPr>
+          <w:rFonts w:ascii="Tahoma" w:eastAsia="微软雅黑" w:hAnsi="Tahoma"/>
+          <w:kern w:val="0"/>
+          <w:sz w:val="22"/>
+        </w:rPr>
+      </w:pPr>
+    </w:p>
+    <w:p>
+      <w:pPr>
+        <w:pStyle w:val="4"/>
+        <w:snapToGrid w:val="0"/>
+        <w:rPr>
+          <w:rFonts w:hint="eastAsia"/>
+        </w:rPr>
+      </w:pPr>
+      <w:bookmarkStart w:id="1" w:name="_Hlk74556982"/>
+      <w:r>
+        <w:t>3</w:t>
+      </w:r>
+      <w:r>
+        <w:rPr>
+          <w:rFonts w:hint="eastAsia"/>
+        </w:rPr>
+        <w:t>）禁用能力</w:t>
+      </w:r>
+    </w:p>
+    <w:p>
+      <w:pPr>
+        <w:widowControl/>
+        <w:adjustRightInd w:val="0"/>
+        <w:snapToGrid w:val="0"/>
+        <w:jc w:val="left"/>
+        <w:rPr>
+          <w:rFonts w:ascii="Tahoma" w:eastAsia="微软雅黑" w:hAnsi="Tahoma"/>
+          <w:kern w:val="0"/>
+          <w:sz w:val="22"/>
+        </w:rPr>
+      </w:pPr>
+      <w:r>
+        <w:rPr>
+          <w:rFonts w:ascii="Tahoma" w:eastAsia="微软雅黑" w:hAnsi="Tahoma" w:hint="eastAsia"/>
+          <w:kern w:val="0"/>
+          <w:sz w:val="22"/>
+        </w:rPr>
+        <w:t>禁跳跃。（可选）</w:t>
+      </w:r>
+    </w:p>
+    <w:p>
+      <w:pPr>
+        <w:widowControl/>
+        <w:adjustRightInd w:val="0"/>
+        <w:snapToGrid w:val="0"/>
+        <w:jc w:val="left"/>
+        <w:rPr>
+          <w:rFonts w:ascii="Tahoma" w:eastAsia="微软雅黑" w:hAnsi="Tahoma"/>
+          <w:kern w:val="0"/>
+          <w:sz w:val="22"/>
+        </w:rPr>
+      </w:pPr>
+      <w:r>
+        <w:rPr>
+          <w:rFonts w:ascii="Tahoma" w:eastAsia="微软雅黑" w:hAnsi="Tahoma" w:hint="eastAsia"/>
+          <w:kern w:val="0"/>
+          <w:sz w:val="22"/>
+        </w:rPr>
+        <w:t>禁炸弹。（可选）</w:t>
+      </w:r>
+    </w:p>
+    <w:bookmarkEnd w:id="1"/>
+    <w:p>
+      <w:pPr>
+        <w:widowControl/>
+        <w:adjustRightInd w:val="0"/>
+        <w:snapToGrid w:val="0"/>
+        <w:jc w:val="left"/>
+        <w:rPr>
+          <w:rFonts w:ascii="Tahoma" w:eastAsia="微软雅黑" w:hAnsi="Tahoma"/>
+          <w:kern w:val="0"/>
+          <w:sz w:val="22"/>
+        </w:rPr>
+      </w:pPr>
+    </w:p>
+    <w:p>
+      <w:pPr>
+        <w:pStyle w:val="4"/>
+        <w:snapToGrid w:val="0"/>
+        <w:rPr>
+          <w:rFonts w:hint="eastAsia"/>
+        </w:rPr>
+      </w:pPr>
+      <w:r>
+        <w:t>4</w:t>
+      </w:r>
+      <w:r>
+        <w:rPr>
+          <w:rFonts w:hint="eastAsia"/>
+        </w:rPr>
+        <w:t>）</w:t>
+      </w:r>
+      <w:proofErr w:type="gramStart"/>
+      <w:r>
+        <w:rPr>
+          <w:rFonts w:hint="eastAsia"/>
+        </w:rPr>
+        <w:t>卡关注意</w:t>
+      </w:r>
+      <w:proofErr w:type="gramEnd"/>
+      <w:r>
+        <w:rPr>
+          <w:rFonts w:hint="eastAsia"/>
+        </w:rPr>
+        <w:t>事项</w:t>
+      </w:r>
+    </w:p>
+    <w:p>
+      <w:pPr>
+        <w:widowControl/>
+        <w:adjustRightInd w:val="0"/>
+        <w:snapToGrid w:val="0"/>
+        <w:jc w:val="left"/>
+        <w:rPr>
+          <w:rFonts w:ascii="Tahoma" w:eastAsia="微软雅黑" w:hAnsi="Tahoma"/>
+          <w:kern w:val="0"/>
+          <w:sz w:val="22"/>
+        </w:rPr>
+      </w:pPr>
+      <w:r>
+        <w:rPr>
+          <w:rFonts w:ascii="Tahoma" w:eastAsia="微软雅黑" w:hAnsi="Tahoma" w:hint="eastAsia"/>
+          <w:kern w:val="0"/>
+          <w:sz w:val="22"/>
+        </w:rPr>
+        <w:t>这里使用了插件：</w:t>
+      </w:r>
+    </w:p>
+    <w:p>
+      <w:pPr>
+        <w:widowControl/>
+        <w:adjustRightInd w:val="0"/>
+        <w:snapToGrid w:val="0"/>
+        <w:ind w:firstLine="420"/>
+        <w:jc w:val="left"/>
+        <w:rPr>
+          <w:rFonts w:ascii="Tahoma" w:eastAsia="微软雅黑" w:hAnsi="Tahoma"/>
+          <w:kern w:val="0"/>
+          <w:sz w:val="22"/>
+        </w:rPr>
+      </w:pPr>
+      <w:r>
+        <w:rPr>
+          <w:rFonts w:ascii="Tahoma" w:eastAsia="微软雅黑" w:hAnsi="Tahoma"/>
+          <w:kern w:val="0"/>
+          <w:sz w:val="22"/>
+        </w:rPr>
+        <w:t>Drill_WindowMenuButton</w:t>
+      </w:r>
+      <w:r>
+        <w:rPr>
+          <w:rFonts w:ascii="Tahoma" w:eastAsia="微软雅黑" w:hAnsi="Tahoma"/>
+          <w:kern w:val="0"/>
+          <w:sz w:val="22"/>
+        </w:rPr>
+        <w:tab/>
+      </w:r>
+      <w:r>
+        <w:rPr>
+          <w:rFonts w:ascii="Tahoma" w:eastAsia="微软雅黑" w:hAnsi="Tahoma"/>
+          <w:kern w:val="0"/>
+          <w:sz w:val="22"/>
+        </w:rPr>
+        <w:tab/>
+      </w:r>
+      <w:r>
+        <w:rPr>
+          <w:rFonts w:ascii="Tahoma" w:eastAsia="微软雅黑" w:hAnsi="Tahoma"/>
+          <w:kern w:val="0"/>
+          <w:sz w:val="22"/>
+        </w:rPr>
+        <w:tab/>
+      </w:r>
+      <w:r>
+        <w:rPr>
+          <w:rFonts w:ascii="Tahoma" w:eastAsia="微软雅黑" w:hAnsi="Tahoma" w:hint="eastAsia"/>
+          <w:kern w:val="0"/>
+          <w:sz w:val="22"/>
+        </w:rPr>
+        <w:t>控件</w:t>
+      </w:r>
+      <w:r>
+        <w:rPr>
+          <w:rFonts w:ascii="Tahoma" w:eastAsia="微软雅黑" w:hAnsi="Tahoma"/>
+          <w:kern w:val="0"/>
+          <w:sz w:val="22"/>
+        </w:rPr>
+        <w:t xml:space="preserve"> - </w:t>
+      </w:r>
+      <w:r>
+        <w:rPr>
+          <w:rFonts w:ascii="Tahoma" w:eastAsia="微软雅黑" w:hAnsi="Tahoma" w:hint="eastAsia"/>
+          <w:kern w:val="0"/>
+          <w:sz w:val="22"/>
+        </w:rPr>
+        <w:t>主菜单选项按钮管理器</w:t>
+      </w:r>
+    </w:p>
+    <w:p>
+      <w:pPr>
+        <w:widowControl/>
+        <w:adjustRightInd w:val="0"/>
+        <w:snapToGrid w:val="0"/>
+        <w:jc w:val="left"/>
+        <w:rPr>
+          <w:rFonts w:ascii="Tahoma" w:eastAsia="微软雅黑" w:hAnsi="Tahoma"/>
+          <w:kern w:val="0"/>
+          <w:sz w:val="22"/>
+        </w:rPr>
+      </w:pPr>
+      <w:r>
+        <w:rPr>
+          <w:rFonts w:ascii="Tahoma" w:eastAsia="微软雅黑" w:hAnsi="Tahoma" w:hint="eastAsia"/>
+          <w:kern w:val="0"/>
+          <w:sz w:val="22"/>
+        </w:rPr>
+        <w:t>并连接到了公共事件：</w:t>
+      </w:r>
+      <w:r>
+        <w:rPr>
+          <w:rFonts w:ascii="Tahoma" w:eastAsia="微软雅黑" w:hAnsi="Tahoma" w:hint="eastAsia"/>
+          <w:kern w:val="0"/>
+          <w:sz w:val="22"/>
+        </w:rPr>
+        <w:t>“</w:t>
+      </w:r>
+      <w:r>
+        <w:rPr>
+          <w:rFonts w:ascii="Tahoma" w:eastAsia="微软雅黑" w:hAnsi="Tahoma" w:hint="eastAsia"/>
+          <w:kern w:val="0"/>
+          <w:sz w:val="22"/>
+        </w:rPr>
+        <w:t>简易魔塔</w:t>
+      </w:r>
+      <w:r>
+        <w:rPr>
+          <w:rFonts w:ascii="Tahoma" w:eastAsia="微软雅黑" w:hAnsi="Tahoma" w:hint="eastAsia"/>
+          <w:kern w:val="0"/>
+          <w:sz w:val="22"/>
+        </w:rPr>
+        <w:t>-</w:t>
+      </w:r>
+      <w:r>
+        <w:rPr>
+          <w:rFonts w:ascii="Tahoma" w:eastAsia="微软雅黑" w:hAnsi="Tahoma" w:hint="eastAsia"/>
+          <w:kern w:val="0"/>
+          <w:sz w:val="22"/>
+        </w:rPr>
+        <w:t>卡关</w:t>
+      </w:r>
+      <w:r>
+        <w:rPr>
+          <w:rFonts w:ascii="Tahoma" w:eastAsia="微软雅黑" w:hAnsi="Tahoma" w:hint="eastAsia"/>
+          <w:kern w:val="0"/>
+          <w:sz w:val="22"/>
+        </w:rPr>
+        <w:t>”。</w:t>
+      </w:r>
+    </w:p>
+    <w:p>
+      <w:pPr>
+        <w:widowControl/>
+        <w:adjustRightInd w:val="0"/>
+        <w:snapToGrid w:val="0"/>
+        <w:jc w:val="left"/>
+        <w:rPr>
+          <w:rFonts w:ascii="Tahoma" w:eastAsia="微软雅黑" w:hAnsi="Tahoma"/>
+          <w:kern w:val="0"/>
+          <w:sz w:val="22"/>
+        </w:rPr>
+      </w:pPr>
+      <w:r>
+        <w:rPr>
+          <w:rFonts w:ascii="Tahoma" w:eastAsia="微软雅黑" w:hAnsi="Tahoma" w:hint="eastAsia"/>
+          <w:kern w:val="0"/>
+          <w:sz w:val="22"/>
+        </w:rPr>
+        <w:t>玩家可以在菜单界面瞬间传回地图的开始点</w:t>
+      </w:r>
+      <w:r>
+        <w:rPr>
+          <w:rFonts w:ascii="Tahoma" w:eastAsia="微软雅黑" w:hAnsi="Tahoma" w:hint="eastAsia"/>
+          <w:kern w:val="0"/>
+          <w:sz w:val="22"/>
+        </w:rPr>
+        <w:t>，并重置游戏</w:t>
+      </w:r>
+      <w:r>
+        <w:rPr>
+          <w:rFonts w:ascii="Tahoma" w:eastAsia="微软雅黑" w:hAnsi="Tahoma" w:hint="eastAsia"/>
+          <w:kern w:val="0"/>
+          <w:sz w:val="22"/>
+        </w:rPr>
+        <w:t>。</w:t>
+      </w:r>
+    </w:p>
+    <w:p>
+      <w:pPr>
+        <w:widowControl/>
+        <w:jc w:val="center"/>
+        <w:rPr>
+          <w:rFonts w:ascii="宋体" w:eastAsia="宋体" w:hAnsi="宋体" w:cs="宋体" w:hint="eastAsia"/>
+          <w:kern w:val="0"/>
+          <w:sz w:val="24"/>
+          <w:szCs w:val="24"/>
+        </w:rPr>
+      </w:pPr>
+      <w:r>
+        <w:rPr>
+          <w:rFonts w:ascii="宋体" w:eastAsia="宋体" w:hAnsi="宋体" w:cs="宋体"/>
+          <w:noProof/>
+          <w:kern w:val="0"/>
+          <w:sz w:val="24"/>
+          <w:szCs w:val="24"/>
+        </w:rPr>
+        <w:drawing>
+          <wp:inline distT="0" distB="0" distL="0" distR="0" wp14:anchorId="37F0A11F" wp14:editId="6491F2A8">
+            <wp:extent cx="2575560" cy="1100467"/>
+            <wp:effectExtent l="0" t="0" r="0" b="4445"/>
+            <wp:docPr id="10" name="图片 10"/>
+            <wp:cNvGraphicFramePr>
+              <a:graphicFrameLocks xmlns:a="http://schemas.openxmlformats.org/drawingml/2006/main" noChangeAspect="1"/>
+            </wp:cNvGraphicFramePr>
+            <a:graphic xmlns:a="http://schemas.openxmlformats.org/drawingml/2006/main">
+              <a:graphicData uri="http://schemas.openxmlformats.org/drawingml/2006/picture">
+                <pic:pic xmlns:pic="http://schemas.openxmlformats.org/drawingml/2006/picture">
+                  <pic:nvPicPr>
+                    <pic:cNvPr id="0" name="Picture 3"/>
+                    <pic:cNvPicPr>
+                      <a:picLocks noChangeAspect="1" noChangeArrowheads="1"/>
+                    </pic:cNvPicPr>
+                  </pic:nvPicPr>
+                  <pic:blipFill>
+                    <a:blip r:embed="rId13">
+                      <a:extLst>
+                        <a:ext uri="{28A0092B-C50C-407E-A947-70E740481C1C}">
+                          <a14:useLocalDpi xmlns:a14="http://schemas.microsoft.com/office/drawing/2010/main" val="0"/>
+                        </a:ext>
+                      </a:extLst>
+                    </a:blip>
+                    <a:srcRect/>
+                    <a:stretch>
+                      <a:fillRect/>
+                    </a:stretch>
+                  </pic:blipFill>
+                  <pic:spPr bwMode="auto">
+                    <a:xfrm>
+                      <a:off x="0" y="0"/>
+                      <a:ext cx="2585053" cy="1104523"/>
+                    </a:xfrm>
+                    <a:prstGeom prst="rect">
+                      <a:avLst/>
+                    </a:prstGeom>
+                    <a:noFill/>
+                    <a:ln>
+                      <a:noFill/>
+                    </a:ln>
+                  </pic:spPr>
+                </pic:pic>
+              </a:graphicData>
+            </a:graphic>
+          </wp:inline>
+        </w:drawing>
+      </w:r>
+    </w:p>
+    <w:p>
+      <w:pPr>
+        <w:widowControl/>
+        <w:jc w:val="left"/>
+        <w:rPr>
+          <w:rFonts w:ascii="Tahoma" w:eastAsia="微软雅黑" w:hAnsi="Tahoma"/>
+          <w:kern w:val="0"/>
+          <w:sz w:val="22"/>
+        </w:rPr>
+      </w:pPr>
+      <w:r>
+        <w:rPr>
+          <w:rFonts w:ascii="Tahoma" w:eastAsia="微软雅黑" w:hAnsi="Tahoma"/>
+          <w:kern w:val="0"/>
+          <w:sz w:val="22"/>
+        </w:rPr>
+        <w:br w:type="page"/>
+      </w:r>
+    </w:p>
+    <w:p>
+      <w:pPr>
+        <w:pStyle w:val="3"/>
+        <w:rPr>
+          <w:rFonts w:hint="eastAsia"/>
+        </w:rPr>
+      </w:pPr>
+      <w:r>
+        <w:rPr>
+          <w:rFonts w:hint="eastAsia"/>
+        </w:rPr>
+        <w:lastRenderedPageBreak/>
+        <w:t>设计</w:t>
+      </w:r>
+      <w:r>
+        <w:rPr>
+          <w:rFonts w:hint="eastAsia"/>
+        </w:rPr>
+        <w:t>者视角</w:t>
+      </w:r>
+    </w:p>
+    <w:p>
+      <w:pPr>
+        <w:pStyle w:val="4"/>
+        <w:snapToGrid w:val="0"/>
+        <w:rPr>
+          <w:rFonts w:hint="eastAsia"/>
+        </w:rPr>
+      </w:pPr>
+      <w:r>
+        <w:t>1</w:t>
+      </w:r>
+      <w:r>
+        <w:rPr>
+          <w:rFonts w:hint="eastAsia"/>
+        </w:rPr>
+        <w:t>）</w:t>
+      </w:r>
+      <w:r>
+        <w:rPr>
+          <w:rFonts w:hint="eastAsia"/>
+        </w:rPr>
+        <w:t>用途</w:t>
+      </w:r>
+    </w:p>
+    <w:p>
+      <w:pPr>
+        <w:snapToGrid w:val="0"/>
+        <w:spacing w:after="120"/>
+        <w:rPr>
+          <w:rFonts w:ascii="Tahoma" w:eastAsia="微软雅黑" w:hAnsi="Tahoma"/>
+          <w:kern w:val="0"/>
+          <w:sz w:val="22"/>
+        </w:rPr>
+      </w:pPr>
+      <w:proofErr w:type="gramStart"/>
+      <w:r>
+        <w:rPr>
+          <w:rFonts w:ascii="Tahoma" w:eastAsia="微软雅黑" w:hAnsi="Tahoma" w:hint="eastAsia"/>
+          <w:kern w:val="0"/>
+          <w:sz w:val="22"/>
+        </w:rPr>
+        <w:t>魔塔本质</w:t>
+      </w:r>
+      <w:proofErr w:type="gramEnd"/>
+      <w:r>
+        <w:rPr>
+          <w:rFonts w:ascii="Tahoma" w:eastAsia="微软雅黑" w:hAnsi="Tahoma" w:hint="eastAsia"/>
+          <w:kern w:val="0"/>
+          <w:sz w:val="22"/>
+        </w:rPr>
+        <w:t>上是一个数学管理游戏。</w:t>
+      </w:r>
+    </w:p>
+    <w:p>
+      <w:pPr>
+        <w:snapToGrid w:val="0"/>
+        <w:rPr>
+          <w:rFonts w:ascii="Tahoma" w:eastAsia="微软雅黑" w:hAnsi="Tahoma"/>
+          <w:kern w:val="0"/>
+          <w:sz w:val="22"/>
+        </w:rPr>
+      </w:pPr>
+      <w:r>
+        <w:rPr>
+          <w:rFonts w:ascii="Tahoma" w:eastAsia="微软雅黑" w:hAnsi="Tahoma" w:hint="eastAsia"/>
+          <w:kern w:val="0"/>
+          <w:sz w:val="22"/>
+        </w:rPr>
+        <w:t>虽然没有传统</w:t>
+      </w:r>
+      <w:proofErr w:type="gramStart"/>
+      <w:r>
+        <w:rPr>
+          <w:rFonts w:ascii="Tahoma" w:eastAsia="微软雅黑" w:hAnsi="Tahoma" w:hint="eastAsia"/>
+          <w:kern w:val="0"/>
+          <w:sz w:val="22"/>
+        </w:rPr>
+        <w:t>魔塔那样</w:t>
+      </w:r>
+      <w:proofErr w:type="gramEnd"/>
+      <w:r>
+        <w:rPr>
+          <w:rFonts w:ascii="Tahoma" w:eastAsia="微软雅黑" w:hAnsi="Tahoma" w:hint="eastAsia"/>
+          <w:kern w:val="0"/>
+          <w:sz w:val="22"/>
+        </w:rPr>
+        <w:t>有攻击防御的设计，</w:t>
+      </w:r>
+    </w:p>
+    <w:p>
+      <w:pPr>
+        <w:snapToGrid w:val="0"/>
+        <w:rPr>
+          <w:rFonts w:ascii="Tahoma" w:eastAsia="微软雅黑" w:hAnsi="Tahoma"/>
+          <w:kern w:val="0"/>
+          <w:sz w:val="22"/>
+        </w:rPr>
+      </w:pPr>
+      <w:r>
+        <w:rPr>
+          <w:rFonts w:ascii="Tahoma" w:eastAsia="微软雅黑" w:hAnsi="Tahoma" w:hint="eastAsia"/>
+          <w:kern w:val="0"/>
+          <w:sz w:val="22"/>
+        </w:rPr>
+        <w:t>但是按照小爱丽</w:t>
+      </w:r>
+      <w:proofErr w:type="gramStart"/>
+      <w:r>
+        <w:rPr>
+          <w:rFonts w:ascii="Tahoma" w:eastAsia="微软雅黑" w:hAnsi="Tahoma" w:hint="eastAsia"/>
+          <w:kern w:val="0"/>
+          <w:sz w:val="22"/>
+        </w:rPr>
+        <w:t>丝必然扣</w:t>
+      </w:r>
+      <w:proofErr w:type="gramEnd"/>
+      <w:r>
+        <w:rPr>
+          <w:rFonts w:ascii="Tahoma" w:eastAsia="微软雅黑" w:hAnsi="Tahoma" w:hint="eastAsia"/>
+          <w:kern w:val="0"/>
+          <w:sz w:val="22"/>
+        </w:rPr>
+        <w:t>主角</w:t>
+      </w:r>
+      <w:r>
+        <w:rPr>
+          <w:rFonts w:ascii="Tahoma" w:eastAsia="微软雅黑" w:hAnsi="Tahoma" w:hint="eastAsia"/>
+          <w:kern w:val="0"/>
+          <w:sz w:val="22"/>
+        </w:rPr>
+        <w:t>1</w:t>
+      </w:r>
+      <w:r>
+        <w:rPr>
+          <w:rFonts w:ascii="Tahoma" w:eastAsia="微软雅黑" w:hAnsi="Tahoma" w:hint="eastAsia"/>
+          <w:kern w:val="0"/>
+          <w:sz w:val="22"/>
+        </w:rPr>
+        <w:t>点生命来计算也是有效的。</w:t>
+      </w:r>
+    </w:p>
+    <w:p>
+      <w:pPr>
+        <w:snapToGrid w:val="0"/>
+        <w:rPr>
+          <w:rFonts w:ascii="Tahoma" w:eastAsia="微软雅黑" w:hAnsi="Tahoma"/>
+          <w:kern w:val="0"/>
+          <w:sz w:val="22"/>
+        </w:rPr>
+      </w:pPr>
+      <w:r>
+        <w:rPr>
+          <w:rFonts w:ascii="Tahoma" w:eastAsia="微软雅黑" w:hAnsi="Tahoma" w:hint="eastAsia"/>
+          <w:kern w:val="0"/>
+          <w:sz w:val="22"/>
+        </w:rPr>
+        <w:t>这样能估算出玩家到达每一层时最多剩余的血量、钥匙。</w:t>
+      </w:r>
+    </w:p>
+    <w:p>
+      <w:pPr>
+        <w:snapToGrid w:val="0"/>
+        <w:rPr>
+          <w:rFonts w:ascii="Tahoma" w:eastAsia="微软雅黑" w:hAnsi="Tahoma"/>
+          <w:kern w:val="0"/>
+          <w:sz w:val="22"/>
+        </w:rPr>
+      </w:pPr>
+      <w:r>
+        <w:rPr>
+          <w:rFonts w:ascii="Tahoma" w:eastAsia="微软雅黑" w:hAnsi="Tahoma" w:hint="eastAsia"/>
+          <w:kern w:val="0"/>
+          <w:sz w:val="22"/>
+        </w:rPr>
+        <w:t>从而分配</w:t>
+      </w:r>
+      <w:r>
+        <w:rPr>
+          <w:rFonts w:ascii="Tahoma" w:eastAsia="微软雅黑" w:hAnsi="Tahoma" w:hint="eastAsia"/>
+          <w:kern w:val="0"/>
+          <w:sz w:val="22"/>
+        </w:rPr>
+        <w:t>boss</w:t>
+      </w:r>
+      <w:r>
+        <w:rPr>
+          <w:rFonts w:ascii="Tahoma" w:eastAsia="微软雅黑" w:hAnsi="Tahoma" w:hint="eastAsia"/>
+          <w:kern w:val="0"/>
+          <w:sz w:val="22"/>
+        </w:rPr>
+        <w:t>、重重阻碍的大门。</w:t>
+      </w:r>
+    </w:p>
+    <w:p>
+      <w:pPr>
+        <w:snapToGrid w:val="0"/>
+        <w:rPr>
+          <w:rFonts w:ascii="Tahoma" w:eastAsia="微软雅黑" w:hAnsi="Tahoma"/>
+          <w:kern w:val="0"/>
+          <w:sz w:val="22"/>
+        </w:rPr>
+      </w:pPr>
+      <w:r>
+        <w:rPr>
+          <w:rFonts w:ascii="Tahoma" w:eastAsia="微软雅黑" w:hAnsi="Tahoma" w:hint="eastAsia"/>
+          <w:kern w:val="0"/>
+          <w:sz w:val="22"/>
+        </w:rPr>
+        <w:t>你也可以采用后面章节的方法来设计：</w:t>
+      </w:r>
+      <w:hyperlink w:anchor="_资源换算法" w:history="1">
+        <w:r>
+          <w:rPr>
+            <w:rStyle w:val="a4"/>
+            <w:rFonts w:ascii="Tahoma" w:eastAsia="微软雅黑" w:hAnsi="Tahoma" w:hint="eastAsia"/>
+            <w:kern w:val="0"/>
+            <w:sz w:val="22"/>
+          </w:rPr>
+          <w:t>资源换算法</w:t>
+        </w:r>
+      </w:hyperlink>
+      <w:r>
+        <w:rPr>
+          <w:rFonts w:ascii="Tahoma" w:eastAsia="微软雅黑" w:hAnsi="Tahoma" w:hint="eastAsia"/>
+          <w:kern w:val="0"/>
+          <w:sz w:val="22"/>
+        </w:rPr>
+        <w:t xml:space="preserve"> </w:t>
+      </w:r>
+      <w:r>
+        <w:rPr>
+          <w:rFonts w:ascii="Tahoma" w:eastAsia="微软雅黑" w:hAnsi="Tahoma" w:hint="eastAsia"/>
+          <w:kern w:val="0"/>
+          <w:sz w:val="22"/>
+        </w:rPr>
+        <w:t>。</w:t>
+      </w:r>
+    </w:p>
+    <w:p>
+      <w:pPr>
+        <w:snapToGrid w:val="0"/>
+        <w:rPr>
+          <w:rFonts w:ascii="Tahoma" w:eastAsia="微软雅黑" w:hAnsi="Tahoma"/>
+          <w:kern w:val="0"/>
+          <w:sz w:val="22"/>
+        </w:rPr>
+      </w:pPr>
+    </w:p>
+    <w:p>
+      <w:pPr>
+        <w:pStyle w:val="4"/>
+        <w:snapToGrid w:val="0"/>
+        <w:rPr>
+          <w:rFonts w:hint="eastAsia"/>
+        </w:rPr>
+      </w:pPr>
+      <w:r>
+        <w:rPr>
+          <w:rFonts w:hint="eastAsia"/>
+        </w:rPr>
+        <w:t>2</w:t>
+      </w:r>
+      <w:r>
+        <w:rPr>
+          <w:rFonts w:hint="eastAsia"/>
+        </w:rPr>
+        <w:t>）</w:t>
+      </w:r>
+      <w:r>
+        <w:rPr>
+          <w:rFonts w:hint="eastAsia"/>
+        </w:rPr>
+        <w:t>难度</w:t>
+      </w:r>
+      <w:r>
+        <w:rPr>
+          <w:rFonts w:hint="eastAsia"/>
+        </w:rPr>
+        <w:t>安排</w:t>
+      </w:r>
+    </w:p>
+    <w:p>
+      <w:pPr>
+        <w:snapToGrid w:val="0"/>
+        <w:rPr>
+          <w:rFonts w:ascii="Tahoma" w:eastAsia="微软雅黑" w:hAnsi="Tahoma"/>
+          <w:kern w:val="0"/>
+          <w:sz w:val="22"/>
+        </w:rPr>
+      </w:pPr>
+      <w:r>
+        <w:rPr>
+          <w:rFonts w:ascii="Tahoma" w:eastAsia="微软雅黑" w:hAnsi="Tahoma" w:hint="eastAsia"/>
+          <w:kern w:val="0"/>
+          <w:sz w:val="22"/>
+        </w:rPr>
+        <w:t>如果你需要在你的游戏中添加该解谜类型，</w:t>
+      </w:r>
+    </w:p>
+    <w:p>
+      <w:pPr>
+        <w:snapToGrid w:val="0"/>
+        <w:rPr>
+          <w:rFonts w:ascii="Tahoma" w:eastAsia="微软雅黑" w:hAnsi="Tahoma"/>
+          <w:kern w:val="0"/>
+          <w:sz w:val="22"/>
+        </w:rPr>
+      </w:pPr>
+      <w:r>
+        <w:rPr>
+          <w:rFonts w:ascii="Tahoma" w:eastAsia="微软雅黑" w:hAnsi="Tahoma" w:hint="eastAsia"/>
+          <w:kern w:val="0"/>
+          <w:sz w:val="22"/>
+        </w:rPr>
+        <w:t>作为一个独立的支线小游戏来增加你的</w:t>
+      </w:r>
+      <w:r>
+        <w:rPr>
+          <w:rFonts w:ascii="Tahoma" w:eastAsia="微软雅黑" w:hAnsi="Tahoma" w:hint="eastAsia"/>
+          <w:kern w:val="0"/>
+          <w:sz w:val="22"/>
+        </w:rPr>
+        <w:t xml:space="preserve"> </w:t>
+      </w:r>
+      <w:r>
+        <w:rPr>
+          <w:rFonts w:ascii="Tahoma" w:eastAsia="微软雅黑" w:hAnsi="Tahoma" w:hint="eastAsia"/>
+          <w:kern w:val="0"/>
+          <w:sz w:val="22"/>
+        </w:rPr>
+        <w:t>游戏性</w:t>
+      </w:r>
+      <w:r>
+        <w:rPr>
+          <w:rFonts w:ascii="Tahoma" w:eastAsia="微软雅黑" w:hAnsi="Tahoma" w:hint="eastAsia"/>
+          <w:kern w:val="0"/>
+          <w:sz w:val="22"/>
+        </w:rPr>
+        <w:t xml:space="preserve"> </w:t>
+      </w:r>
+      <w:r>
+        <w:rPr>
+          <w:rFonts w:ascii="Tahoma" w:eastAsia="微软雅黑" w:hAnsi="Tahoma" w:hint="eastAsia"/>
+          <w:kern w:val="0"/>
+          <w:sz w:val="22"/>
+        </w:rPr>
+        <w:t>即可。</w:t>
+      </w:r>
+    </w:p>
+    <w:p>
+      <w:pPr>
+        <w:snapToGrid w:val="0"/>
+        <w:rPr>
+          <w:rFonts w:ascii="Tahoma" w:eastAsia="微软雅黑" w:hAnsi="Tahoma"/>
+          <w:kern w:val="0"/>
+          <w:sz w:val="22"/>
+        </w:rPr>
+      </w:pPr>
+      <w:r>
+        <w:rPr>
+          <w:rFonts w:ascii="Tahoma" w:eastAsia="微软雅黑" w:hAnsi="Tahoma" w:hint="eastAsia"/>
+          <w:kern w:val="0"/>
+          <w:sz w:val="22"/>
+        </w:rPr>
+        <w:t>你也可以直接基于此制作</w:t>
+      </w:r>
+      <w:r>
+        <w:rPr>
+          <w:rFonts w:ascii="Tahoma" w:eastAsia="微软雅黑" w:hAnsi="Tahoma"/>
+          <w:kern w:val="0"/>
+          <w:sz w:val="22"/>
+        </w:rPr>
+        <w:t>50</w:t>
+      </w:r>
+      <w:r>
+        <w:rPr>
+          <w:rFonts w:ascii="Tahoma" w:eastAsia="微软雅黑" w:hAnsi="Tahoma" w:hint="eastAsia"/>
+          <w:kern w:val="0"/>
+          <w:sz w:val="22"/>
+        </w:rPr>
+        <w:t>层以上的</w:t>
+      </w:r>
+      <w:proofErr w:type="gramStart"/>
+      <w:r>
+        <w:rPr>
+          <w:rFonts w:ascii="Tahoma" w:eastAsia="微软雅黑" w:hAnsi="Tahoma" w:hint="eastAsia"/>
+          <w:kern w:val="0"/>
+          <w:sz w:val="22"/>
+        </w:rPr>
+        <w:t>完整魔塔游戏</w:t>
+      </w:r>
+      <w:proofErr w:type="gramEnd"/>
+      <w:r>
+        <w:rPr>
+          <w:rFonts w:ascii="Tahoma" w:eastAsia="微软雅黑" w:hAnsi="Tahoma" w:hint="eastAsia"/>
+          <w:kern w:val="0"/>
+          <w:sz w:val="22"/>
+        </w:rPr>
+        <w:t>。</w:t>
+      </w:r>
+    </w:p>
+    <w:p>
+      <w:pPr>
+        <w:widowControl/>
+        <w:jc w:val="left"/>
+        <w:rPr>
+          <w:rFonts w:ascii="Tahoma" w:eastAsia="微软雅黑" w:hAnsi="Tahoma"/>
+          <w:kern w:val="0"/>
+          <w:sz w:val="22"/>
+        </w:rPr>
+      </w:pPr>
+    </w:p>
+    <w:p>
+      <w:pPr>
+        <w:widowControl/>
+        <w:jc w:val="left"/>
+        <w:rPr>
+          <w:rFonts w:ascii="Tahoma" w:eastAsia="微软雅黑" w:hAnsi="Tahoma"/>
+          <w:kern w:val="0"/>
+          <w:sz w:val="22"/>
+        </w:rPr>
+      </w:pPr>
+      <w:r>
+        <w:rPr>
+          <w:rFonts w:ascii="Tahoma" w:eastAsia="微软雅黑" w:hAnsi="Tahoma"/>
+          <w:kern w:val="0"/>
+          <w:sz w:val="22"/>
+        </w:rPr>
+        <w:br w:type="page"/>
+      </w:r>
+    </w:p>
+    <w:p>
+      <w:pPr>
+        <w:pStyle w:val="3"/>
+        <w:rPr>
+          <w:rFonts w:hint="eastAsia"/>
+        </w:rPr>
+      </w:pPr>
+      <w:proofErr w:type="gramStart"/>
+      <w:r>
+        <w:rPr>
+          <w:rFonts w:hint="eastAsia"/>
+        </w:rPr>
+        <w:lastRenderedPageBreak/>
+        <w:t>谜</w:t>
+      </w:r>
+      <w:proofErr w:type="gramEnd"/>
+      <w:r>
+        <w:rPr>
+          <w:rFonts w:hint="eastAsia"/>
+        </w:rPr>
+        <w:t>题解法</w:t>
+      </w:r>
+    </w:p>
+    <w:p>
+      <w:pPr>
+        <w:pStyle w:val="4"/>
+        <w:snapToGrid w:val="0"/>
+        <w:rPr>
+          <w:rFonts w:hint="eastAsia"/>
+        </w:rPr>
+      </w:pPr>
+      <w:bookmarkStart w:id="2" w:name="_资源换算法"/>
+      <w:bookmarkEnd w:id="2"/>
+      <w:r>
+        <w:rPr>
+          <w:rFonts w:hint="eastAsia"/>
+        </w:rPr>
+        <w:t>1</w:t>
+      </w:r>
+      <w:r>
+        <w:rPr>
+          <w:rFonts w:hint="eastAsia"/>
+        </w:rPr>
+        <w:t>）</w:t>
+      </w:r>
+      <w:r>
+        <w:rPr>
+          <w:rFonts w:hint="eastAsia"/>
+        </w:rPr>
+        <w:t>资源换算法</w:t>
+      </w:r>
+    </w:p>
+    <w:p>
+      <w:pPr>
+        <w:snapToGrid w:val="0"/>
+        <w:rPr>
+          <w:rFonts w:ascii="Tahoma" w:eastAsia="微软雅黑" w:hAnsi="Tahoma"/>
+          <w:kern w:val="0"/>
+          <w:sz w:val="22"/>
+        </w:rPr>
+      </w:pPr>
+      <w:r>
+        <w:rPr>
+          <w:rFonts w:ascii="Tahoma" w:eastAsia="微软雅黑" w:hAnsi="Tahoma" w:hint="eastAsia"/>
+          <w:kern w:val="0"/>
+          <w:sz w:val="22"/>
+        </w:rPr>
+        <w:t>在玩此类游戏时，我们可以将每个房间都划分成一个个小的区域。</w:t>
+      </w:r>
+    </w:p>
+    <w:p>
+      <w:pPr>
+        <w:snapToGrid w:val="0"/>
+        <w:jc w:val="center"/>
+        <w:rPr>
+          <w:rFonts w:ascii="宋体" w:eastAsia="宋体" w:hAnsi="宋体" w:cs="宋体" w:hint="eastAsia"/>
+          <w:kern w:val="0"/>
+          <w:sz w:val="24"/>
+          <w:szCs w:val="24"/>
+        </w:rPr>
+      </w:pPr>
+      <w:r>
+        <w:rPr>
+          <w:rFonts w:ascii="宋体" w:eastAsia="宋体" w:hAnsi="宋体" w:cs="宋体"/>
+          <w:noProof/>
+          <w:kern w:val="0"/>
+          <w:sz w:val="24"/>
+          <w:szCs w:val="24"/>
+        </w:rPr>
+        <w:drawing>
+          <wp:inline distT="0" distB="0" distL="0" distR="0" wp14:anchorId="7B2EEEC6" wp14:editId="528B1026">
+            <wp:extent cx="2476500" cy="2476500"/>
+            <wp:effectExtent l="0" t="0" r="0" b="0"/>
+            <wp:docPr id="24" name="图片 24"/>
+            <wp:cNvGraphicFramePr>
+              <a:graphicFrameLocks xmlns:a="http://schemas.openxmlformats.org/drawingml/2006/main" noChangeAspect="1"/>
+            </wp:cNvGraphicFramePr>
+            <a:graphic xmlns:a="http://schemas.openxmlformats.org/drawingml/2006/main">
+              <a:graphicData uri="http://schemas.openxmlformats.org/drawingml/2006/picture">
+                <pic:pic xmlns:pic="http://schemas.openxmlformats.org/drawingml/2006/picture">
+                  <pic:nvPicPr>
+                    <pic:cNvPr id="0" name="Picture 19"/>
+                    <pic:cNvPicPr>
+                      <a:picLocks noChangeAspect="1" noChangeArrowheads="1"/>
+                    </pic:cNvPicPr>
+                  </pic:nvPicPr>
+                  <pic:blipFill>
+                    <a:blip r:embed="rId14">
+                      <a:extLst>
+                        <a:ext uri="{28A0092B-C50C-407E-A947-70E740481C1C}">
+                          <a14:useLocalDpi xmlns:a14="http://schemas.microsoft.com/office/drawing/2010/main" val="0"/>
+                        </a:ext>
+                      </a:extLst>
+                    </a:blip>
+                    <a:srcRect/>
+                    <a:stretch>
+                      <a:fillRect/>
+                    </a:stretch>
+                  </pic:blipFill>
+                  <pic:spPr bwMode="auto">
+                    <a:xfrm>
+                      <a:off x="0" y="0"/>
+                      <a:ext cx="2476500" cy="2476500"/>
+                    </a:xfrm>
+                    <a:prstGeom prst="rect">
+                      <a:avLst/>
+                    </a:prstGeom>
+                    <a:noFill/>
+                    <a:ln>
+                      <a:noFill/>
+                    </a:ln>
+                  </pic:spPr>
+                </pic:pic>
+              </a:graphicData>
+            </a:graphic>
+          </wp:inline>
+        </w:drawing>
+      </w:r>
+    </w:p>
+    <w:p>
+      <w:pPr>
+        <w:snapToGrid w:val="0"/>
+        <w:rPr>
+          <w:rFonts w:ascii="Tahoma" w:eastAsia="微软雅黑" w:hAnsi="Tahoma"/>
+          <w:kern w:val="0"/>
+          <w:sz w:val="22"/>
+        </w:rPr>
+      </w:pPr>
+      <w:r>
+        <w:rPr>
+          <w:rFonts w:ascii="Tahoma" w:eastAsia="微软雅黑" w:hAnsi="Tahoma" w:hint="eastAsia"/>
+          <w:kern w:val="0"/>
+          <w:sz w:val="22"/>
+        </w:rPr>
+        <w:t>进入区域前，都需要思考一下这会付出多少代价，然后得到多少资源。</w:t>
+      </w:r>
+    </w:p>
+    <w:p>
+      <w:pPr>
+        <w:snapToGrid w:val="0"/>
+        <w:rPr>
+          <w:rFonts w:ascii="Tahoma" w:eastAsia="微软雅黑" w:hAnsi="Tahoma"/>
+          <w:kern w:val="0"/>
+          <w:sz w:val="22"/>
+        </w:rPr>
+      </w:pPr>
+      <w:r>
+        <w:rPr>
+          <w:rFonts w:ascii="Tahoma" w:eastAsia="微软雅黑" w:hAnsi="Tahoma" w:hint="eastAsia"/>
+          <w:kern w:val="0"/>
+          <w:sz w:val="22"/>
+        </w:rPr>
+        <w:t>如下图，</w:t>
+      </w:r>
+      <w:r>
+        <w:rPr>
+          <w:rFonts w:ascii="Tahoma" w:eastAsia="微软雅黑" w:hAnsi="Tahoma" w:hint="eastAsia"/>
+          <w:kern w:val="0"/>
+          <w:sz w:val="22"/>
+        </w:rPr>
+        <w:t>1</w:t>
+      </w:r>
+      <w:r>
+        <w:rPr>
+          <w:rFonts w:ascii="Tahoma" w:eastAsia="微软雅黑" w:hAnsi="Tahoma" w:hint="eastAsia"/>
+          <w:kern w:val="0"/>
+          <w:sz w:val="22"/>
+        </w:rPr>
+        <w:t>个敌人</w:t>
+      </w:r>
+      <w:r>
+        <w:rPr>
+          <w:rFonts w:ascii="Tahoma" w:eastAsia="微软雅黑" w:hAnsi="Tahoma" w:hint="eastAsia"/>
+          <w:kern w:val="0"/>
+          <w:sz w:val="22"/>
+        </w:rPr>
+        <w:t>(-</w:t>
+      </w:r>
+      <w:r>
+        <w:rPr>
+          <w:rFonts w:ascii="Tahoma" w:eastAsia="微软雅黑" w:hAnsi="Tahoma"/>
+          <w:kern w:val="0"/>
+          <w:sz w:val="22"/>
+        </w:rPr>
+        <w:t>1</w:t>
+      </w:r>
+      <w:r>
+        <w:rPr>
+          <w:rFonts w:ascii="Tahoma" w:eastAsia="微软雅黑" w:hAnsi="Tahoma" w:hint="eastAsia"/>
+          <w:kern w:val="0"/>
+          <w:sz w:val="22"/>
+        </w:rPr>
+        <w:t>生命</w:t>
+      </w:r>
+      <w:r>
+        <w:rPr>
+          <w:rFonts w:ascii="Tahoma" w:eastAsia="微软雅黑" w:hAnsi="Tahoma" w:hint="eastAsia"/>
+          <w:kern w:val="0"/>
+          <w:sz w:val="22"/>
+        </w:rPr>
+        <w:t>)</w:t>
+      </w:r>
+      <w:r>
+        <w:rPr>
+          <w:rFonts w:ascii="Tahoma" w:eastAsia="微软雅黑" w:hAnsi="Tahoma" w:hint="eastAsia"/>
+          <w:kern w:val="0"/>
+          <w:sz w:val="22"/>
+        </w:rPr>
+        <w:t>可以换</w:t>
+      </w:r>
+      <w:r>
+        <w:rPr>
+          <w:rFonts w:ascii="Tahoma" w:eastAsia="微软雅黑" w:hAnsi="Tahoma" w:hint="eastAsia"/>
+          <w:kern w:val="0"/>
+          <w:sz w:val="22"/>
+        </w:rPr>
+        <w:t xml:space="preserve"> </w:t>
+      </w:r>
+      <w:r>
+        <w:rPr>
+          <w:rFonts w:ascii="Tahoma" w:eastAsia="微软雅黑" w:hAnsi="Tahoma"/>
+          <w:kern w:val="0"/>
+          <w:sz w:val="22"/>
+        </w:rPr>
+        <w:t>1</w:t>
+      </w:r>
+      <w:r>
+        <w:rPr>
+          <w:rFonts w:ascii="Tahoma" w:eastAsia="微软雅黑" w:hAnsi="Tahoma" w:hint="eastAsia"/>
+          <w:kern w:val="0"/>
+          <w:sz w:val="22"/>
+        </w:rPr>
+        <w:t>生命</w:t>
+      </w:r>
+      <w:r>
+        <w:rPr>
+          <w:rFonts w:ascii="Tahoma" w:eastAsia="微软雅黑" w:hAnsi="Tahoma" w:hint="eastAsia"/>
+          <w:kern w:val="0"/>
+          <w:sz w:val="22"/>
+        </w:rPr>
+        <w:t>+</w:t>
+      </w:r>
+      <w:r>
+        <w:rPr>
+          <w:rFonts w:ascii="Tahoma" w:eastAsia="微软雅黑" w:hAnsi="Tahoma"/>
+          <w:kern w:val="0"/>
+          <w:sz w:val="22"/>
+        </w:rPr>
+        <w:t>2</w:t>
+      </w:r>
+      <w:r>
+        <w:rPr>
+          <w:rFonts w:ascii="Tahoma" w:eastAsia="微软雅黑" w:hAnsi="Tahoma" w:hint="eastAsia"/>
+          <w:kern w:val="0"/>
+          <w:sz w:val="22"/>
+        </w:rPr>
+        <w:t>塔币。</w:t>
+      </w:r>
+    </w:p>
+    <w:p>
+      <w:pPr>
+        <w:snapToGrid w:val="0"/>
+        <w:jc w:val="center"/>
+        <w:rPr>
+          <w:rFonts w:ascii="Tahoma" w:eastAsia="微软雅黑" w:hAnsi="Tahoma"/>
+          <w:kern w:val="0"/>
+          <w:sz w:val="22"/>
+        </w:rPr>
+      </w:pPr>
+      <w:r>
+        <w:rPr>
+          <w:rFonts w:ascii="Tahoma" w:eastAsia="微软雅黑" w:hAnsi="Tahoma"/>
+          <w:noProof/>
+          <w:kern w:val="0"/>
+          <w:sz w:val="22"/>
+        </w:rPr>
+        <w:drawing>
+          <wp:inline distT="0" distB="0" distL="0" distR="0" wp14:anchorId="3BF76323" wp14:editId="1CA30DAF">
+            <wp:extent cx="1143000" cy="1129709"/>
+            <wp:effectExtent l="0" t="0" r="0" b="0"/>
+            <wp:docPr id="26" name="图片 26"/>
+            <wp:cNvGraphicFramePr>
+              <a:graphicFrameLocks xmlns:a="http://schemas.openxmlformats.org/drawingml/2006/main" noChangeAspect="1"/>
+            </wp:cNvGraphicFramePr>
+            <a:graphic xmlns:a="http://schemas.openxmlformats.org/drawingml/2006/main">
+              <a:graphicData uri="http://schemas.openxmlformats.org/drawingml/2006/picture">
+                <pic:pic xmlns:pic="http://schemas.openxmlformats.org/drawingml/2006/picture">
+                  <pic:nvPicPr>
+                    <pic:cNvPr id="0" name="Picture 26"/>
+                    <pic:cNvPicPr>
+                      <a:picLocks noChangeAspect="1" noChangeArrowheads="1"/>
+                    </pic:cNvPicPr>
+                  </pic:nvPicPr>
+                  <pic:blipFill>
+                    <a:blip r:embed="rId15">
+                      <a:extLst>
+                        <a:ext uri="{28A0092B-C50C-407E-A947-70E740481C1C}">
+                          <a14:useLocalDpi xmlns:a14="http://schemas.microsoft.com/office/drawing/2010/main" val="0"/>
+                        </a:ext>
+                      </a:extLst>
+                    </a:blip>
+                    <a:srcRect/>
+                    <a:stretch>
+                      <a:fillRect/>
+                    </a:stretch>
+                  </pic:blipFill>
+                  <pic:spPr bwMode="auto">
+                    <a:xfrm>
+                      <a:off x="0" y="0"/>
+                      <a:ext cx="1146039" cy="1132713"/>
+                    </a:xfrm>
+                    <a:prstGeom prst="rect">
+                      <a:avLst/>
+                    </a:prstGeom>
+                    <a:noFill/>
+                    <a:ln>
+                      <a:noFill/>
+                    </a:ln>
+                  </pic:spPr>
+                </pic:pic>
+              </a:graphicData>
+            </a:graphic>
+          </wp:inline>
+        </w:drawing>
+      </w:r>
+    </w:p>
+    <w:p>
+      <w:pPr>
+        <w:snapToGrid w:val="0"/>
+        <w:rPr>
+          <w:rFonts w:ascii="Tahoma" w:eastAsia="微软雅黑" w:hAnsi="Tahoma"/>
+          <w:kern w:val="0"/>
+          <w:sz w:val="22"/>
+        </w:rPr>
+      </w:pPr>
+      <w:proofErr w:type="gramStart"/>
+      <w:r>
+        <w:rPr>
+          <w:rFonts w:ascii="Tahoma" w:eastAsia="微软雅黑" w:hAnsi="Tahoma" w:hint="eastAsia"/>
+          <w:kern w:val="0"/>
+          <w:sz w:val="22"/>
+        </w:rPr>
+        <w:t>再如下</w:t>
+      </w:r>
+      <w:proofErr w:type="gramEnd"/>
+      <w:r>
+        <w:rPr>
+          <w:rFonts w:ascii="Tahoma" w:eastAsia="微软雅黑" w:hAnsi="Tahoma" w:hint="eastAsia"/>
+          <w:kern w:val="0"/>
+          <w:sz w:val="22"/>
+        </w:rPr>
+        <w:t>图，</w:t>
+      </w:r>
+      <w:r>
+        <w:rPr>
+          <w:rFonts w:ascii="Tahoma" w:eastAsia="微软雅黑" w:hAnsi="Tahoma" w:hint="eastAsia"/>
+          <w:kern w:val="0"/>
+          <w:sz w:val="22"/>
+        </w:rPr>
+        <w:t>1</w:t>
+      </w:r>
+      <w:r>
+        <w:rPr>
+          <w:rFonts w:ascii="Tahoma" w:eastAsia="微软雅黑" w:hAnsi="Tahoma" w:hint="eastAsia"/>
+          <w:kern w:val="0"/>
+          <w:sz w:val="22"/>
+        </w:rPr>
+        <w:t>个敌人</w:t>
+      </w:r>
+      <w:r>
+        <w:rPr>
+          <w:rFonts w:ascii="Tahoma" w:eastAsia="微软雅黑" w:hAnsi="Tahoma" w:hint="eastAsia"/>
+          <w:kern w:val="0"/>
+          <w:sz w:val="22"/>
+        </w:rPr>
+        <w:t>(-</w:t>
+      </w:r>
+      <w:r>
+        <w:rPr>
+          <w:rFonts w:ascii="Tahoma" w:eastAsia="微软雅黑" w:hAnsi="Tahoma"/>
+          <w:kern w:val="0"/>
+          <w:sz w:val="22"/>
+        </w:rPr>
+        <w:t>1</w:t>
+      </w:r>
+      <w:r>
+        <w:rPr>
+          <w:rFonts w:ascii="Tahoma" w:eastAsia="微软雅黑" w:hAnsi="Tahoma" w:hint="eastAsia"/>
+          <w:kern w:val="0"/>
+          <w:sz w:val="22"/>
+        </w:rPr>
+        <w:t>生命</w:t>
+      </w:r>
+      <w:r>
+        <w:rPr>
+          <w:rFonts w:ascii="Tahoma" w:eastAsia="微软雅黑" w:hAnsi="Tahoma" w:hint="eastAsia"/>
+          <w:kern w:val="0"/>
+          <w:sz w:val="22"/>
+        </w:rPr>
+        <w:t>)</w:t>
+      </w:r>
+      <w:r>
+        <w:rPr>
+          <w:rFonts w:ascii="Tahoma" w:eastAsia="微软雅黑" w:hAnsi="Tahoma"/>
+          <w:kern w:val="0"/>
+          <w:sz w:val="22"/>
+        </w:rPr>
+        <w:t xml:space="preserve"> </w:t>
+      </w:r>
+      <w:r>
+        <w:rPr>
+          <w:rFonts w:ascii="Tahoma" w:eastAsia="微软雅黑" w:hAnsi="Tahoma" w:hint="eastAsia"/>
+          <w:kern w:val="0"/>
+          <w:sz w:val="22"/>
+        </w:rPr>
+        <w:t>或</w:t>
+      </w:r>
+      <w:r>
+        <w:rPr>
+          <w:rFonts w:ascii="Tahoma" w:eastAsia="微软雅黑" w:hAnsi="Tahoma" w:hint="eastAsia"/>
+          <w:kern w:val="0"/>
+          <w:sz w:val="22"/>
+        </w:rPr>
+        <w:t xml:space="preserve"> 1</w:t>
+      </w:r>
+      <w:r>
+        <w:rPr>
+          <w:rFonts w:ascii="Tahoma" w:eastAsia="微软雅黑" w:hAnsi="Tahoma" w:hint="eastAsia"/>
+          <w:kern w:val="0"/>
+          <w:sz w:val="22"/>
+        </w:rPr>
+        <w:t>把黄钥匙</w:t>
+      </w:r>
+      <w:r>
+        <w:rPr>
+          <w:rFonts w:ascii="Tahoma" w:eastAsia="微软雅黑" w:hAnsi="Tahoma" w:hint="eastAsia"/>
+          <w:kern w:val="0"/>
+          <w:sz w:val="22"/>
+        </w:rPr>
+        <w:t xml:space="preserve"> </w:t>
+      </w:r>
+      <w:r>
+        <w:rPr>
+          <w:rFonts w:ascii="Tahoma" w:eastAsia="微软雅黑" w:hAnsi="Tahoma" w:hint="eastAsia"/>
+          <w:kern w:val="0"/>
+          <w:sz w:val="22"/>
+        </w:rPr>
+        <w:t>可以换</w:t>
+      </w:r>
+      <w:r>
+        <w:rPr>
+          <w:rFonts w:ascii="Tahoma" w:eastAsia="微软雅黑" w:hAnsi="Tahoma" w:hint="eastAsia"/>
+          <w:kern w:val="0"/>
+          <w:sz w:val="22"/>
+        </w:rPr>
+        <w:t xml:space="preserve"> </w:t>
+      </w:r>
+      <w:r>
+        <w:rPr>
+          <w:rFonts w:ascii="Tahoma" w:eastAsia="微软雅黑" w:hAnsi="Tahoma"/>
+          <w:kern w:val="0"/>
+          <w:sz w:val="22"/>
+        </w:rPr>
+        <w:t>1</w:t>
+      </w:r>
+      <w:r>
+        <w:rPr>
+          <w:rFonts w:ascii="Tahoma" w:eastAsia="微软雅黑" w:hAnsi="Tahoma" w:hint="eastAsia"/>
+          <w:kern w:val="0"/>
+          <w:sz w:val="22"/>
+        </w:rPr>
+        <w:t>把蓝钥匙。</w:t>
+      </w:r>
+    </w:p>
+    <w:p>
+      <w:pPr>
+        <w:widowControl/>
+        <w:jc w:val="center"/>
+        <w:rPr>
+          <w:rFonts w:ascii="宋体" w:eastAsia="宋体" w:hAnsi="宋体" w:cs="宋体" w:hint="eastAsia"/>
+          <w:kern w:val="0"/>
+          <w:sz w:val="24"/>
+          <w:szCs w:val="24"/>
+        </w:rPr>
+      </w:pPr>
+      <w:r>
+        <w:rPr>
+          <w:rFonts w:ascii="宋体" w:eastAsia="宋体" w:hAnsi="宋体" w:cs="宋体"/>
+          <w:noProof/>
+          <w:kern w:val="0"/>
+          <w:sz w:val="24"/>
+          <w:szCs w:val="24"/>
+        </w:rPr>
+        <w:drawing>
+          <wp:inline distT="0" distB="0" distL="0" distR="0" wp14:anchorId="3650AF7E" wp14:editId="50694219">
+            <wp:extent cx="1059180" cy="1562617"/>
+            <wp:effectExtent l="0" t="0" r="7620" b="0"/>
+            <wp:docPr id="28" name="图片 28"/>
+            <wp:cNvGraphicFramePr>
+              <a:graphicFrameLocks xmlns:a="http://schemas.openxmlformats.org/drawingml/2006/main" noChangeAspect="1"/>
+            </wp:cNvGraphicFramePr>
+            <a:graphic xmlns:a="http://schemas.openxmlformats.org/drawingml/2006/main">
+              <a:graphicData uri="http://schemas.openxmlformats.org/drawingml/2006/picture">
+                <pic:pic xmlns:pic="http://schemas.openxmlformats.org/drawingml/2006/picture">
+                  <pic:nvPicPr>
+                    <pic:cNvPr id="0" name="Picture 30"/>
+                    <pic:cNvPicPr>
+                      <a:picLocks noChangeAspect="1" noChangeArrowheads="1"/>
+                    </pic:cNvPicPr>
+                  </pic:nvPicPr>
+                  <pic:blipFill>
+                    <a:blip r:embed="rId16">
+                      <a:extLst>
+                        <a:ext uri="{28A0092B-C50C-407E-A947-70E740481C1C}">
+                          <a14:useLocalDpi xmlns:a14="http://schemas.microsoft.com/office/drawing/2010/main" val="0"/>
+                        </a:ext>
+                      </a:extLst>
+                    </a:blip>
+                    <a:srcRect/>
+                    <a:stretch>
+                      <a:fillRect/>
+                    </a:stretch>
+                  </pic:blipFill>
+                  <pic:spPr bwMode="auto">
+                    <a:xfrm>
+                      <a:off x="0" y="0"/>
+                      <a:ext cx="1063666" cy="1569235"/>
+                    </a:xfrm>
+                    <a:prstGeom prst="rect">
+                      <a:avLst/>
+                    </a:prstGeom>
+                    <a:noFill/>
+                    <a:ln>
+                      <a:noFill/>
+                    </a:ln>
+                  </pic:spPr>
+                </pic:pic>
+              </a:graphicData>
+            </a:graphic>
+          </wp:inline>
+        </w:drawing>
+      </w:r>
+    </w:p>
+    <w:tbl>
+      <w:tblPr>
+        <w:tblStyle w:val="af"/>
+        <w:tblW w:w="0" w:type="auto"/>
+        <w:shd w:val="clear" w:color="auto" w:fill="DEEAF6" w:themeFill="accent1" w:themeFillTint="33"/>
+        <w:tblLook w:val="04A0" w:firstRow="1" w:lastRow="0" w:firstColumn="1" w:lastColumn="0" w:noHBand="0" w:noVBand="1"/>
+      </w:tblPr>
+      <w:tblGrid>
+        <w:gridCol w:w="8522"/>
+      </w:tblGrid>
+      <w:tr>
+        <w:tc>
+          <w:tcPr>
+            <w:tcW w:w="8522" w:type="dxa"/>
+            <w:shd w:val="clear" w:color="auto" w:fill="DEEAF6" w:themeFill="accent1" w:themeFillTint="33"/>
+          </w:tcPr>
+          <w:p>
+            <w:pPr>
+              <w:snapToGrid w:val="0"/>
+              <w:rPr>
+                <w:rFonts w:ascii="Tahoma" w:eastAsia="微软雅黑" w:hAnsi="Tahoma"/>
+                <w:kern w:val="0"/>
+                <w:sz w:val="22"/>
+              </w:rPr>
+            </w:pPr>
+            <w:r>
+              <w:rPr>
+                <w:rFonts w:ascii="Tahoma" w:eastAsia="微软雅黑" w:hAnsi="Tahoma" w:hint="eastAsia"/>
+                <w:kern w:val="0"/>
+                <w:sz w:val="22"/>
+              </w:rPr>
+              <w:t>1</w:t>
+            </w:r>
+            <w:r>
+              <w:rPr>
+                <w:rFonts w:ascii="Tahoma" w:eastAsia="微软雅黑" w:hAnsi="Tahoma" w:hint="eastAsia"/>
+                <w:kern w:val="0"/>
+                <w:sz w:val="22"/>
+              </w:rPr>
+              <w:t>敌人消耗</w:t>
+            </w:r>
+            <w:r>
+              <w:rPr>
+                <w:rFonts w:ascii="Tahoma" w:eastAsia="微软雅黑" w:hAnsi="Tahoma" w:hint="eastAsia"/>
+                <w:kern w:val="0"/>
+                <w:sz w:val="22"/>
+              </w:rPr>
+              <w:t>1</w:t>
+            </w:r>
+            <w:r>
+              <w:rPr>
+                <w:rFonts w:ascii="Tahoma" w:eastAsia="微软雅黑" w:hAnsi="Tahoma" w:hint="eastAsia"/>
+                <w:kern w:val="0"/>
+                <w:sz w:val="22"/>
+              </w:rPr>
+              <w:t>生命，对应消耗了</w:t>
+            </w:r>
+            <w:r>
+              <w:rPr>
+                <w:rFonts w:ascii="Tahoma" w:eastAsia="微软雅黑" w:hAnsi="Tahoma" w:hint="eastAsia"/>
+                <w:kern w:val="0"/>
+                <w:sz w:val="22"/>
+              </w:rPr>
+              <w:t>2</w:t>
+            </w:r>
+            <w:r>
+              <w:rPr>
+                <w:rFonts w:ascii="Tahoma" w:eastAsia="微软雅黑" w:hAnsi="Tahoma" w:hint="eastAsia"/>
+                <w:kern w:val="0"/>
+                <w:sz w:val="22"/>
+              </w:rPr>
+              <w:t>塔币。</w:t>
+            </w:r>
+          </w:p>
+          <w:p>
+            <w:pPr>
+              <w:snapToGrid w:val="0"/>
+              <w:rPr>
+                <w:rFonts w:ascii="Tahoma" w:eastAsia="微软雅黑" w:hAnsi="Tahoma"/>
+                <w:kern w:val="0"/>
+                <w:sz w:val="22"/>
+              </w:rPr>
+            </w:pPr>
+            <w:r>
+              <w:rPr>
+                <w:rFonts w:ascii="Tahoma" w:eastAsia="微软雅黑" w:hAnsi="Tahoma" w:hint="eastAsia"/>
+                <w:kern w:val="0"/>
+                <w:sz w:val="22"/>
+              </w:rPr>
+              <w:t>1</w:t>
+            </w:r>
+            <w:r>
+              <w:rPr>
+                <w:rFonts w:ascii="Tahoma" w:eastAsia="微软雅黑" w:hAnsi="Tahoma" w:hint="eastAsia"/>
+                <w:kern w:val="0"/>
+                <w:sz w:val="22"/>
+              </w:rPr>
+              <w:t>黄钥匙开门，也对应消耗了</w:t>
+            </w:r>
+            <w:r>
+              <w:rPr>
+                <w:rFonts w:ascii="Tahoma" w:eastAsia="微软雅黑" w:hAnsi="Tahoma" w:hint="eastAsia"/>
+                <w:kern w:val="0"/>
+                <w:sz w:val="22"/>
+              </w:rPr>
+              <w:t>2</w:t>
+            </w:r>
+            <w:r>
+              <w:rPr>
+                <w:rFonts w:ascii="Tahoma" w:eastAsia="微软雅黑" w:hAnsi="Tahoma" w:hint="eastAsia"/>
+                <w:kern w:val="0"/>
+                <w:sz w:val="22"/>
+              </w:rPr>
+              <w:t>塔币。</w:t>
+            </w:r>
+          </w:p>
+          <w:p>
+            <w:pPr>
+              <w:snapToGrid w:val="0"/>
+              <w:rPr>
+                <w:rFonts w:ascii="Tahoma" w:eastAsia="微软雅黑" w:hAnsi="Tahoma"/>
+                <w:kern w:val="0"/>
+                <w:sz w:val="22"/>
+              </w:rPr>
+            </w:pPr>
+            <w:r>
+              <w:rPr>
+                <w:rFonts w:ascii="Tahoma" w:eastAsia="微软雅黑" w:hAnsi="Tahoma" w:hint="eastAsia"/>
+                <w:kern w:val="0"/>
+                <w:sz w:val="22"/>
+              </w:rPr>
+              <w:t>从理论上二者是等价的，但是我们总会不自觉地会认为</w:t>
+            </w:r>
+            <w:r>
+              <w:rPr>
+                <w:rFonts w:ascii="Tahoma" w:eastAsia="微软雅黑" w:hAnsi="Tahoma" w:hint="eastAsia"/>
+                <w:kern w:val="0"/>
+                <w:sz w:val="22"/>
+              </w:rPr>
+              <w:t xml:space="preserve"> </w:t>
+            </w:r>
+            <w:r>
+              <w:rPr>
+                <w:rFonts w:ascii="Tahoma" w:eastAsia="微软雅黑" w:hAnsi="Tahoma" w:hint="eastAsia"/>
+                <w:kern w:val="0"/>
+                <w:sz w:val="22"/>
+              </w:rPr>
+              <w:t>打一个敌人</w:t>
+            </w:r>
+            <w:r>
+              <w:rPr>
+                <w:rFonts w:ascii="Tahoma" w:eastAsia="微软雅黑" w:hAnsi="Tahoma" w:hint="eastAsia"/>
+                <w:kern w:val="0"/>
+                <w:sz w:val="22"/>
+              </w:rPr>
+              <w:t xml:space="preserve"> </w:t>
+            </w:r>
+            <w:r>
+              <w:rPr>
+                <w:rFonts w:ascii="Tahoma" w:eastAsia="微软雅黑" w:hAnsi="Tahoma" w:hint="eastAsia"/>
+                <w:kern w:val="0"/>
+                <w:sz w:val="22"/>
+              </w:rPr>
+              <w:t>更值。</w:t>
+            </w:r>
+          </w:p>
+          <w:p>
+            <w:pPr>
+              <w:snapToGrid w:val="0"/>
+              <w:rPr>
+                <w:rFonts w:ascii="Tahoma" w:eastAsia="微软雅黑" w:hAnsi="Tahoma"/>
+                <w:kern w:val="0"/>
+                <w:sz w:val="22"/>
+              </w:rPr>
+            </w:pPr>
+            <w:r>
+              <w:rPr>
+                <w:rFonts w:ascii="Tahoma" w:eastAsia="微软雅黑" w:hAnsi="Tahoma" w:hint="eastAsia"/>
+                <w:kern w:val="0"/>
+                <w:sz w:val="22"/>
+              </w:rPr>
+              <w:t>因为会想当然地觉得自己的生命值很多，不愁用。</w:t>
+            </w:r>
+          </w:p>
+        </w:tc>
+      </w:tr>
+    </w:tbl>
+    <w:p>
+      <w:pPr>
+        <w:snapToGrid w:val="0"/>
+        <w:rPr>
+          <w:rFonts w:ascii="Tahoma" w:eastAsia="微软雅黑" w:hAnsi="Tahoma"/>
+          <w:kern w:val="0"/>
+          <w:sz w:val="22"/>
+        </w:rPr>
+      </w:pPr>
+      <w:r>
+        <w:rPr>
+          <w:rFonts w:ascii="Tahoma" w:eastAsia="微软雅黑" w:hAnsi="Tahoma" w:hint="eastAsia"/>
+          <w:kern w:val="0"/>
+          <w:sz w:val="22"/>
+        </w:rPr>
+        <w:t>采用这种方法理解</w:t>
+      </w:r>
+      <w:proofErr w:type="gramStart"/>
+      <w:r>
+        <w:rPr>
+          <w:rFonts w:ascii="Tahoma" w:eastAsia="微软雅黑" w:hAnsi="Tahoma" w:hint="eastAsia"/>
+          <w:kern w:val="0"/>
+          <w:sz w:val="22"/>
+        </w:rPr>
+        <w:t>了魔塔之后</w:t>
+      </w:r>
+      <w:proofErr w:type="gramEnd"/>
+      <w:r>
+        <w:rPr>
+          <w:rFonts w:ascii="Tahoma" w:eastAsia="微软雅黑" w:hAnsi="Tahoma" w:hint="eastAsia"/>
+          <w:kern w:val="0"/>
+          <w:sz w:val="22"/>
+        </w:rPr>
+        <w:t>，</w:t>
+      </w:r>
+    </w:p>
+    <w:p>
+      <w:pPr>
+        <w:snapToGrid w:val="0"/>
+        <w:rPr>
+          <w:rFonts w:ascii="Tahoma" w:eastAsia="微软雅黑" w:hAnsi="Tahoma"/>
+          <w:kern w:val="0"/>
+          <w:sz w:val="22"/>
+        </w:rPr>
+      </w:pPr>
+      <w:r>
+        <w:rPr>
+          <w:rFonts w:ascii="Tahoma" w:eastAsia="微软雅黑" w:hAnsi="Tahoma" w:hint="eastAsia"/>
+          <w:kern w:val="0"/>
+          <w:sz w:val="22"/>
+        </w:rPr>
+        <w:t>你会发现，有一些区域的交换为</w:t>
+      </w:r>
+      <w:r>
+        <w:rPr>
+          <w:rFonts w:ascii="Tahoma" w:eastAsia="微软雅黑" w:hAnsi="Tahoma" w:hint="eastAsia"/>
+          <w:kern w:val="0"/>
+          <w:sz w:val="22"/>
+        </w:rPr>
+        <w:t xml:space="preserve"> </w:t>
+      </w:r>
+      <w:r>
+        <w:rPr>
+          <w:rFonts w:ascii="Tahoma" w:eastAsia="微软雅黑" w:hAnsi="Tahoma" w:hint="eastAsia"/>
+          <w:kern w:val="0"/>
+          <w:sz w:val="22"/>
+        </w:rPr>
+        <w:t>亏损交换，因此在进入前要注意计算一下哦。</w:t>
+      </w:r>
+    </w:p>
+    <w:p>
+      <w:pPr>
+        <w:snapToGrid w:val="0"/>
+        <w:rPr>
+          <w:rFonts w:ascii="Tahoma" w:eastAsia="微软雅黑" w:hAnsi="Tahoma"/>
+          <w:kern w:val="0"/>
+          <w:sz w:val="22"/>
+        </w:rPr>
+      </w:pPr>
+    </w:p>
+    <w:p>
+      <w:pPr>
+        <w:widowControl/>
+        <w:jc w:val="left"/>
+        <w:rPr>
+          <w:rFonts w:ascii="Tahoma" w:eastAsia="微软雅黑" w:hAnsi="Tahoma"/>
+          <w:kern w:val="0"/>
+          <w:sz w:val="22"/>
+        </w:rPr>
+      </w:pPr>
+      <w:r>
+        <w:rPr>
+          <w:rFonts w:ascii="Tahoma" w:eastAsia="微软雅黑" w:hAnsi="Tahoma"/>
+          <w:kern w:val="0"/>
+          <w:sz w:val="22"/>
+        </w:rPr>
+        <w:br w:type="page"/>
+      </w:r>
+    </w:p>
+    <w:p>
+      <w:pPr>
+        <w:pStyle w:val="2"/>
+        <w:rPr>
+          <w:rFonts w:hint="eastAsia"/>
+        </w:rPr>
+      </w:pPr>
+      <w:r>
+        <w:rPr>
+          <w:rFonts w:hint="eastAsia"/>
+        </w:rPr>
+        <w:lastRenderedPageBreak/>
+        <w:t>===</w:t>
+      </w:r>
+      <w:proofErr w:type="gramStart"/>
+      <w:r>
+        <w:rPr>
+          <w:rFonts w:hint="eastAsia"/>
+        </w:rPr>
+        <w:t>简易魔塔</w:t>
+      </w:r>
+      <w:proofErr w:type="gramEnd"/>
+      <w:r>
+        <w:rPr>
+          <w:rFonts w:hint="eastAsia"/>
+        </w:rPr>
+        <w:t xml:space="preserve"> - 实现===</w:t>
+      </w:r>
+    </w:p>
+    <w:p>
+      <w:pPr>
+        <w:pStyle w:val="3"/>
+        <w:rPr>
+          <w:rFonts w:hint="eastAsia"/>
+        </w:rPr>
+      </w:pPr>
+      <w:r>
+        <w:rPr>
+          <w:rFonts w:hint="eastAsia"/>
+        </w:rPr>
+        <w:t>基础插件</w:t>
+      </w:r>
+    </w:p>
+    <w:p>
+      <w:pPr>
+        <w:widowControl/>
+        <w:adjustRightInd w:val="0"/>
+        <w:snapToGrid w:val="0"/>
+        <w:jc w:val="left"/>
+        <w:rPr>
+          <w:rFonts w:ascii="Tahoma" w:eastAsia="微软雅黑" w:hAnsi="Tahoma"/>
+          <w:kern w:val="0"/>
+          <w:sz w:val="22"/>
+        </w:rPr>
+      </w:pPr>
+      <w:r>
+        <w:rPr>
+          <w:rFonts w:ascii="Tahoma" w:eastAsia="微软雅黑" w:hAnsi="Tahoma" w:hint="eastAsia"/>
+          <w:kern w:val="0"/>
+          <w:sz w:val="22"/>
+        </w:rPr>
+        <w:t>如果要从零开始设计，需要下图的插件：</w:t>
+      </w:r>
+    </w:p>
+    <w:p>
+      <w:pPr>
+        <w:widowControl/>
+        <w:adjustRightInd w:val="0"/>
+        <w:snapToGrid w:val="0"/>
+        <w:jc w:val="center"/>
+        <w:rPr>
+          <w:rFonts w:ascii="Tahoma" w:eastAsia="微软雅黑" w:hAnsi="Tahoma"/>
+          <w:kern w:val="0"/>
+          <w:sz w:val="22"/>
+        </w:rPr>
+      </w:pPr>
+      <w:r>
+        <w:rPr>
+          <w:rFonts w:ascii="Tahoma" w:eastAsia="微软雅黑" w:hAnsi="Tahoma" w:hint="eastAsia"/>
+          <w:noProof/>
+          <w:kern w:val="0"/>
+          <w:sz w:val="22"/>
+        </w:rPr>
+        <w:drawing>
+          <wp:inline distT="0" distB="0" distL="0" distR="0" wp14:anchorId="53D49702" wp14:editId="1F7C741D">
+            <wp:extent cx="4837236" cy="2712720"/>
+            <wp:effectExtent l="0" t="0" r="1905" b="0"/>
+            <wp:docPr id="1264091754" name="图片 23"/>
+            <wp:cNvGraphicFramePr>
+              <a:graphicFrameLocks xmlns:a="http://schemas.openxmlformats.org/drawingml/2006/main" noChangeAspect="1"/>
+            </wp:cNvGraphicFramePr>
+            <a:graphic xmlns:a="http://schemas.openxmlformats.org/drawingml/2006/main">
+              <a:graphicData uri="http://schemas.openxmlformats.org/drawingml/2006/picture">
+                <pic:pic xmlns:pic="http://schemas.openxmlformats.org/drawingml/2006/picture">
+                  <pic:nvPicPr>
+                    <pic:cNvPr id="0" name="Picture 45"/>
+                    <pic:cNvPicPr>
+                      <a:picLocks noChangeAspect="1" noChangeArrowheads="1"/>
+                    </pic:cNvPicPr>
+                  </pic:nvPicPr>
+                  <pic:blipFill>
+                    <a:blip r:embed="rId17">
+                      <a:extLst>
+                        <a:ext uri="{28A0092B-C50C-407E-A947-70E740481C1C}">
+                          <a14:useLocalDpi xmlns:a14="http://schemas.microsoft.com/office/drawing/2010/main" val="0"/>
+                        </a:ext>
+                      </a:extLst>
+                    </a:blip>
+                    <a:srcRect/>
+                    <a:stretch>
+                      <a:fillRect/>
+                    </a:stretch>
+                  </pic:blipFill>
+                  <pic:spPr bwMode="auto">
+                    <a:xfrm>
+                      <a:off x="0" y="0"/>
+                      <a:ext cx="4848336" cy="2718945"/>
+                    </a:xfrm>
+                    <a:prstGeom prst="rect">
+                      <a:avLst/>
+                    </a:prstGeom>
+                    <a:noFill/>
+                    <a:ln>
+                      <a:noFill/>
+                    </a:ln>
+                  </pic:spPr>
+                </pic:pic>
+              </a:graphicData>
+            </a:graphic>
+          </wp:inline>
+        </w:drawing>
+      </w:r>
+    </w:p>
+    <w:p>
+      <w:pPr>
+        <w:widowControl/>
+        <w:adjustRightInd w:val="0"/>
+        <w:snapToGrid w:val="0"/>
+        <w:jc w:val="center"/>
+        <w:rPr>
+          <w:rFonts w:ascii="Tahoma" w:eastAsia="微软雅黑" w:hAnsi="Tahoma"/>
+          <w:kern w:val="0"/>
+          <w:sz w:val="22"/>
+        </w:rPr>
+      </w:pPr>
+      <w:r>
+        <w:rPr>
+          <w:rFonts w:ascii="Tahoma" w:eastAsia="微软雅黑" w:hAnsi="Tahoma" w:hint="eastAsia"/>
+          <w:noProof/>
+          <w:kern w:val="0"/>
+          <w:sz w:val="22"/>
+        </w:rPr>
+        <w:drawing>
+          <wp:inline distT="0" distB="0" distL="0" distR="0" wp14:anchorId="5487E017" wp14:editId="2B6F2CC4">
+            <wp:extent cx="4807758" cy="1760220"/>
+            <wp:effectExtent l="0" t="0" r="0" b="0"/>
+            <wp:docPr id="1049103408" name="图片 24"/>
+            <wp:cNvGraphicFramePr>
+              <a:graphicFrameLocks xmlns:a="http://schemas.openxmlformats.org/drawingml/2006/main" noChangeAspect="1"/>
+            </wp:cNvGraphicFramePr>
+            <a:graphic xmlns:a="http://schemas.openxmlformats.org/drawingml/2006/main">
+              <a:graphicData uri="http://schemas.openxmlformats.org/drawingml/2006/picture">
+                <pic:pic xmlns:pic="http://schemas.openxmlformats.org/drawingml/2006/picture">
+                  <pic:nvPicPr>
+                    <pic:cNvPr id="0" name="Picture 47"/>
+                    <pic:cNvPicPr>
+                      <a:picLocks noChangeAspect="1" noChangeArrowheads="1"/>
+                    </pic:cNvPicPr>
+                  </pic:nvPicPr>
+                  <pic:blipFill>
+                    <a:blip r:embed="rId18">
+                      <a:extLst>
+                        <a:ext uri="{28A0092B-C50C-407E-A947-70E740481C1C}">
+                          <a14:useLocalDpi xmlns:a14="http://schemas.microsoft.com/office/drawing/2010/main" val="0"/>
+                        </a:ext>
+                      </a:extLst>
+                    </a:blip>
+                    <a:srcRect/>
+                    <a:stretch>
+                      <a:fillRect/>
+                    </a:stretch>
+                  </pic:blipFill>
+                  <pic:spPr bwMode="auto">
+                    <a:xfrm>
+                      <a:off x="0" y="0"/>
+                      <a:ext cx="4820462" cy="1764871"/>
+                    </a:xfrm>
+                    <a:prstGeom prst="rect">
+                      <a:avLst/>
+                    </a:prstGeom>
+                    <a:noFill/>
+                    <a:ln>
+                      <a:noFill/>
+                    </a:ln>
+                  </pic:spPr>
+                </pic:pic>
+              </a:graphicData>
+            </a:graphic>
+          </wp:inline>
+        </w:drawing>
+      </w:r>
+    </w:p>
+    <w:p>
+      <w:pPr>
+        <w:widowControl/>
+        <w:snapToGrid w:val="0"/>
+        <w:jc w:val="left"/>
+        <w:rPr>
+          <w:rFonts w:ascii="Tahoma" w:eastAsia="微软雅黑" w:hAnsi="Tahoma"/>
+          <w:b/>
+          <w:bCs/>
+          <w:kern w:val="0"/>
+          <w:sz w:val="22"/>
+        </w:rPr>
+      </w:pPr>
+      <w:r>
+        <w:rPr>
+          <w:rFonts w:ascii="Tahoma" w:eastAsia="微软雅黑" w:hAnsi="Tahoma" w:hint="eastAsia"/>
+          <w:b/>
+          <w:bCs/>
+          <w:kern w:val="0"/>
+          <w:sz w:val="22"/>
+        </w:rPr>
+        <w:t>注意，该文档</w:t>
+      </w:r>
+      <w:r>
+        <w:rPr>
+          <w:rFonts w:ascii="Tahoma" w:eastAsia="微软雅黑" w:hAnsi="Tahoma" w:hint="eastAsia"/>
+          <w:b/>
+          <w:bCs/>
+          <w:kern w:val="0"/>
+          <w:sz w:val="22"/>
+        </w:rPr>
+        <w:t>只</w:t>
+      </w:r>
+      <w:r>
+        <w:rPr>
+          <w:rFonts w:ascii="Tahoma" w:eastAsia="微软雅黑" w:hAnsi="Tahoma" w:hint="eastAsia"/>
+          <w:b/>
+          <w:bCs/>
+          <w:kern w:val="0"/>
+          <w:sz w:val="22"/>
+        </w:rPr>
+        <w:t>详细说明</w:t>
+      </w:r>
+      <w:r>
+        <w:rPr>
+          <w:rFonts w:ascii="Tahoma" w:eastAsia="微软雅黑" w:hAnsi="Tahoma" w:hint="eastAsia"/>
+          <w:b/>
+          <w:bCs/>
+          <w:kern w:val="0"/>
+          <w:sz w:val="22"/>
+        </w:rPr>
+        <w:t xml:space="preserve"> </w:t>
+      </w:r>
+      <w:r>
+        <w:rPr>
+          <w:rFonts w:ascii="Tahoma" w:eastAsia="微软雅黑" w:hAnsi="Tahoma" w:hint="eastAsia"/>
+          <w:b/>
+          <w:bCs/>
+          <w:kern w:val="0"/>
+          <w:sz w:val="22"/>
+        </w:rPr>
+        <w:t>整体</w:t>
+      </w:r>
+      <w:r>
+        <w:rPr>
+          <w:rFonts w:ascii="Tahoma" w:eastAsia="微软雅黑" w:hAnsi="Tahoma" w:hint="eastAsia"/>
+          <w:b/>
+          <w:bCs/>
+          <w:kern w:val="0"/>
+          <w:sz w:val="22"/>
+        </w:rPr>
+        <w:t>设计</w:t>
+      </w:r>
+      <w:r>
+        <w:rPr>
+          <w:rFonts w:ascii="Tahoma" w:eastAsia="微软雅黑" w:hAnsi="Tahoma" w:hint="eastAsia"/>
+          <w:b/>
+          <w:bCs/>
+          <w:kern w:val="0"/>
+          <w:sz w:val="22"/>
+        </w:rPr>
+        <w:t>思路</w:t>
+      </w:r>
+      <w:r>
+        <w:rPr>
+          <w:rFonts w:ascii="Tahoma" w:eastAsia="微软雅黑" w:hAnsi="Tahoma" w:hint="eastAsia"/>
+          <w:b/>
+          <w:bCs/>
+          <w:kern w:val="0"/>
+          <w:sz w:val="22"/>
+        </w:rPr>
+        <w:t xml:space="preserve"> </w:t>
+      </w:r>
+      <w:r>
+        <w:rPr>
+          <w:rFonts w:ascii="Tahoma" w:eastAsia="微软雅黑" w:hAnsi="Tahoma" w:hint="eastAsia"/>
+          <w:b/>
+          <w:bCs/>
+          <w:kern w:val="0"/>
+          <w:sz w:val="22"/>
+        </w:rPr>
+        <w:t>和</w:t>
+      </w:r>
+      <w:r>
+        <w:rPr>
+          <w:rFonts w:ascii="Tahoma" w:eastAsia="微软雅黑" w:hAnsi="Tahoma" w:hint="eastAsia"/>
+          <w:b/>
+          <w:bCs/>
+          <w:kern w:val="0"/>
+          <w:sz w:val="22"/>
+        </w:rPr>
+        <w:t xml:space="preserve"> </w:t>
+      </w:r>
+      <w:r>
+        <w:rPr>
+          <w:rFonts w:ascii="Tahoma" w:eastAsia="微软雅黑" w:hAnsi="Tahoma" w:hint="eastAsia"/>
+          <w:b/>
+          <w:bCs/>
+          <w:kern w:val="0"/>
+          <w:sz w:val="22"/>
+        </w:rPr>
+        <w:t>解谜方法</w:t>
+      </w:r>
+      <w:r>
+        <w:rPr>
+          <w:rFonts w:ascii="Tahoma" w:eastAsia="微软雅黑" w:hAnsi="Tahoma" w:hint="eastAsia"/>
+          <w:b/>
+          <w:bCs/>
+          <w:kern w:val="0"/>
+          <w:sz w:val="22"/>
+        </w:rPr>
+        <w:t xml:space="preserve"> </w:t>
+      </w:r>
+      <w:r>
+        <w:rPr>
+          <w:rFonts w:ascii="Tahoma" w:eastAsia="微软雅黑" w:hAnsi="Tahoma" w:hint="eastAsia"/>
+          <w:b/>
+          <w:bCs/>
+          <w:kern w:val="0"/>
+          <w:sz w:val="22"/>
+        </w:rPr>
+        <w:t>。</w:t>
+      </w:r>
+    </w:p>
+    <w:p>
+      <w:pPr>
+        <w:widowControl/>
+        <w:snapToGrid w:val="0"/>
+        <w:jc w:val="left"/>
+        <w:rPr>
+          <w:rFonts w:ascii="Tahoma" w:eastAsia="微软雅黑" w:hAnsi="Tahoma"/>
+          <w:b/>
+          <w:bCs/>
+          <w:kern w:val="0"/>
+          <w:sz w:val="22"/>
+        </w:rPr>
+      </w:pPr>
+      <w:proofErr w:type="gramStart"/>
+      <w:r>
+        <w:rPr>
+          <w:rFonts w:ascii="Tahoma" w:eastAsia="微软雅黑" w:hAnsi="Tahoma" w:hint="eastAsia"/>
+          <w:b/>
+          <w:bCs/>
+          <w:kern w:val="0"/>
+          <w:sz w:val="22"/>
+        </w:rPr>
+        <w:t>简易魔塔的</w:t>
+      </w:r>
+      <w:proofErr w:type="gramEnd"/>
+      <w:r>
+        <w:rPr>
+          <w:rFonts w:ascii="Tahoma" w:eastAsia="微软雅黑" w:hAnsi="Tahoma" w:hint="eastAsia"/>
+          <w:b/>
+          <w:bCs/>
+          <w:kern w:val="0"/>
+          <w:sz w:val="22"/>
+        </w:rPr>
+        <w:t>UI</w:t>
+      </w:r>
+      <w:r>
+        <w:rPr>
+          <w:rFonts w:ascii="Tahoma" w:eastAsia="微软雅黑" w:hAnsi="Tahoma" w:hint="eastAsia"/>
+          <w:b/>
+          <w:bCs/>
+          <w:kern w:val="0"/>
+          <w:sz w:val="22"/>
+        </w:rPr>
+        <w:t>面板设计，可以去看看文档“</w:t>
+      </w:r>
+      <w:r>
+        <w:rPr>
+          <w:rFonts w:ascii="Tahoma" w:eastAsia="微软雅黑" w:hAnsi="Tahoma"/>
+          <w:b/>
+          <w:bCs/>
+          <w:kern w:val="0"/>
+          <w:sz w:val="22"/>
+        </w:rPr>
+        <w:t>13.UI</w:t>
+      </w:r>
+      <w:r>
+        <w:rPr>
+          <w:rFonts w:ascii="Tahoma" w:eastAsia="微软雅黑" w:hAnsi="Tahoma" w:hint="eastAsia"/>
+          <w:b/>
+          <w:bCs/>
+          <w:kern w:val="0"/>
+          <w:sz w:val="22"/>
+        </w:rPr>
+        <w:t xml:space="preserve"> &gt;</w:t>
+      </w:r>
+      <w:r>
+        <w:rPr>
+          <w:rFonts w:ascii="Tahoma" w:eastAsia="微软雅黑" w:hAnsi="Tahoma"/>
+          <w:b/>
+          <w:bCs/>
+          <w:kern w:val="0"/>
+          <w:sz w:val="22"/>
+        </w:rPr>
+        <w:t xml:space="preserve"> </w:t>
+      </w:r>
+      <w:r>
+        <w:rPr>
+          <w:rFonts w:ascii="Tahoma" w:eastAsia="微软雅黑" w:hAnsi="Tahoma" w:hint="eastAsia"/>
+          <w:b/>
+          <w:bCs/>
+          <w:kern w:val="0"/>
+          <w:sz w:val="22"/>
+        </w:rPr>
+        <w:t>关于高级变量固定框</w:t>
+      </w:r>
+      <w:r>
+        <w:rPr>
+          <w:rFonts w:ascii="Tahoma" w:eastAsia="微软雅黑" w:hAnsi="Tahoma"/>
+          <w:b/>
+          <w:bCs/>
+          <w:kern w:val="0"/>
+          <w:sz w:val="22"/>
+        </w:rPr>
+        <w:t>.docx</w:t>
+      </w:r>
+      <w:r>
+        <w:rPr>
+          <w:rFonts w:ascii="Tahoma" w:eastAsia="微软雅黑" w:hAnsi="Tahoma" w:hint="eastAsia"/>
+          <w:b/>
+          <w:bCs/>
+          <w:kern w:val="0"/>
+          <w:sz w:val="22"/>
+        </w:rPr>
+        <w:t>”。</w:t>
+      </w:r>
+    </w:p>
+    <w:p>
+      <w:pPr>
+        <w:widowControl/>
+        <w:jc w:val="left"/>
+        <w:rPr>
+          <w:rFonts w:ascii="宋体" w:eastAsia="宋体" w:hAnsi="宋体" w:cs="宋体"/>
+          <w:kern w:val="0"/>
+          <w:sz w:val="24"/>
+          <w:szCs w:val="24"/>
+        </w:rPr>
+      </w:pPr>
+    </w:p>
+    <w:p>
+      <w:pPr>
+        <w:widowControl/>
+        <w:jc w:val="left"/>
+        <w:rPr>
+          <w:rFonts w:ascii="宋体" w:eastAsia="宋体" w:hAnsi="宋体" w:cs="宋体" w:hint="eastAsia"/>
+          <w:kern w:val="0"/>
+          <w:sz w:val="24"/>
+          <w:szCs w:val="24"/>
+        </w:rPr>
+      </w:pPr>
+      <w:r>
+        <w:rPr>
+          <w:rFonts w:ascii="宋体" w:eastAsia="宋体" w:hAnsi="宋体" w:cs="宋体" w:hint="eastAsia"/>
+          <w:kern w:val="0"/>
+          <w:sz w:val="24"/>
+          <w:szCs w:val="24"/>
+        </w:rPr>
+        <w:br w:type="page"/>
+      </w:r>
+    </w:p>
+    <w:p>
+      <w:pPr>
+        <w:pStyle w:val="3"/>
+        <w:rPr>
+          <w:rFonts w:hint="eastAsia"/>
+        </w:rPr>
+      </w:pPr>
+      <w:r>
+        <w:rPr>
+          <w:rFonts w:hint="eastAsia"/>
+        </w:rPr>
+        <w:lastRenderedPageBreak/>
+        <w:t>基础配置</w:t>
+      </w:r>
+    </w:p>
+    <w:p>
+      <w:pPr>
+        <w:widowControl/>
+        <w:adjustRightInd w:val="0"/>
+        <w:snapToGrid w:val="0"/>
+        <w:jc w:val="left"/>
+        <w:rPr>
+          <w:rFonts w:ascii="Tahoma" w:eastAsia="微软雅黑" w:hAnsi="Tahoma"/>
+          <w:kern w:val="0"/>
+          <w:sz w:val="22"/>
+        </w:rPr>
+      </w:pPr>
+      <w:r>
+        <w:rPr>
+          <w:rFonts w:ascii="Tahoma" w:eastAsia="微软雅黑" w:hAnsi="Tahoma" w:hint="eastAsia"/>
+          <w:kern w:val="0"/>
+          <w:sz w:val="22"/>
+        </w:rPr>
+        <w:t>具体注意示例下面的地方：</w:t>
+      </w:r>
+    </w:p>
+    <w:p>
+      <w:pPr>
+        <w:pStyle w:val="4"/>
+        <w:snapToGrid w:val="0"/>
+        <w:rPr>
+          <w:rFonts w:hint="eastAsia"/>
+        </w:rPr>
+      </w:pPr>
+      <w:r>
+        <w:t>1</w:t>
+      </w:r>
+      <w:r>
+        <w:rPr>
+          <w:rFonts w:hint="eastAsia"/>
+        </w:rPr>
+        <w:t>）地形设计</w:t>
+      </w:r>
+    </w:p>
+    <w:p>
+      <w:pPr>
+        <w:widowControl/>
+        <w:adjustRightInd w:val="0"/>
+        <w:snapToGrid w:val="0"/>
+        <w:jc w:val="left"/>
+        <w:rPr>
+          <w:rFonts w:ascii="Tahoma" w:eastAsia="微软雅黑" w:hAnsi="Tahoma"/>
+          <w:kern w:val="0"/>
+          <w:sz w:val="22"/>
+        </w:rPr>
+      </w:pPr>
+      <w:proofErr w:type="gramStart"/>
+      <w:r>
+        <w:rPr>
+          <w:rFonts w:ascii="Tahoma" w:eastAsia="微软雅黑" w:hAnsi="Tahoma" w:hint="eastAsia"/>
+          <w:kern w:val="0"/>
+          <w:sz w:val="22"/>
+        </w:rPr>
+        <w:t>由于魔塔采用</w:t>
+      </w:r>
+      <w:proofErr w:type="gramEnd"/>
+      <w:r>
+        <w:rPr>
+          <w:rFonts w:ascii="Tahoma" w:eastAsia="微软雅黑" w:hAnsi="Tahoma" w:hint="eastAsia"/>
+          <w:kern w:val="0"/>
+          <w:sz w:val="22"/>
+        </w:rPr>
+        <w:t>固定视角，因此地图</w:t>
+      </w:r>
+      <w:proofErr w:type="gramStart"/>
+      <w:r>
+        <w:rPr>
+          <w:rFonts w:ascii="Tahoma" w:eastAsia="微软雅黑" w:hAnsi="Tahoma" w:hint="eastAsia"/>
+          <w:kern w:val="0"/>
+          <w:sz w:val="22"/>
+        </w:rPr>
+        <w:t>图</w:t>
+      </w:r>
+      <w:proofErr w:type="gramEnd"/>
+      <w:r>
+        <w:rPr>
+          <w:rFonts w:ascii="Tahoma" w:eastAsia="微软雅黑" w:hAnsi="Tahoma" w:hint="eastAsia"/>
+          <w:kern w:val="0"/>
+          <w:sz w:val="22"/>
+        </w:rPr>
+        <w:t>块为</w:t>
+      </w:r>
+      <w:r>
+        <w:rPr>
+          <w:rFonts w:ascii="Tahoma" w:eastAsia="微软雅黑" w:hAnsi="Tahoma" w:hint="eastAsia"/>
+          <w:kern w:val="0"/>
+          <w:sz w:val="22"/>
+        </w:rPr>
+        <w:t xml:space="preserve"> </w:t>
+      </w:r>
+      <w:r>
+        <w:rPr>
+          <w:rFonts w:ascii="Tahoma" w:eastAsia="微软雅黑" w:hAnsi="Tahoma"/>
+          <w:kern w:val="0"/>
+          <w:sz w:val="22"/>
+        </w:rPr>
+        <w:t>13</w:t>
+      </w:r>
+      <w:r>
+        <w:rPr>
+          <w:rFonts w:ascii="Tahoma" w:eastAsia="微软雅黑" w:hAnsi="Tahoma" w:hint="eastAsia"/>
+          <w:kern w:val="0"/>
+          <w:sz w:val="22"/>
+        </w:rPr>
+        <w:t>x</w:t>
+      </w:r>
+      <w:r>
+        <w:rPr>
+          <w:rFonts w:ascii="Tahoma" w:eastAsia="微软雅黑" w:hAnsi="Tahoma"/>
+          <w:kern w:val="0"/>
+          <w:sz w:val="22"/>
+        </w:rPr>
+        <w:t xml:space="preserve">13 </w:t>
+      </w:r>
+      <w:r>
+        <w:rPr>
+          <w:rFonts w:ascii="Tahoma" w:eastAsia="微软雅黑" w:hAnsi="Tahoma" w:hint="eastAsia"/>
+          <w:kern w:val="0"/>
+          <w:sz w:val="22"/>
+        </w:rPr>
+        <w:t>的大小。</w:t>
+      </w:r>
+    </w:p>
+    <w:p>
+      <w:pPr>
+        <w:widowControl/>
+        <w:adjustRightInd w:val="0"/>
+        <w:snapToGrid w:val="0"/>
+        <w:jc w:val="left"/>
+        <w:rPr>
+          <w:rFonts w:ascii="Tahoma" w:eastAsia="微软雅黑" w:hAnsi="Tahoma"/>
+          <w:kern w:val="0"/>
+          <w:sz w:val="22"/>
+        </w:rPr>
+      </w:pPr>
+      <w:r>
+        <w:rPr>
+          <w:rFonts w:ascii="Tahoma" w:eastAsia="微软雅黑" w:hAnsi="Tahoma" w:hint="eastAsia"/>
+          <w:kern w:val="0"/>
+          <w:sz w:val="22"/>
+        </w:rPr>
+        <w:t>（如果不限制大小，使用</w:t>
+      </w:r>
+      <w:proofErr w:type="gramStart"/>
+      <w:r>
+        <w:rPr>
+          <w:rFonts w:ascii="Tahoma" w:eastAsia="微软雅黑" w:hAnsi="Tahoma" w:hint="eastAsia"/>
+          <w:kern w:val="0"/>
+          <w:sz w:val="22"/>
+        </w:rPr>
+        <w:t>一</w:t>
+      </w:r>
+      <w:proofErr w:type="gramEnd"/>
+      <w:r>
+        <w:rPr>
+          <w:rFonts w:ascii="Tahoma" w:eastAsia="微软雅黑" w:hAnsi="Tahoma" w:hint="eastAsia"/>
+          <w:kern w:val="0"/>
+          <w:sz w:val="22"/>
+        </w:rPr>
+        <w:t>张大地图来</w:t>
+      </w:r>
+      <w:proofErr w:type="gramStart"/>
+      <w:r>
+        <w:rPr>
+          <w:rFonts w:ascii="Tahoma" w:eastAsia="微软雅黑" w:hAnsi="Tahoma" w:hint="eastAsia"/>
+          <w:kern w:val="0"/>
+          <w:sz w:val="22"/>
+        </w:rPr>
+        <w:t>设计魔塔的</w:t>
+      </w:r>
+      <w:proofErr w:type="gramEnd"/>
+      <w:r>
+        <w:rPr>
+          <w:rFonts w:ascii="Tahoma" w:eastAsia="微软雅黑" w:hAnsi="Tahoma" w:hint="eastAsia"/>
+          <w:kern w:val="0"/>
+          <w:sz w:val="22"/>
+        </w:rPr>
+        <w:t>一层，放置道具和怪物时会显得很空。）</w:t>
+      </w:r>
+    </w:p>
+    <w:p>
+      <w:pPr>
+        <w:widowControl/>
+        <w:jc w:val="center"/>
+        <w:rPr>
+          <w:rFonts w:ascii="宋体" w:eastAsia="宋体" w:hAnsi="宋体" w:cs="宋体" w:hint="eastAsia"/>
+          <w:kern w:val="0"/>
+          <w:sz w:val="24"/>
+          <w:szCs w:val="24"/>
+        </w:rPr>
+      </w:pPr>
+      <w:r>
+        <w:rPr>
+          <w:rFonts w:ascii="宋体" w:eastAsia="宋体" w:hAnsi="宋体" w:cs="宋体"/>
+          <w:noProof/>
+          <w:kern w:val="0"/>
+          <w:sz w:val="24"/>
+          <w:szCs w:val="24"/>
+        </w:rPr>
+        <w:drawing>
+          <wp:inline distT="0" distB="0" distL="0" distR="0" wp14:anchorId="3C3F5B86" wp14:editId="65A6EA8F">
             <wp:extent cx="3931920" cy="2721480"/>
             <wp:effectExtent l="0" t="0" r="0" b="3175"/>
             <wp:docPr id="2" name="图片 2"/>
@@ -1108,7 +3880,7 @@
                     </pic:cNvPicPr>
                   </pic:nvPicPr>
                   <pic:blipFill>
-                    <a:blip r:embed="rId11">
+                    <a:blip r:embed="rId19">
                       <a:extLst>
                         <a:ext uri="{28A0092B-C50C-407E-A947-70E740481C1C}">
                           <a14:useLocalDpi xmlns:a14="http://schemas.microsoft.com/office/drawing/2010/main" val="0"/>
@@ -1276,23 +4048,7 @@
           <w:kern w:val="0"/>
           <w:sz w:val="22"/>
         </w:rPr>
-        <w:t>这里主要需留意</w:t>
-      </w:r>
-      <w:r>
-        <w:rPr>
-          <w:rFonts w:ascii="Tahoma" w:eastAsia="微软雅黑" w:hAnsi="Tahoma" w:hint="eastAsia"/>
-          <w:kern w:val="0"/>
-          <w:sz w:val="22"/>
-        </w:rPr>
-        <w:t>下面</w:t>
-      </w:r>
-      <w:r>
-        <w:rPr>
-          <w:rFonts w:ascii="Tahoma" w:eastAsia="微软雅黑" w:hAnsi="Tahoma" w:hint="eastAsia"/>
-          <w:kern w:val="0"/>
-          <w:sz w:val="22"/>
-        </w:rPr>
-        <w:t>事件：</w:t>
+        <w:t>这里主要需留意下面事件：</w:t>
       </w:r>
     </w:p>
     <w:p>
@@ -1393,7 +4149,7 @@
           <w:szCs w:val="24"/>
         </w:rPr>
         <w:drawing>
-          <wp:inline distT="0" distB="0" distL="0" distR="0" wp14:anchorId="18AC850D" wp14:editId="6657DF3E">
+          <wp:inline distT="0" distB="0" distL="0" distR="0" wp14:anchorId="4F8169B5" wp14:editId="32C124F7">
             <wp:extent cx="3032760" cy="2862244"/>
             <wp:effectExtent l="0" t="0" r="0" b="0"/>
             <wp:docPr id="3" name="图片 3"/>
@@ -1471,19 +4227,7 @@
         <w:rPr>
           <w:rFonts w:hint="eastAsia"/>
         </w:rPr>
-        <w:t>）</w:t>
-      </w:r>
-      <w:r>
-        <w:rPr>
-          <w:rFonts w:hint="eastAsia"/>
-        </w:rPr>
-        <w:t>公共</w:t>
-      </w:r>
-      <w:r>
-        <w:rPr>
-          <w:rFonts w:hint="eastAsia"/>
-        </w:rPr>
-        <w:t>事件</w:t>
+        <w:t>）公共事件</w:t>
       </w:r>
     </w:p>
     <w:p>
@@ -1554,15 +4298,7 @@
           <w:kern w:val="0"/>
           <w:sz w:val="22"/>
         </w:rPr>
-        <w:t>主题</w:t>
-      </w:r>
-      <w:r>
-        <w:rPr>
-          <w:rFonts w:ascii="Tahoma" w:eastAsia="微软雅黑" w:hAnsi="Tahoma" w:hint="eastAsia"/>
-          <w:kern w:val="0"/>
-          <w:sz w:val="22"/>
-        </w:rPr>
-        <w:t>。</w:t>
+        <w:t>主题。</w:t>
       </w:r>
     </w:p>
     <w:p>
@@ -1583,23 +4319,7 @@
           <w:kern w:val="0"/>
           <w:sz w:val="22"/>
         </w:rPr>
-        <w:t>并且在游戏玩法上，</w:t>
-      </w:r>
-      <w:r>
-        <w:rPr>
-          <w:rFonts w:ascii="Tahoma" w:eastAsia="微软雅黑" w:hAnsi="Tahoma" w:hint="eastAsia"/>
-          <w:kern w:val="0"/>
-          <w:sz w:val="22"/>
-        </w:rPr>
-        <w:t>还</w:t>
-      </w:r>
-      <w:r>
-        <w:rPr>
-          <w:rFonts w:ascii="Tahoma" w:eastAsia="微软雅黑" w:hAnsi="Tahoma" w:hint="eastAsia"/>
-          <w:kern w:val="0"/>
-          <w:sz w:val="22"/>
-        </w:rPr>
-        <w:t>需具备</w:t>
+        <w:t>并且在游戏玩法上，还需具备</w:t>
       </w:r>
       <w:r>
         <w:rPr>
@@ -1631,23 +4351,7 @@
           <w:kern w:val="0"/>
           <w:sz w:val="22"/>
         </w:rPr>
-        <w:t>的相关</w:t>
-      </w:r>
-      <w:r>
-        <w:rPr>
-          <w:rFonts w:ascii="Tahoma" w:eastAsia="微软雅黑" w:hAnsi="Tahoma" w:hint="eastAsia"/>
-          <w:kern w:val="0"/>
-          <w:sz w:val="22"/>
-        </w:rPr>
-        <w:t>公共事件</w:t>
-      </w:r>
-      <w:r>
-        <w:rPr>
-          <w:rFonts w:ascii="Tahoma" w:eastAsia="微软雅黑" w:hAnsi="Tahoma" w:hint="eastAsia"/>
-          <w:kern w:val="0"/>
-          <w:sz w:val="22"/>
-        </w:rPr>
-        <w:t>操作。</w:t>
+        <w:t>的相关公共事件操作。</w:t>
       </w:r>
     </w:p>
     <w:p>
@@ -1668,15 +4372,7 @@
           <w:kern w:val="0"/>
           <w:sz w:val="22"/>
         </w:rPr>
-        <w:t>（</w:t>
-      </w:r>
-      <w:r>
-        <w:rPr>
-          <w:rFonts w:ascii="Tahoma" w:eastAsia="微软雅黑" w:hAnsi="Tahoma" w:hint="eastAsia"/>
-          <w:kern w:val="0"/>
-          <w:sz w:val="22"/>
-        </w:rPr>
-        <w:t>公共事件“</w:t>
+        <w:t>（公共事件“</w:t>
       </w:r>
       <w:r>
         <w:rPr>
@@ -1692,23 +4388,7 @@
           <w:kern w:val="0"/>
           <w:sz w:val="22"/>
         </w:rPr>
-        <w:t>主题</w:t>
-      </w:r>
-      <w:r>
-        <w:rPr>
-          <w:rFonts w:ascii="Tahoma" w:eastAsia="微软雅黑" w:hAnsi="Tahoma" w:hint="eastAsia"/>
-          <w:kern w:val="0"/>
-          <w:sz w:val="22"/>
-        </w:rPr>
-        <w:t>”的</w:t>
-      </w:r>
-      <w:r>
-        <w:rPr>
-          <w:rFonts w:ascii="Tahoma" w:eastAsia="微软雅黑" w:hAnsi="Tahoma" w:hint="eastAsia"/>
-          <w:kern w:val="0"/>
-          <w:sz w:val="22"/>
-        </w:rPr>
-        <w:t>具体配置见后面的“插件</w:t>
+        <w:t>主题”的具体配置见后面的“插件</w:t>
       </w:r>
       <w:r>
         <w:rPr>
@@ -1761,7 +4441,7 @@
           <w:noProof/>
         </w:rPr>
         <w:drawing>
-          <wp:inline distT="0" distB="0" distL="0" distR="0" wp14:anchorId="079BBF7C" wp14:editId="352356C1">
+          <wp:inline distT="0" distB="0" distL="0" distR="0" wp14:anchorId="36B3D3E6" wp14:editId="2BD4F2ED">
             <wp:extent cx="1965960" cy="1477450"/>
             <wp:effectExtent l="0" t="0" r="0" b="8890"/>
             <wp:docPr id="734138854" name="图片 7"/>
@@ -1778,7 +4458,7 @@
                     </pic:cNvPicPr>
                   </pic:nvPicPr>
                   <pic:blipFill>
-                    <a:blip r:embed="rId12">
+                    <a:blip r:embed="rId20">
                       <a:extLst>
                         <a:ext uri="{28A0092B-C50C-407E-A947-70E740481C1C}">
                           <a14:useLocalDpi xmlns:a14="http://schemas.microsoft.com/office/drawing/2010/main" val="0"/>
@@ -1845,13 +4525,7 @@
         <w:rPr>
           <w:rFonts w:hint="eastAsia"/>
         </w:rPr>
-        <w:t>开关</w:t>
-      </w:r>
-      <w:r>
-        <w:rPr>
-          <w:rFonts w:hint="eastAsia"/>
-        </w:rPr>
-        <w:t>和变量</w:t>
+        <w:t>开关和变量</w:t>
       </w:r>
     </w:p>
     <w:p>
@@ -1943,7 +4617,7 @@
           <w:sz w:val="22"/>
         </w:rPr>
         <w:drawing>
-          <wp:inline distT="0" distB="0" distL="0" distR="0" wp14:anchorId="2C6B9224" wp14:editId="0661A72F">
+          <wp:inline distT="0" distB="0" distL="0" distR="0" wp14:anchorId="237835CE" wp14:editId="55B4F328">
             <wp:extent cx="2166929" cy="2788920"/>
             <wp:effectExtent l="0" t="0" r="5080" b="0"/>
             <wp:docPr id="1514317910" name="图片 6"/>
@@ -1960,7 +4634,7 @@
                     </pic:cNvPicPr>
                   </pic:nvPicPr>
                   <pic:blipFill>
-                    <a:blip r:embed="rId13">
+                    <a:blip r:embed="rId21">
                       <a:extLst>
                         <a:ext uri="{28A0092B-C50C-407E-A947-70E740481C1C}">
                           <a14:useLocalDpi xmlns:a14="http://schemas.microsoft.com/office/drawing/2010/main" val="0"/>
@@ -2159,7 +4833,7 @@
           <w:noProof/>
         </w:rPr>
         <w:drawing>
-          <wp:inline distT="0" distB="0" distL="0" distR="0" wp14:anchorId="6F3B9379" wp14:editId="06D182FB">
+          <wp:inline distT="0" distB="0" distL="0" distR="0" wp14:anchorId="19E11EC6" wp14:editId="6C665237">
             <wp:extent cx="1432560" cy="1524000"/>
             <wp:effectExtent l="0" t="0" r="0" b="0"/>
             <wp:docPr id="1601809272" name="图片 3"/>
@@ -2176,7 +4850,7 @@
                     </pic:cNvPicPr>
                   </pic:nvPicPr>
                   <pic:blipFill>
-                    <a:blip r:embed="rId14">
+                    <a:blip r:embed="rId22">
                       <a:extLst>
                         <a:ext uri="{28A0092B-C50C-407E-A947-70E740481C1C}">
                           <a14:useLocalDpi xmlns:a14="http://schemas.microsoft.com/office/drawing/2010/main" val="0"/>
@@ -2213,7 +4887,7 @@
           <w:noProof/>
         </w:rPr>
         <w:drawing>
-          <wp:inline distT="0" distB="0" distL="0" distR="0" wp14:anchorId="5D48EE74" wp14:editId="33E838FA">
+          <wp:inline distT="0" distB="0" distL="0" distR="0" wp14:anchorId="2C6D0257" wp14:editId="6CFF8EE8">
             <wp:extent cx="1454785" cy="1551771"/>
             <wp:effectExtent l="0" t="0" r="0" b="0"/>
             <wp:docPr id="1423071154" name="图片 4"/>
@@ -2230,7 +4904,7 @@
                     </pic:cNvPicPr>
                   </pic:nvPicPr>
                   <pic:blipFill>
-                    <a:blip r:embed="rId15">
+                    <a:blip r:embed="rId23">
                       <a:extLst>
                         <a:ext uri="{28A0092B-C50C-407E-A947-70E740481C1C}">
                           <a14:useLocalDpi xmlns:a14="http://schemas.microsoft.com/office/drawing/2010/main" val="0"/>
@@ -2299,13 +4973,147 @@
         <w:rPr>
           <w:rFonts w:hint="eastAsia"/>
         </w:rPr>
+        <w:t>物品设置</w:t>
+      </w:r>
+    </w:p>
+    <w:p>
+      <w:pPr>
+        <w:widowControl/>
+        <w:adjustRightInd w:val="0"/>
+        <w:snapToGrid w:val="0"/>
+        <w:jc w:val="left"/>
+        <w:rPr>
+          <w:rFonts w:ascii="Tahoma" w:eastAsia="微软雅黑" w:hAnsi="Tahoma"/>
+          <w:kern w:val="0"/>
+          <w:sz w:val="22"/>
+        </w:rPr>
+      </w:pPr>
+      <w:r>
+        <w:rPr>
+          <w:rFonts w:ascii="Tahoma" w:eastAsia="微软雅黑" w:hAnsi="Tahoma" w:hint="eastAsia"/>
+          <w:kern w:val="0"/>
+          <w:sz w:val="22"/>
+        </w:rPr>
+        <w:t>简易</w:t>
+      </w:r>
+      <w:proofErr w:type="gramStart"/>
+      <w:r>
+        <w:rPr>
+          <w:rFonts w:ascii="Tahoma" w:eastAsia="微软雅黑" w:hAnsi="Tahoma" w:hint="eastAsia"/>
+          <w:kern w:val="0"/>
+          <w:sz w:val="22"/>
+        </w:rPr>
+        <w:t>魔</w:t>
+      </w:r>
+      <w:proofErr w:type="gramEnd"/>
+      <w:r>
+        <w:rPr>
+          <w:rFonts w:ascii="Tahoma" w:eastAsia="微软雅黑" w:hAnsi="Tahoma" w:hint="eastAsia"/>
+          <w:kern w:val="0"/>
+          <w:sz w:val="22"/>
+        </w:rPr>
+        <w:t>塔中的道具、图标等，需要自己定义。</w:t>
+      </w:r>
+    </w:p>
+    <w:p>
+      <w:pPr>
+        <w:widowControl/>
+        <w:adjustRightInd w:val="0"/>
+        <w:snapToGrid w:val="0"/>
+        <w:jc w:val="left"/>
+        <w:rPr>
+          <w:rFonts w:ascii="Tahoma" w:eastAsia="微软雅黑" w:hAnsi="Tahoma"/>
+          <w:kern w:val="0"/>
+          <w:sz w:val="22"/>
+        </w:rPr>
+      </w:pPr>
+      <w:r>
+        <w:rPr>
+          <w:rFonts w:ascii="Tahoma" w:eastAsia="微软雅黑" w:hAnsi="Tahoma" w:hint="eastAsia"/>
+          <w:kern w:val="0"/>
+          <w:sz w:val="22"/>
+        </w:rPr>
+        <w:t>这里固定使用了</w:t>
+      </w:r>
+      <w:r>
+        <w:rPr>
+          <w:rFonts w:ascii="Tahoma" w:eastAsia="微软雅黑" w:hAnsi="Tahoma" w:hint="eastAsia"/>
+          <w:kern w:val="0"/>
+          <w:sz w:val="22"/>
+        </w:rPr>
+        <w:t xml:space="preserve"> </w:t>
+      </w:r>
+      <w:r>
+        <w:rPr>
+          <w:rFonts w:ascii="Tahoma" w:eastAsia="微软雅黑" w:hAnsi="Tahoma" w:hint="eastAsia"/>
+          <w:kern w:val="0"/>
+          <w:sz w:val="22"/>
+        </w:rPr>
         <w:t>物品</w:t>
       </w:r>
       <w:r>
         <w:rPr>
-          <w:rFonts w:hint="eastAsia"/>
-        </w:rPr>
-        <w:t>设置</w:t>
+          <w:rFonts w:ascii="Tahoma" w:eastAsia="微软雅黑" w:hAnsi="Tahoma" w:hint="eastAsia"/>
+          <w:kern w:val="0"/>
+          <w:sz w:val="22"/>
+        </w:rPr>
+        <w:t>113</w:t>
+      </w:r>
+      <w:r>
+        <w:rPr>
+          <w:rFonts w:ascii="Tahoma" w:eastAsia="微软雅黑" w:hAnsi="Tahoma" w:hint="eastAsia"/>
+          <w:kern w:val="0"/>
+          <w:sz w:val="22"/>
+        </w:rPr>
+        <w:t>、</w:t>
+      </w:r>
+      <w:r>
+        <w:rPr>
+          <w:rFonts w:ascii="Tahoma" w:eastAsia="微软雅黑" w:hAnsi="Tahoma" w:hint="eastAsia"/>
+          <w:kern w:val="0"/>
+          <w:sz w:val="22"/>
+        </w:rPr>
+        <w:t>114</w:t>
+      </w:r>
+      <w:r>
+        <w:rPr>
+          <w:rFonts w:ascii="Tahoma" w:eastAsia="微软雅黑" w:hAnsi="Tahoma" w:hint="eastAsia"/>
+          <w:kern w:val="0"/>
+          <w:sz w:val="22"/>
+        </w:rPr>
+        <w:t>、</w:t>
+      </w:r>
+      <w:r>
+        <w:rPr>
+          <w:rFonts w:ascii="Tahoma" w:eastAsia="微软雅黑" w:hAnsi="Tahoma" w:hint="eastAsia"/>
+          <w:kern w:val="0"/>
+          <w:sz w:val="22"/>
+        </w:rPr>
+        <w:t>115</w:t>
+      </w:r>
+      <w:r>
+        <w:rPr>
+          <w:rFonts w:ascii="Tahoma" w:eastAsia="微软雅黑" w:hAnsi="Tahoma" w:hint="eastAsia"/>
+          <w:kern w:val="0"/>
+          <w:sz w:val="22"/>
+        </w:rPr>
+        <w:t>、</w:t>
+      </w:r>
+      <w:r>
+        <w:rPr>
+          <w:rFonts w:ascii="Tahoma" w:eastAsia="微软雅黑" w:hAnsi="Tahoma" w:hint="eastAsia"/>
+          <w:kern w:val="0"/>
+          <w:sz w:val="22"/>
+        </w:rPr>
+        <w:t>116</w:t>
+      </w:r>
+      <w:r>
+        <w:rPr>
+          <w:rFonts w:ascii="Tahoma" w:eastAsia="微软雅黑" w:hAnsi="Tahoma" w:hint="eastAsia"/>
+          <w:kern w:val="0"/>
+          <w:sz w:val="22"/>
+        </w:rPr>
+        <w:t>。</w:t>
       </w:r>
     </w:p>
     <w:p>
@@ -2313,146 +5121,6 @@
         <w:widowControl/>
         <w:adjustRightInd w:val="0"/>
         <w:snapToGrid w:val="0"/>
-        <w:jc w:val="left"/>
-        <w:rPr>
-          <w:rFonts w:ascii="Tahoma" w:eastAsia="微软雅黑" w:hAnsi="Tahoma"/>
-          <w:kern w:val="0"/>
-          <w:sz w:val="22"/>
-        </w:rPr>
-      </w:pPr>
-      <w:r>
-        <w:rPr>
-          <w:rFonts w:ascii="Tahoma" w:eastAsia="微软雅黑" w:hAnsi="Tahoma" w:hint="eastAsia"/>
-          <w:kern w:val="0"/>
-          <w:sz w:val="22"/>
-        </w:rPr>
-        <w:t>简易</w:t>
-      </w:r>
-      <w:proofErr w:type="gramStart"/>
-      <w:r>
-        <w:rPr>
-          <w:rFonts w:ascii="Tahoma" w:eastAsia="微软雅黑" w:hAnsi="Tahoma" w:hint="eastAsia"/>
-          <w:kern w:val="0"/>
-          <w:sz w:val="22"/>
-        </w:rPr>
-        <w:t>魔</w:t>
-      </w:r>
-      <w:proofErr w:type="gramEnd"/>
-      <w:r>
-        <w:rPr>
-          <w:rFonts w:ascii="Tahoma" w:eastAsia="微软雅黑" w:hAnsi="Tahoma" w:hint="eastAsia"/>
-          <w:kern w:val="0"/>
-          <w:sz w:val="22"/>
-        </w:rPr>
-        <w:t>塔中的道具、图标等，需要自己定义。</w:t>
-      </w:r>
-    </w:p>
-    <w:p>
-      <w:pPr>
-        <w:widowControl/>
-        <w:adjustRightInd w:val="0"/>
-        <w:snapToGrid w:val="0"/>
-        <w:jc w:val="left"/>
-        <w:rPr>
-          <w:rFonts w:ascii="Tahoma" w:eastAsia="微软雅黑" w:hAnsi="Tahoma"/>
-          <w:kern w:val="0"/>
-          <w:sz w:val="22"/>
-        </w:rPr>
-      </w:pPr>
-      <w:r>
-        <w:rPr>
-          <w:rFonts w:ascii="Tahoma" w:eastAsia="微软雅黑" w:hAnsi="Tahoma" w:hint="eastAsia"/>
-          <w:kern w:val="0"/>
-          <w:sz w:val="22"/>
-        </w:rPr>
-        <w:t>这里固定使用了</w:t>
-      </w:r>
-      <w:r>
-        <w:rPr>
-          <w:rFonts w:ascii="Tahoma" w:eastAsia="微软雅黑" w:hAnsi="Tahoma" w:hint="eastAsia"/>
-          <w:kern w:val="0"/>
-          <w:sz w:val="22"/>
-        </w:rPr>
-        <w:t xml:space="preserve"> </w:t>
-      </w:r>
-      <w:r>
-        <w:rPr>
-          <w:rFonts w:ascii="Tahoma" w:eastAsia="微软雅黑" w:hAnsi="Tahoma" w:hint="eastAsia"/>
-          <w:kern w:val="0"/>
-          <w:sz w:val="22"/>
-        </w:rPr>
-        <w:t>物品</w:t>
-      </w:r>
-      <w:r>
-        <w:rPr>
-          <w:rFonts w:ascii="Tahoma" w:eastAsia="微软雅黑" w:hAnsi="Tahoma" w:hint="eastAsia"/>
-          <w:kern w:val="0"/>
-          <w:sz w:val="22"/>
-        </w:rPr>
-        <w:t>113</w:t>
-      </w:r>
-      <w:r>
-        <w:rPr>
-          <w:rFonts w:ascii="Tahoma" w:eastAsia="微软雅黑" w:hAnsi="Tahoma" w:hint="eastAsia"/>
-          <w:kern w:val="0"/>
-          <w:sz w:val="22"/>
-        </w:rPr>
-        <w:t>、</w:t>
-      </w:r>
-      <w:r>
-        <w:rPr>
-          <w:rFonts w:ascii="Tahoma" w:eastAsia="微软雅黑" w:hAnsi="Tahoma" w:hint="eastAsia"/>
-          <w:kern w:val="0"/>
-          <w:sz w:val="22"/>
-        </w:rPr>
-        <w:t>114</w:t>
-      </w:r>
-      <w:r>
-        <w:rPr>
-          <w:rFonts w:ascii="Tahoma" w:eastAsia="微软雅黑" w:hAnsi="Tahoma" w:hint="eastAsia"/>
-          <w:kern w:val="0"/>
-          <w:sz w:val="22"/>
-        </w:rPr>
-        <w:t>、</w:t>
-      </w:r>
-      <w:r>
-        <w:rPr>
-          <w:rFonts w:ascii="Tahoma" w:eastAsia="微软雅黑" w:hAnsi="Tahoma" w:hint="eastAsia"/>
-          <w:kern w:val="0"/>
-          <w:sz w:val="22"/>
-        </w:rPr>
-        <w:t>115</w:t>
-      </w:r>
-      <w:r>
-        <w:rPr>
-          <w:rFonts w:ascii="Tahoma" w:eastAsia="微软雅黑" w:hAnsi="Tahoma" w:hint="eastAsia"/>
-          <w:kern w:val="0"/>
-          <w:sz w:val="22"/>
-        </w:rPr>
-        <w:t>、</w:t>
-      </w:r>
-      <w:r>
-        <w:rPr>
-          <w:rFonts w:ascii="Tahoma" w:eastAsia="微软雅黑" w:hAnsi="Tahoma" w:hint="eastAsia"/>
-          <w:kern w:val="0"/>
-          <w:sz w:val="22"/>
-        </w:rPr>
-        <w:t>116</w:t>
-      </w:r>
-      <w:r>
-        <w:rPr>
-          <w:rFonts w:ascii="Tahoma" w:eastAsia="微软雅黑" w:hAnsi="Tahoma" w:hint="eastAsia"/>
-          <w:kern w:val="0"/>
-          <w:sz w:val="22"/>
-        </w:rPr>
-        <w:t>。</w:t>
-      </w:r>
-    </w:p>
-    <w:p>
-      <w:pPr>
-        <w:widowControl/>
-        <w:adjustRightInd w:val="0"/>
-        <w:snapToGrid w:val="0"/>
         <w:jc w:val="center"/>
         <w:rPr>
           <w:rFonts w:ascii="Tahoma" w:eastAsia="微软雅黑" w:hAnsi="Tahoma"/>
@@ -2465,7 +5133,7 @@
           <w:noProof/>
         </w:rPr>
         <w:drawing>
-          <wp:inline distT="0" distB="0" distL="0" distR="0" wp14:anchorId="2EE5D1EC" wp14:editId="76B7228E">
+          <wp:inline distT="0" distB="0" distL="0" distR="0" wp14:anchorId="231A492D" wp14:editId="42761698">
             <wp:extent cx="2316480" cy="1544227"/>
             <wp:effectExtent l="19050" t="19050" r="26670" b="18415"/>
             <wp:docPr id="17" name="图片 17"/>
@@ -2482,7 +5150,7 @@
                     </pic:cNvPicPr>
                   </pic:nvPicPr>
                   <pic:blipFill>
-                    <a:blip r:embed="rId16" cstate="print">
+                    <a:blip r:embed="rId24" cstate="print">
                       <a:extLst>
                         <a:ext uri="{28A0092B-C50C-407E-A947-70E740481C1C}">
                           <a14:useLocalDpi xmlns:a14="http://schemas.microsoft.com/office/drawing/2010/main" val="0"/>
@@ -2521,7 +5189,7 @@
           <w:noProof/>
         </w:rPr>
         <w:drawing>
-          <wp:inline distT="0" distB="0" distL="0" distR="0" wp14:anchorId="532F8E7D" wp14:editId="5FBA9F4D">
+          <wp:inline distT="0" distB="0" distL="0" distR="0" wp14:anchorId="474D977D" wp14:editId="06B98130">
             <wp:extent cx="2026920" cy="1488800"/>
             <wp:effectExtent l="0" t="0" r="0" b="0"/>
             <wp:docPr id="1140931155" name="图片 5"/>
@@ -2538,7 +5206,7 @@
                     </pic:cNvPicPr>
                   </pic:nvPicPr>
                   <pic:blipFill>
-                    <a:blip r:embed="rId17">
+                    <a:blip r:embed="rId25">
                       <a:extLst>
                         <a:ext uri="{28A0092B-C50C-407E-A947-70E740481C1C}">
                           <a14:useLocalDpi xmlns:a14="http://schemas.microsoft.com/office/drawing/2010/main" val="0"/>
@@ -2590,7 +5258,7 @@
           <w:szCs w:val="24"/>
         </w:rPr>
         <w:drawing>
-          <wp:inline distT="0" distB="0" distL="0" distR="0" wp14:anchorId="10301158" wp14:editId="1F1624E7">
+          <wp:inline distT="0" distB="0" distL="0" distR="0" wp14:anchorId="159DBBB2" wp14:editId="5F366A6A">
             <wp:extent cx="3886200" cy="1562100"/>
             <wp:effectExtent l="0" t="0" r="0" b="0"/>
             <wp:docPr id="16" name="图片 16"/>
@@ -2607,7 +5275,7 @@
                     </pic:cNvPicPr>
                   </pic:nvPicPr>
                   <pic:blipFill>
-                    <a:blip r:embed="rId18">
+                    <a:blip r:embed="rId26">
                       <a:extLst>
                         <a:ext uri="{28A0092B-C50C-407E-A947-70E740481C1C}">
                           <a14:useLocalDpi xmlns:a14="http://schemas.microsoft.com/office/drawing/2010/main" val="0"/>
@@ -2714,7 +5382,7 @@
           <w:noProof/>
         </w:rPr>
         <w:drawing>
-          <wp:inline distT="0" distB="0" distL="0" distR="0" wp14:anchorId="2AE27E83" wp14:editId="670CDEC3">
+          <wp:inline distT="0" distB="0" distL="0" distR="0" wp14:anchorId="459D3AAD" wp14:editId="3BE0D457">
             <wp:extent cx="2745350" cy="2933700"/>
             <wp:effectExtent l="0" t="0" r="0" b="0"/>
             <wp:docPr id="2085580735" name="图片 9"/>
@@ -2731,7 +5399,7 @@
                     </pic:cNvPicPr>
                   </pic:nvPicPr>
                   <pic:blipFill>
-                    <a:blip r:embed="rId19">
+                    <a:blip r:embed="rId27">
                       <a:extLst>
                         <a:ext uri="{28A0092B-C50C-407E-A947-70E740481C1C}">
                           <a14:useLocalDpi xmlns:a14="http://schemas.microsoft.com/office/drawing/2010/main" val="0"/>
@@ -2846,15 +5514,7 @@
           <w:kern w:val="0"/>
           <w:sz w:val="22"/>
         </w:rPr>
-        <w:t>，</w:t>
-      </w:r>
-      <w:r>
-        <w:rPr>
-          <w:rFonts w:ascii="Tahoma" w:eastAsia="微软雅黑" w:hAnsi="Tahoma" w:hint="eastAsia"/>
-          <w:kern w:val="0"/>
-          <w:sz w:val="22"/>
-        </w:rPr>
-        <w:t>有两个地方用到了参数数字的样式。</w:t>
+        <w:t>，有两个地方用到了参数数字的样式。</w:t>
       </w:r>
     </w:p>
     <w:p>
@@ -2875,15 +5535,7 @@
           <w:kern w:val="0"/>
           <w:sz w:val="22"/>
         </w:rPr>
-        <w:t>》地图临时漂浮参数数字（</w:t>
-      </w:r>
-      <w:r>
-        <w:rPr>
-          <w:rFonts w:ascii="Tahoma" w:eastAsia="微软雅黑" w:hAnsi="Tahoma" w:hint="eastAsia"/>
-          <w:kern w:val="0"/>
-          <w:sz w:val="22"/>
-        </w:rPr>
-        <w:t>回复时</w:t>
+        <w:t>》地图临时漂浮参数数字（回复时</w:t>
       </w:r>
       <w:r>
         <w:rPr>
@@ -2973,7 +5625,7 @@
           <w:noProof/>
         </w:rPr>
         <w:drawing>
-          <wp:inline distT="0" distB="0" distL="0" distR="0" wp14:anchorId="418E54E2" wp14:editId="1F8C91B8">
+          <wp:inline distT="0" distB="0" distL="0" distR="0" wp14:anchorId="3B3EF11C" wp14:editId="78B4A166">
             <wp:extent cx="4149090" cy="1591999"/>
             <wp:effectExtent l="19050" t="19050" r="22860" b="27305"/>
             <wp:docPr id="254477629" name="图片 17"/>
@@ -2990,7 +5642,7 @@
                     </pic:cNvPicPr>
                   </pic:nvPicPr>
                   <pic:blipFill>
-                    <a:blip r:embed="rId20">
+                    <a:blip r:embed="rId28">
                       <a:extLst>
                         <a:ext uri="{28A0092B-C50C-407E-A947-70E740481C1C}">
                           <a14:useLocalDpi xmlns:a14="http://schemas.microsoft.com/office/drawing/2010/main" val="0"/>
@@ -3042,7 +5694,7 @@
           <w:noProof/>
         </w:rPr>
         <w:drawing>
-          <wp:inline distT="0" distB="0" distL="0" distR="0" wp14:anchorId="6BB6330D" wp14:editId="6F565784">
+          <wp:inline distT="0" distB="0" distL="0" distR="0" wp14:anchorId="44A0CB47" wp14:editId="67A33B22">
             <wp:extent cx="3771900" cy="2728103"/>
             <wp:effectExtent l="0" t="0" r="0" b="0"/>
             <wp:docPr id="2075938187" name="图片 15"/>
@@ -3059,7 +5711,7 @@
                     </pic:cNvPicPr>
                   </pic:nvPicPr>
                   <pic:blipFill>
-                    <a:blip r:embed="rId21">
+                    <a:blip r:embed="rId29">
                       <a:extLst>
                         <a:ext uri="{28A0092B-C50C-407E-A947-70E740481C1C}">
                           <a14:useLocalDpi xmlns:a14="http://schemas.microsoft.com/office/drawing/2010/main" val="0"/>
@@ -3216,7 +5868,7 @@
           <w:noProof/>
         </w:rPr>
         <w:drawing>
-          <wp:inline distT="0" distB="0" distL="0" distR="0" wp14:anchorId="1C39E28F" wp14:editId="295EDA54">
+          <wp:inline distT="0" distB="0" distL="0" distR="0" wp14:anchorId="7C20671B" wp14:editId="02207C43">
             <wp:extent cx="4091940" cy="1442788"/>
             <wp:effectExtent l="0" t="0" r="3810" b="5080"/>
             <wp:docPr id="1407908788" name="图片 14"/>
@@ -3233,7 +5885,7 @@
                     </pic:cNvPicPr>
                   </pic:nvPicPr>
                   <pic:blipFill>
-                    <a:blip r:embed="rId22">
+                    <a:blip r:embed="rId30">
                       <a:extLst>
                         <a:ext uri="{28A0092B-C50C-407E-A947-70E740481C1C}">
                           <a14:useLocalDpi xmlns:a14="http://schemas.microsoft.com/office/drawing/2010/main" val="0"/>
@@ -3316,21 +5968,7 @@
           <w:rFonts w:ascii="Tahoma" w:hAnsi="Tahoma" w:hint="eastAsia"/>
           <w:kern w:val="0"/>
         </w:rPr>
-        <w:t>高级变量</w:t>
-      </w:r>
-      <w:r>
-        <w:rPr>
-          <w:rFonts w:ascii="Tahoma" w:hAnsi="Tahoma" w:hint="eastAsia"/>
-          <w:kern w:val="0"/>
-        </w:rPr>
-        <w:t>固定</w:t>
-      </w:r>
-      <w:r>
-        <w:rPr>
-          <w:rFonts w:ascii="Tahoma" w:hAnsi="Tahoma" w:hint="eastAsia"/>
-          <w:kern w:val="0"/>
-        </w:rPr>
-        <w:t>框</w:t>
+        <w:t>高级变量固定框</w:t>
       </w:r>
     </w:p>
     <w:p>
@@ -3351,15 +5989,7 @@
           <w:kern w:val="0"/>
           <w:sz w:val="22"/>
         </w:rPr>
-        <w:t>该插件主要用于</w:t>
-      </w:r>
-      <w:r>
-        <w:rPr>
-          <w:rFonts w:ascii="Tahoma" w:eastAsia="微软雅黑" w:hAnsi="Tahoma" w:hint="eastAsia"/>
-          <w:kern w:val="0"/>
-          <w:sz w:val="22"/>
-        </w:rPr>
-        <w:t>设计</w:t>
+        <w:t>该插件主要用于设计</w:t>
       </w:r>
       <w:proofErr w:type="gramStart"/>
       <w:r>
@@ -3406,7 +6036,7 @@
           <w:noProof/>
         </w:rPr>
         <w:drawing>
-          <wp:inline distT="0" distB="0" distL="0" distR="0" wp14:anchorId="63976CAA" wp14:editId="0B5FA6B2">
+          <wp:inline distT="0" distB="0" distL="0" distR="0" wp14:anchorId="334BB6C9" wp14:editId="7AB00972">
             <wp:extent cx="4141470" cy="1482871"/>
             <wp:effectExtent l="19050" t="19050" r="11430" b="22225"/>
             <wp:docPr id="2074705308" name="图片 13"/>
@@ -3423,7 +6053,7 @@
                     </pic:cNvPicPr>
                   </pic:nvPicPr>
                   <pic:blipFill>
-                    <a:blip r:embed="rId23">
+                    <a:blip r:embed="rId31">
                       <a:extLst>
                         <a:ext uri="{28A0092B-C50C-407E-A947-70E740481C1C}">
                           <a14:useLocalDpi xmlns:a14="http://schemas.microsoft.com/office/drawing/2010/main" val="0"/>
@@ -3614,15 +6244,7 @@
           <w:kern w:val="0"/>
           <w:sz w:val="22"/>
         </w:rPr>
-        <w:t>章节</w:t>
-      </w:r>
-      <w:r>
-        <w:rPr>
-          <w:rFonts w:ascii="Tahoma" w:eastAsia="微软雅黑" w:hAnsi="Tahoma" w:hint="eastAsia"/>
-          <w:kern w:val="0"/>
-          <w:sz w:val="22"/>
-        </w:rPr>
-        <w:t>有讲解，</w:t>
+        <w:t>章节有讲解，</w:t>
       </w:r>
     </w:p>
     <w:p>
@@ -3643,15 +6265,7 @@
           <w:kern w:val="0"/>
           <w:sz w:val="22"/>
         </w:rPr>
-        <w:t>如果需要设计，可以去看看文档</w:t>
-      </w:r>
-      <w:r>
-        <w:rPr>
-          <w:rFonts w:ascii="Tahoma" w:eastAsia="微软雅黑" w:hAnsi="Tahoma" w:hint="eastAsia"/>
-          <w:kern w:val="0"/>
-          <w:sz w:val="22"/>
-        </w:rPr>
-        <w:t>。</w:t>
+        <w:t>如果需要设计，可以去看看文档。</w:t>
       </w:r>
     </w:p>
     <w:p>
@@ -3670,7 +6284,7 @@
           <w:noProof/>
         </w:rPr>
         <w:drawing>
-          <wp:inline distT="0" distB="0" distL="0" distR="0" wp14:anchorId="6E5D032F" wp14:editId="01500F8C">
+          <wp:inline distT="0" distB="0" distL="0" distR="0" wp14:anchorId="4E6755BF" wp14:editId="6D5159A0">
             <wp:extent cx="1598311" cy="2520950"/>
             <wp:effectExtent l="0" t="0" r="1905" b="0"/>
             <wp:docPr id="131" name="图片 131"/>
@@ -3685,7 +6299,7 @@
                     <pic:cNvPicPr/>
                   </pic:nvPicPr>
                   <pic:blipFill>
-                    <a:blip r:embed="rId24"/>
+                    <a:blip r:embed="rId32"/>
                     <a:stretch>
                       <a:fillRect/>
                     </a:stretch>
@@ -3714,7 +6328,7 @@
           <w:szCs w:val="24"/>
         </w:rPr>
         <w:drawing>
-          <wp:inline distT="0" distB="0" distL="0" distR="0" wp14:anchorId="77712FDE" wp14:editId="4C4658D3">
+          <wp:inline distT="0" distB="0" distL="0" distR="0" wp14:anchorId="64E835C6" wp14:editId="3B63E770">
             <wp:extent cx="3360372" cy="1863052"/>
             <wp:effectExtent l="0" t="0" r="0" b="4445"/>
             <wp:docPr id="15" name="图片 15"/>
@@ -3731,7 +6345,7 @@
                     </pic:cNvPicPr>
                   </pic:nvPicPr>
                   <pic:blipFill>
-                    <a:blip r:embed="rId25">
+                    <a:blip r:embed="rId33">
                       <a:extLst>
                         <a:ext uri="{28A0092B-C50C-407E-A947-70E740481C1C}">
                           <a14:useLocalDpi xmlns:a14="http://schemas.microsoft.com/office/drawing/2010/main" val="0"/>
@@ -3885,7 +6499,7 @@
           <w:noProof/>
         </w:rPr>
         <w:drawing>
-          <wp:inline distT="0" distB="0" distL="0" distR="0" wp14:anchorId="14A3F6AB" wp14:editId="7A4347DF">
+          <wp:inline distT="0" distB="0" distL="0" distR="0" wp14:anchorId="02B28CDB" wp14:editId="16D266E2">
             <wp:extent cx="2948940" cy="993039"/>
             <wp:effectExtent l="19050" t="19050" r="22860" b="17145"/>
             <wp:docPr id="1741897248" name="图片 21"/>
@@ -3902,7 +6516,7 @@
                     </pic:cNvPicPr>
                   </pic:nvPicPr>
                   <pic:blipFill>
-                    <a:blip r:embed="rId26">
+                    <a:blip r:embed="rId34">
                       <a:extLst>
                         <a:ext uri="{28A0092B-C50C-407E-A947-70E740481C1C}">
                           <a14:useLocalDpi xmlns:a14="http://schemas.microsoft.com/office/drawing/2010/main" val="0"/>
@@ -3954,7 +6568,7 @@
           <w:noProof/>
         </w:rPr>
         <w:drawing>
-          <wp:inline distT="0" distB="0" distL="0" distR="0" wp14:anchorId="594CE555" wp14:editId="4FB8BC7D">
+          <wp:inline distT="0" distB="0" distL="0" distR="0" wp14:anchorId="20C19DDC" wp14:editId="3ED1BC6A">
             <wp:extent cx="2042160" cy="1299097"/>
             <wp:effectExtent l="0" t="0" r="0" b="0"/>
             <wp:docPr id="161609359" name="图片 22"/>
@@ -3971,7 +6585,7 @@
                     </pic:cNvPicPr>
                   </pic:nvPicPr>
                   <pic:blipFill>
-                    <a:blip r:embed="rId27">
+                    <a:blip r:embed="rId35">
                       <a:extLst>
                         <a:ext uri="{28A0092B-C50C-407E-A947-70E740481C1C}">
                           <a14:useLocalDpi xmlns:a14="http://schemas.microsoft.com/office/drawing/2010/main" val="0"/>
@@ -4207,7 +6821,7 @@
         <w:widowControl/>
         <w:jc w:val="center"/>
         <w:rPr>
-          <w:rFonts w:ascii="Tahoma" w:eastAsia="微软雅黑" w:hAnsi="Tahoma" w:hint="eastAsia"/>
+          <w:rFonts w:ascii="Tahoma" w:eastAsia="微软雅黑" w:hAnsi="Tahoma"/>
           <w:kern w:val="0"/>
           <w:sz w:val="22"/>
         </w:rPr>
@@ -4218,7 +6832,7 @@
           <w:noProof/>
         </w:rPr>
         <w:drawing>
-          <wp:inline distT="0" distB="0" distL="0" distR="0" wp14:anchorId="6DB11FCE" wp14:editId="3F1E2363">
+          <wp:inline distT="0" distB="0" distL="0" distR="0" wp14:anchorId="0F3610E4" wp14:editId="2832C143">
             <wp:extent cx="1798320" cy="868680"/>
             <wp:effectExtent l="0" t="0" r="0" b="7620"/>
             <wp:docPr id="55982140" name="图片 1"/>
@@ -4235,7 +6849,7 @@
                     </pic:cNvPicPr>
                   </pic:nvPicPr>
                   <pic:blipFill>
-                    <a:blip r:embed="rId28">
+                    <a:blip r:embed="rId36">
                       <a:extLst>
                         <a:ext uri="{28A0092B-C50C-407E-A947-70E740481C1C}">
                           <a14:useLocalDpi xmlns:a14="http://schemas.microsoft.com/office/drawing/2010/main" val="0"/>
@@ -4290,13 +6904,7 @@
         <w:rPr>
           <w:rFonts w:hint="eastAsia"/>
         </w:rPr>
-        <w:t>1</w:t>
-      </w:r>
-      <w:r>
-        <w:rPr>
-          <w:rFonts w:hint="eastAsia"/>
-        </w:rPr>
-        <w:t>3</w:t>
+        <w:t>13</w:t>
       </w:r>
       <w:r>
         <w:rPr>
@@ -4392,23 +7000,7 @@
           <w:kern w:val="0"/>
           <w:sz w:val="22"/>
         </w:rPr>
-        <w:t>塔中不</w:t>
-      </w:r>
-      <w:r>
-        <w:rPr>
-          <w:rFonts w:ascii="Tahoma" w:eastAsia="微软雅黑" w:hAnsi="Tahoma" w:hint="eastAsia"/>
-          <w:kern w:val="0"/>
-          <w:sz w:val="22"/>
-        </w:rPr>
-        <w:t>太</w:t>
-      </w:r>
-      <w:r>
-        <w:rPr>
-          <w:rFonts w:ascii="Tahoma" w:eastAsia="微软雅黑" w:hAnsi="Tahoma" w:hint="eastAsia"/>
-          <w:kern w:val="0"/>
-          <w:sz w:val="22"/>
-        </w:rPr>
-        <w:t>可能</w:t>
+        <w:t>塔中不太可能</w:t>
       </w:r>
       <w:proofErr w:type="gramStart"/>
       <w:r>
@@ -4426,23 +7018,7 @@
           <w:kern w:val="0"/>
           <w:sz w:val="22"/>
         </w:rPr>
-        <w:t>，但就怕</w:t>
-      </w:r>
-      <w:r>
-        <w:rPr>
-          <w:rFonts w:ascii="Tahoma" w:eastAsia="微软雅黑" w:hAnsi="Tahoma" w:hint="eastAsia"/>
-          <w:kern w:val="0"/>
-          <w:sz w:val="22"/>
-        </w:rPr>
-        <w:t>玩家</w:t>
-      </w:r>
-      <w:r>
-        <w:rPr>
-          <w:rFonts w:ascii="Tahoma" w:eastAsia="微软雅黑" w:hAnsi="Tahoma" w:hint="eastAsia"/>
-          <w:kern w:val="0"/>
-          <w:sz w:val="22"/>
-        </w:rPr>
-        <w:t>出现意外情况。</w:t>
+        <w:t>，但就怕玩家出现意外情况。</w:t>
       </w:r>
     </w:p>
     <w:p>
@@ -4462,15 +7038,7 @@
           <w:kern w:val="0"/>
           <w:sz w:val="22"/>
         </w:rPr>
-        <w:t>此外</w:t>
-      </w:r>
-      <w:r>
-        <w:rPr>
-          <w:rFonts w:ascii="Tahoma" w:eastAsia="微软雅黑" w:hAnsi="Tahoma" w:hint="eastAsia"/>
-          <w:kern w:val="0"/>
-          <w:sz w:val="22"/>
-        </w:rPr>
-        <w:t>，</w:t>
+        <w:t>此外，</w:t>
       </w:r>
       <w:r>
         <w:rPr>
@@ -4505,23 +7073,7 @@
           <w:kern w:val="0"/>
           <w:sz w:val="22"/>
         </w:rPr>
-        <w:t>中</w:t>
-      </w:r>
-      <w:r>
-        <w:rPr>
-          <w:rFonts w:ascii="Tahoma" w:eastAsia="微软雅黑" w:hAnsi="Tahoma" w:hint="eastAsia"/>
-          <w:kern w:val="0"/>
-          <w:sz w:val="22"/>
-        </w:rPr>
-        <w:t>没有加</w:t>
-      </w:r>
-      <w:r>
-        <w:rPr>
-          <w:rFonts w:ascii="Tahoma" w:eastAsia="微软雅黑" w:hAnsi="Tahoma" w:hint="eastAsia"/>
-          <w:kern w:val="0"/>
-          <w:sz w:val="22"/>
-        </w:rPr>
-        <w:t>这个插件。</w:t>
+        <w:t>中没有加这个插件。</w:t>
       </w:r>
     </w:p>
     <w:p>
@@ -4594,1932 +7146,17 @@
     </w:p>
     <w:p>
       <w:pPr>
-        <w:pStyle w:val="2"/>
-        <w:rPr>
-          <w:rFonts w:hint="eastAsia"/>
-        </w:rPr>
-      </w:pPr>
-      <w:proofErr w:type="gramStart"/>
+        <w:pStyle w:val="3"/>
+        <w:rPr>
+          <w:rFonts w:hint="eastAsia"/>
+        </w:rPr>
+      </w:pPr>
       <w:r>
         <w:rPr>
           <w:rFonts w:hint="eastAsia"/>
         </w:rPr>
         <w:lastRenderedPageBreak/>
-        <w:t>简易魔塔</w:t>
-      </w:r>
-      <w:proofErr w:type="gramEnd"/>
-      <w:r>
-        <w:rPr>
-          <w:rFonts w:hint="eastAsia"/>
-        </w:rPr>
-        <w:t>-谜题</w:t>
-      </w:r>
-      <w:r>
-        <w:rPr>
-          <w:rFonts w:hint="eastAsia"/>
-        </w:rPr>
-        <w:t>设计</w:t>
-      </w:r>
-    </w:p>
-    <w:p>
-      <w:pPr>
-        <w:pStyle w:val="3"/>
-        <w:rPr>
-          <w:rFonts w:hint="eastAsia"/>
-        </w:rPr>
-      </w:pPr>
-      <w:r>
-        <w:rPr>
-          <w:rFonts w:hint="eastAsia"/>
-        </w:rPr>
-        <w:t>设计</w:t>
-      </w:r>
-      <w:r>
-        <w:rPr>
-          <w:rFonts w:hint="eastAsia"/>
-        </w:rPr>
-        <w:t>简介</w:t>
-      </w:r>
-    </w:p>
-    <w:p>
-      <w:pPr>
-        <w:pStyle w:val="4"/>
-        <w:snapToGrid w:val="0"/>
-        <w:rPr>
-          <w:rFonts w:hint="eastAsia"/>
-        </w:rPr>
-      </w:pPr>
-      <w:r>
-        <w:rPr>
-          <w:rFonts w:hint="eastAsia"/>
-        </w:rPr>
-        <w:t>1）</w:t>
-      </w:r>
-      <w:r>
-        <w:rPr>
-          <w:rFonts w:hint="eastAsia"/>
-        </w:rPr>
-        <w:t>游戏规则</w:t>
-      </w:r>
-    </w:p>
-    <w:p>
-      <w:pPr>
-        <w:widowControl/>
-        <w:adjustRightInd w:val="0"/>
-        <w:snapToGrid w:val="0"/>
-        <w:jc w:val="left"/>
-        <w:rPr>
-          <w:rFonts w:ascii="Tahoma" w:eastAsia="微软雅黑" w:hAnsi="Tahoma"/>
-          <w:kern w:val="0"/>
-          <w:sz w:val="22"/>
-        </w:rPr>
-      </w:pPr>
-      <w:r>
-        <w:rPr>
-          <w:rFonts w:ascii="Tahoma" w:eastAsia="微软雅黑" w:hAnsi="Tahoma" w:hint="eastAsia"/>
-          <w:kern w:val="0"/>
-          <w:sz w:val="22"/>
-        </w:rPr>
-        <w:t>简易</w:t>
-      </w:r>
-      <w:proofErr w:type="gramStart"/>
-      <w:r>
-        <w:rPr>
-          <w:rFonts w:ascii="Tahoma" w:eastAsia="微软雅黑" w:hAnsi="Tahoma" w:hint="eastAsia"/>
-          <w:kern w:val="0"/>
-          <w:sz w:val="22"/>
-        </w:rPr>
-        <w:t>魔塔使用</w:t>
-      </w:r>
-      <w:proofErr w:type="gramEnd"/>
-      <w:r>
-        <w:rPr>
-          <w:rFonts w:ascii="Tahoma" w:eastAsia="微软雅黑" w:hAnsi="Tahoma" w:hint="eastAsia"/>
-          <w:kern w:val="0"/>
-          <w:sz w:val="22"/>
-        </w:rPr>
-        <w:t>的是固定镜头视角</w:t>
-      </w:r>
-      <w:r>
-        <w:rPr>
-          <w:rFonts w:ascii="Tahoma" w:eastAsia="微软雅黑" w:hAnsi="Tahoma" w:hint="eastAsia"/>
-          <w:kern w:val="0"/>
-          <w:sz w:val="22"/>
-        </w:rPr>
-        <w:t>。</w:t>
-      </w:r>
-    </w:p>
-    <w:p>
-      <w:pPr>
-        <w:widowControl/>
-        <w:adjustRightInd w:val="0"/>
-        <w:snapToGrid w:val="0"/>
-        <w:jc w:val="left"/>
-        <w:rPr>
-          <w:rFonts w:ascii="Tahoma" w:eastAsia="微软雅黑" w:hAnsi="Tahoma"/>
-          <w:kern w:val="0"/>
-          <w:sz w:val="22"/>
-        </w:rPr>
-      </w:pPr>
-      <w:r>
-        <w:rPr>
-          <w:rFonts w:ascii="Tahoma" w:eastAsia="微软雅黑" w:hAnsi="Tahoma" w:hint="eastAsia"/>
-          <w:kern w:val="0"/>
-          <w:sz w:val="22"/>
-        </w:rPr>
-        <w:t>玩家在有限的地图内（</w:t>
-      </w:r>
-      <w:r>
-        <w:rPr>
-          <w:rFonts w:ascii="Tahoma" w:eastAsia="微软雅黑" w:hAnsi="Tahoma" w:hint="eastAsia"/>
-          <w:kern w:val="0"/>
-          <w:sz w:val="22"/>
-        </w:rPr>
-        <w:t>1</w:t>
-      </w:r>
-      <w:r>
-        <w:rPr>
-          <w:rFonts w:ascii="Tahoma" w:eastAsia="微软雅黑" w:hAnsi="Tahoma"/>
-          <w:kern w:val="0"/>
-          <w:sz w:val="22"/>
-        </w:rPr>
-        <w:t>3</w:t>
-      </w:r>
-      <w:r>
-        <w:rPr>
-          <w:rFonts w:ascii="Tahoma" w:eastAsia="微软雅黑" w:hAnsi="Tahoma" w:hint="eastAsia"/>
-          <w:kern w:val="0"/>
-          <w:sz w:val="22"/>
-        </w:rPr>
-        <w:t>x</w:t>
-      </w:r>
-      <w:r>
-        <w:rPr>
-          <w:rFonts w:ascii="Tahoma" w:eastAsia="微软雅黑" w:hAnsi="Tahoma"/>
-          <w:kern w:val="0"/>
-          <w:sz w:val="22"/>
-        </w:rPr>
-        <w:t>13</w:t>
-      </w:r>
-      <w:r>
-        <w:rPr>
-          <w:rFonts w:ascii="Tahoma" w:eastAsia="微软雅黑" w:hAnsi="Tahoma" w:hint="eastAsia"/>
-          <w:kern w:val="0"/>
-          <w:sz w:val="22"/>
-        </w:rPr>
-        <w:t>）进行解密探索，一共有</w:t>
-      </w:r>
-      <w:r>
-        <w:rPr>
-          <w:rFonts w:ascii="Tahoma" w:eastAsia="微软雅黑" w:hAnsi="Tahoma" w:hint="eastAsia"/>
-          <w:kern w:val="0"/>
-          <w:sz w:val="22"/>
-        </w:rPr>
-        <w:t>6</w:t>
-      </w:r>
-      <w:r>
-        <w:rPr>
-          <w:rFonts w:ascii="Tahoma" w:eastAsia="微软雅黑" w:hAnsi="Tahoma" w:hint="eastAsia"/>
-          <w:kern w:val="0"/>
-          <w:sz w:val="22"/>
-        </w:rPr>
-        <w:t>层。</w:t>
-      </w:r>
-    </w:p>
-    <w:p>
-      <w:pPr>
-        <w:widowControl/>
-        <w:adjustRightInd w:val="0"/>
-        <w:snapToGrid w:val="0"/>
-        <w:jc w:val="left"/>
-        <w:rPr>
-          <w:rFonts w:ascii="Tahoma" w:eastAsia="微软雅黑" w:hAnsi="Tahoma"/>
-          <w:kern w:val="0"/>
-          <w:sz w:val="22"/>
-        </w:rPr>
-      </w:pPr>
-      <w:r>
-        <w:rPr>
-          <w:rFonts w:ascii="Tahoma" w:eastAsia="微软雅黑" w:hAnsi="Tahoma" w:hint="eastAsia"/>
-          <w:kern w:val="0"/>
-          <w:sz w:val="22"/>
-        </w:rPr>
-        <w:t>玩家可以拾取红黄蓝钥匙，开启对应的红黄蓝门</w:t>
-      </w:r>
-      <w:r>
-        <w:rPr>
-          <w:rFonts w:ascii="Tahoma" w:eastAsia="微软雅黑" w:hAnsi="Tahoma" w:hint="eastAsia"/>
-          <w:kern w:val="0"/>
-          <w:sz w:val="22"/>
-        </w:rPr>
-        <w:t>。</w:t>
-      </w:r>
-    </w:p>
-    <w:p>
-      <w:pPr>
-        <w:widowControl/>
-        <w:adjustRightInd w:val="0"/>
-        <w:snapToGrid w:val="0"/>
-        <w:jc w:val="left"/>
-        <w:rPr>
-          <w:rFonts w:ascii="Tahoma" w:eastAsia="微软雅黑" w:hAnsi="Tahoma"/>
-          <w:kern w:val="0"/>
-          <w:sz w:val="22"/>
-        </w:rPr>
-      </w:pPr>
-      <w:r>
-        <w:rPr>
-          <w:rFonts w:ascii="Tahoma" w:eastAsia="微软雅黑" w:hAnsi="Tahoma" w:hint="eastAsia"/>
-          <w:kern w:val="0"/>
-          <w:sz w:val="22"/>
-        </w:rPr>
-        <w:t>玩家可以使用金币购买药水、钥匙。</w:t>
-      </w:r>
-    </w:p>
-    <w:p>
-      <w:pPr>
-        <w:widowControl/>
-        <w:adjustRightInd w:val="0"/>
-        <w:snapToGrid w:val="0"/>
-        <w:jc w:val="left"/>
-        <w:rPr>
-          <w:rFonts w:ascii="Tahoma" w:eastAsia="微软雅黑" w:hAnsi="Tahoma"/>
-          <w:kern w:val="0"/>
-          <w:sz w:val="22"/>
-        </w:rPr>
-      </w:pPr>
-      <w:r>
-        <w:rPr>
-          <w:rFonts w:ascii="Tahoma" w:eastAsia="微软雅黑" w:hAnsi="Tahoma" w:hint="eastAsia"/>
-          <w:kern w:val="0"/>
-          <w:sz w:val="22"/>
-        </w:rPr>
-        <w:t>生命值为零时，游戏失败，需要重新回到起始点，从头再来。</w:t>
-      </w:r>
-    </w:p>
-    <w:p>
-      <w:pPr>
-        <w:widowControl/>
-        <w:adjustRightInd w:val="0"/>
-        <w:snapToGrid w:val="0"/>
-        <w:jc w:val="left"/>
-        <w:rPr>
-          <w:rFonts w:ascii="Tahoma" w:eastAsia="微软雅黑" w:hAnsi="Tahoma"/>
-          <w:kern w:val="0"/>
-          <w:sz w:val="22"/>
-        </w:rPr>
-      </w:pPr>
-    </w:p>
-    <w:p>
-      <w:pPr>
-        <w:pStyle w:val="4"/>
-        <w:snapToGrid w:val="0"/>
-        <w:rPr>
-          <w:rFonts w:hint="eastAsia"/>
-        </w:rPr>
-      </w:pPr>
-      <w:r>
-        <w:t>2</w:t>
-      </w:r>
-      <w:r>
-        <w:rPr>
-          <w:rFonts w:hint="eastAsia"/>
-        </w:rPr>
-        <w:t>）难度分配</w:t>
-      </w:r>
-    </w:p>
-    <w:p>
-      <w:pPr>
-        <w:widowControl/>
-        <w:adjustRightInd w:val="0"/>
-        <w:snapToGrid w:val="0"/>
-        <w:jc w:val="left"/>
-        <w:rPr>
-          <w:rFonts w:ascii="Tahoma" w:eastAsia="微软雅黑" w:hAnsi="Tahoma"/>
-          <w:kern w:val="0"/>
-          <w:sz w:val="22"/>
-        </w:rPr>
-      </w:pPr>
-      <w:proofErr w:type="gramStart"/>
-      <w:r>
-        <w:rPr>
-          <w:rFonts w:ascii="Tahoma" w:eastAsia="微软雅黑" w:hAnsi="Tahoma" w:hint="eastAsia"/>
-          <w:kern w:val="0"/>
-          <w:sz w:val="22"/>
-        </w:rPr>
-        <w:t>由于魔塔是</w:t>
-      </w:r>
-      <w:proofErr w:type="gramEnd"/>
-      <w:r>
-        <w:rPr>
-          <w:rFonts w:ascii="Tahoma" w:eastAsia="微软雅黑" w:hAnsi="Tahoma" w:hint="eastAsia"/>
-          <w:kern w:val="0"/>
-          <w:sz w:val="22"/>
-        </w:rPr>
-        <w:t>单线性闯关解谜，因此这里以玩家收集的金币数量，来划分最终奖励</w:t>
-      </w:r>
-      <w:r>
-        <w:rPr>
-          <w:rFonts w:ascii="Tahoma" w:eastAsia="微软雅黑" w:hAnsi="Tahoma" w:hint="eastAsia"/>
-          <w:kern w:val="0"/>
-          <w:sz w:val="22"/>
-        </w:rPr>
-        <w:t>。</w:t>
-      </w:r>
-    </w:p>
-    <w:p>
-      <w:pPr>
-        <w:widowControl/>
-        <w:adjustRightInd w:val="0"/>
-        <w:snapToGrid w:val="0"/>
-        <w:jc w:val="left"/>
-        <w:rPr>
-          <w:rFonts w:ascii="Tahoma" w:eastAsia="微软雅黑" w:hAnsi="Tahoma"/>
-          <w:kern w:val="0"/>
-          <w:sz w:val="22"/>
-        </w:rPr>
-      </w:pPr>
-      <w:r>
-        <w:rPr>
-          <w:rFonts w:ascii="Tahoma" w:eastAsia="微软雅黑" w:hAnsi="Tahoma" w:hint="eastAsia"/>
-          <w:kern w:val="0"/>
-          <w:sz w:val="22"/>
-        </w:rPr>
-        <w:t>普通难度即闯关全层；</w:t>
-      </w:r>
-    </w:p>
-    <w:p>
-      <w:pPr>
-        <w:widowControl/>
-        <w:adjustRightInd w:val="0"/>
-        <w:snapToGrid w:val="0"/>
-        <w:jc w:val="left"/>
-        <w:rPr>
-          <w:rFonts w:ascii="Tahoma" w:eastAsia="微软雅黑" w:hAnsi="Tahoma"/>
-          <w:kern w:val="0"/>
-          <w:sz w:val="22"/>
-        </w:rPr>
-      </w:pPr>
-      <w:r>
-        <w:rPr>
-          <w:rFonts w:ascii="Tahoma" w:eastAsia="微软雅黑" w:hAnsi="Tahoma" w:hint="eastAsia"/>
-          <w:kern w:val="0"/>
-          <w:sz w:val="22"/>
-        </w:rPr>
-        <w:t>挑战难度即在闯关全层的基础上，收集尽可能多的金币，</w:t>
-      </w:r>
-      <w:r>
-        <w:rPr>
-          <w:rFonts w:ascii="Tahoma" w:eastAsia="微软雅黑" w:hAnsi="Tahoma" w:hint="eastAsia"/>
-          <w:kern w:val="0"/>
-          <w:sz w:val="22"/>
-        </w:rPr>
-        <w:t>且</w:t>
-      </w:r>
-      <w:r>
-        <w:rPr>
-          <w:rFonts w:ascii="Tahoma" w:eastAsia="微软雅黑" w:hAnsi="Tahoma" w:hint="eastAsia"/>
-          <w:kern w:val="0"/>
-          <w:sz w:val="22"/>
-        </w:rPr>
-        <w:t>不消耗金币。</w:t>
-      </w:r>
-    </w:p>
-    <w:p>
-      <w:pPr>
-        <w:widowControl/>
-        <w:jc w:val="center"/>
-        <w:rPr>
-          <w:rFonts w:ascii="宋体" w:eastAsia="宋体" w:hAnsi="宋体" w:cs="宋体" w:hint="eastAsia"/>
-          <w:kern w:val="0"/>
-          <w:sz w:val="24"/>
-          <w:szCs w:val="24"/>
-        </w:rPr>
-      </w:pPr>
-      <w:r>
-        <w:rPr>
-          <w:rFonts w:ascii="宋体" w:eastAsia="宋体" w:hAnsi="宋体" w:cs="宋体"/>
-          <w:noProof/>
-          <w:kern w:val="0"/>
-          <w:sz w:val="24"/>
-          <w:szCs w:val="24"/>
-        </w:rPr>
-        <w:drawing>
-          <wp:inline distT="0" distB="0" distL="0" distR="0" wp14:anchorId="0522CA76" wp14:editId="608D7926">
-            <wp:extent cx="1844040" cy="940584"/>
-            <wp:effectExtent l="0" t="0" r="3810" b="0"/>
-            <wp:docPr id="11" name="图片 11"/>
-            <wp:cNvGraphicFramePr>
-              <a:graphicFrameLocks xmlns:a="http://schemas.openxmlformats.org/drawingml/2006/main" noChangeAspect="1"/>
-            </wp:cNvGraphicFramePr>
-            <a:graphic xmlns:a="http://schemas.openxmlformats.org/drawingml/2006/main">
-              <a:graphicData uri="http://schemas.openxmlformats.org/drawingml/2006/picture">
-                <pic:pic xmlns:pic="http://schemas.openxmlformats.org/drawingml/2006/picture">
-                  <pic:nvPicPr>
-                    <pic:cNvPr id="0" name="Picture 5"/>
-                    <pic:cNvPicPr>
-                      <a:picLocks noChangeAspect="1" noChangeArrowheads="1"/>
-                    </pic:cNvPicPr>
-                  </pic:nvPicPr>
-                  <pic:blipFill>
-                    <a:blip r:embed="rId29">
-                      <a:extLst>
-                        <a:ext uri="{28A0092B-C50C-407E-A947-70E740481C1C}">
-                          <a14:useLocalDpi xmlns:a14="http://schemas.microsoft.com/office/drawing/2010/main" val="0"/>
-                        </a:ext>
-                      </a:extLst>
-                    </a:blip>
-                    <a:srcRect/>
-                    <a:stretch>
-                      <a:fillRect/>
-                    </a:stretch>
-                  </pic:blipFill>
-                  <pic:spPr bwMode="auto">
-                    <a:xfrm>
-                      <a:off x="0" y="0"/>
-                      <a:ext cx="1863656" cy="950590"/>
-                    </a:xfrm>
-                    <a:prstGeom prst="rect">
-                      <a:avLst/>
-                    </a:prstGeom>
-                    <a:noFill/>
-                    <a:ln>
-                      <a:noFill/>
-                    </a:ln>
-                  </pic:spPr>
-                </pic:pic>
-              </a:graphicData>
-            </a:graphic>
-          </wp:inline>
-        </w:drawing>
-      </w:r>
-    </w:p>
-    <w:p>
-      <w:pPr>
-        <w:widowControl/>
-        <w:adjustRightInd w:val="0"/>
-        <w:snapToGrid w:val="0"/>
-        <w:jc w:val="left"/>
-        <w:rPr>
-          <w:rFonts w:ascii="Tahoma" w:eastAsia="微软雅黑" w:hAnsi="Tahoma"/>
-          <w:kern w:val="0"/>
-          <w:sz w:val="22"/>
-        </w:rPr>
-      </w:pPr>
-    </w:p>
-    <w:p>
-      <w:pPr>
-        <w:pStyle w:val="4"/>
-        <w:snapToGrid w:val="0"/>
-        <w:rPr>
-          <w:rFonts w:hint="eastAsia"/>
-        </w:rPr>
-      </w:pPr>
-      <w:bookmarkStart w:id="1" w:name="_Hlk74556982"/>
-      <w:r>
-        <w:t>3</w:t>
-      </w:r>
-      <w:r>
-        <w:rPr>
-          <w:rFonts w:hint="eastAsia"/>
-        </w:rPr>
-        <w:t>）禁用能力</w:t>
-      </w:r>
-    </w:p>
-    <w:p>
-      <w:pPr>
-        <w:widowControl/>
-        <w:adjustRightInd w:val="0"/>
-        <w:snapToGrid w:val="0"/>
-        <w:jc w:val="left"/>
-        <w:rPr>
-          <w:rFonts w:ascii="Tahoma" w:eastAsia="微软雅黑" w:hAnsi="Tahoma"/>
-          <w:kern w:val="0"/>
-          <w:sz w:val="22"/>
-        </w:rPr>
-      </w:pPr>
-      <w:r>
-        <w:rPr>
-          <w:rFonts w:ascii="Tahoma" w:eastAsia="微软雅黑" w:hAnsi="Tahoma" w:hint="eastAsia"/>
-          <w:kern w:val="0"/>
-          <w:sz w:val="22"/>
-        </w:rPr>
-        <w:t>禁跳跃。（可选）</w:t>
-      </w:r>
-    </w:p>
-    <w:p>
-      <w:pPr>
-        <w:widowControl/>
-        <w:adjustRightInd w:val="0"/>
-        <w:snapToGrid w:val="0"/>
-        <w:jc w:val="left"/>
-        <w:rPr>
-          <w:rFonts w:ascii="Tahoma" w:eastAsia="微软雅黑" w:hAnsi="Tahoma"/>
-          <w:kern w:val="0"/>
-          <w:sz w:val="22"/>
-        </w:rPr>
-      </w:pPr>
-      <w:r>
-        <w:rPr>
-          <w:rFonts w:ascii="Tahoma" w:eastAsia="微软雅黑" w:hAnsi="Tahoma" w:hint="eastAsia"/>
-          <w:kern w:val="0"/>
-          <w:sz w:val="22"/>
-        </w:rPr>
-        <w:t>禁炸弹。（可选）</w:t>
-      </w:r>
-    </w:p>
-    <w:bookmarkEnd w:id="1"/>
-    <w:p>
-      <w:pPr>
-        <w:widowControl/>
-        <w:adjustRightInd w:val="0"/>
-        <w:snapToGrid w:val="0"/>
-        <w:jc w:val="left"/>
-        <w:rPr>
-          <w:rFonts w:ascii="Tahoma" w:eastAsia="微软雅黑" w:hAnsi="Tahoma"/>
-          <w:kern w:val="0"/>
-          <w:sz w:val="22"/>
-        </w:rPr>
-      </w:pPr>
-    </w:p>
-    <w:p>
-      <w:pPr>
-        <w:pStyle w:val="4"/>
-        <w:snapToGrid w:val="0"/>
-        <w:rPr>
-          <w:rFonts w:hint="eastAsia"/>
-        </w:rPr>
-      </w:pPr>
-      <w:r>
-        <w:t>4</w:t>
-      </w:r>
-      <w:r>
-        <w:rPr>
-          <w:rFonts w:hint="eastAsia"/>
-        </w:rPr>
-        <w:t>）</w:t>
-      </w:r>
-      <w:proofErr w:type="gramStart"/>
-      <w:r>
-        <w:rPr>
-          <w:rFonts w:hint="eastAsia"/>
-        </w:rPr>
-        <w:t>卡关注意</w:t>
-      </w:r>
-      <w:proofErr w:type="gramEnd"/>
-      <w:r>
-        <w:rPr>
-          <w:rFonts w:hint="eastAsia"/>
-        </w:rPr>
-        <w:t>事项</w:t>
-      </w:r>
-    </w:p>
-    <w:p>
-      <w:pPr>
-        <w:widowControl/>
-        <w:adjustRightInd w:val="0"/>
-        <w:snapToGrid w:val="0"/>
-        <w:jc w:val="left"/>
-        <w:rPr>
-          <w:rFonts w:ascii="Tahoma" w:eastAsia="微软雅黑" w:hAnsi="Tahoma"/>
-          <w:kern w:val="0"/>
-          <w:sz w:val="22"/>
-        </w:rPr>
-      </w:pPr>
-      <w:r>
-        <w:rPr>
-          <w:rFonts w:ascii="Tahoma" w:eastAsia="微软雅黑" w:hAnsi="Tahoma" w:hint="eastAsia"/>
-          <w:kern w:val="0"/>
-          <w:sz w:val="22"/>
-        </w:rPr>
-        <w:t>这里使用了插件：</w:t>
-      </w:r>
-    </w:p>
-    <w:p>
-      <w:pPr>
-        <w:widowControl/>
-        <w:adjustRightInd w:val="0"/>
-        <w:snapToGrid w:val="0"/>
-        <w:ind w:firstLine="420"/>
-        <w:jc w:val="left"/>
-        <w:rPr>
-          <w:rFonts w:ascii="Tahoma" w:eastAsia="微软雅黑" w:hAnsi="Tahoma"/>
-          <w:kern w:val="0"/>
-          <w:sz w:val="22"/>
-        </w:rPr>
-      </w:pPr>
-      <w:r>
-        <w:rPr>
-          <w:rFonts w:ascii="Tahoma" w:eastAsia="微软雅黑" w:hAnsi="Tahoma"/>
-          <w:kern w:val="0"/>
-          <w:sz w:val="22"/>
-        </w:rPr>
-        <w:t>Drill_WindowMenuButton</w:t>
-      </w:r>
-      <w:r>
-        <w:rPr>
-          <w:rFonts w:ascii="Tahoma" w:eastAsia="微软雅黑" w:hAnsi="Tahoma"/>
-          <w:kern w:val="0"/>
-          <w:sz w:val="22"/>
-        </w:rPr>
-        <w:tab/>
-      </w:r>
-      <w:r>
-        <w:rPr>
-          <w:rFonts w:ascii="Tahoma" w:eastAsia="微软雅黑" w:hAnsi="Tahoma"/>
-          <w:kern w:val="0"/>
-          <w:sz w:val="22"/>
-        </w:rPr>
-        <w:tab/>
-      </w:r>
-      <w:r>
-        <w:rPr>
-          <w:rFonts w:ascii="Tahoma" w:eastAsia="微软雅黑" w:hAnsi="Tahoma"/>
-          <w:kern w:val="0"/>
-          <w:sz w:val="22"/>
-        </w:rPr>
-        <w:tab/>
-      </w:r>
-      <w:r>
-        <w:rPr>
-          <w:rFonts w:ascii="Tahoma" w:eastAsia="微软雅黑" w:hAnsi="Tahoma" w:hint="eastAsia"/>
-          <w:kern w:val="0"/>
-          <w:sz w:val="22"/>
-        </w:rPr>
-        <w:t>控件</w:t>
-      </w:r>
-      <w:r>
-        <w:rPr>
-          <w:rFonts w:ascii="Tahoma" w:eastAsia="微软雅黑" w:hAnsi="Tahoma"/>
-          <w:kern w:val="0"/>
-          <w:sz w:val="22"/>
-        </w:rPr>
-        <w:t xml:space="preserve"> - </w:t>
-      </w:r>
-      <w:r>
-        <w:rPr>
-          <w:rFonts w:ascii="Tahoma" w:eastAsia="微软雅黑" w:hAnsi="Tahoma" w:hint="eastAsia"/>
-          <w:kern w:val="0"/>
-          <w:sz w:val="22"/>
-        </w:rPr>
-        <w:t>主菜单选项按钮管理器</w:t>
-      </w:r>
-    </w:p>
-    <w:p>
-      <w:pPr>
-        <w:widowControl/>
-        <w:adjustRightInd w:val="0"/>
-        <w:snapToGrid w:val="0"/>
-        <w:jc w:val="left"/>
-        <w:rPr>
-          <w:rFonts w:ascii="Tahoma" w:eastAsia="微软雅黑" w:hAnsi="Tahoma"/>
-          <w:kern w:val="0"/>
-          <w:sz w:val="22"/>
-        </w:rPr>
-      </w:pPr>
-      <w:r>
-        <w:rPr>
-          <w:rFonts w:ascii="Tahoma" w:eastAsia="微软雅黑" w:hAnsi="Tahoma" w:hint="eastAsia"/>
-          <w:kern w:val="0"/>
-          <w:sz w:val="22"/>
-        </w:rPr>
-        <w:t>并连接到了公共事件：</w:t>
-      </w:r>
-      <w:r>
-        <w:rPr>
-          <w:rFonts w:ascii="Tahoma" w:eastAsia="微软雅黑" w:hAnsi="Tahoma" w:hint="eastAsia"/>
-          <w:kern w:val="0"/>
-          <w:sz w:val="22"/>
-        </w:rPr>
-        <w:t>“</w:t>
-      </w:r>
-      <w:r>
-        <w:rPr>
-          <w:rFonts w:ascii="Tahoma" w:eastAsia="微软雅黑" w:hAnsi="Tahoma" w:hint="eastAsia"/>
-          <w:kern w:val="0"/>
-          <w:sz w:val="22"/>
-        </w:rPr>
-        <w:t>简易魔塔</w:t>
-      </w:r>
-      <w:r>
-        <w:rPr>
-          <w:rFonts w:ascii="Tahoma" w:eastAsia="微软雅黑" w:hAnsi="Tahoma" w:hint="eastAsia"/>
-          <w:kern w:val="0"/>
-          <w:sz w:val="22"/>
-        </w:rPr>
-        <w:t>-</w:t>
-      </w:r>
-      <w:r>
-        <w:rPr>
-          <w:rFonts w:ascii="Tahoma" w:eastAsia="微软雅黑" w:hAnsi="Tahoma" w:hint="eastAsia"/>
-          <w:kern w:val="0"/>
-          <w:sz w:val="22"/>
-        </w:rPr>
-        <w:t>卡关</w:t>
-      </w:r>
-      <w:r>
-        <w:rPr>
-          <w:rFonts w:ascii="Tahoma" w:eastAsia="微软雅黑" w:hAnsi="Tahoma" w:hint="eastAsia"/>
-          <w:kern w:val="0"/>
-          <w:sz w:val="22"/>
-        </w:rPr>
-        <w:t>”。</w:t>
-      </w:r>
-    </w:p>
-    <w:p>
-      <w:pPr>
-        <w:widowControl/>
-        <w:adjustRightInd w:val="0"/>
-        <w:snapToGrid w:val="0"/>
-        <w:jc w:val="left"/>
-        <w:rPr>
-          <w:rFonts w:ascii="Tahoma" w:eastAsia="微软雅黑" w:hAnsi="Tahoma"/>
-          <w:kern w:val="0"/>
-          <w:sz w:val="22"/>
-        </w:rPr>
-      </w:pPr>
-      <w:r>
-        <w:rPr>
-          <w:rFonts w:ascii="Tahoma" w:eastAsia="微软雅黑" w:hAnsi="Tahoma" w:hint="eastAsia"/>
-          <w:kern w:val="0"/>
-          <w:sz w:val="22"/>
-        </w:rPr>
-        <w:t>玩家可以在菜单界面瞬间传回地图的开始点</w:t>
-      </w:r>
-      <w:r>
-        <w:rPr>
-          <w:rFonts w:ascii="Tahoma" w:eastAsia="微软雅黑" w:hAnsi="Tahoma" w:hint="eastAsia"/>
-          <w:kern w:val="0"/>
-          <w:sz w:val="22"/>
-        </w:rPr>
-        <w:t>，并重置游戏</w:t>
-      </w:r>
-      <w:r>
-        <w:rPr>
-          <w:rFonts w:ascii="Tahoma" w:eastAsia="微软雅黑" w:hAnsi="Tahoma" w:hint="eastAsia"/>
-          <w:kern w:val="0"/>
-          <w:sz w:val="22"/>
-        </w:rPr>
-        <w:t>。</w:t>
-      </w:r>
-    </w:p>
-    <w:p>
-      <w:pPr>
-        <w:widowControl/>
-        <w:jc w:val="center"/>
-        <w:rPr>
-          <w:rFonts w:ascii="宋体" w:eastAsia="宋体" w:hAnsi="宋体" w:cs="宋体" w:hint="eastAsia"/>
-          <w:kern w:val="0"/>
-          <w:sz w:val="24"/>
-          <w:szCs w:val="24"/>
-        </w:rPr>
-      </w:pPr>
-      <w:r>
-        <w:rPr>
-          <w:rFonts w:ascii="宋体" w:eastAsia="宋体" w:hAnsi="宋体" w:cs="宋体"/>
-          <w:noProof/>
-          <w:kern w:val="0"/>
-          <w:sz w:val="24"/>
-          <w:szCs w:val="24"/>
-        </w:rPr>
-        <w:drawing>
-          <wp:inline distT="0" distB="0" distL="0" distR="0" wp14:anchorId="37F0A11F" wp14:editId="6491F2A8">
-            <wp:extent cx="2575560" cy="1100467"/>
-            <wp:effectExtent l="0" t="0" r="0" b="4445"/>
-            <wp:docPr id="10" name="图片 10"/>
-            <wp:cNvGraphicFramePr>
-              <a:graphicFrameLocks xmlns:a="http://schemas.openxmlformats.org/drawingml/2006/main" noChangeAspect="1"/>
-            </wp:cNvGraphicFramePr>
-            <a:graphic xmlns:a="http://schemas.openxmlformats.org/drawingml/2006/main">
-              <a:graphicData uri="http://schemas.openxmlformats.org/drawingml/2006/picture">
-                <pic:pic xmlns:pic="http://schemas.openxmlformats.org/drawingml/2006/picture">
-                  <pic:nvPicPr>
-                    <pic:cNvPr id="0" name="Picture 3"/>
-                    <pic:cNvPicPr>
-                      <a:picLocks noChangeAspect="1" noChangeArrowheads="1"/>
-                    </pic:cNvPicPr>
-                  </pic:nvPicPr>
-                  <pic:blipFill>
-                    <a:blip r:embed="rId30">
-                      <a:extLst>
-                        <a:ext uri="{28A0092B-C50C-407E-A947-70E740481C1C}">
-                          <a14:useLocalDpi xmlns:a14="http://schemas.microsoft.com/office/drawing/2010/main" val="0"/>
-                        </a:ext>
-                      </a:extLst>
-                    </a:blip>
-                    <a:srcRect/>
-                    <a:stretch>
-                      <a:fillRect/>
-                    </a:stretch>
-                  </pic:blipFill>
-                  <pic:spPr bwMode="auto">
-                    <a:xfrm>
-                      <a:off x="0" y="0"/>
-                      <a:ext cx="2585053" cy="1104523"/>
-                    </a:xfrm>
-                    <a:prstGeom prst="rect">
-                      <a:avLst/>
-                    </a:prstGeom>
-                    <a:noFill/>
-                    <a:ln>
-                      <a:noFill/>
-                    </a:ln>
-                  </pic:spPr>
-                </pic:pic>
-              </a:graphicData>
-            </a:graphic>
-          </wp:inline>
-        </w:drawing>
-      </w:r>
-    </w:p>
-    <w:p>
-      <w:pPr>
-        <w:widowControl/>
-        <w:jc w:val="left"/>
-        <w:rPr>
-          <w:rFonts w:ascii="Tahoma" w:eastAsia="微软雅黑" w:hAnsi="Tahoma"/>
-          <w:kern w:val="0"/>
-          <w:sz w:val="22"/>
-        </w:rPr>
-      </w:pPr>
-      <w:r>
-        <w:rPr>
-          <w:rFonts w:ascii="Tahoma" w:eastAsia="微软雅黑" w:hAnsi="Tahoma"/>
-          <w:kern w:val="0"/>
-          <w:sz w:val="22"/>
-        </w:rPr>
-        <w:br w:type="page"/>
-      </w:r>
-    </w:p>
-    <w:p>
-      <w:pPr>
-        <w:pStyle w:val="3"/>
-        <w:rPr>
-          <w:rFonts w:hint="eastAsia"/>
-        </w:rPr>
-      </w:pPr>
-      <w:r>
-        <w:rPr>
-          <w:rFonts w:hint="eastAsia"/>
-        </w:rPr>
-        <w:lastRenderedPageBreak/>
-        <w:t>设计建议</w:t>
-      </w:r>
-    </w:p>
-    <w:p>
-      <w:pPr>
-        <w:pStyle w:val="4"/>
-        <w:snapToGrid w:val="0"/>
-        <w:rPr>
-          <w:rFonts w:hint="eastAsia"/>
-        </w:rPr>
-      </w:pPr>
-      <w:r>
-        <w:t>1</w:t>
-      </w:r>
-      <w:r>
-        <w:rPr>
-          <w:rFonts w:hint="eastAsia"/>
-        </w:rPr>
-        <w:t>）</w:t>
-      </w:r>
-      <w:r>
-        <w:rPr>
-          <w:rFonts w:hint="eastAsia"/>
-        </w:rPr>
-        <w:t>设计者视角</w:t>
-      </w:r>
-    </w:p>
-    <w:p>
-      <w:pPr>
-        <w:snapToGrid w:val="0"/>
-        <w:spacing w:after="120"/>
-        <w:rPr>
-          <w:rFonts w:ascii="Tahoma" w:eastAsia="微软雅黑" w:hAnsi="Tahoma"/>
-          <w:kern w:val="0"/>
-          <w:sz w:val="22"/>
-        </w:rPr>
-      </w:pPr>
-      <w:proofErr w:type="gramStart"/>
-      <w:r>
-        <w:rPr>
-          <w:rFonts w:ascii="Tahoma" w:eastAsia="微软雅黑" w:hAnsi="Tahoma" w:hint="eastAsia"/>
-          <w:kern w:val="0"/>
-          <w:sz w:val="22"/>
-        </w:rPr>
-        <w:t>魔塔本质</w:t>
-      </w:r>
-      <w:proofErr w:type="gramEnd"/>
-      <w:r>
-        <w:rPr>
-          <w:rFonts w:ascii="Tahoma" w:eastAsia="微软雅黑" w:hAnsi="Tahoma" w:hint="eastAsia"/>
-          <w:kern w:val="0"/>
-          <w:sz w:val="22"/>
-        </w:rPr>
-        <w:t>上是一个数学管理游戏。</w:t>
-      </w:r>
-    </w:p>
-    <w:p>
-      <w:pPr>
-        <w:snapToGrid w:val="0"/>
-        <w:rPr>
-          <w:rFonts w:ascii="Tahoma" w:eastAsia="微软雅黑" w:hAnsi="Tahoma"/>
-          <w:kern w:val="0"/>
-          <w:sz w:val="22"/>
-        </w:rPr>
-      </w:pPr>
-      <w:r>
-        <w:rPr>
-          <w:rFonts w:ascii="Tahoma" w:eastAsia="微软雅黑" w:hAnsi="Tahoma" w:hint="eastAsia"/>
-          <w:kern w:val="0"/>
-          <w:sz w:val="22"/>
-        </w:rPr>
-        <w:t>虽然没有传统</w:t>
-      </w:r>
-      <w:proofErr w:type="gramStart"/>
-      <w:r>
-        <w:rPr>
-          <w:rFonts w:ascii="Tahoma" w:eastAsia="微软雅黑" w:hAnsi="Tahoma" w:hint="eastAsia"/>
-          <w:kern w:val="0"/>
-          <w:sz w:val="22"/>
-        </w:rPr>
-        <w:t>魔塔那样</w:t>
-      </w:r>
-      <w:proofErr w:type="gramEnd"/>
-      <w:r>
-        <w:rPr>
-          <w:rFonts w:ascii="Tahoma" w:eastAsia="微软雅黑" w:hAnsi="Tahoma" w:hint="eastAsia"/>
-          <w:kern w:val="0"/>
-          <w:sz w:val="22"/>
-        </w:rPr>
-        <w:t>有攻击防御的设计，</w:t>
-      </w:r>
-    </w:p>
-    <w:p>
-      <w:pPr>
-        <w:snapToGrid w:val="0"/>
-        <w:rPr>
-          <w:rFonts w:ascii="Tahoma" w:eastAsia="微软雅黑" w:hAnsi="Tahoma"/>
-          <w:kern w:val="0"/>
-          <w:sz w:val="22"/>
-        </w:rPr>
-      </w:pPr>
-      <w:r>
-        <w:rPr>
-          <w:rFonts w:ascii="Tahoma" w:eastAsia="微软雅黑" w:hAnsi="Tahoma" w:hint="eastAsia"/>
-          <w:kern w:val="0"/>
-          <w:sz w:val="22"/>
-        </w:rPr>
-        <w:t>但是按照小爱丽</w:t>
-      </w:r>
-      <w:proofErr w:type="gramStart"/>
-      <w:r>
-        <w:rPr>
-          <w:rFonts w:ascii="Tahoma" w:eastAsia="微软雅黑" w:hAnsi="Tahoma" w:hint="eastAsia"/>
-          <w:kern w:val="0"/>
-          <w:sz w:val="22"/>
-        </w:rPr>
-        <w:t>丝必然扣</w:t>
-      </w:r>
-      <w:proofErr w:type="gramEnd"/>
-      <w:r>
-        <w:rPr>
-          <w:rFonts w:ascii="Tahoma" w:eastAsia="微软雅黑" w:hAnsi="Tahoma" w:hint="eastAsia"/>
-          <w:kern w:val="0"/>
-          <w:sz w:val="22"/>
-        </w:rPr>
-        <w:t>主角</w:t>
-      </w:r>
-      <w:r>
-        <w:rPr>
-          <w:rFonts w:ascii="Tahoma" w:eastAsia="微软雅黑" w:hAnsi="Tahoma" w:hint="eastAsia"/>
-          <w:kern w:val="0"/>
-          <w:sz w:val="22"/>
-        </w:rPr>
-        <w:t>1</w:t>
-      </w:r>
-      <w:r>
-        <w:rPr>
-          <w:rFonts w:ascii="Tahoma" w:eastAsia="微软雅黑" w:hAnsi="Tahoma" w:hint="eastAsia"/>
-          <w:kern w:val="0"/>
-          <w:sz w:val="22"/>
-        </w:rPr>
-        <w:t>点生命来计算也是有效的。</w:t>
-      </w:r>
-    </w:p>
-    <w:p>
-      <w:pPr>
-        <w:snapToGrid w:val="0"/>
-        <w:rPr>
-          <w:rFonts w:ascii="Tahoma" w:eastAsia="微软雅黑" w:hAnsi="Tahoma"/>
-          <w:kern w:val="0"/>
-          <w:sz w:val="22"/>
-        </w:rPr>
-      </w:pPr>
-      <w:r>
-        <w:rPr>
-          <w:rFonts w:ascii="Tahoma" w:eastAsia="微软雅黑" w:hAnsi="Tahoma" w:hint="eastAsia"/>
-          <w:kern w:val="0"/>
-          <w:sz w:val="22"/>
-        </w:rPr>
-        <w:t>这样能估算出玩家到达每一层时最多剩余的血量、钥匙。</w:t>
-      </w:r>
-    </w:p>
-    <w:p>
-      <w:pPr>
-        <w:snapToGrid w:val="0"/>
-        <w:rPr>
-          <w:rFonts w:ascii="Tahoma" w:eastAsia="微软雅黑" w:hAnsi="Tahoma"/>
-          <w:kern w:val="0"/>
-          <w:sz w:val="22"/>
-        </w:rPr>
-      </w:pPr>
-      <w:r>
-        <w:rPr>
-          <w:rFonts w:ascii="Tahoma" w:eastAsia="微软雅黑" w:hAnsi="Tahoma" w:hint="eastAsia"/>
-          <w:kern w:val="0"/>
-          <w:sz w:val="22"/>
-        </w:rPr>
-        <w:t>从而分配</w:t>
-      </w:r>
-      <w:r>
-        <w:rPr>
-          <w:rFonts w:ascii="Tahoma" w:eastAsia="微软雅黑" w:hAnsi="Tahoma" w:hint="eastAsia"/>
-          <w:kern w:val="0"/>
-          <w:sz w:val="22"/>
-        </w:rPr>
-        <w:t>boss</w:t>
-      </w:r>
-      <w:r>
-        <w:rPr>
-          <w:rFonts w:ascii="Tahoma" w:eastAsia="微软雅黑" w:hAnsi="Tahoma" w:hint="eastAsia"/>
-          <w:kern w:val="0"/>
-          <w:sz w:val="22"/>
-        </w:rPr>
-        <w:t>、重重阻碍的大门。</w:t>
-      </w:r>
-    </w:p>
-    <w:p>
-      <w:pPr>
-        <w:snapToGrid w:val="0"/>
-        <w:rPr>
-          <w:rFonts w:ascii="Tahoma" w:eastAsia="微软雅黑" w:hAnsi="Tahoma"/>
-          <w:kern w:val="0"/>
-          <w:sz w:val="22"/>
-        </w:rPr>
-      </w:pPr>
-      <w:r>
-        <w:rPr>
-          <w:rFonts w:ascii="Tahoma" w:eastAsia="微软雅黑" w:hAnsi="Tahoma" w:hint="eastAsia"/>
-          <w:kern w:val="0"/>
-          <w:sz w:val="22"/>
-        </w:rPr>
-        <w:t>你也可以采用后面章节的方法来设计：</w:t>
-      </w:r>
-      <w:hyperlink w:anchor="_资源换算法" w:history="1">
-        <w:r>
-          <w:rPr>
-            <w:rStyle w:val="a4"/>
-            <w:rFonts w:ascii="Tahoma" w:eastAsia="微软雅黑" w:hAnsi="Tahoma" w:hint="eastAsia"/>
-            <w:kern w:val="0"/>
-            <w:sz w:val="22"/>
-          </w:rPr>
-          <w:t>资源换算法</w:t>
-        </w:r>
-      </w:hyperlink>
-      <w:r>
-        <w:rPr>
-          <w:rFonts w:ascii="Tahoma" w:eastAsia="微软雅黑" w:hAnsi="Tahoma" w:hint="eastAsia"/>
-          <w:kern w:val="0"/>
-          <w:sz w:val="22"/>
-        </w:rPr>
-        <w:t xml:space="preserve"> </w:t>
-      </w:r>
-      <w:r>
-        <w:rPr>
-          <w:rFonts w:ascii="Tahoma" w:eastAsia="微软雅黑" w:hAnsi="Tahoma" w:hint="eastAsia"/>
-          <w:kern w:val="0"/>
-          <w:sz w:val="22"/>
-        </w:rPr>
-        <w:t>。</w:t>
-      </w:r>
-    </w:p>
-    <w:p>
-      <w:pPr>
-        <w:snapToGrid w:val="0"/>
-        <w:rPr>
-          <w:rFonts w:ascii="Tahoma" w:eastAsia="微软雅黑" w:hAnsi="Tahoma"/>
-          <w:kern w:val="0"/>
-          <w:sz w:val="22"/>
-        </w:rPr>
-      </w:pPr>
-    </w:p>
-    <w:p>
-      <w:pPr>
-        <w:pStyle w:val="4"/>
-        <w:snapToGrid w:val="0"/>
-        <w:rPr>
-          <w:rFonts w:hint="eastAsia"/>
-        </w:rPr>
-      </w:pPr>
-      <w:r>
-        <w:rPr>
-          <w:rFonts w:hint="eastAsia"/>
-        </w:rPr>
-        <w:t>2</w:t>
-      </w:r>
-      <w:r>
-        <w:rPr>
-          <w:rFonts w:hint="eastAsia"/>
-        </w:rPr>
-        <w:t>）关卡安排建议</w:t>
-      </w:r>
-    </w:p>
-    <w:p>
-      <w:pPr>
-        <w:snapToGrid w:val="0"/>
-        <w:rPr>
-          <w:rFonts w:ascii="Tahoma" w:eastAsia="微软雅黑" w:hAnsi="Tahoma"/>
-          <w:kern w:val="0"/>
-          <w:sz w:val="22"/>
-        </w:rPr>
-      </w:pPr>
-      <w:r>
-        <w:rPr>
-          <w:rFonts w:ascii="Tahoma" w:eastAsia="微软雅黑" w:hAnsi="Tahoma" w:hint="eastAsia"/>
-          <w:kern w:val="0"/>
-          <w:sz w:val="22"/>
-        </w:rPr>
-        <w:t>如果你需要在你的游戏中添加该解谜类型，</w:t>
-      </w:r>
-    </w:p>
-    <w:p>
-      <w:pPr>
-        <w:snapToGrid w:val="0"/>
-        <w:rPr>
-          <w:rFonts w:ascii="Tahoma" w:eastAsia="微软雅黑" w:hAnsi="Tahoma"/>
-          <w:kern w:val="0"/>
-          <w:sz w:val="22"/>
-        </w:rPr>
-      </w:pPr>
-      <w:r>
-        <w:rPr>
-          <w:rFonts w:ascii="Tahoma" w:eastAsia="微软雅黑" w:hAnsi="Tahoma" w:hint="eastAsia"/>
-          <w:kern w:val="0"/>
-          <w:sz w:val="22"/>
-        </w:rPr>
-        <w:t>作为一个独立的支线小游戏来增加你的</w:t>
-      </w:r>
-      <w:r>
-        <w:rPr>
-          <w:rFonts w:ascii="Tahoma" w:eastAsia="微软雅黑" w:hAnsi="Tahoma" w:hint="eastAsia"/>
-          <w:kern w:val="0"/>
-          <w:sz w:val="22"/>
-        </w:rPr>
-        <w:t xml:space="preserve"> </w:t>
-      </w:r>
-      <w:r>
-        <w:rPr>
-          <w:rFonts w:ascii="Tahoma" w:eastAsia="微软雅黑" w:hAnsi="Tahoma" w:hint="eastAsia"/>
-          <w:kern w:val="0"/>
-          <w:sz w:val="22"/>
-        </w:rPr>
-        <w:t>游戏性</w:t>
-      </w:r>
-      <w:r>
-        <w:rPr>
-          <w:rFonts w:ascii="Tahoma" w:eastAsia="微软雅黑" w:hAnsi="Tahoma" w:hint="eastAsia"/>
-          <w:kern w:val="0"/>
-          <w:sz w:val="22"/>
-        </w:rPr>
-        <w:t xml:space="preserve"> </w:t>
-      </w:r>
-      <w:r>
-        <w:rPr>
-          <w:rFonts w:ascii="Tahoma" w:eastAsia="微软雅黑" w:hAnsi="Tahoma" w:hint="eastAsia"/>
-          <w:kern w:val="0"/>
-          <w:sz w:val="22"/>
-        </w:rPr>
-        <w:t>即可。</w:t>
-      </w:r>
-    </w:p>
-    <w:p>
-      <w:pPr>
-        <w:snapToGrid w:val="0"/>
-        <w:rPr>
-          <w:rFonts w:ascii="Tahoma" w:eastAsia="微软雅黑" w:hAnsi="Tahoma"/>
-          <w:kern w:val="0"/>
-          <w:sz w:val="22"/>
-        </w:rPr>
-      </w:pPr>
-      <w:r>
-        <w:rPr>
-          <w:rFonts w:ascii="Tahoma" w:eastAsia="微软雅黑" w:hAnsi="Tahoma" w:hint="eastAsia"/>
-          <w:kern w:val="0"/>
-          <w:sz w:val="22"/>
-        </w:rPr>
-        <w:t>你也可以直接基于此制作</w:t>
-      </w:r>
-      <w:r>
-        <w:rPr>
-          <w:rFonts w:ascii="Tahoma" w:eastAsia="微软雅黑" w:hAnsi="Tahoma"/>
-          <w:kern w:val="0"/>
-          <w:sz w:val="22"/>
-        </w:rPr>
-        <w:t>50</w:t>
-      </w:r>
-      <w:r>
-        <w:rPr>
-          <w:rFonts w:ascii="Tahoma" w:eastAsia="微软雅黑" w:hAnsi="Tahoma" w:hint="eastAsia"/>
-          <w:kern w:val="0"/>
-          <w:sz w:val="22"/>
-        </w:rPr>
-        <w:t>层以上的</w:t>
-      </w:r>
-      <w:proofErr w:type="gramStart"/>
-      <w:r>
-        <w:rPr>
-          <w:rFonts w:ascii="Tahoma" w:eastAsia="微软雅黑" w:hAnsi="Tahoma" w:hint="eastAsia"/>
-          <w:kern w:val="0"/>
-          <w:sz w:val="22"/>
-        </w:rPr>
-        <w:t>完整魔塔游戏</w:t>
-      </w:r>
-      <w:proofErr w:type="gramEnd"/>
-      <w:r>
-        <w:rPr>
-          <w:rFonts w:ascii="Tahoma" w:eastAsia="微软雅黑" w:hAnsi="Tahoma" w:hint="eastAsia"/>
-          <w:kern w:val="0"/>
-          <w:sz w:val="22"/>
-        </w:rPr>
-        <w:t>。</w:t>
-      </w:r>
-    </w:p>
-    <w:p>
-      <w:pPr>
-        <w:widowControl/>
-        <w:jc w:val="left"/>
-        <w:rPr>
-          <w:rFonts w:ascii="Tahoma" w:eastAsia="微软雅黑" w:hAnsi="Tahoma"/>
-          <w:kern w:val="0"/>
-          <w:sz w:val="22"/>
-        </w:rPr>
-      </w:pPr>
-    </w:p>
-    <w:p>
-      <w:pPr>
-        <w:pStyle w:val="4"/>
-        <w:snapToGrid w:val="0"/>
-        <w:rPr>
-          <w:rFonts w:hint="eastAsia"/>
-        </w:rPr>
-      </w:pPr>
-      <w:r>
-        <w:rPr>
-          <w:rFonts w:hint="eastAsia"/>
-        </w:rPr>
-        <w:t>3</w:t>
-      </w:r>
-      <w:r>
-        <w:rPr>
-          <w:rFonts w:hint="eastAsia"/>
-        </w:rPr>
-        <w:t>）</w:t>
-      </w:r>
-      <w:r>
-        <w:rPr>
-          <w:rFonts w:hint="eastAsia"/>
-        </w:rPr>
-        <w:t>灵感来源</w:t>
-      </w:r>
-    </w:p>
-    <w:p>
-      <w:pPr>
-        <w:snapToGrid w:val="0"/>
-        <w:rPr>
-          <w:rFonts w:ascii="Tahoma" w:eastAsia="微软雅黑" w:hAnsi="Tahoma"/>
-          <w:kern w:val="0"/>
-          <w:sz w:val="22"/>
-        </w:rPr>
-      </w:pPr>
-      <w:r>
-        <w:rPr>
-          <w:rFonts w:ascii="Tahoma" w:eastAsia="微软雅黑" w:hAnsi="Tahoma" w:hint="eastAsia"/>
-          <w:kern w:val="0"/>
-          <w:sz w:val="22"/>
-        </w:rPr>
-        <w:t>2023</w:t>
-      </w:r>
-      <w:r>
-        <w:rPr>
-          <w:rFonts w:ascii="Tahoma" w:eastAsia="微软雅黑" w:hAnsi="Tahoma" w:hint="eastAsia"/>
-          <w:kern w:val="0"/>
-          <w:sz w:val="22"/>
-        </w:rPr>
-        <w:t>年</w:t>
-      </w:r>
-      <w:r>
-        <w:rPr>
-          <w:rFonts w:ascii="Tahoma" w:eastAsia="微软雅黑" w:hAnsi="Tahoma" w:hint="eastAsia"/>
-          <w:kern w:val="0"/>
-          <w:sz w:val="22"/>
-        </w:rPr>
-        <w:t>1</w:t>
-      </w:r>
-      <w:r>
-        <w:rPr>
-          <w:rFonts w:ascii="Tahoma" w:eastAsia="微软雅黑" w:hAnsi="Tahoma" w:hint="eastAsia"/>
-          <w:kern w:val="0"/>
-          <w:sz w:val="22"/>
-        </w:rPr>
-        <w:t>月</w:t>
-      </w:r>
-      <w:r>
-        <w:rPr>
-          <w:rFonts w:ascii="Tahoma" w:eastAsia="微软雅黑" w:hAnsi="Tahoma" w:hint="eastAsia"/>
-          <w:kern w:val="0"/>
-          <w:sz w:val="22"/>
-        </w:rPr>
-        <w:t>21</w:t>
-      </w:r>
-      <w:r>
-        <w:rPr>
-          <w:rFonts w:ascii="Tahoma" w:eastAsia="微软雅黑" w:hAnsi="Tahoma" w:hint="eastAsia"/>
-          <w:kern w:val="0"/>
-          <w:sz w:val="22"/>
-        </w:rPr>
-        <w:t>日，除夕，作者我被一</w:t>
-      </w:r>
-      <w:r>
-        <w:rPr>
-          <w:rFonts w:ascii="Tahoma" w:eastAsia="微软雅黑" w:hAnsi="Tahoma" w:hint="eastAsia"/>
-          <w:kern w:val="0"/>
-          <w:sz w:val="22"/>
-        </w:rPr>
-        <w:t>个</w:t>
-      </w:r>
-      <w:r>
-        <w:rPr>
-          <w:rFonts w:ascii="Tahoma" w:eastAsia="微软雅黑" w:hAnsi="Tahoma" w:hint="eastAsia"/>
-          <w:kern w:val="0"/>
-          <w:sz w:val="22"/>
-        </w:rPr>
-        <w:t>老游戏</w:t>
-      </w:r>
-      <w:r>
-        <w:rPr>
-          <w:rFonts w:ascii="Tahoma" w:eastAsia="微软雅黑" w:hAnsi="Tahoma" w:hint="eastAsia"/>
-          <w:kern w:val="0"/>
-          <w:sz w:val="22"/>
-        </w:rPr>
-        <w:t>风格</w:t>
-      </w:r>
-      <w:r>
-        <w:rPr>
-          <w:rFonts w:ascii="Tahoma" w:eastAsia="微软雅黑" w:hAnsi="Tahoma" w:hint="eastAsia"/>
-          <w:kern w:val="0"/>
-          <w:sz w:val="22"/>
-        </w:rPr>
-        <w:t>的</w:t>
-      </w:r>
-      <w:r>
-        <w:rPr>
-          <w:rFonts w:ascii="Tahoma" w:eastAsia="微软雅黑" w:hAnsi="Tahoma" w:hint="eastAsia"/>
-          <w:kern w:val="0"/>
-          <w:sz w:val="22"/>
-        </w:rPr>
-        <w:t>ui</w:t>
-      </w:r>
-      <w:r>
-        <w:rPr>
-          <w:rFonts w:ascii="Tahoma" w:eastAsia="微软雅黑" w:hAnsi="Tahoma" w:hint="eastAsia"/>
-          <w:kern w:val="0"/>
-          <w:sz w:val="22"/>
-        </w:rPr>
-        <w:t>界面吸引了。</w:t>
-      </w:r>
-    </w:p>
-    <w:p>
-      <w:pPr>
-        <w:snapToGrid w:val="0"/>
-        <w:jc w:val="center"/>
-        <w:rPr>
-          <w:rFonts w:ascii="Tahoma" w:eastAsia="微软雅黑" w:hAnsi="Tahoma"/>
-          <w:kern w:val="0"/>
-          <w:sz w:val="22"/>
-        </w:rPr>
-      </w:pPr>
-      <w:r>
-        <w:rPr>
-          <w:rFonts w:ascii="Tahoma" w:eastAsia="微软雅黑" w:hAnsi="Tahoma" w:hint="eastAsia"/>
-          <w:kern w:val="0"/>
-          <w:sz w:val="22"/>
-        </w:rPr>
-        <w:t xml:space="preserve"> </w:t>
-      </w:r>
-      <w:r>
-        <w:rPr>
-          <w:noProof/>
-        </w:rPr>
-        <w:drawing>
-          <wp:inline distT="0" distB="0" distL="0" distR="0" wp14:anchorId="384ED11A" wp14:editId="46B5C1E7">
-            <wp:extent cx="2260053" cy="1684020"/>
-            <wp:effectExtent l="0" t="0" r="6985" b="0"/>
-            <wp:docPr id="1168186067" name="图片 3"/>
-            <wp:cNvGraphicFramePr>
-              <a:graphicFrameLocks xmlns:a="http://schemas.openxmlformats.org/drawingml/2006/main" noChangeAspect="1"/>
-            </wp:cNvGraphicFramePr>
-            <a:graphic xmlns:a="http://schemas.openxmlformats.org/drawingml/2006/main">
-              <a:graphicData uri="http://schemas.openxmlformats.org/drawingml/2006/picture">
-                <pic:pic xmlns:pic="http://schemas.openxmlformats.org/drawingml/2006/picture">
-                  <pic:nvPicPr>
-                    <pic:cNvPr id="0" name="Picture 5"/>
-                    <pic:cNvPicPr>
-                      <a:picLocks noChangeAspect="1" noChangeArrowheads="1"/>
-                    </pic:cNvPicPr>
-                  </pic:nvPicPr>
-                  <pic:blipFill>
-                    <a:blip r:embed="rId31" cstate="print">
-                      <a:extLst>
-                        <a:ext uri="{28A0092B-C50C-407E-A947-70E740481C1C}">
-                          <a14:useLocalDpi xmlns:a14="http://schemas.microsoft.com/office/drawing/2010/main" val="0"/>
-                        </a:ext>
-                      </a:extLst>
-                    </a:blip>
-                    <a:srcRect/>
-                    <a:stretch>
-                      <a:fillRect/>
-                    </a:stretch>
-                  </pic:blipFill>
-                  <pic:spPr bwMode="auto">
-                    <a:xfrm>
-                      <a:off x="0" y="0"/>
-                      <a:ext cx="2263243" cy="1686397"/>
-                    </a:xfrm>
-                    <a:prstGeom prst="rect">
-                      <a:avLst/>
-                    </a:prstGeom>
-                    <a:noFill/>
-                    <a:ln>
-                      <a:noFill/>
-                    </a:ln>
-                  </pic:spPr>
-                </pic:pic>
-              </a:graphicData>
-            </a:graphic>
-          </wp:inline>
-        </w:drawing>
-      </w:r>
-      <w:r>
-        <w:rPr>
-          <w:rFonts w:ascii="Tahoma" w:eastAsia="微软雅黑" w:hAnsi="Tahoma" w:hint="eastAsia"/>
-          <w:kern w:val="0"/>
-          <w:sz w:val="22"/>
-        </w:rPr>
-        <w:t xml:space="preserve"> </w:t>
-      </w:r>
-      <w:r>
-        <w:rPr>
-          <w:noProof/>
-        </w:rPr>
-        <w:drawing>
-          <wp:inline distT="0" distB="0" distL="0" distR="0" wp14:anchorId="66E9A56C" wp14:editId="3A7FE493">
-            <wp:extent cx="2613660" cy="1681917"/>
-            <wp:effectExtent l="0" t="0" r="0" b="0"/>
-            <wp:docPr id="1251954664" name="图片 4"/>
-            <wp:cNvGraphicFramePr>
-              <a:graphicFrameLocks xmlns:a="http://schemas.openxmlformats.org/drawingml/2006/main" noChangeAspect="1"/>
-            </wp:cNvGraphicFramePr>
-            <a:graphic xmlns:a="http://schemas.openxmlformats.org/drawingml/2006/main">
-              <a:graphicData uri="http://schemas.openxmlformats.org/drawingml/2006/picture">
-                <pic:pic xmlns:pic="http://schemas.openxmlformats.org/drawingml/2006/picture">
-                  <pic:nvPicPr>
-                    <pic:cNvPr id="0" name="Picture 7"/>
-                    <pic:cNvPicPr>
-                      <a:picLocks noChangeAspect="1" noChangeArrowheads="1"/>
-                    </pic:cNvPicPr>
-                  </pic:nvPicPr>
-                  <pic:blipFill>
-                    <a:blip r:embed="rId32" cstate="print">
-                      <a:extLst>
-                        <a:ext uri="{28A0092B-C50C-407E-A947-70E740481C1C}">
-                          <a14:useLocalDpi xmlns:a14="http://schemas.microsoft.com/office/drawing/2010/main" val="0"/>
-                        </a:ext>
-                      </a:extLst>
-                    </a:blip>
-                    <a:srcRect/>
-                    <a:stretch>
-                      <a:fillRect/>
-                    </a:stretch>
-                  </pic:blipFill>
-                  <pic:spPr bwMode="auto">
-                    <a:xfrm>
-                      <a:off x="0" y="0"/>
-                      <a:ext cx="2627191" cy="1690624"/>
-                    </a:xfrm>
-                    <a:prstGeom prst="rect">
-                      <a:avLst/>
-                    </a:prstGeom>
-                    <a:noFill/>
-                    <a:ln>
-                      <a:noFill/>
-                    </a:ln>
-                  </pic:spPr>
-                </pic:pic>
-              </a:graphicData>
-            </a:graphic>
-          </wp:inline>
-        </w:drawing>
-      </w:r>
-    </w:p>
-    <w:p>
-      <w:pPr>
-        <w:snapToGrid w:val="0"/>
-        <w:rPr>
-          <w:rFonts w:ascii="Tahoma" w:eastAsia="微软雅黑" w:hAnsi="Tahoma"/>
-          <w:kern w:val="0"/>
-          <w:sz w:val="22"/>
-        </w:rPr>
-      </w:pPr>
-      <w:r>
-        <w:rPr>
-          <w:rFonts w:ascii="Tahoma" w:eastAsia="微软雅黑" w:hAnsi="Tahoma" w:hint="eastAsia"/>
-          <w:kern w:val="0"/>
-          <w:sz w:val="22"/>
-        </w:rPr>
-        <w:t>同人</w:t>
-      </w:r>
-      <w:r>
-        <w:rPr>
-          <w:rFonts w:ascii="Tahoma" w:eastAsia="微软雅黑" w:hAnsi="Tahoma" w:hint="eastAsia"/>
-          <w:kern w:val="0"/>
-          <w:sz w:val="22"/>
-        </w:rPr>
-        <w:t>act</w:t>
-      </w:r>
-      <w:r>
-        <w:rPr>
-          <w:rFonts w:ascii="Tahoma" w:eastAsia="微软雅黑" w:hAnsi="Tahoma" w:hint="eastAsia"/>
-          <w:kern w:val="0"/>
-          <w:sz w:val="22"/>
-        </w:rPr>
-        <w:t>游戏</w:t>
-      </w:r>
-      <w:r>
-        <w:rPr>
-          <w:rFonts w:ascii="Tahoma" w:eastAsia="微软雅黑" w:hAnsi="Tahoma" w:hint="eastAsia"/>
-          <w:kern w:val="0"/>
-          <w:sz w:val="22"/>
-        </w:rPr>
-        <w:t xml:space="preserve"> </w:t>
-      </w:r>
-      <w:r>
-        <w:rPr>
-          <w:rFonts w:ascii="Tahoma" w:eastAsia="微软雅黑" w:hAnsi="Tahoma" w:hint="eastAsia"/>
-          <w:kern w:val="0"/>
-          <w:sz w:val="22"/>
-        </w:rPr>
-        <w:t>MakoMakoPanic</w:t>
-      </w:r>
-      <w:r>
-        <w:rPr>
-          <w:rFonts w:ascii="Tahoma" w:eastAsia="微软雅黑" w:hAnsi="Tahoma" w:hint="eastAsia"/>
-          <w:kern w:val="0"/>
-          <w:sz w:val="22"/>
-        </w:rPr>
-        <w:t>（</w:t>
-      </w:r>
-      <w:proofErr w:type="gramStart"/>
-      <w:r>
-        <w:rPr>
-          <w:rFonts w:ascii="微软雅黑" w:eastAsia="微软雅黑" w:hAnsi="微软雅黑" w:hint="eastAsia"/>
-          <w:color w:val="18191C"/>
-          <w:sz w:val="23"/>
-          <w:szCs w:val="23"/>
-          <w:shd w:val="clear" w:color="auto" w:fill="FFFFFF"/>
-        </w:rPr>
-        <w:t>沢渡真琴</w:t>
-      </w:r>
-      <w:proofErr w:type="gramEnd"/>
-      <w:r>
-        <w:rPr>
-          <w:rFonts w:ascii="微软雅黑" w:eastAsia="微软雅黑" w:hAnsi="微软雅黑" w:hint="eastAsia"/>
-          <w:color w:val="18191C"/>
-          <w:sz w:val="23"/>
-          <w:szCs w:val="23"/>
-          <w:shd w:val="clear" w:color="auto" w:fill="FFFFFF"/>
-        </w:rPr>
-        <w:t>的冒险故事</w:t>
-      </w:r>
-      <w:r>
-        <w:rPr>
-          <w:rFonts w:ascii="Tahoma" w:eastAsia="微软雅黑" w:hAnsi="Tahoma" w:hint="eastAsia"/>
-          <w:kern w:val="0"/>
-          <w:sz w:val="22"/>
-        </w:rPr>
-        <w:t>）：</w:t>
-      </w:r>
-    </w:p>
-    <w:p>
-      <w:pPr>
-        <w:snapToGrid w:val="0"/>
-        <w:rPr>
-          <w:rFonts w:ascii="Tahoma" w:eastAsia="微软雅黑" w:hAnsi="Tahoma"/>
-          <w:kern w:val="0"/>
-          <w:sz w:val="22"/>
-        </w:rPr>
-      </w:pPr>
-      <w:hyperlink r:id="rId33" w:history="1">
-        <w:r>
-          <w:rPr>
-            <w:rStyle w:val="a4"/>
-            <w:rFonts w:ascii="Tahoma" w:eastAsia="微软雅黑" w:hAnsi="Tahoma" w:hint="eastAsia"/>
-            <w:kern w:val="0"/>
-            <w:sz w:val="22"/>
-          </w:rPr>
-          <w:t>https://www.bilibili.com/video/BV1bM4y1T7pW</w:t>
-        </w:r>
-      </w:hyperlink>
-      <w:r>
-        <w:rPr>
-          <w:rFonts w:ascii="Tahoma" w:eastAsia="微软雅黑" w:hAnsi="Tahoma" w:hint="eastAsia"/>
-          <w:kern w:val="0"/>
-          <w:sz w:val="22"/>
-        </w:rPr>
-        <w:t xml:space="preserve"> </w:t>
-      </w:r>
-    </w:p>
-    <w:p>
-      <w:pPr>
-        <w:widowControl/>
-        <w:snapToGrid w:val="0"/>
-        <w:spacing w:before="200"/>
-        <w:jc w:val="left"/>
-        <w:rPr>
-          <w:rFonts w:ascii="Tahoma" w:eastAsia="微软雅黑" w:hAnsi="Tahoma"/>
-          <w:kern w:val="0"/>
-          <w:sz w:val="22"/>
-        </w:rPr>
-      </w:pPr>
-      <w:r>
-        <w:rPr>
-          <w:rFonts w:ascii="Tahoma" w:eastAsia="微软雅黑" w:hAnsi="Tahoma" w:hint="eastAsia"/>
-          <w:kern w:val="0"/>
-          <w:sz w:val="22"/>
-        </w:rPr>
-        <w:t>虽然不能完全模仿游戏，</w:t>
-      </w:r>
-      <w:r>
-        <w:rPr>
-          <w:rFonts w:ascii="Tahoma" w:eastAsia="微软雅黑" w:hAnsi="Tahoma" w:hint="eastAsia"/>
-          <w:kern w:val="0"/>
-          <w:sz w:val="22"/>
-        </w:rPr>
-        <w:t>但是这个</w:t>
-      </w:r>
-      <w:r>
-        <w:rPr>
-          <w:rFonts w:ascii="Tahoma" w:eastAsia="微软雅黑" w:hAnsi="Tahoma" w:hint="eastAsia"/>
-          <w:kern w:val="0"/>
-          <w:sz w:val="22"/>
-        </w:rPr>
-        <w:t>ui</w:t>
-      </w:r>
-      <w:r>
-        <w:rPr>
-          <w:rFonts w:ascii="Tahoma" w:eastAsia="微软雅黑" w:hAnsi="Tahoma" w:hint="eastAsia"/>
-          <w:kern w:val="0"/>
-          <w:sz w:val="22"/>
-        </w:rPr>
-        <w:t>风格，迫使我想开坑。</w:t>
-      </w:r>
-    </w:p>
-    <w:p>
-      <w:pPr>
-        <w:widowControl/>
-        <w:snapToGrid w:val="0"/>
-        <w:jc w:val="left"/>
-        <w:rPr>
-          <w:rFonts w:ascii="Tahoma" w:eastAsia="微软雅黑" w:hAnsi="Tahoma"/>
-          <w:kern w:val="0"/>
-          <w:sz w:val="22"/>
-        </w:rPr>
-      </w:pPr>
-      <w:r>
-        <w:rPr>
-          <w:rFonts w:ascii="Tahoma" w:eastAsia="微软雅黑" w:hAnsi="Tahoma" w:hint="eastAsia"/>
-          <w:kern w:val="0"/>
-          <w:sz w:val="22"/>
-        </w:rPr>
-        <w:t>于是我就</w:t>
-      </w:r>
-      <w:proofErr w:type="gramStart"/>
-      <w:r>
-        <w:rPr>
-          <w:rFonts w:ascii="Tahoma" w:eastAsia="微软雅黑" w:hAnsi="Tahoma" w:hint="eastAsia"/>
-          <w:kern w:val="0"/>
-          <w:sz w:val="22"/>
-        </w:rPr>
-        <w:t>以魔塔</w:t>
-      </w:r>
-      <w:proofErr w:type="gramEnd"/>
-      <w:r>
-        <w:rPr>
-          <w:rFonts w:ascii="Tahoma" w:eastAsia="微软雅黑" w:hAnsi="Tahoma" w:hint="eastAsia"/>
-          <w:kern w:val="0"/>
-          <w:sz w:val="22"/>
-        </w:rPr>
-        <w:t>游戏为灵感，</w:t>
-      </w:r>
-      <w:proofErr w:type="gramStart"/>
-      <w:r>
-        <w:rPr>
-          <w:rFonts w:ascii="Tahoma" w:eastAsia="微软雅黑" w:hAnsi="Tahoma" w:hint="eastAsia"/>
-          <w:kern w:val="0"/>
-          <w:sz w:val="22"/>
-        </w:rPr>
-        <w:t>开坑了</w:t>
-      </w:r>
-      <w:proofErr w:type="gramEnd"/>
-      <w:r>
-        <w:rPr>
-          <w:rFonts w:ascii="Tahoma" w:eastAsia="微软雅黑" w:hAnsi="Tahoma" w:hint="eastAsia"/>
-          <w:kern w:val="0"/>
-          <w:sz w:val="22"/>
-        </w:rPr>
-        <w:t>。</w:t>
-      </w:r>
-    </w:p>
-    <w:p>
-      <w:pPr>
-        <w:widowControl/>
-        <w:snapToGrid w:val="0"/>
-        <w:jc w:val="left"/>
-        <w:rPr>
-          <w:rFonts w:ascii="Tahoma" w:eastAsia="微软雅黑" w:hAnsi="Tahoma"/>
-          <w:kern w:val="0"/>
-          <w:sz w:val="22"/>
-        </w:rPr>
-      </w:pPr>
-      <w:r>
-        <w:rPr>
-          <w:rFonts w:ascii="Tahoma" w:eastAsia="微软雅黑" w:hAnsi="Tahoma" w:hint="eastAsia"/>
-          <w:kern w:val="0"/>
-          <w:sz w:val="22"/>
-        </w:rPr>
-        <w:t>专门设计图中的类似</w:t>
-      </w:r>
-      <w:r>
-        <w:rPr>
-          <w:rFonts w:ascii="Tahoma" w:eastAsia="微软雅黑" w:hAnsi="Tahoma" w:hint="eastAsia"/>
-          <w:kern w:val="0"/>
-          <w:sz w:val="22"/>
-        </w:rPr>
-        <w:t>ui</w:t>
-      </w:r>
-      <w:r>
-        <w:rPr>
-          <w:rFonts w:ascii="Tahoma" w:eastAsia="微软雅黑" w:hAnsi="Tahoma" w:hint="eastAsia"/>
-          <w:kern w:val="0"/>
-          <w:sz w:val="22"/>
-        </w:rPr>
-        <w:t>，以及简易商店。</w:t>
-      </w:r>
-    </w:p>
-    <w:p>
-      <w:pPr>
-        <w:widowControl/>
-        <w:snapToGrid w:val="0"/>
-        <w:jc w:val="left"/>
-        <w:rPr>
-          <w:rFonts w:ascii="Tahoma" w:eastAsia="微软雅黑" w:hAnsi="Tahoma"/>
-          <w:color w:val="A6A6A6" w:themeColor="background1" w:themeShade="A6"/>
-          <w:kern w:val="0"/>
-          <w:sz w:val="22"/>
-        </w:rPr>
-      </w:pPr>
-      <w:r>
-        <w:rPr>
-          <w:rFonts w:ascii="Tahoma" w:eastAsia="微软雅黑" w:hAnsi="Tahoma" w:hint="eastAsia"/>
-          <w:color w:val="A6A6A6" w:themeColor="background1" w:themeShade="A6"/>
-          <w:kern w:val="0"/>
-          <w:sz w:val="22"/>
-        </w:rPr>
-        <w:t>（</w:t>
-      </w:r>
-      <w:r>
-        <w:rPr>
-          <w:rFonts w:ascii="Tahoma" w:eastAsia="微软雅黑" w:hAnsi="Tahoma" w:hint="eastAsia"/>
-          <w:color w:val="A6A6A6" w:themeColor="background1" w:themeShade="A6"/>
-          <w:kern w:val="0"/>
-          <w:sz w:val="22"/>
-        </w:rPr>
-        <w:t>ui</w:t>
-      </w:r>
-      <w:r>
-        <w:rPr>
-          <w:rFonts w:ascii="Tahoma" w:eastAsia="微软雅黑" w:hAnsi="Tahoma" w:hint="eastAsia"/>
-          <w:color w:val="A6A6A6" w:themeColor="background1" w:themeShade="A6"/>
-          <w:kern w:val="0"/>
-          <w:sz w:val="22"/>
-        </w:rPr>
-        <w:t>完成后，我</w:t>
-      </w:r>
-      <w:proofErr w:type="gramStart"/>
-      <w:r>
-        <w:rPr>
-          <w:rFonts w:ascii="Tahoma" w:eastAsia="微软雅黑" w:hAnsi="Tahoma" w:hint="eastAsia"/>
-          <w:color w:val="A6A6A6" w:themeColor="background1" w:themeShade="A6"/>
-          <w:kern w:val="0"/>
-          <w:sz w:val="22"/>
-        </w:rPr>
-        <w:t>发现魔塔的</w:t>
-      </w:r>
-      <w:proofErr w:type="gramEnd"/>
-      <w:r>
-        <w:rPr>
-          <w:rFonts w:ascii="Tahoma" w:eastAsia="微软雅黑" w:hAnsi="Tahoma" w:hint="eastAsia"/>
-          <w:color w:val="A6A6A6" w:themeColor="background1" w:themeShade="A6"/>
-          <w:kern w:val="0"/>
-          <w:sz w:val="22"/>
-        </w:rPr>
-        <w:t>设计内容量一点都不小……算是为了一碟醋包了一顿饺子了）</w:t>
-      </w:r>
-    </w:p>
-    <w:p>
-      <w:pPr>
-        <w:widowControl/>
-        <w:snapToGrid w:val="0"/>
-        <w:jc w:val="left"/>
-        <w:rPr>
-          <w:rFonts w:ascii="Tahoma" w:eastAsia="微软雅黑" w:hAnsi="Tahoma"/>
-          <w:kern w:val="0"/>
-          <w:sz w:val="22"/>
-        </w:rPr>
-      </w:pPr>
-    </w:p>
-    <w:p>
-      <w:pPr>
-        <w:widowControl/>
-        <w:snapToGrid w:val="0"/>
-        <w:jc w:val="left"/>
-        <w:rPr>
-          <w:rFonts w:ascii="Tahoma" w:eastAsia="微软雅黑" w:hAnsi="Tahoma"/>
-          <w:kern w:val="0"/>
-          <w:sz w:val="22"/>
-        </w:rPr>
-      </w:pPr>
-      <w:r>
-        <w:rPr>
-          <w:rFonts w:ascii="Tahoma" w:eastAsia="微软雅黑" w:hAnsi="Tahoma"/>
-          <w:kern w:val="0"/>
-          <w:sz w:val="22"/>
-        </w:rPr>
-        <w:br w:type="page"/>
-      </w:r>
-    </w:p>
-    <w:p>
-      <w:pPr>
-        <w:pStyle w:val="3"/>
-        <w:rPr>
-          <w:rFonts w:hint="eastAsia"/>
-        </w:rPr>
-      </w:pPr>
-      <w:proofErr w:type="gramStart"/>
-      <w:r>
-        <w:rPr>
-          <w:rFonts w:hint="eastAsia"/>
-        </w:rPr>
-        <w:lastRenderedPageBreak/>
-        <w:t>魔塔设计</w:t>
-      </w:r>
-      <w:proofErr w:type="gramEnd"/>
-      <w:r>
-        <w:rPr>
-          <w:rFonts w:hint="eastAsia"/>
-        </w:rPr>
-        <w:t>细节</w:t>
-      </w:r>
-    </w:p>
-    <w:p>
-      <w:pPr>
-        <w:pStyle w:val="4"/>
-        <w:snapToGrid w:val="0"/>
-        <w:rPr>
-          <w:rFonts w:hint="eastAsia"/>
-        </w:rPr>
-      </w:pPr>
-      <w:r>
-        <w:rPr>
-          <w:rFonts w:hint="eastAsia"/>
-        </w:rPr>
-        <w:t>1</w:t>
-      </w:r>
-      <w:r>
-        <w:rPr>
-          <w:rFonts w:hint="eastAsia"/>
-        </w:rPr>
-        <w:t>）UI设计</w:t>
+        <w:t>UI设计</w:t>
       </w:r>
     </w:p>
     <w:p>
@@ -7019,7 +7656,7 @@
                     </pic:cNvPicPr>
                   </pic:nvPicPr>
                   <pic:blipFill>
-                    <a:blip r:embed="rId34" cstate="print">
+                    <a:blip r:embed="rId37" cstate="print">
                       <a:extLst>
                         <a:ext uri="{28A0092B-C50C-407E-A947-70E740481C1C}">
                           <a14:useLocalDpi xmlns:a14="http://schemas.microsoft.com/office/drawing/2010/main" val="0"/>
@@ -7132,7 +7769,7 @@
                 <w:szCs w:val="24"/>
               </w:rPr>
               <w:drawing>
-                <wp:inline distT="0" distB="0" distL="0" distR="0" wp14:anchorId="41F64845" wp14:editId="7D746E44">
+                <wp:inline distT="0" distB="0" distL="0" distR="0" wp14:anchorId="41F64845" wp14:editId="19B92079">
                   <wp:extent cx="1691640" cy="1727442"/>
                   <wp:effectExtent l="0" t="0" r="3810" b="6350"/>
                   <wp:docPr id="14" name="图片 14"/>
@@ -7149,7 +7786,7 @@
                           </pic:cNvPicPr>
                         </pic:nvPicPr>
                         <pic:blipFill>
-                          <a:blip r:embed="rId35" cstate="print">
+                          <a:blip r:embed="rId38" cstate="print">
                             <a:extLst>
                               <a:ext uri="{28A0092B-C50C-407E-A947-70E740481C1C}">
                                 <a14:useLocalDpi xmlns:a14="http://schemas.microsoft.com/office/drawing/2010/main" val="0"/>
@@ -7337,8 +7974,7 @@
     </w:p>
     <w:p>
       <w:pPr>
-        <w:pStyle w:val="4"/>
-        <w:snapToGrid w:val="0"/>
+        <w:pStyle w:val="3"/>
         <w:rPr>
           <w:rFonts w:hint="eastAsia"/>
         </w:rPr>
@@ -7348,18 +7984,6 @@
           <w:rFonts w:hint="eastAsia"/>
         </w:rPr>
         <w:lastRenderedPageBreak/>
-        <w:t>2</w:t>
-      </w:r>
-      <w:r>
-        <w:rPr>
-          <w:rFonts w:hint="eastAsia"/>
-        </w:rPr>
-        <w:t>）</w:t>
-      </w:r>
-      <w:r>
-        <w:rPr>
-          <w:rFonts w:hint="eastAsia"/>
-        </w:rPr>
         <w:t>初始结构</w:t>
       </w:r>
     </w:p>
@@ -7588,7 +8212,7 @@
                     </pic:cNvPicPr>
                   </pic:nvPicPr>
                   <pic:blipFill>
-                    <a:blip r:embed="rId36">
+                    <a:blip r:embed="rId39">
                       <a:extLst>
                         <a:ext uri="{28A0092B-C50C-407E-A947-70E740481C1C}">
                           <a14:useLocalDpi xmlns:a14="http://schemas.microsoft.com/office/drawing/2010/main" val="0"/>
@@ -7622,24 +8246,11 @@
     </w:p>
     <w:p>
       <w:pPr>
-        <w:pStyle w:val="4"/>
-        <w:snapToGrid w:val="0"/>
-        <w:rPr>
-          <w:rFonts w:hint="eastAsia"/>
-        </w:rPr>
-      </w:pPr>
-      <w:r>
-        <w:rPr>
-          <w:rFonts w:hint="eastAsia"/>
-        </w:rPr>
-        <w:t>3</w:t>
-      </w:r>
-      <w:r>
-        <w:rPr>
-          <w:rFonts w:hint="eastAsia"/>
-        </w:rPr>
-        <w:t>）</w:t>
-      </w:r>
+        <w:pStyle w:val="3"/>
+        <w:rPr>
+          <w:rFonts w:hint="eastAsia"/>
+        </w:rPr>
+      </w:pPr>
       <w:r>
         <w:rPr>
           <w:rFonts w:hint="eastAsia"/>
@@ -7773,7 +8384,7 @@
                     </pic:cNvPicPr>
                   </pic:nvPicPr>
                   <pic:blipFill>
-                    <a:blip r:embed="rId37">
+                    <a:blip r:embed="rId40">
                       <a:extLst>
                         <a:ext uri="{28A0092B-C50C-407E-A947-70E740481C1C}">
                           <a14:useLocalDpi xmlns:a14="http://schemas.microsoft.com/office/drawing/2010/main" val="0"/>
@@ -7956,7 +8567,7 @@
                     </pic:cNvPicPr>
                   </pic:nvPicPr>
                   <pic:blipFill>
-                    <a:blip r:embed="rId38">
+                    <a:blip r:embed="rId41">
                       <a:extLst>
                         <a:ext uri="{28A0092B-C50C-407E-A947-70E740481C1C}">
                           <a14:useLocalDpi xmlns:a14="http://schemas.microsoft.com/office/drawing/2010/main" val="0"/>
@@ -8009,8 +8620,7 @@
     </w:p>
     <w:p>
       <w:pPr>
-        <w:pStyle w:val="4"/>
-        <w:snapToGrid w:val="0"/>
+        <w:pStyle w:val="3"/>
         <w:rPr>
           <w:rFonts w:hint="eastAsia"/>
         </w:rPr>
@@ -8020,13 +8630,7 @@
           <w:rFonts w:hint="eastAsia"/>
         </w:rPr>
         <w:lastRenderedPageBreak/>
-        <w:t>4</w:t>
-      </w:r>
-      <w:r>
-        <w:rPr>
-          <w:rFonts w:hint="eastAsia"/>
-        </w:rPr>
-        <w:t>）道具</w:t>
+        <w:t>道具</w:t>
       </w:r>
       <w:r>
         <w:rPr>
@@ -8120,7 +8724,7 @@
                     </pic:cNvPicPr>
                   </pic:nvPicPr>
                   <pic:blipFill>
-                    <a:blip r:embed="rId39">
+                    <a:blip r:embed="rId42">
                       <a:extLst>
                         <a:ext uri="{28A0092B-C50C-407E-A947-70E740481C1C}">
                           <a14:useLocalDpi xmlns:a14="http://schemas.microsoft.com/office/drawing/2010/main" val="0"/>
@@ -8263,7 +8867,7 @@
                     </pic:cNvPicPr>
                   </pic:nvPicPr>
                   <pic:blipFill>
-                    <a:blip r:embed="rId40">
+                    <a:blip r:embed="rId43">
                       <a:extLst>
                         <a:ext uri="{28A0092B-C50C-407E-A947-70E740481C1C}">
                           <a14:useLocalDpi xmlns:a14="http://schemas.microsoft.com/office/drawing/2010/main" val="0"/>
@@ -8310,23 +8914,16 @@
     </w:p>
     <w:p>
       <w:pPr>
-        <w:pStyle w:val="4"/>
-        <w:snapToGrid w:val="0"/>
-        <w:rPr>
-          <w:rFonts w:hint="eastAsia"/>
-        </w:rPr>
-      </w:pPr>
-      <w:r>
-        <w:rPr>
-          <w:rFonts w:hint="eastAsia"/>
-        </w:rPr>
-        <w:t>5</w:t>
-      </w:r>
-      <w:r>
-        <w:rPr>
-          <w:rFonts w:hint="eastAsia"/>
-        </w:rPr>
-        <w:t>）敌人</w:t>
+        <w:pStyle w:val="3"/>
+        <w:rPr>
+          <w:rFonts w:hint="eastAsia"/>
+        </w:rPr>
+      </w:pPr>
+      <w:r>
+        <w:rPr>
+          <w:rFonts w:hint="eastAsia"/>
+        </w:rPr>
+        <w:t>敌人</w:t>
       </w:r>
       <w:r>
         <w:rPr>
@@ -8444,7 +9041,7 @@
                     </pic:cNvPicPr>
                   </pic:nvPicPr>
                   <pic:blipFill>
-                    <a:blip r:embed="rId41">
+                    <a:blip r:embed="rId44">
                       <a:extLst>
                         <a:ext uri="{28A0092B-C50C-407E-A947-70E740481C1C}">
                           <a14:useLocalDpi xmlns:a14="http://schemas.microsoft.com/office/drawing/2010/main" val="0"/>
@@ -8581,7 +9178,7 @@
                     </pic:cNvPicPr>
                   </pic:nvPicPr>
                   <pic:blipFill>
-                    <a:blip r:embed="rId42">
+                    <a:blip r:embed="rId45">
                       <a:extLst>
                         <a:ext uri="{28A0092B-C50C-407E-A947-70E740481C1C}">
                           <a14:useLocalDpi xmlns:a14="http://schemas.microsoft.com/office/drawing/2010/main" val="0"/>
@@ -8641,24 +9238,16 @@
     </w:p>
     <w:p>
       <w:pPr>
-        <w:pStyle w:val="4"/>
-        <w:snapToGrid w:val="0"/>
-        <w:rPr>
-          <w:rFonts w:hint="eastAsia"/>
-        </w:rPr>
-      </w:pPr>
-      <w:r>
-        <w:rPr>
-          <w:rFonts w:hint="eastAsia"/>
-        </w:rPr>
-        <w:lastRenderedPageBreak/>
-        <w:t>6</w:t>
-      </w:r>
-      <w:r>
-        <w:rPr>
-          <w:rFonts w:hint="eastAsia"/>
-        </w:rPr>
-        <w:t>）商店/NPC</w:t>
+        <w:pStyle w:val="3"/>
+        <w:rPr>
+          <w:rFonts w:hint="eastAsia"/>
+        </w:rPr>
+      </w:pPr>
+      <w:r>
+        <w:rPr>
+          <w:rFonts w:hint="eastAsia"/>
+        </w:rPr>
+        <w:t>商店/NPC</w:t>
       </w:r>
       <w:r>
         <w:rPr>
@@ -8834,7 +9423,7 @@
                     </pic:cNvPicPr>
                   </pic:nvPicPr>
                   <pic:blipFill>
-                    <a:blip r:embed="rId43">
+                    <a:blip r:embed="rId46">
                       <a:extLst>
                         <a:ext uri="{28A0092B-C50C-407E-A947-70E740481C1C}">
                           <a14:useLocalDpi xmlns:a14="http://schemas.microsoft.com/office/drawing/2010/main" val="0"/>
@@ -9072,7 +9661,7 @@
                     </pic:cNvPicPr>
                   </pic:nvPicPr>
                   <pic:blipFill>
-                    <a:blip r:embed="rId44">
+                    <a:blip r:embed="rId47">
                       <a:extLst>
                         <a:ext uri="{28A0092B-C50C-407E-A947-70E740481C1C}">
                           <a14:useLocalDpi xmlns:a14="http://schemas.microsoft.com/office/drawing/2010/main" val="0"/>
@@ -9136,12 +9725,18 @@
           <w:rFonts w:hint="eastAsia"/>
         </w:rPr>
       </w:pPr>
+      <w:r>
+        <w:rPr>
+          <w:rFonts w:hint="eastAsia"/>
+        </w:rPr>
+        <w:lastRenderedPageBreak/>
+        <w:t>===</w:t>
+      </w:r>
       <w:proofErr w:type="gramStart"/>
       <w:r>
         <w:rPr>
           <w:rFonts w:hint="eastAsia"/>
         </w:rPr>
-        <w:lastRenderedPageBreak/>
         <w:t>简易魔塔</w:t>
       </w:r>
       <w:proofErr w:type="gramEnd"/>
@@ -9149,7 +9744,7 @@
         <w:rPr>
           <w:rFonts w:hint="eastAsia"/>
         </w:rPr>
-        <w:t>-玩家的反馈</w:t>
+        <w:t xml:space="preserve"> - 注意事项===</w:t>
       </w:r>
     </w:p>
     <w:tbl>
@@ -9257,7 +9852,7 @@
         <w:rPr>
           <w:rFonts w:hint="eastAsia"/>
         </w:rPr>
-        <w:t>1）</w:t>
+        <w:t>玩家反馈-</w:t>
       </w:r>
       <w:r>
         <w:rPr>
@@ -9327,7 +9922,7 @@
                     </pic:cNvPicPr>
                   </pic:nvPicPr>
                   <pic:blipFill>
-                    <a:blip r:embed="rId45">
+                    <a:blip r:embed="rId48">
                       <a:extLst>
                         <a:ext uri="{28A0092B-C50C-407E-A947-70E740481C1C}">
                           <a14:useLocalDpi xmlns:a14="http://schemas.microsoft.com/office/drawing/2010/main" val="0"/>
@@ -9414,7 +10009,7 @@
                     </pic:cNvPicPr>
                   </pic:nvPicPr>
                   <pic:blipFill>
-                    <a:blip r:embed="rId46">
+                    <a:blip r:embed="rId49">
                       <a:extLst>
                         <a:ext uri="{28A0092B-C50C-407E-A947-70E740481C1C}">
                           <a14:useLocalDpi xmlns:a14="http://schemas.microsoft.com/office/drawing/2010/main" val="0"/>
@@ -9457,7 +10052,7 @@
         <w:rPr>
           <w:rFonts w:hint="eastAsia"/>
         </w:rPr>
-        <w:t>2）</w:t>
+        <w:t>玩家反馈-</w:t>
       </w:r>
       <w:r>
         <w:rPr>
@@ -9605,7 +10200,7 @@
                     </pic:cNvPicPr>
                   </pic:nvPicPr>
                   <pic:blipFill>
-                    <a:blip r:embed="rId47">
+                    <a:blip r:embed="rId50">
                       <a:extLst>
                         <a:ext uri="{28A0092B-C50C-407E-A947-70E740481C1C}">
                           <a14:useLocalDpi xmlns:a14="http://schemas.microsoft.com/office/drawing/2010/main" val="0"/>
@@ -9662,7 +10257,7 @@
                     </pic:cNvPicPr>
                   </pic:nvPicPr>
                   <pic:blipFill>
-                    <a:blip r:embed="rId48">
+                    <a:blip r:embed="rId51">
                       <a:extLst>
                         <a:ext uri="{28A0092B-C50C-407E-A947-70E740481C1C}">
                           <a14:useLocalDpi xmlns:a14="http://schemas.microsoft.com/office/drawing/2010/main" val="0"/>
@@ -9771,7 +10366,7 @@
                     </pic:cNvPicPr>
                   </pic:nvPicPr>
                   <pic:blipFill>
-                    <a:blip r:embed="rId49">
+                    <a:blip r:embed="rId52">
                       <a:extLst>
                         <a:ext uri="{28A0092B-C50C-407E-A947-70E740481C1C}">
                           <a14:useLocalDpi xmlns:a14="http://schemas.microsoft.com/office/drawing/2010/main" val="0"/>
@@ -9835,7 +10430,7 @@
                     </pic:cNvPicPr>
                   </pic:nvPicPr>
                   <pic:blipFill>
-                    <a:blip r:embed="rId50">
+                    <a:blip r:embed="rId53">
                       <a:extLst>
                         <a:ext uri="{28A0092B-C50C-407E-A947-70E740481C1C}">
                           <a14:useLocalDpi xmlns:a14="http://schemas.microsoft.com/office/drawing/2010/main" val="0"/>
@@ -10082,7 +10677,7 @@
                     </pic:cNvPicPr>
                   </pic:nvPicPr>
                   <pic:blipFill>
-                    <a:blip r:embed="rId51">
+                    <a:blip r:embed="rId54">
                       <a:extLst>
                         <a:ext uri="{28A0092B-C50C-407E-A947-70E740481C1C}">
                           <a14:useLocalDpi xmlns:a14="http://schemas.microsoft.com/office/drawing/2010/main" val="0"/>
@@ -10151,7 +10746,7 @@
                     </pic:cNvPicPr>
                   </pic:nvPicPr>
                   <pic:blipFill>
-                    <a:blip r:embed="rId52">
+                    <a:blip r:embed="rId55">
                       <a:extLst>
                         <a:ext uri="{28A0092B-C50C-407E-A947-70E740481C1C}">
                           <a14:useLocalDpi xmlns:a14="http://schemas.microsoft.com/office/drawing/2010/main" val="0"/>
@@ -10303,14 +10898,11 @@
         </w:rPr>
       </w:pPr>
       <w:r>
+        <w:rPr>
+          <w:rFonts w:hint="eastAsia"/>
+        </w:rPr>
         <w:lastRenderedPageBreak/>
-        <w:t>3</w:t>
-      </w:r>
-      <w:r>
-        <w:rPr>
-          <w:rFonts w:hint="eastAsia"/>
-        </w:rPr>
-        <w:t>）</w:t>
+        <w:t>玩家反馈-</w:t>
       </w:r>
       <w:r>
         <w:rPr>
@@ -10550,7 +11142,7 @@
           <w:szCs w:val="24"/>
         </w:rPr>
         <w:drawing>
-          <wp:inline distT="0" distB="0" distL="0" distR="0" wp14:anchorId="3DFAAD04" wp14:editId="384D02E2">
+          <wp:inline distT="0" distB="0" distL="0" distR="0" wp14:anchorId="3DFAAD04" wp14:editId="4EF4A05E">
             <wp:extent cx="1546860" cy="1374276"/>
             <wp:effectExtent l="0" t="0" r="0" b="0"/>
             <wp:docPr id="8" name="图片 8"/>
@@ -10567,7 +11159,7 @@
                     </pic:cNvPicPr>
                   </pic:nvPicPr>
                   <pic:blipFill>
-                    <a:blip r:embed="rId53" cstate="print">
+                    <a:blip r:embed="rId56" cstate="print">
                       <a:extLst>
                         <a:ext uri="{28A0092B-C50C-407E-A947-70E740481C1C}">
                           <a14:useLocalDpi xmlns:a14="http://schemas.microsoft.com/office/drawing/2010/main" val="0"/>
@@ -10752,7 +11344,7 @@
                     </pic:cNvPicPr>
                   </pic:nvPicPr>
                   <pic:blipFill>
-                    <a:blip r:embed="rId54">
+                    <a:blip r:embed="rId57">
                       <a:extLst>
                         <a:ext uri="{28A0092B-C50C-407E-A947-70E740481C1C}">
                           <a14:useLocalDpi xmlns:a14="http://schemas.microsoft.com/office/drawing/2010/main" val="0"/>
@@ -10820,7 +11412,7 @@
                     </pic:cNvPicPr>
                   </pic:nvPicPr>
                   <pic:blipFill>
-                    <a:blip r:embed="rId55">
+                    <a:blip r:embed="rId58">
                       <a:extLst>
                         <a:ext uri="{28A0092B-C50C-407E-A947-70E740481C1C}">
                           <a14:useLocalDpi xmlns:a14="http://schemas.microsoft.com/office/drawing/2010/main" val="0"/>
@@ -10955,14 +11547,11 @@
         </w:rPr>
       </w:pPr>
       <w:r>
+        <w:rPr>
+          <w:rFonts w:hint="eastAsia"/>
+        </w:rPr>
         <w:lastRenderedPageBreak/>
-        <w:t>4</w:t>
-      </w:r>
-      <w:r>
-        <w:rPr>
-          <w:rFonts w:hint="eastAsia"/>
-        </w:rPr>
-        <w:t>）</w:t>
+        <w:t>玩家反馈-</w:t>
       </w:r>
       <w:r>
         <w:rPr>
@@ -11098,7 +11687,7 @@
                     </pic:cNvPicPr>
                   </pic:nvPicPr>
                   <pic:blipFill>
-                    <a:blip r:embed="rId56">
+                    <a:blip r:embed="rId59">
                       <a:extLst>
                         <a:ext uri="{28A0092B-C50C-407E-A947-70E740481C1C}">
                           <a14:useLocalDpi xmlns:a14="http://schemas.microsoft.com/office/drawing/2010/main" val="0"/>
@@ -11220,7 +11809,7 @@
                     </pic:cNvPicPr>
                   </pic:nvPicPr>
                   <pic:blipFill>
-                    <a:blip r:embed="rId57" cstate="print">
+                    <a:blip r:embed="rId60" cstate="print">
                       <a:extLst>
                         <a:ext uri="{28A0092B-C50C-407E-A947-70E740481C1C}">
                           <a14:useLocalDpi xmlns:a14="http://schemas.microsoft.com/office/drawing/2010/main" val="0"/>
@@ -11338,14 +11927,20 @@
           <w:rFonts w:hint="eastAsia"/>
         </w:rPr>
       </w:pPr>
-      <w:bookmarkStart w:id="2" w:name="_基础规律"/>
-      <w:bookmarkEnd w:id="2"/>
+      <w:bookmarkStart w:id="3" w:name="_基础规律"/>
+      <w:bookmarkEnd w:id="3"/>
+      <w:r>
+        <w:rPr>
+          <w:rFonts w:hint="eastAsia"/>
+        </w:rPr>
+        <w:lastRenderedPageBreak/>
+        <w:t>===</w:t>
+      </w:r>
       <w:proofErr w:type="gramStart"/>
       <w:r>
         <w:rPr>
           <w:rFonts w:hint="eastAsia"/>
         </w:rPr>
-        <w:lastRenderedPageBreak/>
         <w:t>简易魔塔</w:t>
       </w:r>
       <w:proofErr w:type="gramEnd"/>
@@ -11353,854 +11948,19 @@
         <w:rPr>
           <w:rFonts w:hint="eastAsia"/>
         </w:rPr>
-        <w:t>-谜题解法</w:t>
-      </w:r>
-    </w:p>
-    <w:p>
-      <w:pPr>
-        <w:pStyle w:val="3"/>
-        <w:rPr>
-          <w:rFonts w:hint="eastAsia"/>
-        </w:rPr>
-      </w:pPr>
-      <w:bookmarkStart w:id="3" w:name="_资源换算法"/>
-      <w:bookmarkEnd w:id="3"/>
-      <w:r>
-        <w:rPr>
-          <w:rFonts w:hint="eastAsia"/>
-        </w:rPr>
-        <w:t>资源</w:t>
-      </w:r>
-      <w:r>
-        <w:rPr>
-          <w:rFonts w:hint="eastAsia"/>
-        </w:rPr>
-        <w:t>换算法</w:t>
-      </w:r>
-    </w:p>
-    <w:p>
-      <w:pPr>
-        <w:snapToGrid w:val="0"/>
-        <w:rPr>
-          <w:rFonts w:ascii="Tahoma" w:eastAsia="微软雅黑" w:hAnsi="Tahoma"/>
-          <w:kern w:val="0"/>
-          <w:sz w:val="22"/>
-        </w:rPr>
-      </w:pPr>
-      <w:r>
-        <w:rPr>
-          <w:rFonts w:ascii="Tahoma" w:eastAsia="微软雅黑" w:hAnsi="Tahoma" w:hint="eastAsia"/>
-          <w:kern w:val="0"/>
-          <w:sz w:val="22"/>
-        </w:rPr>
-        <w:t>在玩此类游戏时，我们</w:t>
-      </w:r>
-      <w:r>
-        <w:rPr>
-          <w:rFonts w:ascii="Tahoma" w:eastAsia="微软雅黑" w:hAnsi="Tahoma" w:hint="eastAsia"/>
-          <w:kern w:val="0"/>
-          <w:sz w:val="22"/>
-        </w:rPr>
-        <w:t>可以</w:t>
-      </w:r>
-      <w:r>
-        <w:rPr>
-          <w:rFonts w:ascii="Tahoma" w:eastAsia="微软雅黑" w:hAnsi="Tahoma" w:hint="eastAsia"/>
-          <w:kern w:val="0"/>
-          <w:sz w:val="22"/>
-        </w:rPr>
-        <w:t>将每个房间都划分成一个个小的区域。</w:t>
-      </w:r>
-    </w:p>
-    <w:p>
-      <w:pPr>
-        <w:snapToGrid w:val="0"/>
-        <w:jc w:val="center"/>
-        <w:rPr>
-          <w:rFonts w:ascii="宋体" w:eastAsia="宋体" w:hAnsi="宋体" w:cs="宋体" w:hint="eastAsia"/>
-          <w:kern w:val="0"/>
-          <w:sz w:val="24"/>
-          <w:szCs w:val="24"/>
-        </w:rPr>
-      </w:pPr>
-      <w:r>
-        <w:rPr>
-          <w:rFonts w:ascii="宋体" w:eastAsia="宋体" w:hAnsi="宋体" w:cs="宋体"/>
-          <w:noProof/>
-          <w:kern w:val="0"/>
-          <w:sz w:val="24"/>
-          <w:szCs w:val="24"/>
-        </w:rPr>
-        <w:drawing>
-          <wp:inline distT="0" distB="0" distL="0" distR="0" wp14:anchorId="19D91D5D" wp14:editId="0B0205EF">
-            <wp:extent cx="2476500" cy="2476500"/>
-            <wp:effectExtent l="0" t="0" r="0" b="0"/>
-            <wp:docPr id="24" name="图片 24"/>
-            <wp:cNvGraphicFramePr>
-              <a:graphicFrameLocks xmlns:a="http://schemas.openxmlformats.org/drawingml/2006/main" noChangeAspect="1"/>
-            </wp:cNvGraphicFramePr>
-            <a:graphic xmlns:a="http://schemas.openxmlformats.org/drawingml/2006/main">
-              <a:graphicData uri="http://schemas.openxmlformats.org/drawingml/2006/picture">
-                <pic:pic xmlns:pic="http://schemas.openxmlformats.org/drawingml/2006/picture">
-                  <pic:nvPicPr>
-                    <pic:cNvPr id="0" name="Picture 19"/>
-                    <pic:cNvPicPr>
-                      <a:picLocks noChangeAspect="1" noChangeArrowheads="1"/>
-                    </pic:cNvPicPr>
-                  </pic:nvPicPr>
-                  <pic:blipFill>
-                    <a:blip r:embed="rId58">
-                      <a:extLst>
-                        <a:ext uri="{28A0092B-C50C-407E-A947-70E740481C1C}">
-                          <a14:useLocalDpi xmlns:a14="http://schemas.microsoft.com/office/drawing/2010/main" val="0"/>
-                        </a:ext>
-                      </a:extLst>
-                    </a:blip>
-                    <a:srcRect/>
-                    <a:stretch>
-                      <a:fillRect/>
-                    </a:stretch>
-                  </pic:blipFill>
-                  <pic:spPr bwMode="auto">
-                    <a:xfrm>
-                      <a:off x="0" y="0"/>
-                      <a:ext cx="2476500" cy="2476500"/>
-                    </a:xfrm>
-                    <a:prstGeom prst="rect">
-                      <a:avLst/>
-                    </a:prstGeom>
-                    <a:noFill/>
-                    <a:ln>
-                      <a:noFill/>
-                    </a:ln>
-                  </pic:spPr>
-                </pic:pic>
-              </a:graphicData>
-            </a:graphic>
-          </wp:inline>
-        </w:drawing>
-      </w:r>
-    </w:p>
-    <w:p>
-      <w:pPr>
-        <w:snapToGrid w:val="0"/>
-        <w:rPr>
-          <w:rFonts w:ascii="Tahoma" w:eastAsia="微软雅黑" w:hAnsi="Tahoma"/>
-          <w:kern w:val="0"/>
-          <w:sz w:val="22"/>
-        </w:rPr>
-      </w:pPr>
-      <w:r>
-        <w:rPr>
-          <w:rFonts w:ascii="Tahoma" w:eastAsia="微软雅黑" w:hAnsi="Tahoma" w:hint="eastAsia"/>
-          <w:kern w:val="0"/>
-          <w:sz w:val="22"/>
-        </w:rPr>
-        <w:t>进入区域前，都需要思考一下这会付出多少代价，然后得到多少资源。</w:t>
-      </w:r>
-    </w:p>
-    <w:p>
-      <w:pPr>
-        <w:snapToGrid w:val="0"/>
-        <w:rPr>
-          <w:rFonts w:ascii="Tahoma" w:eastAsia="微软雅黑" w:hAnsi="Tahoma"/>
-          <w:kern w:val="0"/>
-          <w:sz w:val="22"/>
-        </w:rPr>
-      </w:pPr>
-      <w:r>
-        <w:rPr>
-          <w:rFonts w:ascii="Tahoma" w:eastAsia="微软雅黑" w:hAnsi="Tahoma" w:hint="eastAsia"/>
-          <w:kern w:val="0"/>
-          <w:sz w:val="22"/>
-        </w:rPr>
-        <w:t>如下图，</w:t>
-      </w:r>
-      <w:r>
-        <w:rPr>
-          <w:rFonts w:ascii="Tahoma" w:eastAsia="微软雅黑" w:hAnsi="Tahoma" w:hint="eastAsia"/>
-          <w:kern w:val="0"/>
-          <w:sz w:val="22"/>
-        </w:rPr>
-        <w:t>1</w:t>
-      </w:r>
-      <w:r>
-        <w:rPr>
-          <w:rFonts w:ascii="Tahoma" w:eastAsia="微软雅黑" w:hAnsi="Tahoma" w:hint="eastAsia"/>
-          <w:kern w:val="0"/>
-          <w:sz w:val="22"/>
-        </w:rPr>
-        <w:t>个敌人</w:t>
-      </w:r>
-      <w:r>
-        <w:rPr>
-          <w:rFonts w:ascii="Tahoma" w:eastAsia="微软雅黑" w:hAnsi="Tahoma" w:hint="eastAsia"/>
-          <w:kern w:val="0"/>
-          <w:sz w:val="22"/>
-        </w:rPr>
-        <w:t>(-</w:t>
-      </w:r>
-      <w:r>
-        <w:rPr>
-          <w:rFonts w:ascii="Tahoma" w:eastAsia="微软雅黑" w:hAnsi="Tahoma"/>
-          <w:kern w:val="0"/>
-          <w:sz w:val="22"/>
-        </w:rPr>
-        <w:t>1</w:t>
-      </w:r>
-      <w:r>
-        <w:rPr>
-          <w:rFonts w:ascii="Tahoma" w:eastAsia="微软雅黑" w:hAnsi="Tahoma" w:hint="eastAsia"/>
-          <w:kern w:val="0"/>
-          <w:sz w:val="22"/>
-        </w:rPr>
-        <w:t>生命</w:t>
-      </w:r>
-      <w:r>
-        <w:rPr>
-          <w:rFonts w:ascii="Tahoma" w:eastAsia="微软雅黑" w:hAnsi="Tahoma" w:hint="eastAsia"/>
-          <w:kern w:val="0"/>
-          <w:sz w:val="22"/>
-        </w:rPr>
-        <w:t>)</w:t>
-      </w:r>
-      <w:r>
-        <w:rPr>
-          <w:rFonts w:ascii="Tahoma" w:eastAsia="微软雅黑" w:hAnsi="Tahoma" w:hint="eastAsia"/>
-          <w:kern w:val="0"/>
-          <w:sz w:val="22"/>
-        </w:rPr>
-        <w:t>可以换</w:t>
-      </w:r>
-      <w:r>
-        <w:rPr>
-          <w:rFonts w:ascii="Tahoma" w:eastAsia="微软雅黑" w:hAnsi="Tahoma" w:hint="eastAsia"/>
-          <w:kern w:val="0"/>
-          <w:sz w:val="22"/>
-        </w:rPr>
-        <w:t xml:space="preserve"> </w:t>
-      </w:r>
-      <w:r>
-        <w:rPr>
-          <w:rFonts w:ascii="Tahoma" w:eastAsia="微软雅黑" w:hAnsi="Tahoma"/>
-          <w:kern w:val="0"/>
-          <w:sz w:val="22"/>
-        </w:rPr>
-        <w:t>1</w:t>
-      </w:r>
-      <w:r>
-        <w:rPr>
-          <w:rFonts w:ascii="Tahoma" w:eastAsia="微软雅黑" w:hAnsi="Tahoma" w:hint="eastAsia"/>
-          <w:kern w:val="0"/>
-          <w:sz w:val="22"/>
-        </w:rPr>
-        <w:t>生命</w:t>
-      </w:r>
-      <w:r>
-        <w:rPr>
-          <w:rFonts w:ascii="Tahoma" w:eastAsia="微软雅黑" w:hAnsi="Tahoma" w:hint="eastAsia"/>
-          <w:kern w:val="0"/>
-          <w:sz w:val="22"/>
-        </w:rPr>
-        <w:t>+</w:t>
-      </w:r>
-      <w:r>
-        <w:rPr>
-          <w:rFonts w:ascii="Tahoma" w:eastAsia="微软雅黑" w:hAnsi="Tahoma"/>
-          <w:kern w:val="0"/>
-          <w:sz w:val="22"/>
-        </w:rPr>
-        <w:t>2</w:t>
-      </w:r>
-      <w:r>
-        <w:rPr>
-          <w:rFonts w:ascii="Tahoma" w:eastAsia="微软雅黑" w:hAnsi="Tahoma" w:hint="eastAsia"/>
-          <w:kern w:val="0"/>
-          <w:sz w:val="22"/>
-        </w:rPr>
-        <w:t>塔币。</w:t>
-      </w:r>
-    </w:p>
-    <w:p>
-      <w:pPr>
-        <w:snapToGrid w:val="0"/>
-        <w:jc w:val="center"/>
-        <w:rPr>
-          <w:rFonts w:ascii="Tahoma" w:eastAsia="微软雅黑" w:hAnsi="Tahoma"/>
-          <w:kern w:val="0"/>
-          <w:sz w:val="22"/>
-        </w:rPr>
-      </w:pPr>
-      <w:r>
-        <w:rPr>
-          <w:rFonts w:ascii="Tahoma" w:eastAsia="微软雅黑" w:hAnsi="Tahoma"/>
-          <w:noProof/>
-          <w:kern w:val="0"/>
-          <w:sz w:val="22"/>
-        </w:rPr>
-        <w:drawing>
-          <wp:inline distT="0" distB="0" distL="0" distR="0" wp14:anchorId="6A97F80B" wp14:editId="27DA1B64">
-            <wp:extent cx="1143000" cy="1129709"/>
-            <wp:effectExtent l="0" t="0" r="0" b="0"/>
-            <wp:docPr id="26" name="图片 26"/>
-            <wp:cNvGraphicFramePr>
-              <a:graphicFrameLocks xmlns:a="http://schemas.openxmlformats.org/drawingml/2006/main" noChangeAspect="1"/>
-            </wp:cNvGraphicFramePr>
-            <a:graphic xmlns:a="http://schemas.openxmlformats.org/drawingml/2006/main">
-              <a:graphicData uri="http://schemas.openxmlformats.org/drawingml/2006/picture">
-                <pic:pic xmlns:pic="http://schemas.openxmlformats.org/drawingml/2006/picture">
-                  <pic:nvPicPr>
-                    <pic:cNvPr id="0" name="Picture 26"/>
-                    <pic:cNvPicPr>
-                      <a:picLocks noChangeAspect="1" noChangeArrowheads="1"/>
-                    </pic:cNvPicPr>
-                  </pic:nvPicPr>
-                  <pic:blipFill>
-                    <a:blip r:embed="rId59">
-                      <a:extLst>
-                        <a:ext uri="{28A0092B-C50C-407E-A947-70E740481C1C}">
-                          <a14:useLocalDpi xmlns:a14="http://schemas.microsoft.com/office/drawing/2010/main" val="0"/>
-                        </a:ext>
-                      </a:extLst>
-                    </a:blip>
-                    <a:srcRect/>
-                    <a:stretch>
-                      <a:fillRect/>
-                    </a:stretch>
-                  </pic:blipFill>
-                  <pic:spPr bwMode="auto">
-                    <a:xfrm>
-                      <a:off x="0" y="0"/>
-                      <a:ext cx="1146039" cy="1132713"/>
-                    </a:xfrm>
-                    <a:prstGeom prst="rect">
-                      <a:avLst/>
-                    </a:prstGeom>
-                    <a:noFill/>
-                    <a:ln>
-                      <a:noFill/>
-                    </a:ln>
-                  </pic:spPr>
-                </pic:pic>
-              </a:graphicData>
-            </a:graphic>
-          </wp:inline>
-        </w:drawing>
-      </w:r>
-    </w:p>
-    <w:p>
-      <w:pPr>
-        <w:snapToGrid w:val="0"/>
-        <w:rPr>
-          <w:rFonts w:ascii="Tahoma" w:eastAsia="微软雅黑" w:hAnsi="Tahoma"/>
-          <w:kern w:val="0"/>
-          <w:sz w:val="22"/>
-        </w:rPr>
-      </w:pPr>
-      <w:proofErr w:type="gramStart"/>
-      <w:r>
-        <w:rPr>
-          <w:rFonts w:ascii="Tahoma" w:eastAsia="微软雅黑" w:hAnsi="Tahoma" w:hint="eastAsia"/>
-          <w:kern w:val="0"/>
-          <w:sz w:val="22"/>
-        </w:rPr>
-        <w:t>再如下</w:t>
-      </w:r>
-      <w:proofErr w:type="gramEnd"/>
-      <w:r>
-        <w:rPr>
-          <w:rFonts w:ascii="Tahoma" w:eastAsia="微软雅黑" w:hAnsi="Tahoma" w:hint="eastAsia"/>
-          <w:kern w:val="0"/>
-          <w:sz w:val="22"/>
-        </w:rPr>
-        <w:t>图，</w:t>
-      </w:r>
-      <w:r>
-        <w:rPr>
-          <w:rFonts w:ascii="Tahoma" w:eastAsia="微软雅黑" w:hAnsi="Tahoma" w:hint="eastAsia"/>
-          <w:kern w:val="0"/>
-          <w:sz w:val="22"/>
-        </w:rPr>
-        <w:t>1</w:t>
-      </w:r>
-      <w:r>
-        <w:rPr>
-          <w:rFonts w:ascii="Tahoma" w:eastAsia="微软雅黑" w:hAnsi="Tahoma" w:hint="eastAsia"/>
-          <w:kern w:val="0"/>
-          <w:sz w:val="22"/>
-        </w:rPr>
-        <w:t>个敌人</w:t>
-      </w:r>
-      <w:r>
-        <w:rPr>
-          <w:rFonts w:ascii="Tahoma" w:eastAsia="微软雅黑" w:hAnsi="Tahoma" w:hint="eastAsia"/>
-          <w:kern w:val="0"/>
-          <w:sz w:val="22"/>
-        </w:rPr>
-        <w:t>(-</w:t>
-      </w:r>
-      <w:r>
-        <w:rPr>
-          <w:rFonts w:ascii="Tahoma" w:eastAsia="微软雅黑" w:hAnsi="Tahoma"/>
-          <w:kern w:val="0"/>
-          <w:sz w:val="22"/>
-        </w:rPr>
-        <w:t>1</w:t>
-      </w:r>
-      <w:r>
-        <w:rPr>
-          <w:rFonts w:ascii="Tahoma" w:eastAsia="微软雅黑" w:hAnsi="Tahoma" w:hint="eastAsia"/>
-          <w:kern w:val="0"/>
-          <w:sz w:val="22"/>
-        </w:rPr>
-        <w:t>生命</w:t>
-      </w:r>
-      <w:r>
-        <w:rPr>
-          <w:rFonts w:ascii="Tahoma" w:eastAsia="微软雅黑" w:hAnsi="Tahoma" w:hint="eastAsia"/>
-          <w:kern w:val="0"/>
-          <w:sz w:val="22"/>
-        </w:rPr>
-        <w:t>)</w:t>
-      </w:r>
-      <w:r>
-        <w:rPr>
-          <w:rFonts w:ascii="Tahoma" w:eastAsia="微软雅黑" w:hAnsi="Tahoma"/>
-          <w:kern w:val="0"/>
-          <w:sz w:val="22"/>
-        </w:rPr>
-        <w:t xml:space="preserve"> </w:t>
-      </w:r>
-      <w:r>
-        <w:rPr>
-          <w:rFonts w:ascii="Tahoma" w:eastAsia="微软雅黑" w:hAnsi="Tahoma" w:hint="eastAsia"/>
-          <w:kern w:val="0"/>
-          <w:sz w:val="22"/>
-        </w:rPr>
-        <w:t>或</w:t>
-      </w:r>
-      <w:r>
-        <w:rPr>
-          <w:rFonts w:ascii="Tahoma" w:eastAsia="微软雅黑" w:hAnsi="Tahoma" w:hint="eastAsia"/>
-          <w:kern w:val="0"/>
-          <w:sz w:val="22"/>
-        </w:rPr>
-        <w:t xml:space="preserve"> 1</w:t>
-      </w:r>
-      <w:r>
-        <w:rPr>
-          <w:rFonts w:ascii="Tahoma" w:eastAsia="微软雅黑" w:hAnsi="Tahoma" w:hint="eastAsia"/>
-          <w:kern w:val="0"/>
-          <w:sz w:val="22"/>
-        </w:rPr>
-        <w:t>把黄钥匙</w:t>
-      </w:r>
-      <w:r>
-        <w:rPr>
-          <w:rFonts w:ascii="Tahoma" w:eastAsia="微软雅黑" w:hAnsi="Tahoma" w:hint="eastAsia"/>
-          <w:kern w:val="0"/>
-          <w:sz w:val="22"/>
-        </w:rPr>
-        <w:t xml:space="preserve"> </w:t>
-      </w:r>
-      <w:r>
-        <w:rPr>
-          <w:rFonts w:ascii="Tahoma" w:eastAsia="微软雅黑" w:hAnsi="Tahoma" w:hint="eastAsia"/>
-          <w:kern w:val="0"/>
-          <w:sz w:val="22"/>
-        </w:rPr>
-        <w:t>可以换</w:t>
-      </w:r>
-      <w:r>
-        <w:rPr>
-          <w:rFonts w:ascii="Tahoma" w:eastAsia="微软雅黑" w:hAnsi="Tahoma" w:hint="eastAsia"/>
-          <w:kern w:val="0"/>
-          <w:sz w:val="22"/>
-        </w:rPr>
-        <w:t xml:space="preserve"> </w:t>
-      </w:r>
-      <w:r>
-        <w:rPr>
-          <w:rFonts w:ascii="Tahoma" w:eastAsia="微软雅黑" w:hAnsi="Tahoma"/>
-          <w:kern w:val="0"/>
-          <w:sz w:val="22"/>
-        </w:rPr>
-        <w:t>1</w:t>
-      </w:r>
-      <w:r>
-        <w:rPr>
-          <w:rFonts w:ascii="Tahoma" w:eastAsia="微软雅黑" w:hAnsi="Tahoma" w:hint="eastAsia"/>
-          <w:kern w:val="0"/>
-          <w:sz w:val="22"/>
-        </w:rPr>
-        <w:t>把蓝钥匙。</w:t>
-      </w:r>
-    </w:p>
-    <w:p>
-      <w:pPr>
-        <w:widowControl/>
-        <w:jc w:val="center"/>
-        <w:rPr>
-          <w:rFonts w:ascii="宋体" w:eastAsia="宋体" w:hAnsi="宋体" w:cs="宋体" w:hint="eastAsia"/>
-          <w:kern w:val="0"/>
-          <w:sz w:val="24"/>
-          <w:szCs w:val="24"/>
-        </w:rPr>
-      </w:pPr>
-      <w:r>
-        <w:rPr>
-          <w:rFonts w:ascii="宋体" w:eastAsia="宋体" w:hAnsi="宋体" w:cs="宋体"/>
-          <w:noProof/>
-          <w:kern w:val="0"/>
-          <w:sz w:val="24"/>
-          <w:szCs w:val="24"/>
-        </w:rPr>
-        <w:drawing>
-          <wp:inline distT="0" distB="0" distL="0" distR="0" wp14:anchorId="5541C8E9" wp14:editId="488B4A1A">
-            <wp:extent cx="1059180" cy="1562617"/>
-            <wp:effectExtent l="0" t="0" r="7620" b="0"/>
-            <wp:docPr id="28" name="图片 28"/>
-            <wp:cNvGraphicFramePr>
-              <a:graphicFrameLocks xmlns:a="http://schemas.openxmlformats.org/drawingml/2006/main" noChangeAspect="1"/>
-            </wp:cNvGraphicFramePr>
-            <a:graphic xmlns:a="http://schemas.openxmlformats.org/drawingml/2006/main">
-              <a:graphicData uri="http://schemas.openxmlformats.org/drawingml/2006/picture">
-                <pic:pic xmlns:pic="http://schemas.openxmlformats.org/drawingml/2006/picture">
-                  <pic:nvPicPr>
-                    <pic:cNvPr id="0" name="Picture 30"/>
-                    <pic:cNvPicPr>
-                      <a:picLocks noChangeAspect="1" noChangeArrowheads="1"/>
-                    </pic:cNvPicPr>
-                  </pic:nvPicPr>
-                  <pic:blipFill>
-                    <a:blip r:embed="rId60">
-                      <a:extLst>
-                        <a:ext uri="{28A0092B-C50C-407E-A947-70E740481C1C}">
-                          <a14:useLocalDpi xmlns:a14="http://schemas.microsoft.com/office/drawing/2010/main" val="0"/>
-                        </a:ext>
-                      </a:extLst>
-                    </a:blip>
-                    <a:srcRect/>
-                    <a:stretch>
-                      <a:fillRect/>
-                    </a:stretch>
-                  </pic:blipFill>
-                  <pic:spPr bwMode="auto">
-                    <a:xfrm>
-                      <a:off x="0" y="0"/>
-                      <a:ext cx="1063666" cy="1569235"/>
-                    </a:xfrm>
-                    <a:prstGeom prst="rect">
-                      <a:avLst/>
-                    </a:prstGeom>
-                    <a:noFill/>
-                    <a:ln>
-                      <a:noFill/>
-                    </a:ln>
-                  </pic:spPr>
-                </pic:pic>
-              </a:graphicData>
-            </a:graphic>
-          </wp:inline>
-        </w:drawing>
-      </w:r>
-    </w:p>
-    <w:tbl>
-      <w:tblPr>
-        <w:tblStyle w:val="af"/>
-        <w:tblW w:w="0" w:type="auto"/>
-        <w:shd w:val="clear" w:color="auto" w:fill="DEEAF6" w:themeFill="accent1" w:themeFillTint="33"/>
-        <w:tblLook w:val="04A0" w:firstRow="1" w:lastRow="0" w:firstColumn="1" w:lastColumn="0" w:noHBand="0" w:noVBand="1"/>
-      </w:tblPr>
-      <w:tblGrid>
-        <w:gridCol w:w="8522"/>
-      </w:tblGrid>
-      <w:tr>
-        <w:tc>
-          <w:tcPr>
-            <w:tcW w:w="8522" w:type="dxa"/>
-            <w:shd w:val="clear" w:color="auto" w:fill="DEEAF6" w:themeFill="accent1" w:themeFillTint="33"/>
-          </w:tcPr>
-          <w:p>
-            <w:pPr>
-              <w:snapToGrid w:val="0"/>
-              <w:rPr>
-                <w:rFonts w:ascii="Tahoma" w:eastAsia="微软雅黑" w:hAnsi="Tahoma"/>
-                <w:kern w:val="0"/>
-                <w:sz w:val="22"/>
-              </w:rPr>
-            </w:pPr>
-            <w:r>
-              <w:rPr>
-                <w:rFonts w:ascii="Tahoma" w:eastAsia="微软雅黑" w:hAnsi="Tahoma" w:hint="eastAsia"/>
-                <w:kern w:val="0"/>
-                <w:sz w:val="22"/>
-              </w:rPr>
-              <w:t>1</w:t>
-            </w:r>
-            <w:r>
-              <w:rPr>
-                <w:rFonts w:ascii="Tahoma" w:eastAsia="微软雅黑" w:hAnsi="Tahoma" w:hint="eastAsia"/>
-                <w:kern w:val="0"/>
-                <w:sz w:val="22"/>
-              </w:rPr>
-              <w:t>敌人消耗</w:t>
-            </w:r>
-            <w:r>
-              <w:rPr>
-                <w:rFonts w:ascii="Tahoma" w:eastAsia="微软雅黑" w:hAnsi="Tahoma" w:hint="eastAsia"/>
-                <w:kern w:val="0"/>
-                <w:sz w:val="22"/>
-              </w:rPr>
-              <w:t>1</w:t>
-            </w:r>
-            <w:r>
-              <w:rPr>
-                <w:rFonts w:ascii="Tahoma" w:eastAsia="微软雅黑" w:hAnsi="Tahoma" w:hint="eastAsia"/>
-                <w:kern w:val="0"/>
-                <w:sz w:val="22"/>
-              </w:rPr>
-              <w:t>生命，对应消耗了</w:t>
-            </w:r>
-            <w:r>
-              <w:rPr>
-                <w:rFonts w:ascii="Tahoma" w:eastAsia="微软雅黑" w:hAnsi="Tahoma" w:hint="eastAsia"/>
-                <w:kern w:val="0"/>
-                <w:sz w:val="22"/>
-              </w:rPr>
-              <w:t>2</w:t>
-            </w:r>
-            <w:r>
-              <w:rPr>
-                <w:rFonts w:ascii="Tahoma" w:eastAsia="微软雅黑" w:hAnsi="Tahoma" w:hint="eastAsia"/>
-                <w:kern w:val="0"/>
-                <w:sz w:val="22"/>
-              </w:rPr>
-              <w:t>塔币。</w:t>
-            </w:r>
-          </w:p>
-          <w:p>
-            <w:pPr>
-              <w:snapToGrid w:val="0"/>
-              <w:rPr>
-                <w:rFonts w:ascii="Tahoma" w:eastAsia="微软雅黑" w:hAnsi="Tahoma"/>
-                <w:kern w:val="0"/>
-                <w:sz w:val="22"/>
-              </w:rPr>
-            </w:pPr>
-            <w:r>
-              <w:rPr>
-                <w:rFonts w:ascii="Tahoma" w:eastAsia="微软雅黑" w:hAnsi="Tahoma" w:hint="eastAsia"/>
-                <w:kern w:val="0"/>
-                <w:sz w:val="22"/>
-              </w:rPr>
-              <w:t>1</w:t>
-            </w:r>
-            <w:r>
-              <w:rPr>
-                <w:rFonts w:ascii="Tahoma" w:eastAsia="微软雅黑" w:hAnsi="Tahoma" w:hint="eastAsia"/>
-                <w:kern w:val="0"/>
-                <w:sz w:val="22"/>
-              </w:rPr>
-              <w:t>黄钥匙开门，也对应消耗了</w:t>
-            </w:r>
-            <w:r>
-              <w:rPr>
-                <w:rFonts w:ascii="Tahoma" w:eastAsia="微软雅黑" w:hAnsi="Tahoma" w:hint="eastAsia"/>
-                <w:kern w:val="0"/>
-                <w:sz w:val="22"/>
-              </w:rPr>
-              <w:t>2</w:t>
-            </w:r>
-            <w:r>
-              <w:rPr>
-                <w:rFonts w:ascii="Tahoma" w:eastAsia="微软雅黑" w:hAnsi="Tahoma" w:hint="eastAsia"/>
-                <w:kern w:val="0"/>
-                <w:sz w:val="22"/>
-              </w:rPr>
-              <w:t>塔币。</w:t>
-            </w:r>
-          </w:p>
-          <w:p>
-            <w:pPr>
-              <w:snapToGrid w:val="0"/>
-              <w:rPr>
-                <w:rFonts w:ascii="Tahoma" w:eastAsia="微软雅黑" w:hAnsi="Tahoma"/>
-                <w:kern w:val="0"/>
-                <w:sz w:val="22"/>
-              </w:rPr>
-            </w:pPr>
-            <w:r>
-              <w:rPr>
-                <w:rFonts w:ascii="Tahoma" w:eastAsia="微软雅黑" w:hAnsi="Tahoma" w:hint="eastAsia"/>
-                <w:kern w:val="0"/>
-                <w:sz w:val="22"/>
-              </w:rPr>
-              <w:t>从理论上二者是等价的，但是我们总会不自觉地会认为</w:t>
-            </w:r>
-            <w:r>
-              <w:rPr>
-                <w:rFonts w:ascii="Tahoma" w:eastAsia="微软雅黑" w:hAnsi="Tahoma" w:hint="eastAsia"/>
-                <w:kern w:val="0"/>
-                <w:sz w:val="22"/>
-              </w:rPr>
-              <w:t xml:space="preserve"> </w:t>
-            </w:r>
-            <w:r>
-              <w:rPr>
-                <w:rFonts w:ascii="Tahoma" w:eastAsia="微软雅黑" w:hAnsi="Tahoma" w:hint="eastAsia"/>
-                <w:kern w:val="0"/>
-                <w:sz w:val="22"/>
-              </w:rPr>
-              <w:t>打一个敌人</w:t>
-            </w:r>
-            <w:r>
-              <w:rPr>
-                <w:rFonts w:ascii="Tahoma" w:eastAsia="微软雅黑" w:hAnsi="Tahoma" w:hint="eastAsia"/>
-                <w:kern w:val="0"/>
-                <w:sz w:val="22"/>
-              </w:rPr>
-              <w:t xml:space="preserve"> </w:t>
-            </w:r>
-            <w:r>
-              <w:rPr>
-                <w:rFonts w:ascii="Tahoma" w:eastAsia="微软雅黑" w:hAnsi="Tahoma" w:hint="eastAsia"/>
-                <w:kern w:val="0"/>
-                <w:sz w:val="22"/>
-              </w:rPr>
-              <w:t>更值。</w:t>
-            </w:r>
-          </w:p>
-          <w:p>
-            <w:pPr>
-              <w:snapToGrid w:val="0"/>
-              <w:rPr>
-                <w:rFonts w:ascii="Tahoma" w:eastAsia="微软雅黑" w:hAnsi="Tahoma"/>
-                <w:kern w:val="0"/>
-                <w:sz w:val="22"/>
-              </w:rPr>
-            </w:pPr>
-            <w:r>
-              <w:rPr>
-                <w:rFonts w:ascii="Tahoma" w:eastAsia="微软雅黑" w:hAnsi="Tahoma" w:hint="eastAsia"/>
-                <w:kern w:val="0"/>
-                <w:sz w:val="22"/>
-              </w:rPr>
-              <w:t>因为会想当然地觉得自己的生命值很多，不愁用。</w:t>
-            </w:r>
-          </w:p>
-        </w:tc>
-      </w:tr>
-    </w:tbl>
-    <w:p>
-      <w:pPr>
-        <w:snapToGrid w:val="0"/>
-        <w:rPr>
-          <w:rFonts w:ascii="Tahoma" w:eastAsia="微软雅黑" w:hAnsi="Tahoma"/>
-          <w:kern w:val="0"/>
-          <w:sz w:val="22"/>
-        </w:rPr>
-      </w:pPr>
-      <w:r>
-        <w:rPr>
-          <w:rFonts w:ascii="Tahoma" w:eastAsia="微软雅黑" w:hAnsi="Tahoma" w:hint="eastAsia"/>
-          <w:kern w:val="0"/>
-          <w:sz w:val="22"/>
-        </w:rPr>
-        <w:t>采用这种方法理解</w:t>
-      </w:r>
-      <w:proofErr w:type="gramStart"/>
-      <w:r>
-        <w:rPr>
-          <w:rFonts w:ascii="Tahoma" w:eastAsia="微软雅黑" w:hAnsi="Tahoma" w:hint="eastAsia"/>
-          <w:kern w:val="0"/>
-          <w:sz w:val="22"/>
-        </w:rPr>
-        <w:t>了魔塔之后</w:t>
-      </w:r>
-      <w:proofErr w:type="gramEnd"/>
-      <w:r>
-        <w:rPr>
-          <w:rFonts w:ascii="Tahoma" w:eastAsia="微软雅黑" w:hAnsi="Tahoma" w:hint="eastAsia"/>
-          <w:kern w:val="0"/>
-          <w:sz w:val="22"/>
-        </w:rPr>
-        <w:t>，</w:t>
-      </w:r>
-    </w:p>
-    <w:p>
-      <w:pPr>
-        <w:snapToGrid w:val="0"/>
-        <w:rPr>
-          <w:rFonts w:ascii="Tahoma" w:eastAsia="微软雅黑" w:hAnsi="Tahoma"/>
-          <w:kern w:val="0"/>
-          <w:sz w:val="22"/>
-        </w:rPr>
-      </w:pPr>
-      <w:r>
-        <w:rPr>
-          <w:rFonts w:ascii="Tahoma" w:eastAsia="微软雅黑" w:hAnsi="Tahoma" w:hint="eastAsia"/>
-          <w:kern w:val="0"/>
-          <w:sz w:val="22"/>
-        </w:rPr>
-        <w:t>你会发现，有一些区域的交换为</w:t>
-      </w:r>
-      <w:r>
-        <w:rPr>
-          <w:rFonts w:ascii="Tahoma" w:eastAsia="微软雅黑" w:hAnsi="Tahoma" w:hint="eastAsia"/>
-          <w:kern w:val="0"/>
-          <w:sz w:val="22"/>
-        </w:rPr>
-        <w:t xml:space="preserve"> </w:t>
-      </w:r>
-      <w:r>
-        <w:rPr>
-          <w:rFonts w:ascii="Tahoma" w:eastAsia="微软雅黑" w:hAnsi="Tahoma" w:hint="eastAsia"/>
-          <w:kern w:val="0"/>
-          <w:sz w:val="22"/>
-        </w:rPr>
-        <w:t>亏损交换，因此在进入前要</w:t>
-      </w:r>
-      <w:r>
-        <w:rPr>
-          <w:rFonts w:ascii="Tahoma" w:eastAsia="微软雅黑" w:hAnsi="Tahoma" w:hint="eastAsia"/>
-          <w:kern w:val="0"/>
-          <w:sz w:val="22"/>
-        </w:rPr>
-        <w:t>注意计算一下哦</w:t>
-      </w:r>
-      <w:r>
-        <w:rPr>
-          <w:rFonts w:ascii="Tahoma" w:eastAsia="微软雅黑" w:hAnsi="Tahoma" w:hint="eastAsia"/>
-          <w:kern w:val="0"/>
-          <w:sz w:val="22"/>
-        </w:rPr>
-        <w:t>。</w:t>
-      </w:r>
-    </w:p>
-    <w:p>
-      <w:pPr>
-        <w:snapToGrid w:val="0"/>
-        <w:rPr>
-          <w:rFonts w:ascii="Tahoma" w:eastAsia="微软雅黑" w:hAnsi="Tahoma"/>
-          <w:kern w:val="0"/>
-          <w:sz w:val="22"/>
-        </w:rPr>
-      </w:pPr>
-    </w:p>
-    <w:p>
-      <w:pPr>
-        <w:pStyle w:val="2"/>
-        <w:rPr>
-          <w:rFonts w:hint="eastAsia"/>
-        </w:rPr>
-      </w:pPr>
-      <w:r>
-        <w:rPr>
-          <w:rFonts w:hint="eastAsia"/>
-        </w:rPr>
-        <w:lastRenderedPageBreak/>
+        <w:t xml:space="preserve"> - </w:t>
+      </w:r>
+      <w:r>
+        <w:rPr>
+          <w:rFonts w:hint="eastAsia"/>
+        </w:rPr>
         <w:t>常见问题（FAQ）</w:t>
+      </w:r>
+      <w:r>
+        <w:rPr>
+          <w:rFonts w:hint="eastAsia"/>
+        </w:rPr>
+        <w:t>===</w:t>
       </w:r>
     </w:p>
     <w:p>
@@ -12807,7 +12567,7 @@
                           </pic:cNvPicPr>
                         </pic:nvPicPr>
                         <pic:blipFill>
-                          <a:blip r:embed="rId19">
+                          <a:blip r:embed="rId27">
                             <a:extLst>
                               <a:ext uri="{28A0092B-C50C-407E-A947-70E740481C1C}">
                                 <a14:useLocalDpi xmlns:a14="http://schemas.microsoft.com/office/drawing/2010/main" val="0"/>
